--- a/NUEVO FISERV/DigitizationNotification/Análisis Bajo Nivel - DigitizationNotification.docx
+++ b/NUEVO FISERV/DigitizationNotification/Análisis Bajo Nivel - DigitizationNotification.docx
@@ -8,14 +8,16 @@
         <w:bidi w:val="0"/>
         <w:ind w:hanging="0" w:start="0" w:end="0"/>
         <w:jc w:val="center"/>
-        <w:rPr/>
+        <w:rPr>
+          <w:color w:val="0066CC"/>
+        </w:rPr>
       </w:pPr>
       <w:r>
         <w:rPr>
           <w:rFonts w:ascii="Calibri" w:hAnsi="Calibri"/>
           <w:b/>
           <w:bCs/>
-          <w:color w:val="3465A4"/>
+          <w:color w:val="0066CC"/>
           <w:sz w:val="26"/>
           <w:szCs w:val="26"/>
         </w:rPr>
@@ -692,31 +694,7 @@
           <w:szCs w:val="22"/>
           <w:shd w:fill="FFFFFE" w:val="clear"/>
         </w:rPr>
-        <w:t xml:space="preserve">Información faltante </w:t>
-      </w:r>
-      <w:r>
-        <w:rPr>
-          <w:rFonts w:ascii="Calibri" w:hAnsi="Calibri"/>
-          <w:b/>
-          <w:bCs/>
-          <w:color w:val="0066CC"/>
-          <w:sz w:val="22"/>
-          <w:szCs w:val="22"/>
-          <w:shd w:fill="FFFFFE" w:val="clear"/>
-        </w:rPr>
-        <w:t>del campo encryptData</w:t>
-      </w:r>
-      <w:r>
-        <w:rPr>
-          <w:rFonts w:ascii="Calibri" w:hAnsi="Calibri"/>
-          <w:b/>
-          <w:bCs/>
-          <w:color w:val="0066CC"/>
-          <w:sz w:val="22"/>
-          <w:szCs w:val="22"/>
-          <w:shd w:fill="FFFFFE" w:val="clear"/>
-        </w:rPr>
-        <w:t>:</w:t>
+        <w:t>Información faltante del campo encryptData:</w:t>
       </w:r>
     </w:p>
     <w:p>
@@ -803,6 +781,64 @@
           <w:szCs w:val="20"/>
           <w:shd w:fill="FFFFFE" w:val="clear"/>
         </w:rPr>
+        <w:t>streetName</w:t>
+      </w:r>
+    </w:p>
+    <w:p>
+      <w:pPr>
+        <w:pStyle w:val="Normal"/>
+        <w:numPr>
+          <w:ilvl w:val="6"/>
+          <w:numId w:val="1"/>
+        </w:numPr>
+        <w:tabs>
+          <w:tab w:val="clear" w:pos="709"/>
+          <w:tab w:val="left" w:pos="0" w:leader="none"/>
+        </w:tabs>
+        <w:ind w:hanging="283" w:start="1418"/>
+        <w:jc w:val="both"/>
+        <w:rPr/>
+      </w:pPr>
+      <w:r>
+        <w:rPr>
+          <w:rStyle w:val="Strong"/>
+          <w:rFonts w:ascii="Calibri" w:hAnsi="Calibri"/>
+          <w:b w:val="false"/>
+          <w:bCs w:val="false"/>
+          <w:color w:val="000000"/>
+          <w:sz w:val="20"/>
+          <w:szCs w:val="20"/>
+          <w:shd w:fill="FFFFFE" w:val="clear"/>
+        </w:rPr>
+        <w:t>buildingNumber</w:t>
+      </w:r>
+    </w:p>
+    <w:p>
+      <w:pPr>
+        <w:pStyle w:val="Normal"/>
+        <w:numPr>
+          <w:ilvl w:val="6"/>
+          <w:numId w:val="1"/>
+        </w:numPr>
+        <w:tabs>
+          <w:tab w:val="clear" w:pos="709"/>
+          <w:tab w:val="left" w:pos="0" w:leader="none"/>
+        </w:tabs>
+        <w:ind w:hanging="283" w:start="1418"/>
+        <w:jc w:val="both"/>
+        <w:rPr/>
+      </w:pPr>
+      <w:r>
+        <w:rPr>
+          <w:rStyle w:val="Strong"/>
+          <w:rFonts w:ascii="Calibri" w:hAnsi="Calibri"/>
+          <w:b w:val="false"/>
+          <w:bCs w:val="false"/>
+          <w:color w:val="000000"/>
+          <w:sz w:val="20"/>
+          <w:szCs w:val="20"/>
+          <w:shd w:fill="FFFFFE" w:val="clear"/>
+        </w:rPr>
         <w:t>postCode</w:t>
       </w:r>
     </w:p>
@@ -928,6 +964,274 @@
     <w:p>
       <w:pPr>
         <w:pStyle w:val="Normal"/>
+        <w:numPr>
+          <w:ilvl w:val="0"/>
+          <w:numId w:val="1"/>
+        </w:numPr>
+        <w:tabs>
+          <w:tab w:val="clear" w:pos="709"/>
+          <w:tab w:val="left" w:pos="0" w:leader="none"/>
+        </w:tabs>
+        <w:ind w:hanging="283" w:start="709" w:end="0"/>
+        <w:jc w:val="both"/>
+        <w:rPr>
+          <w:rFonts w:ascii="Calibri" w:hAnsi="Calibri"/>
+          <w:b/>
+          <w:bCs/>
+          <w:color w:val="0066CC"/>
+          <w:sz w:val="22"/>
+          <w:szCs w:val="22"/>
+          <w:shd w:fill="FFFFFE" w:val="clear"/>
+        </w:rPr>
+      </w:pPr>
+      <w:r>
+        <w:rPr>
+          <w:rFonts w:ascii="Calibri" w:hAnsi="Calibri"/>
+          <w:b/>
+          <w:bCs/>
+          <w:color w:val="0066CC"/>
+          <w:sz w:val="22"/>
+          <w:szCs w:val="22"/>
+          <w:shd w:fill="FFFFFE" w:val="clear"/>
+        </w:rPr>
+        <w:t>Información faltante del resto del request:</w:t>
+      </w:r>
+    </w:p>
+    <w:p>
+      <w:pPr>
+        <w:pStyle w:val="Normal"/>
+        <w:numPr>
+          <w:ilvl w:val="6"/>
+          <w:numId w:val="1"/>
+        </w:numPr>
+        <w:tabs>
+          <w:tab w:val="clear" w:pos="709"/>
+          <w:tab w:val="left" w:pos="0" w:leader="none"/>
+        </w:tabs>
+        <w:ind w:hanging="283" w:start="1418"/>
+        <w:jc w:val="both"/>
+        <w:rPr/>
+      </w:pPr>
+      <w:r>
+        <w:rPr>
+          <w:rStyle w:val="Strong"/>
+          <w:rFonts w:ascii="Calibri" w:hAnsi="Calibri"/>
+          <w:b w:val="false"/>
+          <w:bCs w:val="false"/>
+          <w:color w:val="000000"/>
+          <w:sz w:val="20"/>
+          <w:szCs w:val="20"/>
+          <w:shd w:fill="FFFFFE" w:val="clear"/>
+        </w:rPr>
+        <w:t>configurationId</w:t>
+      </w:r>
+    </w:p>
+    <w:p>
+      <w:pPr>
+        <w:pStyle w:val="Normal"/>
+        <w:numPr>
+          <w:ilvl w:val="6"/>
+          <w:numId w:val="1"/>
+        </w:numPr>
+        <w:tabs>
+          <w:tab w:val="clear" w:pos="709"/>
+          <w:tab w:val="left" w:pos="0" w:leader="none"/>
+        </w:tabs>
+        <w:ind w:hanging="283" w:start="1418"/>
+        <w:jc w:val="both"/>
+        <w:rPr/>
+      </w:pPr>
+      <w:r>
+        <w:rPr>
+          <w:rStyle w:val="Strong"/>
+          <w:rFonts w:ascii="Calibri" w:hAnsi="Calibri"/>
+          <w:b w:val="false"/>
+          <w:bCs w:val="false"/>
+          <w:color w:val="000000"/>
+          <w:sz w:val="20"/>
+          <w:szCs w:val="20"/>
+          <w:shd w:fill="FFFFFE" w:val="clear"/>
+        </w:rPr>
+        <w:t>assetId</w:t>
+      </w:r>
+    </w:p>
+    <w:p>
+      <w:pPr>
+        <w:pStyle w:val="Normal"/>
+        <w:numPr>
+          <w:ilvl w:val="6"/>
+          <w:numId w:val="1"/>
+        </w:numPr>
+        <w:tabs>
+          <w:tab w:val="clear" w:pos="709"/>
+          <w:tab w:val="left" w:pos="0" w:leader="none"/>
+        </w:tabs>
+        <w:ind w:hanging="283" w:start="1418"/>
+        <w:jc w:val="both"/>
+        <w:rPr/>
+      </w:pPr>
+      <w:r>
+        <w:rPr>
+          <w:rStyle w:val="Strong"/>
+          <w:rFonts w:ascii="Calibri" w:hAnsi="Calibri"/>
+          <w:b w:val="false"/>
+          <w:bCs w:val="false"/>
+          <w:color w:val="000000"/>
+          <w:sz w:val="20"/>
+          <w:szCs w:val="20"/>
+          <w:shd w:fill="FFFFFE" w:val="clear"/>
+        </w:rPr>
+        <w:t>activeTokenCount</w:t>
+      </w:r>
+    </w:p>
+    <w:p>
+      <w:pPr>
+        <w:pStyle w:val="Normal"/>
+        <w:numPr>
+          <w:ilvl w:val="6"/>
+          <w:numId w:val="1"/>
+        </w:numPr>
+        <w:tabs>
+          <w:tab w:val="clear" w:pos="709"/>
+          <w:tab w:val="left" w:pos="0" w:leader="none"/>
+        </w:tabs>
+        <w:ind w:hanging="283" w:start="1418"/>
+        <w:jc w:val="both"/>
+        <w:rPr/>
+      </w:pPr>
+      <w:r>
+        <w:rPr>
+          <w:rStyle w:val="Strong"/>
+          <w:rFonts w:ascii="Calibri" w:hAnsi="Calibri"/>
+          <w:b w:val="false"/>
+          <w:bCs w:val="false"/>
+          <w:color w:val="000000"/>
+          <w:sz w:val="20"/>
+          <w:szCs w:val="20"/>
+          <w:shd w:fill="FFFFFE" w:val="clear"/>
+        </w:rPr>
+        <w:t>activationAttempts</w:t>
+      </w:r>
+    </w:p>
+    <w:p>
+      <w:pPr>
+        <w:pStyle w:val="Normal"/>
+        <w:numPr>
+          <w:ilvl w:val="6"/>
+          <w:numId w:val="1"/>
+        </w:numPr>
+        <w:tabs>
+          <w:tab w:val="clear" w:pos="709"/>
+          <w:tab w:val="left" w:pos="0" w:leader="none"/>
+        </w:tabs>
+        <w:ind w:hanging="283" w:start="1418"/>
+        <w:jc w:val="both"/>
+        <w:rPr/>
+      </w:pPr>
+      <w:r>
+        <w:rPr>
+          <w:rStyle w:val="Strong"/>
+          <w:rFonts w:ascii="Calibri" w:hAnsi="Calibri"/>
+          <w:b w:val="false"/>
+          <w:bCs w:val="false"/>
+          <w:color w:val="000000"/>
+          <w:sz w:val="20"/>
+          <w:szCs w:val="20"/>
+          <w:shd w:fill="FFFFFE" w:val="clear"/>
+        </w:rPr>
+        <w:t>decision</w:t>
+      </w:r>
+    </w:p>
+    <w:p>
+      <w:pPr>
+        <w:pStyle w:val="Normal"/>
+        <w:numPr>
+          <w:ilvl w:val="6"/>
+          <w:numId w:val="1"/>
+        </w:numPr>
+        <w:tabs>
+          <w:tab w:val="clear" w:pos="709"/>
+          <w:tab w:val="left" w:pos="0" w:leader="none"/>
+        </w:tabs>
+        <w:ind w:hanging="283" w:start="1418"/>
+        <w:jc w:val="both"/>
+        <w:rPr/>
+      </w:pPr>
+      <w:r>
+        <w:rPr>
+          <w:rStyle w:val="Strong"/>
+          <w:rFonts w:ascii="Calibri" w:hAnsi="Calibri"/>
+          <w:b w:val="false"/>
+          <w:bCs w:val="false"/>
+          <w:color w:val="000000"/>
+          <w:sz w:val="20"/>
+          <w:szCs w:val="20"/>
+          <w:shd w:fill="FFFFFE" w:val="clear"/>
+        </w:rPr>
+        <w:t>decisionMadeBy</w:t>
+      </w:r>
+    </w:p>
+    <w:p>
+      <w:pPr>
+        <w:pStyle w:val="Normal"/>
+        <w:numPr>
+          <w:ilvl w:val="6"/>
+          <w:numId w:val="1"/>
+        </w:numPr>
+        <w:tabs>
+          <w:tab w:val="clear" w:pos="709"/>
+          <w:tab w:val="left" w:pos="0" w:leader="none"/>
+        </w:tabs>
+        <w:ind w:hanging="283" w:start="1418"/>
+        <w:jc w:val="both"/>
+        <w:rPr/>
+      </w:pPr>
+      <w:r>
+        <w:rPr>
+          <w:rStyle w:val="Strong"/>
+          <w:rFonts w:ascii="Calibri" w:hAnsi="Calibri"/>
+          <w:b w:val="false"/>
+          <w:bCs w:val="false"/>
+          <w:color w:val="000000"/>
+          <w:sz w:val="20"/>
+          <w:szCs w:val="20"/>
+          <w:shd w:fill="FFFFFE" w:val="clear"/>
+        </w:rPr>
+        <w:t>tokenAssuranceLevel</w:t>
+      </w:r>
+    </w:p>
+    <w:p>
+      <w:pPr>
+        <w:pStyle w:val="Normal"/>
+        <w:numPr>
+          <w:ilvl w:val="6"/>
+          <w:numId w:val="1"/>
+        </w:numPr>
+        <w:tabs>
+          <w:tab w:val="clear" w:pos="709"/>
+          <w:tab w:val="left" w:pos="0" w:leader="none"/>
+        </w:tabs>
+        <w:ind w:hanging="283" w:start="1418"/>
+        <w:jc w:val="both"/>
+        <w:rPr/>
+      </w:pPr>
+      <w:r>
+        <w:rPr>
+          <w:rStyle w:val="Strong"/>
+          <w:rFonts w:ascii="Calibri" w:hAnsi="Calibri"/>
+          <w:b w:val="false"/>
+          <w:bCs w:val="false"/>
+          <w:color w:val="000000"/>
+          <w:sz w:val="20"/>
+          <w:szCs w:val="20"/>
+          <w:shd w:fill="FFFFFE" w:val="clear"/>
+        </w:rPr>
+        <w:t>tokenServicesRequested</w:t>
+      </w:r>
+    </w:p>
+    <w:p>
+      <w:pPr>
+        <w:pStyle w:val="Normal"/>
         <w:tabs>
           <w:tab w:val="clear" w:pos="709"/>
           <w:tab w:val="left" w:pos="0" w:leader="none"/>
@@ -1181,7 +1485,7 @@
           <w:u w:val="none"/>
           <w:shd w:fill="FFFFFE" w:val="clear"/>
         </w:rPr>
-        <w:t>url para VISA:</w:t>
+        <w:t>Para el proceso de peticiones para VISA hacia fiserv se seguirá usando tanto el request proveniente de HST como la url actual:</w:t>
       </w:r>
     </w:p>
     <w:p>
@@ -1269,7 +1573,7 @@
           <w:u w:val="none"/>
           <w:shd w:fill="FFFFFE" w:val="clear"/>
         </w:rPr>
-        <w:t>url para MASTERCARD:</w:t>
+        <w:t>En cuanto a las peticiones que se manden a MASTERCARD, el resquet que manda actualmente HST no será funcional en su totalidad, ya que el request requerido para el consumo de la nueva url de fiserv:</w:t>
       </w:r>
     </w:p>
     <w:p>
@@ -1280,8 +1584,10 @@
       </w:pPr>
       <w:r>
         <w:rPr>
-          <w:rStyle w:val="Strong"/>
-          <w:rFonts w:ascii="Calibri" w:hAnsi="Calibri"/>
+          <w:rStyle w:val="Hyperlink"/>
+          <w:rFonts w:ascii="Calibri" w:hAnsi="Calibri"/>
+          <w:b/>
+          <w:bCs/>
           <w:color w:val="000000"/>
           <w:sz w:val="20"/>
           <w:szCs w:val="20"/>
@@ -1290,8 +1596,62 @@
         </w:rPr>
         <w:t>https://connect-cert.fiservapps.com/fv-gfs-apis-tsp-mc-ca/v1/card-tokenization/provisioning/initiate</w:t>
       </w:r>
+    </w:p>
+    <w:p>
+      <w:pPr>
+        <w:pStyle w:val="Normal"/>
+        <w:tabs>
+          <w:tab w:val="clear" w:pos="709"/>
+          <w:tab w:val="left" w:pos="0" w:leader="none"/>
+        </w:tabs>
+        <w:ind w:hanging="0" w:start="709" w:end="0"/>
+        <w:jc w:val="both"/>
+        <w:rPr>
+          <w:i w:val="false"/>
+          <w:i w:val="false"/>
+          <w:iCs w:val="false"/>
+          <w:u w:val="none"/>
+        </w:rPr>
+      </w:pPr>
       <w:r>
-        <w:br w:type="page"/>
+        <w:rPr>
+          <w:rStyle w:val="Strong"/>
+          <w:rFonts w:ascii="Calibri" w:hAnsi="Calibri"/>
+          <w:b/>
+          <w:bCs/>
+          <w:i w:val="false"/>
+          <w:iCs w:val="false"/>
+          <w:color w:val="0066CC"/>
+          <w:sz w:val="22"/>
+          <w:szCs w:val="22"/>
+          <w:u w:val="none"/>
+          <w:shd w:fill="FFFFFE" w:val="clear"/>
+        </w:rPr>
+        <w:t>requiere mayor información y conocer como se realizará el mapeo de los siguientes campos:</w:t>
+      </w:r>
+    </w:p>
+    <w:p>
+      <w:pPr>
+        <w:pStyle w:val="Normal"/>
+        <w:tabs>
+          <w:tab w:val="clear" w:pos="709"/>
+          <w:tab w:val="left" w:pos="0" w:leader="none"/>
+        </w:tabs>
+        <w:ind w:hanging="0" w:start="709" w:end="0"/>
+        <w:jc w:val="both"/>
+        <w:rPr>
+          <w:i w:val="false"/>
+          <w:i w:val="false"/>
+          <w:iCs w:val="false"/>
+          <w:u w:val="none"/>
+        </w:rPr>
+      </w:pPr>
+      <w:r>
+        <w:rPr>
+          <w:i w:val="false"/>
+          <w:iCs w:val="false"/>
+          <w:u w:val="none"/>
+        </w:rPr>
       </w:r>
     </w:p>
     <w:p>
@@ -1304,35 +1664,6 @@
         <w:ind w:hanging="0" w:start="709" w:end="0"/>
         <w:jc w:val="start"/>
         <w:rPr>
-          <w:rFonts w:ascii="Calibri" w:hAnsi="Calibri"/>
-          <w:b/>
-          <w:bCs/>
-          <w:color w:val="3465A4"/>
-          <w:sz w:val="22"/>
-          <w:szCs w:val="22"/>
-        </w:rPr>
-      </w:pPr>
-      <w:r>
-        <w:rPr>
-          <w:rFonts w:ascii="Calibri" w:hAnsi="Calibri"/>
-          <w:b/>
-          <w:bCs/>
-          <w:color w:val="3465A4"/>
-          <w:sz w:val="22"/>
-          <w:szCs w:val="22"/>
-        </w:rPr>
-      </w:r>
-    </w:p>
-    <w:p>
-      <w:pPr>
-        <w:pStyle w:val="BodyText"/>
-        <w:widowControl/>
-        <w:suppressAutoHyphens w:val="true"/>
-        <w:bidi w:val="0"/>
-        <w:spacing w:lineRule="exact" w:line="170" w:before="0" w:after="0"/>
-        <w:ind w:hanging="0" w:start="709" w:end="0"/>
-        <w:jc w:val="start"/>
-        <w:rPr>
           <w:rFonts w:ascii="Courier New" w:hAnsi="Courier New" w:eastAsia="NSimSun" w:cs="Arial"/>
           <w:b/>
           <w:bCs/>
@@ -1359,14 +1690,13 @@
     <w:p>
       <w:pPr>
         <w:pStyle w:val="Normal"/>
-        <w:bidi w:val="0"/>
         <w:ind w:hanging="0" w:start="0" w:end="0"/>
         <w:jc w:val="center"/>
         <w:rPr>
           <w:rFonts w:ascii="Calibri" w:hAnsi="Calibri"/>
           <w:b/>
           <w:bCs/>
-          <w:color w:val="3465A4"/>
+          <w:color w:val="0066CC"/>
           <w:sz w:val="26"/>
           <w:szCs w:val="26"/>
         </w:rPr>
@@ -1376,7 +1706,7 @@
           <w:rFonts w:ascii="Calibri" w:hAnsi="Calibri"/>
           <w:b/>
           <w:bCs/>
-          <w:color w:val="3465A4"/>
+          <w:color w:val="0066CC"/>
           <w:sz w:val="26"/>
           <w:szCs w:val="26"/>
         </w:rPr>
@@ -1423,15 +1753,16 @@
         </w:tblCellMar>
       </w:tblPr>
       <w:tblGrid>
-        <w:gridCol w:w="3324"/>
-        <w:gridCol w:w="3324"/>
-        <w:gridCol w:w="3324"/>
+        <w:gridCol w:w="2492"/>
+        <w:gridCol w:w="3117"/>
+        <w:gridCol w:w="2782"/>
+        <w:gridCol w:w="1580"/>
       </w:tblGrid>
       <w:tr>
         <w:trPr/>
         <w:tc>
           <w:tcPr>
-            <w:tcW w:w="3324" w:type="dxa"/>
+            <w:tcW w:w="2492" w:type="dxa"/>
             <w:tcBorders>
               <w:top w:val="single" w:sz="4" w:space="0" w:color="000000"/>
               <w:start w:val="single" w:sz="4" w:space="0" w:color="000000"/>
@@ -1449,6 +1780,7 @@
                 <w:color w:val="000000"/>
                 <w:sz w:val="20"/>
                 <w:szCs w:val="20"/>
+                <w:highlight w:val="none"/>
                 <w:shd w:fill="FFFFFF" w:val="clear"/>
               </w:rPr>
             </w:pPr>
@@ -1467,7 +1799,7 @@
         </w:tc>
         <w:tc>
           <w:tcPr>
-            <w:tcW w:w="3324" w:type="dxa"/>
+            <w:tcW w:w="3117" w:type="dxa"/>
             <w:tcBorders>
               <w:top w:val="single" w:sz="4" w:space="0" w:color="000000"/>
               <w:start w:val="single" w:sz="4" w:space="0" w:color="000000"/>
@@ -1485,6 +1817,7 @@
                 <w:color w:val="000000"/>
                 <w:sz w:val="20"/>
                 <w:szCs w:val="20"/>
+                <w:highlight w:val="none"/>
                 <w:shd w:fill="FFFFFF" w:val="clear"/>
               </w:rPr>
             </w:pPr>
@@ -1503,12 +1836,11 @@
         </w:tc>
         <w:tc>
           <w:tcPr>
-            <w:tcW w:w="3324" w:type="dxa"/>
+            <w:tcW w:w="2782" w:type="dxa"/>
             <w:tcBorders>
               <w:top w:val="single" w:sz="4" w:space="0" w:color="000000"/>
               <w:start w:val="single" w:sz="4" w:space="0" w:color="000000"/>
               <w:bottom w:val="single" w:sz="4" w:space="0" w:color="000000"/>
-              <w:end w:val="single" w:sz="4" w:space="0" w:color="000000"/>
             </w:tcBorders>
           </w:tcPr>
           <w:p>
@@ -1522,6 +1854,7 @@
                 <w:color w:val="000000"/>
                 <w:sz w:val="20"/>
                 <w:szCs w:val="20"/>
+                <w:highlight w:val="none"/>
                 <w:shd w:fill="FFFFFF" w:val="clear"/>
               </w:rPr>
             </w:pPr>
@@ -1534,6 +1867,44 @@
                 <w:szCs w:val="20"/>
                 <w:shd w:fill="FFFFFF" w:val="clear"/>
               </w:rPr>
+              <w:t>OBSERVACIONES</w:t>
+            </w:r>
+          </w:p>
+        </w:tc>
+        <w:tc>
+          <w:tcPr>
+            <w:tcW w:w="1580" w:type="dxa"/>
+            <w:tcBorders>
+              <w:top w:val="single" w:sz="4" w:space="0" w:color="000000"/>
+              <w:start w:val="single" w:sz="4" w:space="0" w:color="000000"/>
+              <w:bottom w:val="single" w:sz="4" w:space="0" w:color="000000"/>
+              <w:end w:val="single" w:sz="4" w:space="0" w:color="000000"/>
+            </w:tcBorders>
+          </w:tcPr>
+          <w:p>
+            <w:pPr>
+              <w:pStyle w:val="Contenidodelatabla"/>
+              <w:spacing w:lineRule="exact" w:line="198"/>
+              <w:jc w:val="center"/>
+              <w:rPr>
+                <w:b/>
+                <w:bCs/>
+                <w:color w:val="000000"/>
+                <w:sz w:val="20"/>
+                <w:szCs w:val="20"/>
+                <w:highlight w:val="none"/>
+                <w:shd w:fill="FFFFFF" w:val="clear"/>
+              </w:rPr>
+            </w:pPr>
+            <w:r>
+              <w:rPr>
+                <w:b/>
+                <w:bCs/>
+                <w:color w:val="000000"/>
+                <w:sz w:val="20"/>
+                <w:szCs w:val="20"/>
+                <w:shd w:fill="FFFFFF" w:val="clear"/>
+              </w:rPr>
               <w:t>LONGITUD</w:t>
             </w:r>
           </w:p>
@@ -1543,7 +1914,7 @@
         <w:trPr/>
         <w:tc>
           <w:tcPr>
-            <w:tcW w:w="3324" w:type="dxa"/>
+            <w:tcW w:w="2492" w:type="dxa"/>
             <w:tcBorders>
               <w:start w:val="single" w:sz="4" w:space="0" w:color="000000"/>
               <w:bottom w:val="single" w:sz="4" w:space="0" w:color="000000"/>
@@ -1586,7 +1957,7 @@
         </w:tc>
         <w:tc>
           <w:tcPr>
-            <w:tcW w:w="3324" w:type="dxa"/>
+            <w:tcW w:w="3117" w:type="dxa"/>
             <w:tcBorders>
               <w:start w:val="single" w:sz="4" w:space="0" w:color="000000"/>
               <w:bottom w:val="single" w:sz="4" w:space="0" w:color="000000"/>
@@ -1629,7 +2000,50 @@
         </w:tc>
         <w:tc>
           <w:tcPr>
-            <w:tcW w:w="3324" w:type="dxa"/>
+            <w:tcW w:w="2782" w:type="dxa"/>
+            <w:tcBorders>
+              <w:start w:val="single" w:sz="4" w:space="0" w:color="000000"/>
+              <w:bottom w:val="single" w:sz="4" w:space="0" w:color="000000"/>
+            </w:tcBorders>
+          </w:tcPr>
+          <w:p>
+            <w:pPr>
+              <w:pStyle w:val="BodyText"/>
+              <w:widowControl/>
+              <w:suppressAutoHyphens w:val="true"/>
+              <w:bidi w:val="0"/>
+              <w:spacing w:lineRule="exact" w:line="198" w:before="0" w:after="0"/>
+              <w:ind w:hanging="0" w:start="0" w:end="0"/>
+              <w:jc w:val="start"/>
+              <w:rPr>
+                <w:rFonts w:ascii="Courier New" w:hAnsi="Courier New" w:eastAsia="NSimSun" w:cs="Arial"/>
+                <w:b/>
+                <w:bCs/>
+                <w:color w:val="0066CC"/>
+                <w:kern w:val="2"/>
+                <w:sz w:val="16"/>
+                <w:szCs w:val="16"/>
+                <w:lang w:val="es-MX" w:eastAsia="zh-CN" w:bidi="hi-IN"/>
+              </w:rPr>
+            </w:pPr>
+            <w:r>
+              <w:rPr>
+                <w:rFonts w:eastAsia="NSimSun" w:cs="Arial" w:ascii="Courier New" w:hAnsi="Courier New"/>
+                <w:b/>
+                <w:bCs/>
+                <w:color w:val="0066CC"/>
+                <w:kern w:val="2"/>
+                <w:sz w:val="16"/>
+                <w:szCs w:val="16"/>
+                <w:lang w:val="es-MX" w:eastAsia="zh-CN" w:bidi="hi-IN"/>
+              </w:rPr>
+              <w:t>Valor Mapeable</w:t>
+            </w:r>
+          </w:p>
+        </w:tc>
+        <w:tc>
+          <w:tcPr>
+            <w:tcW w:w="1580" w:type="dxa"/>
             <w:tcBorders>
               <w:start w:val="single" w:sz="4" w:space="0" w:color="000000"/>
               <w:bottom w:val="single" w:sz="4" w:space="0" w:color="000000"/>
@@ -1643,7 +2057,7 @@
               <w:suppressAutoHyphens w:val="true"/>
               <w:bidi w:val="0"/>
               <w:spacing w:lineRule="exact" w:line="198" w:before="0" w:after="0"/>
-              <w:ind w:hanging="0" w:start="709" w:end="0"/>
+              <w:ind w:hanging="0" w:start="0" w:end="0"/>
               <w:jc w:val="start"/>
               <w:rPr>
                 <w:rFonts w:ascii="Courier New" w:hAnsi="Courier New" w:eastAsia="NSimSun" w:cs="Arial"/>
@@ -1675,7 +2089,7 @@
         <w:trPr/>
         <w:tc>
           <w:tcPr>
-            <w:tcW w:w="3324" w:type="dxa"/>
+            <w:tcW w:w="2492" w:type="dxa"/>
             <w:tcBorders>
               <w:start w:val="single" w:sz="4" w:space="0" w:color="000000"/>
               <w:bottom w:val="single" w:sz="4" w:space="0" w:color="000000"/>
@@ -1718,7 +2132,7 @@
         </w:tc>
         <w:tc>
           <w:tcPr>
-            <w:tcW w:w="3324" w:type="dxa"/>
+            <w:tcW w:w="3117" w:type="dxa"/>
             <w:tcBorders>
               <w:start w:val="single" w:sz="4" w:space="0" w:color="000000"/>
               <w:bottom w:val="single" w:sz="4" w:space="0" w:color="000000"/>
@@ -1761,7 +2175,50 @@
         </w:tc>
         <w:tc>
           <w:tcPr>
-            <w:tcW w:w="3324" w:type="dxa"/>
+            <w:tcW w:w="2782" w:type="dxa"/>
+            <w:tcBorders>
+              <w:start w:val="single" w:sz="4" w:space="0" w:color="000000"/>
+              <w:bottom w:val="single" w:sz="4" w:space="0" w:color="000000"/>
+            </w:tcBorders>
+          </w:tcPr>
+          <w:p>
+            <w:pPr>
+              <w:pStyle w:val="BodyText"/>
+              <w:widowControl/>
+              <w:suppressAutoHyphens w:val="true"/>
+              <w:bidi w:val="0"/>
+              <w:spacing w:lineRule="exact" w:line="198" w:before="0" w:after="0"/>
+              <w:ind w:hanging="0" w:start="0" w:end="0"/>
+              <w:jc w:val="start"/>
+              <w:rPr>
+                <w:rFonts w:ascii="Courier New" w:hAnsi="Courier New" w:eastAsia="NSimSun" w:cs="Arial"/>
+                <w:b/>
+                <w:bCs/>
+                <w:color w:val="0066CC"/>
+                <w:kern w:val="2"/>
+                <w:sz w:val="16"/>
+                <w:szCs w:val="16"/>
+                <w:lang w:val="es-MX" w:eastAsia="zh-CN" w:bidi="hi-IN"/>
+              </w:rPr>
+            </w:pPr>
+            <w:r>
+              <w:rPr>
+                <w:rFonts w:eastAsia="NSimSun" w:cs="Arial" w:ascii="Courier New" w:hAnsi="Courier New"/>
+                <w:b/>
+                <w:bCs/>
+                <w:color w:val="0066CC"/>
+                <w:kern w:val="2"/>
+                <w:sz w:val="16"/>
+                <w:szCs w:val="16"/>
+                <w:lang w:val="es-MX" w:eastAsia="zh-CN" w:bidi="hi-IN"/>
+              </w:rPr>
+              <w:t>Valor Mapeable</w:t>
+            </w:r>
+          </w:p>
+        </w:tc>
+        <w:tc>
+          <w:tcPr>
+            <w:tcW w:w="1580" w:type="dxa"/>
             <w:tcBorders>
               <w:start w:val="single" w:sz="4" w:space="0" w:color="000000"/>
               <w:bottom w:val="single" w:sz="4" w:space="0" w:color="000000"/>
@@ -1775,7 +2232,7 @@
               <w:suppressAutoHyphens w:val="true"/>
               <w:bidi w:val="0"/>
               <w:spacing w:lineRule="exact" w:line="198" w:before="0" w:after="0"/>
-              <w:ind w:hanging="0" w:start="709" w:end="0"/>
+              <w:ind w:hanging="0" w:start="0" w:end="0"/>
               <w:jc w:val="start"/>
               <w:rPr>
                 <w:rFonts w:ascii="Courier New" w:hAnsi="Courier New" w:eastAsia="NSimSun" w:cs="Arial"/>
@@ -1807,7 +2264,7 @@
         <w:trPr/>
         <w:tc>
           <w:tcPr>
-            <w:tcW w:w="3324" w:type="dxa"/>
+            <w:tcW w:w="2492" w:type="dxa"/>
             <w:tcBorders>
               <w:start w:val="single" w:sz="4" w:space="0" w:color="000000"/>
               <w:bottom w:val="single" w:sz="4" w:space="0" w:color="000000"/>
@@ -1850,7 +2307,7 @@
         </w:tc>
         <w:tc>
           <w:tcPr>
-            <w:tcW w:w="3324" w:type="dxa"/>
+            <w:tcW w:w="3117" w:type="dxa"/>
             <w:tcBorders>
               <w:start w:val="single" w:sz="4" w:space="0" w:color="000000"/>
               <w:bottom w:val="single" w:sz="4" w:space="0" w:color="000000"/>
@@ -1893,7 +2350,50 @@
         </w:tc>
         <w:tc>
           <w:tcPr>
-            <w:tcW w:w="3324" w:type="dxa"/>
+            <w:tcW w:w="2782" w:type="dxa"/>
+            <w:tcBorders>
+              <w:start w:val="single" w:sz="4" w:space="0" w:color="000000"/>
+              <w:bottom w:val="single" w:sz="4" w:space="0" w:color="000000"/>
+            </w:tcBorders>
+          </w:tcPr>
+          <w:p>
+            <w:pPr>
+              <w:pStyle w:val="BodyText"/>
+              <w:widowControl/>
+              <w:suppressAutoHyphens w:val="true"/>
+              <w:bidi w:val="0"/>
+              <w:spacing w:lineRule="exact" w:line="198" w:before="0" w:after="0"/>
+              <w:ind w:hanging="0" w:start="0" w:end="0"/>
+              <w:jc w:val="start"/>
+              <w:rPr>
+                <w:rFonts w:ascii="Courier New" w:hAnsi="Courier New" w:eastAsia="NSimSun" w:cs="Arial"/>
+                <w:b/>
+                <w:bCs/>
+                <w:color w:val="0066CC"/>
+                <w:kern w:val="2"/>
+                <w:sz w:val="16"/>
+                <w:szCs w:val="16"/>
+                <w:lang w:val="es-MX" w:eastAsia="zh-CN" w:bidi="hi-IN"/>
+              </w:rPr>
+            </w:pPr>
+            <w:r>
+              <w:rPr>
+                <w:rFonts w:eastAsia="NSimSun" w:cs="Arial" w:ascii="Courier New" w:hAnsi="Courier New"/>
+                <w:b/>
+                <w:bCs/>
+                <w:color w:val="0066CC"/>
+                <w:kern w:val="2"/>
+                <w:sz w:val="16"/>
+                <w:szCs w:val="16"/>
+                <w:lang w:val="es-MX" w:eastAsia="zh-CN" w:bidi="hi-IN"/>
+              </w:rPr>
+              <w:t>Valor Mapeable</w:t>
+            </w:r>
+          </w:p>
+        </w:tc>
+        <w:tc>
+          <w:tcPr>
+            <w:tcW w:w="1580" w:type="dxa"/>
             <w:tcBorders>
               <w:start w:val="single" w:sz="4" w:space="0" w:color="000000"/>
               <w:bottom w:val="single" w:sz="4" w:space="0" w:color="000000"/>
@@ -1907,7 +2407,7 @@
               <w:suppressAutoHyphens w:val="true"/>
               <w:bidi w:val="0"/>
               <w:spacing w:lineRule="exact" w:line="198" w:before="0" w:after="0"/>
-              <w:ind w:hanging="0" w:start="709" w:end="0"/>
+              <w:ind w:hanging="0" w:start="0" w:end="0"/>
               <w:jc w:val="start"/>
               <w:rPr>
                 <w:rFonts w:ascii="Courier New" w:hAnsi="Courier New" w:eastAsia="NSimSun" w:cs="Arial"/>
@@ -1939,7 +2439,7 @@
         <w:trPr/>
         <w:tc>
           <w:tcPr>
-            <w:tcW w:w="3324" w:type="dxa"/>
+            <w:tcW w:w="2492" w:type="dxa"/>
             <w:tcBorders>
               <w:start w:val="single" w:sz="4" w:space="0" w:color="000000"/>
               <w:bottom w:val="single" w:sz="4" w:space="0" w:color="000000"/>
@@ -1982,7 +2482,7 @@
         </w:tc>
         <w:tc>
           <w:tcPr>
-            <w:tcW w:w="3324" w:type="dxa"/>
+            <w:tcW w:w="3117" w:type="dxa"/>
             <w:tcBorders>
               <w:start w:val="single" w:sz="4" w:space="0" w:color="000000"/>
               <w:bottom w:val="single" w:sz="4" w:space="0" w:color="000000"/>
@@ -2025,7 +2525,50 @@
         </w:tc>
         <w:tc>
           <w:tcPr>
-            <w:tcW w:w="3324" w:type="dxa"/>
+            <w:tcW w:w="2782" w:type="dxa"/>
+            <w:tcBorders>
+              <w:start w:val="single" w:sz="4" w:space="0" w:color="000000"/>
+              <w:bottom w:val="single" w:sz="4" w:space="0" w:color="000000"/>
+            </w:tcBorders>
+          </w:tcPr>
+          <w:p>
+            <w:pPr>
+              <w:pStyle w:val="BodyText"/>
+              <w:widowControl/>
+              <w:suppressAutoHyphens w:val="true"/>
+              <w:bidi w:val="0"/>
+              <w:spacing w:lineRule="exact" w:line="198" w:before="0" w:after="0"/>
+              <w:ind w:hanging="0" w:start="0" w:end="0"/>
+              <w:jc w:val="start"/>
+              <w:rPr>
+                <w:rFonts w:ascii="Courier New" w:hAnsi="Courier New" w:eastAsia="NSimSun" w:cs="Arial"/>
+                <w:b/>
+                <w:bCs/>
+                <w:color w:val="0066CC"/>
+                <w:kern w:val="2"/>
+                <w:sz w:val="16"/>
+                <w:szCs w:val="16"/>
+                <w:lang w:val="es-MX" w:eastAsia="zh-CN" w:bidi="hi-IN"/>
+              </w:rPr>
+            </w:pPr>
+            <w:r>
+              <w:rPr>
+                <w:rFonts w:eastAsia="NSimSun" w:cs="Arial" w:ascii="Courier New" w:hAnsi="Courier New"/>
+                <w:b/>
+                <w:bCs/>
+                <w:color w:val="0066CC"/>
+                <w:kern w:val="2"/>
+                <w:sz w:val="16"/>
+                <w:szCs w:val="16"/>
+                <w:lang w:val="es-MX" w:eastAsia="zh-CN" w:bidi="hi-IN"/>
+              </w:rPr>
+              <w:t>Valor Mapeable</w:t>
+            </w:r>
+          </w:p>
+        </w:tc>
+        <w:tc>
+          <w:tcPr>
+            <w:tcW w:w="1580" w:type="dxa"/>
             <w:tcBorders>
               <w:start w:val="single" w:sz="4" w:space="0" w:color="000000"/>
               <w:bottom w:val="single" w:sz="4" w:space="0" w:color="000000"/>
@@ -2039,18 +2582,9 @@
               <w:suppressAutoHyphens w:val="true"/>
               <w:bidi w:val="0"/>
               <w:spacing w:lineRule="exact" w:line="198" w:before="0" w:after="0"/>
-              <w:ind w:hanging="0" w:start="709" w:end="0"/>
-              <w:jc w:val="start"/>
-              <w:rPr>
-                <w:rFonts w:ascii="Courier New" w:hAnsi="Courier New" w:eastAsia="NSimSun" w:cs="Arial"/>
-                <w:b/>
-                <w:bCs/>
-                <w:color w:val="00AE00"/>
-                <w:kern w:val="2"/>
-                <w:sz w:val="16"/>
-                <w:szCs w:val="16"/>
-                <w:lang w:val="es-MX" w:eastAsia="zh-CN" w:bidi="hi-IN"/>
-              </w:rPr>
+              <w:ind w:hanging="0" w:start="0" w:end="0"/>
+              <w:jc w:val="start"/>
+              <w:rPr/>
             </w:pPr>
             <w:r>
               <w:rPr>
@@ -2072,7 +2606,7 @@
         <w:trPr/>
         <w:tc>
           <w:tcPr>
-            <w:tcW w:w="3324" w:type="dxa"/>
+            <w:tcW w:w="2492" w:type="dxa"/>
             <w:tcBorders>
               <w:start w:val="single" w:sz="4" w:space="0" w:color="000000"/>
               <w:bottom w:val="single" w:sz="4" w:space="0" w:color="000000"/>
@@ -2115,7 +2649,7 @@
         </w:tc>
         <w:tc>
           <w:tcPr>
-            <w:tcW w:w="3324" w:type="dxa"/>
+            <w:tcW w:w="3117" w:type="dxa"/>
             <w:tcBorders>
               <w:start w:val="single" w:sz="4" w:space="0" w:color="000000"/>
               <w:bottom w:val="single" w:sz="4" w:space="0" w:color="000000"/>
@@ -2158,7 +2692,50 @@
         </w:tc>
         <w:tc>
           <w:tcPr>
-            <w:tcW w:w="3324" w:type="dxa"/>
+            <w:tcW w:w="2782" w:type="dxa"/>
+            <w:tcBorders>
+              <w:start w:val="single" w:sz="4" w:space="0" w:color="000000"/>
+              <w:bottom w:val="single" w:sz="4" w:space="0" w:color="000000"/>
+            </w:tcBorders>
+          </w:tcPr>
+          <w:p>
+            <w:pPr>
+              <w:pStyle w:val="BodyText"/>
+              <w:widowControl/>
+              <w:suppressAutoHyphens w:val="true"/>
+              <w:bidi w:val="0"/>
+              <w:spacing w:lineRule="exact" w:line="198" w:before="0" w:after="0"/>
+              <w:ind w:hanging="0" w:start="0" w:end="0"/>
+              <w:jc w:val="start"/>
+              <w:rPr>
+                <w:rFonts w:ascii="Courier New" w:hAnsi="Courier New" w:eastAsia="NSimSun" w:cs="Arial"/>
+                <w:b/>
+                <w:bCs/>
+                <w:color w:val="0066CC"/>
+                <w:kern w:val="2"/>
+                <w:sz w:val="16"/>
+                <w:szCs w:val="16"/>
+                <w:lang w:val="es-MX" w:eastAsia="zh-CN" w:bidi="hi-IN"/>
+              </w:rPr>
+            </w:pPr>
+            <w:r>
+              <w:rPr>
+                <w:rFonts w:eastAsia="NSimSun" w:cs="Arial" w:ascii="Courier New" w:hAnsi="Courier New"/>
+                <w:b/>
+                <w:bCs/>
+                <w:color w:val="0066CC"/>
+                <w:kern w:val="2"/>
+                <w:sz w:val="16"/>
+                <w:szCs w:val="16"/>
+                <w:lang w:val="es-MX" w:eastAsia="zh-CN" w:bidi="hi-IN"/>
+              </w:rPr>
+              <w:t>Valor Mapeable</w:t>
+            </w:r>
+          </w:p>
+        </w:tc>
+        <w:tc>
+          <w:tcPr>
+            <w:tcW w:w="1580" w:type="dxa"/>
             <w:tcBorders>
               <w:start w:val="single" w:sz="4" w:space="0" w:color="000000"/>
               <w:bottom w:val="single" w:sz="4" w:space="0" w:color="000000"/>
@@ -2172,18 +2749,9 @@
               <w:suppressAutoHyphens w:val="true"/>
               <w:bidi w:val="0"/>
               <w:spacing w:lineRule="exact" w:line="198" w:before="0" w:after="0"/>
-              <w:ind w:hanging="0" w:start="709" w:end="0"/>
-              <w:jc w:val="start"/>
-              <w:rPr>
-                <w:rFonts w:ascii="Courier New" w:hAnsi="Courier New" w:eastAsia="NSimSun" w:cs="Arial"/>
-                <w:b/>
-                <w:bCs/>
-                <w:color w:val="00AE00"/>
-                <w:kern w:val="2"/>
-                <w:sz w:val="16"/>
-                <w:szCs w:val="16"/>
-                <w:lang w:val="es-MX" w:eastAsia="zh-CN" w:bidi="hi-IN"/>
-              </w:rPr>
+              <w:ind w:hanging="0" w:start="0" w:end="0"/>
+              <w:jc w:val="start"/>
+              <w:rPr/>
             </w:pPr>
             <w:r>
               <w:rPr>
@@ -2205,7 +2773,7 @@
         <w:trPr/>
         <w:tc>
           <w:tcPr>
-            <w:tcW w:w="3324" w:type="dxa"/>
+            <w:tcW w:w="2492" w:type="dxa"/>
             <w:tcBorders>
               <w:start w:val="single" w:sz="4" w:space="0" w:color="000000"/>
               <w:bottom w:val="single" w:sz="4" w:space="0" w:color="000000"/>
@@ -2248,7 +2816,7 @@
         </w:tc>
         <w:tc>
           <w:tcPr>
-            <w:tcW w:w="3324" w:type="dxa"/>
+            <w:tcW w:w="3117" w:type="dxa"/>
             <w:tcBorders>
               <w:start w:val="single" w:sz="4" w:space="0" w:color="000000"/>
               <w:bottom w:val="single" w:sz="4" w:space="0" w:color="000000"/>
@@ -2291,7 +2859,50 @@
         </w:tc>
         <w:tc>
           <w:tcPr>
-            <w:tcW w:w="3324" w:type="dxa"/>
+            <w:tcW w:w="2782" w:type="dxa"/>
+            <w:tcBorders>
+              <w:start w:val="single" w:sz="4" w:space="0" w:color="000000"/>
+              <w:bottom w:val="single" w:sz="4" w:space="0" w:color="000000"/>
+            </w:tcBorders>
+          </w:tcPr>
+          <w:p>
+            <w:pPr>
+              <w:pStyle w:val="BodyText"/>
+              <w:widowControl/>
+              <w:suppressAutoHyphens w:val="true"/>
+              <w:bidi w:val="0"/>
+              <w:spacing w:lineRule="exact" w:line="198" w:before="0" w:after="0"/>
+              <w:ind w:hanging="0" w:start="0" w:end="0"/>
+              <w:jc w:val="start"/>
+              <w:rPr>
+                <w:rFonts w:ascii="Courier New" w:hAnsi="Courier New" w:eastAsia="NSimSun" w:cs="Arial"/>
+                <w:b/>
+                <w:bCs/>
+                <w:color w:val="0066CC"/>
+                <w:kern w:val="2"/>
+                <w:sz w:val="16"/>
+                <w:szCs w:val="16"/>
+                <w:lang w:val="es-MX" w:eastAsia="zh-CN" w:bidi="hi-IN"/>
+              </w:rPr>
+            </w:pPr>
+            <w:r>
+              <w:rPr>
+                <w:rFonts w:eastAsia="NSimSun" w:cs="Arial" w:ascii="Courier New" w:hAnsi="Courier New"/>
+                <w:b/>
+                <w:bCs/>
+                <w:color w:val="0066CC"/>
+                <w:kern w:val="2"/>
+                <w:sz w:val="16"/>
+                <w:szCs w:val="16"/>
+                <w:lang w:val="es-MX" w:eastAsia="zh-CN" w:bidi="hi-IN"/>
+              </w:rPr>
+              <w:t>Valor Mapeable</w:t>
+            </w:r>
+          </w:p>
+        </w:tc>
+        <w:tc>
+          <w:tcPr>
+            <w:tcW w:w="1580" w:type="dxa"/>
             <w:tcBorders>
               <w:start w:val="single" w:sz="4" w:space="0" w:color="000000"/>
               <w:bottom w:val="single" w:sz="4" w:space="0" w:color="000000"/>
@@ -2305,18 +2916,9 @@
               <w:suppressAutoHyphens w:val="true"/>
               <w:bidi w:val="0"/>
               <w:spacing w:lineRule="exact" w:line="198" w:before="0" w:after="0"/>
-              <w:ind w:hanging="0" w:start="709" w:end="0"/>
-              <w:jc w:val="start"/>
-              <w:rPr>
-                <w:rFonts w:ascii="Courier New" w:hAnsi="Courier New" w:eastAsia="NSimSun" w:cs="Arial"/>
-                <w:b/>
-                <w:bCs/>
-                <w:color w:val="00AE00"/>
-                <w:kern w:val="2"/>
-                <w:sz w:val="16"/>
-                <w:szCs w:val="16"/>
-                <w:lang w:val="es-MX" w:eastAsia="zh-CN" w:bidi="hi-IN"/>
-              </w:rPr>
+              <w:ind w:hanging="0" w:start="0" w:end="0"/>
+              <w:jc w:val="start"/>
+              <w:rPr/>
             </w:pPr>
             <w:r>
               <w:rPr>
@@ -2390,14 +2992,13 @@
     <w:p>
       <w:pPr>
         <w:pStyle w:val="Normal"/>
-        <w:bidi w:val="0"/>
         <w:ind w:hanging="0" w:start="0" w:end="0"/>
         <w:jc w:val="center"/>
         <w:rPr>
           <w:rFonts w:ascii="Calibri" w:hAnsi="Calibri"/>
           <w:b/>
           <w:bCs/>
-          <w:color w:val="3465A4"/>
+          <w:color w:val="0066CC"/>
           <w:sz w:val="26"/>
           <w:szCs w:val="26"/>
         </w:rPr>
@@ -2407,7 +3008,7 @@
           <w:rFonts w:ascii="Calibri" w:hAnsi="Calibri"/>
           <w:b/>
           <w:bCs/>
-          <w:color w:val="3465A4"/>
+          <w:color w:val="0066CC"/>
           <w:sz w:val="26"/>
           <w:szCs w:val="26"/>
         </w:rPr>
@@ -2454,15 +3055,16 @@
         </w:tblCellMar>
       </w:tblPr>
       <w:tblGrid>
-        <w:gridCol w:w="3055"/>
-        <w:gridCol w:w="3854"/>
-        <w:gridCol w:w="3063"/>
+        <w:gridCol w:w="2318"/>
+        <w:gridCol w:w="3518"/>
+        <w:gridCol w:w="2665"/>
+        <w:gridCol w:w="1470"/>
       </w:tblGrid>
       <w:tr>
         <w:trPr/>
         <w:tc>
           <w:tcPr>
-            <w:tcW w:w="3055" w:type="dxa"/>
+            <w:tcW w:w="2318" w:type="dxa"/>
             <w:tcBorders>
               <w:top w:val="single" w:sz="4" w:space="0" w:color="000000"/>
               <w:start w:val="single" w:sz="4" w:space="0" w:color="000000"/>
@@ -2480,6 +3082,7 @@
                 <w:color w:val="000000"/>
                 <w:sz w:val="20"/>
                 <w:szCs w:val="20"/>
+                <w:highlight w:val="none"/>
                 <w:shd w:fill="FFFFFF" w:val="clear"/>
               </w:rPr>
             </w:pPr>
@@ -2498,7 +3101,7 @@
         </w:tc>
         <w:tc>
           <w:tcPr>
-            <w:tcW w:w="3854" w:type="dxa"/>
+            <w:tcW w:w="3518" w:type="dxa"/>
             <w:tcBorders>
               <w:top w:val="single" w:sz="4" w:space="0" w:color="000000"/>
               <w:start w:val="single" w:sz="4" w:space="0" w:color="000000"/>
@@ -2516,6 +3119,7 @@
                 <w:color w:val="000000"/>
                 <w:sz w:val="20"/>
                 <w:szCs w:val="20"/>
+                <w:highlight w:val="none"/>
                 <w:shd w:fill="FFFFFF" w:val="clear"/>
               </w:rPr>
             </w:pPr>
@@ -2534,12 +3138,11 @@
         </w:tc>
         <w:tc>
           <w:tcPr>
-            <w:tcW w:w="3063" w:type="dxa"/>
+            <w:tcW w:w="2665" w:type="dxa"/>
             <w:tcBorders>
               <w:top w:val="single" w:sz="4" w:space="0" w:color="000000"/>
               <w:start w:val="single" w:sz="4" w:space="0" w:color="000000"/>
               <w:bottom w:val="single" w:sz="4" w:space="0" w:color="000000"/>
-              <w:end w:val="single" w:sz="4" w:space="0" w:color="000000"/>
             </w:tcBorders>
           </w:tcPr>
           <w:p>
@@ -2553,6 +3156,7 @@
                 <w:color w:val="000000"/>
                 <w:sz w:val="20"/>
                 <w:szCs w:val="20"/>
+                <w:highlight w:val="none"/>
                 <w:shd w:fill="FFFFFF" w:val="clear"/>
               </w:rPr>
             </w:pPr>
@@ -2565,6 +3169,44 @@
                 <w:szCs w:val="20"/>
                 <w:shd w:fill="FFFFFF" w:val="clear"/>
               </w:rPr>
+              <w:t>OBSERVACIONES</w:t>
+            </w:r>
+          </w:p>
+        </w:tc>
+        <w:tc>
+          <w:tcPr>
+            <w:tcW w:w="1470" w:type="dxa"/>
+            <w:tcBorders>
+              <w:top w:val="single" w:sz="4" w:space="0" w:color="000000"/>
+              <w:start w:val="single" w:sz="4" w:space="0" w:color="000000"/>
+              <w:bottom w:val="single" w:sz="4" w:space="0" w:color="000000"/>
+              <w:end w:val="single" w:sz="4" w:space="0" w:color="000000"/>
+            </w:tcBorders>
+          </w:tcPr>
+          <w:p>
+            <w:pPr>
+              <w:pStyle w:val="Contenidodelatabla"/>
+              <w:spacing w:lineRule="exact" w:line="198"/>
+              <w:jc w:val="center"/>
+              <w:rPr>
+                <w:b/>
+                <w:bCs/>
+                <w:color w:val="000000"/>
+                <w:sz w:val="20"/>
+                <w:szCs w:val="20"/>
+                <w:highlight w:val="none"/>
+                <w:shd w:fill="FFFFFF" w:val="clear"/>
+              </w:rPr>
+            </w:pPr>
+            <w:r>
+              <w:rPr>
+                <w:b/>
+                <w:bCs/>
+                <w:color w:val="000000"/>
+                <w:sz w:val="20"/>
+                <w:szCs w:val="20"/>
+                <w:shd w:fill="FFFFFF" w:val="clear"/>
+              </w:rPr>
               <w:t>LONGITUD</w:t>
             </w:r>
           </w:p>
@@ -2574,7 +3216,7 @@
         <w:trPr/>
         <w:tc>
           <w:tcPr>
-            <w:tcW w:w="3055" w:type="dxa"/>
+            <w:tcW w:w="2318" w:type="dxa"/>
             <w:tcBorders>
               <w:start w:val="single" w:sz="4" w:space="0" w:color="000000"/>
               <w:bottom w:val="single" w:sz="4" w:space="0" w:color="000000"/>
@@ -2617,7 +3259,7 @@
         </w:tc>
         <w:tc>
           <w:tcPr>
-            <w:tcW w:w="3854" w:type="dxa"/>
+            <w:tcW w:w="3518" w:type="dxa"/>
             <w:tcBorders>
               <w:start w:val="single" w:sz="4" w:space="0" w:color="000000"/>
               <w:bottom w:val="single" w:sz="4" w:space="0" w:color="000000"/>
@@ -2660,7 +3302,50 @@
         </w:tc>
         <w:tc>
           <w:tcPr>
-            <w:tcW w:w="3063" w:type="dxa"/>
+            <w:tcW w:w="2665" w:type="dxa"/>
+            <w:tcBorders>
+              <w:start w:val="single" w:sz="4" w:space="0" w:color="000000"/>
+              <w:bottom w:val="single" w:sz="4" w:space="0" w:color="000000"/>
+            </w:tcBorders>
+          </w:tcPr>
+          <w:p>
+            <w:pPr>
+              <w:pStyle w:val="BodyText"/>
+              <w:widowControl/>
+              <w:suppressAutoHyphens w:val="true"/>
+              <w:bidi w:val="0"/>
+              <w:spacing w:lineRule="exact" w:line="198" w:before="0" w:after="0"/>
+              <w:ind w:hanging="0" w:start="0" w:end="0"/>
+              <w:jc w:val="start"/>
+              <w:rPr>
+                <w:rFonts w:ascii="Courier New" w:hAnsi="Courier New" w:eastAsia="NSimSun" w:cs="Arial"/>
+                <w:b/>
+                <w:bCs/>
+                <w:color w:val="FF0000"/>
+                <w:kern w:val="2"/>
+                <w:sz w:val="16"/>
+                <w:szCs w:val="16"/>
+                <w:lang w:val="es-MX" w:eastAsia="zh-CN" w:bidi="hi-IN"/>
+              </w:rPr>
+            </w:pPr>
+            <w:r>
+              <w:rPr>
+                <w:rFonts w:eastAsia="NSimSun" w:cs="Arial" w:ascii="Courier New" w:hAnsi="Courier New"/>
+                <w:b/>
+                <w:bCs/>
+                <w:color w:val="FF0000"/>
+                <w:kern w:val="2"/>
+                <w:sz w:val="16"/>
+                <w:szCs w:val="16"/>
+                <w:lang w:val="es-MX" w:eastAsia="zh-CN" w:bidi="hi-IN"/>
+              </w:rPr>
+              <w:t>¿Este valor es por defaut?</w:t>
+            </w:r>
+          </w:p>
+        </w:tc>
+        <w:tc>
+          <w:tcPr>
+            <w:tcW w:w="1470" w:type="dxa"/>
             <w:tcBorders>
               <w:start w:val="single" w:sz="4" w:space="0" w:color="000000"/>
               <w:bottom w:val="single" w:sz="4" w:space="0" w:color="000000"/>
@@ -2674,7 +3359,7 @@
               <w:suppressAutoHyphens w:val="true"/>
               <w:bidi w:val="0"/>
               <w:spacing w:lineRule="exact" w:line="198" w:before="0" w:after="0"/>
-              <w:ind w:hanging="0" w:start="709" w:end="0"/>
+              <w:ind w:hanging="0" w:start="0" w:end="0"/>
               <w:jc w:val="start"/>
               <w:rPr>
                 <w:rFonts w:ascii="Courier New" w:hAnsi="Courier New" w:eastAsia="NSimSun" w:cs="Arial"/>
@@ -2706,7 +3391,7 @@
         <w:trPr/>
         <w:tc>
           <w:tcPr>
-            <w:tcW w:w="3055" w:type="dxa"/>
+            <w:tcW w:w="2318" w:type="dxa"/>
             <w:tcBorders>
               <w:start w:val="single" w:sz="4" w:space="0" w:color="000000"/>
               <w:bottom w:val="single" w:sz="4" w:space="0" w:color="000000"/>
@@ -2749,7 +3434,7 @@
         </w:tc>
         <w:tc>
           <w:tcPr>
-            <w:tcW w:w="3854" w:type="dxa"/>
+            <w:tcW w:w="3518" w:type="dxa"/>
             <w:tcBorders>
               <w:start w:val="single" w:sz="4" w:space="0" w:color="000000"/>
               <w:bottom w:val="single" w:sz="4" w:space="0" w:color="000000"/>
@@ -2792,7 +3477,50 @@
         </w:tc>
         <w:tc>
           <w:tcPr>
-            <w:tcW w:w="3063" w:type="dxa"/>
+            <w:tcW w:w="2665" w:type="dxa"/>
+            <w:tcBorders>
+              <w:start w:val="single" w:sz="4" w:space="0" w:color="000000"/>
+              <w:bottom w:val="single" w:sz="4" w:space="0" w:color="000000"/>
+            </w:tcBorders>
+          </w:tcPr>
+          <w:p>
+            <w:pPr>
+              <w:pStyle w:val="BodyText"/>
+              <w:widowControl/>
+              <w:suppressAutoHyphens w:val="true"/>
+              <w:bidi w:val="0"/>
+              <w:spacing w:lineRule="exact" w:line="198" w:before="0" w:after="0"/>
+              <w:ind w:hanging="0" w:start="0" w:end="0"/>
+              <w:jc w:val="start"/>
+              <w:rPr>
+                <w:rFonts w:ascii="Courier New" w:hAnsi="Courier New" w:eastAsia="NSimSun" w:cs="Arial"/>
+                <w:b/>
+                <w:bCs/>
+                <w:color w:val="0066CC"/>
+                <w:kern w:val="2"/>
+                <w:sz w:val="16"/>
+                <w:szCs w:val="16"/>
+                <w:lang w:val="es-MX" w:eastAsia="zh-CN" w:bidi="hi-IN"/>
+              </w:rPr>
+            </w:pPr>
+            <w:r>
+              <w:rPr>
+                <w:rFonts w:eastAsia="NSimSun" w:cs="Arial" w:ascii="Courier New" w:hAnsi="Courier New"/>
+                <w:b/>
+                <w:bCs/>
+                <w:color w:val="0066CC"/>
+                <w:kern w:val="2"/>
+                <w:sz w:val="16"/>
+                <w:szCs w:val="16"/>
+                <w:lang w:val="es-MX" w:eastAsia="zh-CN" w:bidi="hi-IN"/>
+              </w:rPr>
+              <w:t>Valor Mapeable</w:t>
+            </w:r>
+          </w:p>
+        </w:tc>
+        <w:tc>
+          <w:tcPr>
+            <w:tcW w:w="1470" w:type="dxa"/>
             <w:tcBorders>
               <w:start w:val="single" w:sz="4" w:space="0" w:color="000000"/>
               <w:bottom w:val="single" w:sz="4" w:space="0" w:color="000000"/>
@@ -2806,7 +3534,7 @@
               <w:suppressAutoHyphens w:val="true"/>
               <w:bidi w:val="0"/>
               <w:spacing w:lineRule="exact" w:line="198" w:before="0" w:after="0"/>
-              <w:ind w:hanging="0" w:start="709" w:end="0"/>
+              <w:ind w:hanging="0" w:start="0" w:end="0"/>
               <w:jc w:val="start"/>
               <w:rPr>
                 <w:rFonts w:ascii="Courier New" w:hAnsi="Courier New" w:eastAsia="NSimSun" w:cs="Arial"/>
@@ -2838,50 +3566,94 @@
         <w:trPr/>
         <w:tc>
           <w:tcPr>
-            <w:tcW w:w="3055" w:type="dxa"/>
-            <w:tcBorders>
-              <w:start w:val="single" w:sz="4" w:space="0" w:color="000000"/>
-              <w:bottom w:val="single" w:sz="4" w:space="0" w:color="000000"/>
-            </w:tcBorders>
-          </w:tcPr>
-          <w:p>
-            <w:pPr>
-              <w:pStyle w:val="BodyText"/>
-              <w:widowControl/>
-              <w:suppressAutoHyphens w:val="true"/>
-              <w:bidi w:val="0"/>
-              <w:spacing w:lineRule="exact" w:line="198" w:before="0" w:after="0"/>
-              <w:ind w:hanging="0" w:start="0" w:end="0"/>
-              <w:jc w:val="start"/>
-              <w:rPr>
-                <w:rFonts w:ascii="Courier New" w:hAnsi="Courier New" w:eastAsia="NSimSun" w:cs="Arial"/>
-                <w:b/>
-                <w:bCs/>
-                <w:color w:val="000000"/>
-                <w:kern w:val="2"/>
-                <w:sz w:val="16"/>
-                <w:szCs w:val="16"/>
-                <w:lang w:val="es-MX" w:eastAsia="zh-CN" w:bidi="hi-IN"/>
-              </w:rPr>
-            </w:pPr>
-            <w:r>
-              <w:rPr>
-                <w:rFonts w:eastAsia="NSimSun" w:cs="Arial" w:ascii="Courier New" w:hAnsi="Courier New"/>
-                <w:b/>
-                <w:bCs/>
-                <w:color w:val="000000"/>
-                <w:kern w:val="2"/>
-                <w:sz w:val="16"/>
-                <w:szCs w:val="16"/>
-                <w:lang w:val="es-MX" w:eastAsia="zh-CN" w:bidi="hi-IN"/>
-              </w:rPr>
-              <w:t>addressType</w:t>
-            </w:r>
-          </w:p>
-        </w:tc>
-        <w:tc>
-          <w:tcPr>
-            <w:tcW w:w="3854" w:type="dxa"/>
+            <w:tcW w:w="2318" w:type="dxa"/>
+            <w:tcBorders>
+              <w:start w:val="single" w:sz="4" w:space="0" w:color="000000"/>
+              <w:bottom w:val="single" w:sz="4" w:space="0" w:color="000000"/>
+            </w:tcBorders>
+          </w:tcPr>
+          <w:p>
+            <w:pPr>
+              <w:pStyle w:val="BodyText"/>
+              <w:widowControl/>
+              <w:suppressAutoHyphens w:val="true"/>
+              <w:bidi w:val="0"/>
+              <w:spacing w:lineRule="exact" w:line="198" w:before="0" w:after="0"/>
+              <w:ind w:hanging="0" w:start="0" w:end="0"/>
+              <w:jc w:val="start"/>
+              <w:rPr>
+                <w:rFonts w:ascii="Courier New" w:hAnsi="Courier New" w:eastAsia="NSimSun" w:cs="Arial"/>
+                <w:b/>
+                <w:bCs/>
+                <w:color w:val="000000"/>
+                <w:kern w:val="2"/>
+                <w:sz w:val="16"/>
+                <w:szCs w:val="16"/>
+                <w:lang w:val="es-MX" w:eastAsia="zh-CN" w:bidi="hi-IN"/>
+              </w:rPr>
+            </w:pPr>
+            <w:r>
+              <w:rPr>
+                <w:rFonts w:eastAsia="NSimSun" w:cs="Arial" w:ascii="Courier New" w:hAnsi="Courier New"/>
+                <w:b/>
+                <w:bCs/>
+                <w:color w:val="000000"/>
+                <w:kern w:val="2"/>
+                <w:sz w:val="16"/>
+                <w:szCs w:val="16"/>
+                <w:lang w:val="es-MX" w:eastAsia="zh-CN" w:bidi="hi-IN"/>
+              </w:rPr>
+              <w:t>preferredLanguage</w:t>
+            </w:r>
+          </w:p>
+        </w:tc>
+        <w:tc>
+          <w:tcPr>
+            <w:tcW w:w="3518" w:type="dxa"/>
+            <w:tcBorders>
+              <w:start w:val="single" w:sz="4" w:space="0" w:color="000000"/>
+              <w:bottom w:val="single" w:sz="4" w:space="0" w:color="000000"/>
+            </w:tcBorders>
+          </w:tcPr>
+          <w:p>
+            <w:pPr>
+              <w:pStyle w:val="BodyText"/>
+              <w:widowControl/>
+              <w:suppressAutoHyphens w:val="true"/>
+              <w:overflowPunct w:val="false"/>
+              <w:bidi w:val="0"/>
+              <w:spacing w:lineRule="exact" w:line="198" w:before="0" w:after="0"/>
+              <w:ind w:hanging="0" w:start="0" w:end="0"/>
+              <w:jc w:val="start"/>
+              <w:rPr>
+                <w:rFonts w:ascii="Courier New" w:hAnsi="Courier New" w:eastAsia="NSimSun" w:cs="Arial"/>
+                <w:b/>
+                <w:bCs/>
+                <w:color w:val="000000"/>
+                <w:kern w:val="2"/>
+                <w:sz w:val="16"/>
+                <w:szCs w:val="16"/>
+                <w:lang w:val="es-MX" w:eastAsia="zh-CN" w:bidi="hi-IN"/>
+              </w:rPr>
+            </w:pPr>
+            <w:r>
+              <w:rPr>
+                <w:rFonts w:eastAsia="NSimSun" w:cs="Arial" w:ascii="Courier New" w:hAnsi="Courier New"/>
+                <w:b/>
+                <w:bCs/>
+                <w:color w:val="000000"/>
+                <w:kern w:val="2"/>
+                <w:sz w:val="16"/>
+                <w:szCs w:val="16"/>
+                <w:lang w:val="es-MX" w:eastAsia="zh-CN" w:bidi="hi-IN"/>
+              </w:rPr>
+              <w:t>"es"</w:t>
+            </w:r>
+          </w:p>
+        </w:tc>
+        <w:tc>
+          <w:tcPr>
+            <w:tcW w:w="2665" w:type="dxa"/>
             <w:tcBorders>
               <w:start w:val="single" w:sz="4" w:space="0" w:color="000000"/>
               <w:bottom w:val="single" w:sz="4" w:space="0" w:color="000000"/>
@@ -2918,13 +3690,13 @@
                 <w:szCs w:val="16"/>
                 <w:lang w:val="es-MX" w:eastAsia="zh-CN" w:bidi="hi-IN"/>
               </w:rPr>
-              <w:t>De donde se obtiene este valor</w:t>
-            </w:r>
-          </w:p>
-        </w:tc>
-        <w:tc>
-          <w:tcPr>
-            <w:tcW w:w="3063" w:type="dxa"/>
+              <w:t>Idioma</w:t>
+            </w:r>
+          </w:p>
+        </w:tc>
+        <w:tc>
+          <w:tcPr>
+            <w:tcW w:w="1470" w:type="dxa"/>
             <w:tcBorders>
               <w:start w:val="single" w:sz="4" w:space="0" w:color="000000"/>
               <w:bottom w:val="single" w:sz="4" w:space="0" w:color="000000"/>
@@ -2938,7 +3710,7 @@
               <w:suppressAutoHyphens w:val="true"/>
               <w:bidi w:val="0"/>
               <w:spacing w:lineRule="exact" w:line="198" w:before="0" w:after="0"/>
-              <w:ind w:hanging="0" w:start="709" w:end="0"/>
+              <w:ind w:hanging="0" w:start="0" w:end="0"/>
               <w:jc w:val="start"/>
               <w:rPr>
                 <w:rFonts w:ascii="Courier New" w:hAnsi="Courier New" w:eastAsia="NSimSun" w:cs="Arial"/>
@@ -2970,50 +3742,50 @@
         <w:trPr/>
         <w:tc>
           <w:tcPr>
-            <w:tcW w:w="3055" w:type="dxa"/>
-            <w:tcBorders>
-              <w:start w:val="single" w:sz="4" w:space="0" w:color="000000"/>
-              <w:bottom w:val="single" w:sz="4" w:space="0" w:color="000000"/>
-            </w:tcBorders>
-          </w:tcPr>
-          <w:p>
-            <w:pPr>
-              <w:pStyle w:val="BodyText"/>
-              <w:widowControl/>
-              <w:suppressAutoHyphens w:val="true"/>
-              <w:bidi w:val="0"/>
-              <w:spacing w:lineRule="exact" w:line="198" w:before="0" w:after="0"/>
-              <w:ind w:hanging="0" w:start="0" w:end="0"/>
-              <w:jc w:val="start"/>
-              <w:rPr>
-                <w:rFonts w:ascii="Courier New" w:hAnsi="Courier New" w:eastAsia="NSimSun" w:cs="Arial"/>
-                <w:b/>
-                <w:bCs/>
-                <w:color w:val="000000"/>
-                <w:kern w:val="2"/>
-                <w:sz w:val="16"/>
-                <w:szCs w:val="16"/>
-                <w:lang w:val="es-MX" w:eastAsia="zh-CN" w:bidi="hi-IN"/>
-              </w:rPr>
-            </w:pPr>
-            <w:r>
-              <w:rPr>
-                <w:rFonts w:eastAsia="NSimSun" w:cs="Arial" w:ascii="Courier New" w:hAnsi="Courier New"/>
-                <w:b/>
-                <w:bCs/>
-                <w:color w:val="000000"/>
-                <w:kern w:val="2"/>
-                <w:sz w:val="16"/>
-                <w:szCs w:val="16"/>
-                <w:lang w:val="es-MX" w:eastAsia="zh-CN" w:bidi="hi-IN"/>
-              </w:rPr>
-              <w:t>addressLine</w:t>
-            </w:r>
-          </w:p>
-        </w:tc>
-        <w:tc>
-          <w:tcPr>
-            <w:tcW w:w="3854" w:type="dxa"/>
+            <w:tcW w:w="2318" w:type="dxa"/>
+            <w:tcBorders>
+              <w:start w:val="single" w:sz="4" w:space="0" w:color="000000"/>
+              <w:bottom w:val="single" w:sz="4" w:space="0" w:color="000000"/>
+            </w:tcBorders>
+          </w:tcPr>
+          <w:p>
+            <w:pPr>
+              <w:pStyle w:val="BodyText"/>
+              <w:widowControl/>
+              <w:suppressAutoHyphens w:val="true"/>
+              <w:bidi w:val="0"/>
+              <w:spacing w:lineRule="exact" w:line="198" w:before="0" w:after="0"/>
+              <w:ind w:hanging="0" w:start="0" w:end="0"/>
+              <w:jc w:val="start"/>
+              <w:rPr>
+                <w:rFonts w:ascii="Courier New" w:hAnsi="Courier New" w:eastAsia="NSimSun" w:cs="Arial"/>
+                <w:b/>
+                <w:bCs/>
+                <w:color w:val="000000"/>
+                <w:kern w:val="2"/>
+                <w:sz w:val="16"/>
+                <w:szCs w:val="16"/>
+                <w:lang w:val="es-MX" w:eastAsia="zh-CN" w:bidi="hi-IN"/>
+              </w:rPr>
+            </w:pPr>
+            <w:r>
+              <w:rPr>
+                <w:rFonts w:eastAsia="NSimSun" w:cs="Arial" w:ascii="Courier New" w:hAnsi="Courier New"/>
+                <w:b/>
+                <w:bCs/>
+                <w:color w:val="000000"/>
+                <w:kern w:val="2"/>
+                <w:sz w:val="16"/>
+                <w:szCs w:val="16"/>
+                <w:lang w:val="es-MX" w:eastAsia="zh-CN" w:bidi="hi-IN"/>
+              </w:rPr>
+              <w:t>addressType</w:t>
+            </w:r>
+          </w:p>
+        </w:tc>
+        <w:tc>
+          <w:tcPr>
+            <w:tcW w:w="3518" w:type="dxa"/>
             <w:tcBorders>
               <w:start w:val="single" w:sz="4" w:space="0" w:color="000000"/>
               <w:bottom w:val="single" w:sz="4" w:space="0" w:color="000000"/>
@@ -3050,13 +3822,56 @@
                 <w:szCs w:val="16"/>
                 <w:lang w:val="es-MX" w:eastAsia="zh-CN" w:bidi="hi-IN"/>
               </w:rPr>
-              <w:t>De donde se obtiene este valor</w:t>
-            </w:r>
-          </w:p>
-        </w:tc>
-        <w:tc>
-          <w:tcPr>
-            <w:tcW w:w="3063" w:type="dxa"/>
+              <w:t>¿?</w:t>
+            </w:r>
+          </w:p>
+        </w:tc>
+        <w:tc>
+          <w:tcPr>
+            <w:tcW w:w="2665" w:type="dxa"/>
+            <w:tcBorders>
+              <w:start w:val="single" w:sz="4" w:space="0" w:color="000000"/>
+              <w:bottom w:val="single" w:sz="4" w:space="0" w:color="000000"/>
+            </w:tcBorders>
+          </w:tcPr>
+          <w:p>
+            <w:pPr>
+              <w:pStyle w:val="BodyText"/>
+              <w:widowControl/>
+              <w:suppressAutoHyphens w:val="true"/>
+              <w:bidi w:val="0"/>
+              <w:spacing w:lineRule="exact" w:line="198" w:before="0" w:after="0"/>
+              <w:ind w:hanging="0" w:start="0" w:end="0"/>
+              <w:jc w:val="start"/>
+              <w:rPr>
+                <w:rFonts w:ascii="Courier New" w:hAnsi="Courier New" w:eastAsia="NSimSun" w:cs="Arial"/>
+                <w:b/>
+                <w:bCs/>
+                <w:color w:val="FF0000"/>
+                <w:kern w:val="2"/>
+                <w:sz w:val="16"/>
+                <w:szCs w:val="16"/>
+                <w:lang w:val="es-MX" w:eastAsia="zh-CN" w:bidi="hi-IN"/>
+              </w:rPr>
+            </w:pPr>
+            <w:r>
+              <w:rPr>
+                <w:rFonts w:eastAsia="NSimSun" w:cs="Arial" w:ascii="Courier New" w:hAnsi="Courier New"/>
+                <w:b/>
+                <w:bCs/>
+                <w:color w:val="FF0000"/>
+                <w:kern w:val="2"/>
+                <w:sz w:val="16"/>
+                <w:szCs w:val="16"/>
+                <w:lang w:val="es-MX" w:eastAsia="zh-CN" w:bidi="hi-IN"/>
+              </w:rPr>
+              <w:t>¿Como se obtiene el valor?</w:t>
+            </w:r>
+          </w:p>
+        </w:tc>
+        <w:tc>
+          <w:tcPr>
+            <w:tcW w:w="1470" w:type="dxa"/>
             <w:tcBorders>
               <w:start w:val="single" w:sz="4" w:space="0" w:color="000000"/>
               <w:bottom w:val="single" w:sz="4" w:space="0" w:color="000000"/>
@@ -3070,7 +3885,7 @@
               <w:suppressAutoHyphens w:val="true"/>
               <w:bidi w:val="0"/>
               <w:spacing w:lineRule="exact" w:line="198" w:before="0" w:after="0"/>
-              <w:ind w:hanging="0" w:start="709" w:end="0"/>
+              <w:ind w:hanging="0" w:start="0" w:end="0"/>
               <w:jc w:val="start"/>
               <w:rPr>
                 <w:rFonts w:ascii="Courier New" w:hAnsi="Courier New" w:eastAsia="NSimSun" w:cs="Arial"/>
@@ -3102,60 +3917,61 @@
         <w:trPr/>
         <w:tc>
           <w:tcPr>
-            <w:tcW w:w="3055" w:type="dxa"/>
-            <w:tcBorders>
-              <w:start w:val="single" w:sz="4" w:space="0" w:color="000000"/>
-              <w:bottom w:val="single" w:sz="4" w:space="0" w:color="000000"/>
-            </w:tcBorders>
-          </w:tcPr>
-          <w:p>
-            <w:pPr>
-              <w:pStyle w:val="BodyText"/>
-              <w:widowControl/>
-              <w:suppressAutoHyphens w:val="true"/>
-              <w:bidi w:val="0"/>
-              <w:spacing w:lineRule="exact" w:line="198" w:before="0" w:after="0"/>
-              <w:ind w:hanging="0" w:start="0" w:end="0"/>
-              <w:jc w:val="start"/>
-              <w:rPr>
-                <w:rFonts w:ascii="Courier New" w:hAnsi="Courier New" w:eastAsia="NSimSun" w:cs="Arial"/>
-                <w:b/>
-                <w:bCs/>
-                <w:color w:val="000000"/>
-                <w:kern w:val="2"/>
-                <w:sz w:val="16"/>
-                <w:szCs w:val="16"/>
-                <w:lang w:val="es-MX" w:eastAsia="zh-CN" w:bidi="hi-IN"/>
-              </w:rPr>
-            </w:pPr>
-            <w:r>
-              <w:rPr>
-                <w:rFonts w:eastAsia="NSimSun" w:cs="Arial" w:ascii="Courier New" w:hAnsi="Courier New"/>
-                <w:b/>
-                <w:bCs/>
-                <w:color w:val="000000"/>
-                <w:kern w:val="2"/>
-                <w:sz w:val="16"/>
-                <w:szCs w:val="16"/>
-                <w:lang w:val="es-MX" w:eastAsia="zh-CN" w:bidi="hi-IN"/>
-              </w:rPr>
-              <w:t>postCode</w:t>
-            </w:r>
-          </w:p>
-        </w:tc>
-        <w:tc>
-          <w:tcPr>
-            <w:tcW w:w="3854" w:type="dxa"/>
-            <w:tcBorders>
-              <w:start w:val="single" w:sz="4" w:space="0" w:color="000000"/>
-              <w:bottom w:val="single" w:sz="4" w:space="0" w:color="000000"/>
-            </w:tcBorders>
-          </w:tcPr>
-          <w:p>
-            <w:pPr>
-              <w:pStyle w:val="BodyText"/>
-              <w:widowControl/>
-              <w:suppressAutoHyphens w:val="true"/>
+            <w:tcW w:w="2318" w:type="dxa"/>
+            <w:tcBorders>
+              <w:start w:val="single" w:sz="4" w:space="0" w:color="000000"/>
+              <w:bottom w:val="single" w:sz="4" w:space="0" w:color="000000"/>
+            </w:tcBorders>
+          </w:tcPr>
+          <w:p>
+            <w:pPr>
+              <w:pStyle w:val="BodyText"/>
+              <w:widowControl/>
+              <w:suppressAutoHyphens w:val="true"/>
+              <w:bidi w:val="0"/>
+              <w:spacing w:lineRule="exact" w:line="198" w:before="0" w:after="0"/>
+              <w:ind w:hanging="0" w:start="0" w:end="0"/>
+              <w:jc w:val="start"/>
+              <w:rPr>
+                <w:rFonts w:ascii="Courier New" w:hAnsi="Courier New" w:eastAsia="NSimSun" w:cs="Arial"/>
+                <w:b/>
+                <w:bCs/>
+                <w:color w:val="000000"/>
+                <w:kern w:val="2"/>
+                <w:sz w:val="16"/>
+                <w:szCs w:val="16"/>
+                <w:lang w:val="es-MX" w:eastAsia="zh-CN" w:bidi="hi-IN"/>
+              </w:rPr>
+            </w:pPr>
+            <w:r>
+              <w:rPr>
+                <w:rFonts w:eastAsia="NSimSun" w:cs="Arial" w:ascii="Courier New" w:hAnsi="Courier New"/>
+                <w:b/>
+                <w:bCs/>
+                <w:color w:val="000000"/>
+                <w:kern w:val="2"/>
+                <w:sz w:val="16"/>
+                <w:szCs w:val="16"/>
+                <w:lang w:val="es-MX" w:eastAsia="zh-CN" w:bidi="hi-IN"/>
+              </w:rPr>
+              <w:t>addressLine</w:t>
+            </w:r>
+          </w:p>
+        </w:tc>
+        <w:tc>
+          <w:tcPr>
+            <w:tcW w:w="3518" w:type="dxa"/>
+            <w:tcBorders>
+              <w:start w:val="single" w:sz="4" w:space="0" w:color="000000"/>
+              <w:bottom w:val="single" w:sz="4" w:space="0" w:color="000000"/>
+            </w:tcBorders>
+          </w:tcPr>
+          <w:p>
+            <w:pPr>
+              <w:pStyle w:val="BodyText"/>
+              <w:widowControl/>
+              <w:suppressAutoHyphens w:val="true"/>
+              <w:overflowPunct w:val="false"/>
               <w:bidi w:val="0"/>
               <w:spacing w:lineRule="exact" w:line="198" w:before="0" w:after="0"/>
               <w:ind w:hanging="0" w:start="0" w:end="0"/>
@@ -3182,13 +3998,56 @@
                 <w:szCs w:val="16"/>
                 <w:lang w:val="es-MX" w:eastAsia="zh-CN" w:bidi="hi-IN"/>
               </w:rPr>
-              <w:t>De donde se obtiene este valor</w:t>
-            </w:r>
-          </w:p>
-        </w:tc>
-        <w:tc>
-          <w:tcPr>
-            <w:tcW w:w="3063" w:type="dxa"/>
+              <w:t>¿?</w:t>
+            </w:r>
+          </w:p>
+        </w:tc>
+        <w:tc>
+          <w:tcPr>
+            <w:tcW w:w="2665" w:type="dxa"/>
+            <w:tcBorders>
+              <w:start w:val="single" w:sz="4" w:space="0" w:color="000000"/>
+              <w:bottom w:val="single" w:sz="4" w:space="0" w:color="000000"/>
+            </w:tcBorders>
+          </w:tcPr>
+          <w:p>
+            <w:pPr>
+              <w:pStyle w:val="BodyText"/>
+              <w:widowControl/>
+              <w:suppressAutoHyphens w:val="true"/>
+              <w:bidi w:val="0"/>
+              <w:spacing w:lineRule="exact" w:line="198" w:before="0" w:after="0"/>
+              <w:ind w:hanging="0" w:start="0" w:end="0"/>
+              <w:jc w:val="start"/>
+              <w:rPr>
+                <w:rFonts w:ascii="Courier New" w:hAnsi="Courier New" w:eastAsia="NSimSun" w:cs="Arial"/>
+                <w:b/>
+                <w:bCs/>
+                <w:color w:val="FF0000"/>
+                <w:kern w:val="2"/>
+                <w:sz w:val="16"/>
+                <w:szCs w:val="16"/>
+                <w:lang w:val="es-MX" w:eastAsia="zh-CN" w:bidi="hi-IN"/>
+              </w:rPr>
+            </w:pPr>
+            <w:r>
+              <w:rPr>
+                <w:rFonts w:eastAsia="NSimSun" w:cs="Arial" w:ascii="Courier New" w:hAnsi="Courier New"/>
+                <w:b/>
+                <w:bCs/>
+                <w:color w:val="FF0000"/>
+                <w:kern w:val="2"/>
+                <w:sz w:val="16"/>
+                <w:szCs w:val="16"/>
+                <w:lang w:val="es-MX" w:eastAsia="zh-CN" w:bidi="hi-IN"/>
+              </w:rPr>
+              <w:t>¿Como se obtiene el valor?</w:t>
+            </w:r>
+          </w:p>
+        </w:tc>
+        <w:tc>
+          <w:tcPr>
+            <w:tcW w:w="1470" w:type="dxa"/>
             <w:tcBorders>
               <w:start w:val="single" w:sz="4" w:space="0" w:color="000000"/>
               <w:bottom w:val="single" w:sz="4" w:space="0" w:color="000000"/>
@@ -3202,7 +4061,7 @@
               <w:suppressAutoHyphens w:val="true"/>
               <w:bidi w:val="0"/>
               <w:spacing w:lineRule="exact" w:line="198" w:before="0" w:after="0"/>
-              <w:ind w:hanging="0" w:start="709" w:end="0"/>
+              <w:ind w:hanging="0" w:start="0" w:end="0"/>
               <w:jc w:val="start"/>
               <w:rPr>
                 <w:rFonts w:ascii="Courier New" w:hAnsi="Courier New" w:eastAsia="NSimSun" w:cs="Arial"/>
@@ -3234,60 +4093,61 @@
         <w:trPr/>
         <w:tc>
           <w:tcPr>
-            <w:tcW w:w="3055" w:type="dxa"/>
-            <w:tcBorders>
-              <w:start w:val="single" w:sz="4" w:space="0" w:color="000000"/>
-              <w:bottom w:val="single" w:sz="4" w:space="0" w:color="000000"/>
-            </w:tcBorders>
-          </w:tcPr>
-          <w:p>
-            <w:pPr>
-              <w:pStyle w:val="BodyText"/>
-              <w:widowControl/>
-              <w:suppressAutoHyphens w:val="true"/>
-              <w:bidi w:val="0"/>
-              <w:spacing w:lineRule="exact" w:line="198" w:before="0" w:after="0"/>
-              <w:ind w:hanging="0" w:start="0" w:end="0"/>
-              <w:jc w:val="start"/>
-              <w:rPr>
-                <w:rFonts w:ascii="Courier New" w:hAnsi="Courier New" w:eastAsia="NSimSun" w:cs="Arial"/>
-                <w:b/>
-                <w:bCs/>
-                <w:color w:val="000000"/>
-                <w:kern w:val="2"/>
-                <w:sz w:val="16"/>
-                <w:szCs w:val="16"/>
-                <w:lang w:val="es-MX" w:eastAsia="zh-CN" w:bidi="hi-IN"/>
-              </w:rPr>
-            </w:pPr>
-            <w:r>
-              <w:rPr>
-                <w:rFonts w:eastAsia="NSimSun" w:cs="Arial" w:ascii="Courier New" w:hAnsi="Courier New"/>
-                <w:b/>
-                <w:bCs/>
-                <w:color w:val="000000"/>
-                <w:kern w:val="2"/>
-                <w:sz w:val="16"/>
-                <w:szCs w:val="16"/>
-                <w:lang w:val="es-MX" w:eastAsia="zh-CN" w:bidi="hi-IN"/>
-              </w:rPr>
-              <w:t>townName</w:t>
-            </w:r>
-          </w:p>
-        </w:tc>
-        <w:tc>
-          <w:tcPr>
-            <w:tcW w:w="3854" w:type="dxa"/>
-            <w:tcBorders>
-              <w:start w:val="single" w:sz="4" w:space="0" w:color="000000"/>
-              <w:bottom w:val="single" w:sz="4" w:space="0" w:color="000000"/>
-            </w:tcBorders>
-          </w:tcPr>
-          <w:p>
-            <w:pPr>
-              <w:pStyle w:val="BodyText"/>
-              <w:widowControl/>
-              <w:suppressAutoHyphens w:val="true"/>
+            <w:tcW w:w="2318" w:type="dxa"/>
+            <w:tcBorders>
+              <w:start w:val="single" w:sz="4" w:space="0" w:color="000000"/>
+              <w:bottom w:val="single" w:sz="4" w:space="0" w:color="000000"/>
+            </w:tcBorders>
+          </w:tcPr>
+          <w:p>
+            <w:pPr>
+              <w:pStyle w:val="BodyText"/>
+              <w:widowControl/>
+              <w:suppressAutoHyphens w:val="true"/>
+              <w:bidi w:val="0"/>
+              <w:spacing w:lineRule="exact" w:line="198" w:before="0" w:after="0"/>
+              <w:ind w:hanging="0" w:start="0" w:end="0"/>
+              <w:jc w:val="start"/>
+              <w:rPr>
+                <w:rFonts w:ascii="Courier New" w:hAnsi="Courier New" w:eastAsia="NSimSun" w:cs="Arial"/>
+                <w:b/>
+                <w:bCs/>
+                <w:color w:val="000000"/>
+                <w:kern w:val="2"/>
+                <w:sz w:val="16"/>
+                <w:szCs w:val="16"/>
+                <w:lang w:val="es-MX" w:eastAsia="zh-CN" w:bidi="hi-IN"/>
+              </w:rPr>
+            </w:pPr>
+            <w:r>
+              <w:rPr>
+                <w:rFonts w:eastAsia="NSimSun" w:cs="Arial" w:ascii="Courier New" w:hAnsi="Courier New"/>
+                <w:b/>
+                <w:bCs/>
+                <w:color w:val="000000"/>
+                <w:kern w:val="2"/>
+                <w:sz w:val="16"/>
+                <w:szCs w:val="16"/>
+                <w:lang w:val="es-MX" w:eastAsia="zh-CN" w:bidi="hi-IN"/>
+              </w:rPr>
+              <w:t>streetName</w:t>
+            </w:r>
+          </w:p>
+        </w:tc>
+        <w:tc>
+          <w:tcPr>
+            <w:tcW w:w="3518" w:type="dxa"/>
+            <w:tcBorders>
+              <w:start w:val="single" w:sz="4" w:space="0" w:color="000000"/>
+              <w:bottom w:val="single" w:sz="4" w:space="0" w:color="000000"/>
+            </w:tcBorders>
+          </w:tcPr>
+          <w:p>
+            <w:pPr>
+              <w:pStyle w:val="BodyText"/>
+              <w:widowControl/>
+              <w:suppressAutoHyphens w:val="true"/>
+              <w:overflowPunct w:val="false"/>
               <w:bidi w:val="0"/>
               <w:spacing w:lineRule="exact" w:line="198" w:before="0" w:after="0"/>
               <w:ind w:hanging="0" w:start="0" w:end="0"/>
@@ -3314,13 +4174,57 @@
                 <w:szCs w:val="16"/>
                 <w:lang w:val="es-MX" w:eastAsia="zh-CN" w:bidi="hi-IN"/>
               </w:rPr>
-              <w:t>De donde se obtiene este valor</w:t>
-            </w:r>
-          </w:p>
-        </w:tc>
-        <w:tc>
-          <w:tcPr>
-            <w:tcW w:w="3063" w:type="dxa"/>
+              <w:t>¿?</w:t>
+            </w:r>
+          </w:p>
+        </w:tc>
+        <w:tc>
+          <w:tcPr>
+            <w:tcW w:w="2665" w:type="dxa"/>
+            <w:tcBorders>
+              <w:start w:val="single" w:sz="4" w:space="0" w:color="000000"/>
+              <w:bottom w:val="single" w:sz="4" w:space="0" w:color="000000"/>
+            </w:tcBorders>
+          </w:tcPr>
+          <w:p>
+            <w:pPr>
+              <w:pStyle w:val="BodyText"/>
+              <w:widowControl/>
+              <w:suppressAutoHyphens w:val="true"/>
+              <w:overflowPunct w:val="false"/>
+              <w:bidi w:val="0"/>
+              <w:spacing w:lineRule="exact" w:line="198" w:before="0" w:after="0"/>
+              <w:ind w:hanging="0" w:start="0" w:end="0"/>
+              <w:jc w:val="start"/>
+              <w:rPr>
+                <w:rFonts w:ascii="Courier New" w:hAnsi="Courier New" w:eastAsia="NSimSun" w:cs="Arial"/>
+                <w:b/>
+                <w:bCs/>
+                <w:color w:val="FF0000"/>
+                <w:kern w:val="2"/>
+                <w:sz w:val="16"/>
+                <w:szCs w:val="16"/>
+                <w:lang w:val="es-MX" w:eastAsia="zh-CN" w:bidi="hi-IN"/>
+              </w:rPr>
+            </w:pPr>
+            <w:r>
+              <w:rPr>
+                <w:rFonts w:eastAsia="NSimSun" w:cs="Arial" w:ascii="Courier New" w:hAnsi="Courier New"/>
+                <w:b/>
+                <w:bCs/>
+                <w:color w:val="FF0000"/>
+                <w:kern w:val="2"/>
+                <w:sz w:val="16"/>
+                <w:szCs w:val="16"/>
+                <w:lang w:val="es-MX" w:eastAsia="zh-CN" w:bidi="hi-IN"/>
+              </w:rPr>
+              <w:t>¿Como se obtiene el valor?</w:t>
+            </w:r>
+          </w:p>
+        </w:tc>
+        <w:tc>
+          <w:tcPr>
+            <w:tcW w:w="1470" w:type="dxa"/>
             <w:tcBorders>
               <w:start w:val="single" w:sz="4" w:space="0" w:color="000000"/>
               <w:bottom w:val="single" w:sz="4" w:space="0" w:color="000000"/>
@@ -3334,7 +4238,7 @@
               <w:suppressAutoHyphens w:val="true"/>
               <w:bidi w:val="0"/>
               <w:spacing w:lineRule="exact" w:line="198" w:before="0" w:after="0"/>
-              <w:ind w:hanging="0" w:start="709" w:end="0"/>
+              <w:ind w:hanging="0" w:start="0" w:end="0"/>
               <w:jc w:val="start"/>
               <w:rPr>
                 <w:rFonts w:ascii="Courier New" w:hAnsi="Courier New" w:eastAsia="NSimSun" w:cs="Arial"/>
@@ -3366,60 +4270,61 @@
         <w:trPr/>
         <w:tc>
           <w:tcPr>
-            <w:tcW w:w="3055" w:type="dxa"/>
-            <w:tcBorders>
-              <w:start w:val="single" w:sz="4" w:space="0" w:color="000000"/>
-              <w:bottom w:val="single" w:sz="4" w:space="0" w:color="000000"/>
-            </w:tcBorders>
-          </w:tcPr>
-          <w:p>
-            <w:pPr>
-              <w:pStyle w:val="BodyText"/>
-              <w:widowControl/>
-              <w:suppressAutoHyphens w:val="true"/>
-              <w:bidi w:val="0"/>
-              <w:spacing w:lineRule="exact" w:line="198" w:before="0" w:after="0"/>
-              <w:ind w:hanging="0" w:start="0" w:end="0"/>
-              <w:jc w:val="start"/>
-              <w:rPr>
-                <w:rFonts w:ascii="Courier New" w:hAnsi="Courier New" w:eastAsia="NSimSun" w:cs="Arial"/>
-                <w:b/>
-                <w:bCs/>
-                <w:color w:val="000000"/>
-                <w:kern w:val="2"/>
-                <w:sz w:val="16"/>
-                <w:szCs w:val="16"/>
-                <w:lang w:val="es-MX" w:eastAsia="zh-CN" w:bidi="hi-IN"/>
-              </w:rPr>
-            </w:pPr>
-            <w:r>
-              <w:rPr>
-                <w:rFonts w:eastAsia="NSimSun" w:cs="Arial" w:ascii="Courier New" w:hAnsi="Courier New"/>
-                <w:b/>
-                <w:bCs/>
-                <w:color w:val="000000"/>
-                <w:kern w:val="2"/>
-                <w:sz w:val="16"/>
-                <w:szCs w:val="16"/>
-                <w:lang w:val="es-MX" w:eastAsia="zh-CN" w:bidi="hi-IN"/>
-              </w:rPr>
-              <w:t>country</w:t>
-            </w:r>
-          </w:p>
-        </w:tc>
-        <w:tc>
-          <w:tcPr>
-            <w:tcW w:w="3854" w:type="dxa"/>
-            <w:tcBorders>
-              <w:start w:val="single" w:sz="4" w:space="0" w:color="000000"/>
-              <w:bottom w:val="single" w:sz="4" w:space="0" w:color="000000"/>
-            </w:tcBorders>
-          </w:tcPr>
-          <w:p>
-            <w:pPr>
-              <w:pStyle w:val="BodyText"/>
-              <w:widowControl/>
-              <w:suppressAutoHyphens w:val="true"/>
+            <w:tcW w:w="2318" w:type="dxa"/>
+            <w:tcBorders>
+              <w:start w:val="single" w:sz="4" w:space="0" w:color="000000"/>
+              <w:bottom w:val="single" w:sz="4" w:space="0" w:color="000000"/>
+            </w:tcBorders>
+          </w:tcPr>
+          <w:p>
+            <w:pPr>
+              <w:pStyle w:val="BodyText"/>
+              <w:widowControl/>
+              <w:suppressAutoHyphens w:val="true"/>
+              <w:bidi w:val="0"/>
+              <w:spacing w:lineRule="exact" w:line="198" w:before="0" w:after="0"/>
+              <w:ind w:hanging="0" w:start="0" w:end="0"/>
+              <w:jc w:val="start"/>
+              <w:rPr>
+                <w:rFonts w:ascii="Courier New" w:hAnsi="Courier New" w:eastAsia="NSimSun" w:cs="Arial"/>
+                <w:b/>
+                <w:bCs/>
+                <w:color w:val="000000"/>
+                <w:kern w:val="2"/>
+                <w:sz w:val="16"/>
+                <w:szCs w:val="16"/>
+                <w:lang w:val="es-MX" w:eastAsia="zh-CN" w:bidi="hi-IN"/>
+              </w:rPr>
+            </w:pPr>
+            <w:r>
+              <w:rPr>
+                <w:rFonts w:eastAsia="NSimSun" w:cs="Arial" w:ascii="Courier New" w:hAnsi="Courier New"/>
+                <w:b/>
+                <w:bCs/>
+                <w:color w:val="000000"/>
+                <w:kern w:val="2"/>
+                <w:sz w:val="16"/>
+                <w:szCs w:val="16"/>
+                <w:lang w:val="es-MX" w:eastAsia="zh-CN" w:bidi="hi-IN"/>
+              </w:rPr>
+              <w:t>buildingNumber</w:t>
+            </w:r>
+          </w:p>
+        </w:tc>
+        <w:tc>
+          <w:tcPr>
+            <w:tcW w:w="3518" w:type="dxa"/>
+            <w:tcBorders>
+              <w:start w:val="single" w:sz="4" w:space="0" w:color="000000"/>
+              <w:bottom w:val="single" w:sz="4" w:space="0" w:color="000000"/>
+            </w:tcBorders>
+          </w:tcPr>
+          <w:p>
+            <w:pPr>
+              <w:pStyle w:val="BodyText"/>
+              <w:widowControl/>
+              <w:suppressAutoHyphens w:val="true"/>
+              <w:overflowPunct w:val="false"/>
               <w:bidi w:val="0"/>
               <w:spacing w:lineRule="exact" w:line="198" w:before="0" w:after="0"/>
               <w:ind w:hanging="0" w:start="0" w:end="0"/>
@@ -3446,13 +4351,57 @@
                 <w:szCs w:val="16"/>
                 <w:lang w:val="es-MX" w:eastAsia="zh-CN" w:bidi="hi-IN"/>
               </w:rPr>
-              <w:t>De donde se obtiene este valor</w:t>
-            </w:r>
-          </w:p>
-        </w:tc>
-        <w:tc>
-          <w:tcPr>
-            <w:tcW w:w="3063" w:type="dxa"/>
+              <w:t>¿?</w:t>
+            </w:r>
+          </w:p>
+        </w:tc>
+        <w:tc>
+          <w:tcPr>
+            <w:tcW w:w="2665" w:type="dxa"/>
+            <w:tcBorders>
+              <w:start w:val="single" w:sz="4" w:space="0" w:color="000000"/>
+              <w:bottom w:val="single" w:sz="4" w:space="0" w:color="000000"/>
+            </w:tcBorders>
+          </w:tcPr>
+          <w:p>
+            <w:pPr>
+              <w:pStyle w:val="BodyText"/>
+              <w:widowControl/>
+              <w:suppressAutoHyphens w:val="true"/>
+              <w:overflowPunct w:val="false"/>
+              <w:bidi w:val="0"/>
+              <w:spacing w:lineRule="exact" w:line="198" w:before="0" w:after="0"/>
+              <w:ind w:hanging="0" w:start="0" w:end="0"/>
+              <w:jc w:val="start"/>
+              <w:rPr>
+                <w:rFonts w:ascii="Courier New" w:hAnsi="Courier New" w:eastAsia="NSimSun" w:cs="Arial"/>
+                <w:b/>
+                <w:bCs/>
+                <w:color w:val="FF0000"/>
+                <w:kern w:val="2"/>
+                <w:sz w:val="16"/>
+                <w:szCs w:val="16"/>
+                <w:lang w:val="es-MX" w:eastAsia="zh-CN" w:bidi="hi-IN"/>
+              </w:rPr>
+            </w:pPr>
+            <w:r>
+              <w:rPr>
+                <w:rFonts w:eastAsia="NSimSun" w:cs="Arial" w:ascii="Courier New" w:hAnsi="Courier New"/>
+                <w:b/>
+                <w:bCs/>
+                <w:color w:val="FF0000"/>
+                <w:kern w:val="2"/>
+                <w:sz w:val="16"/>
+                <w:szCs w:val="16"/>
+                <w:lang w:val="es-MX" w:eastAsia="zh-CN" w:bidi="hi-IN"/>
+              </w:rPr>
+              <w:t>¿Como se obtiene el valor?</w:t>
+            </w:r>
+          </w:p>
+        </w:tc>
+        <w:tc>
+          <w:tcPr>
+            <w:tcW w:w="1470" w:type="dxa"/>
             <w:tcBorders>
               <w:start w:val="single" w:sz="4" w:space="0" w:color="000000"/>
               <w:bottom w:val="single" w:sz="4" w:space="0" w:color="000000"/>
@@ -3466,7 +4415,7 @@
               <w:suppressAutoHyphens w:val="true"/>
               <w:bidi w:val="0"/>
               <w:spacing w:lineRule="exact" w:line="198" w:before="0" w:after="0"/>
-              <w:ind w:hanging="0" w:start="709" w:end="0"/>
+              <w:ind w:hanging="0" w:start="0" w:end="0"/>
               <w:jc w:val="start"/>
               <w:rPr>
                 <w:rFonts w:ascii="Courier New" w:hAnsi="Courier New" w:eastAsia="NSimSun" w:cs="Arial"/>
@@ -3498,50 +4447,50 @@
         <w:trPr/>
         <w:tc>
           <w:tcPr>
-            <w:tcW w:w="3055" w:type="dxa"/>
-            <w:tcBorders>
-              <w:start w:val="single" w:sz="4" w:space="0" w:color="000000"/>
-              <w:bottom w:val="single" w:sz="4" w:space="0" w:color="000000"/>
-            </w:tcBorders>
-          </w:tcPr>
-          <w:p>
-            <w:pPr>
-              <w:pStyle w:val="BodyText"/>
-              <w:widowControl/>
-              <w:suppressAutoHyphens w:val="true"/>
-              <w:bidi w:val="0"/>
-              <w:spacing w:lineRule="exact" w:line="198" w:before="0" w:after="0"/>
-              <w:ind w:hanging="0" w:start="0" w:end="0"/>
-              <w:jc w:val="start"/>
-              <w:rPr>
-                <w:rFonts w:ascii="Courier New" w:hAnsi="Courier New" w:eastAsia="NSimSun" w:cs="Arial"/>
-                <w:b/>
-                <w:bCs/>
-                <w:color w:val="000000"/>
-                <w:kern w:val="2"/>
-                <w:sz w:val="16"/>
-                <w:szCs w:val="16"/>
-                <w:lang w:val="es-MX" w:eastAsia="zh-CN" w:bidi="hi-IN"/>
-              </w:rPr>
-            </w:pPr>
-            <w:r>
-              <w:rPr>
-                <w:rFonts w:eastAsia="NSimSun" w:cs="Arial" w:ascii="Courier New" w:hAnsi="Courier New"/>
-                <w:b/>
-                <w:bCs/>
-                <w:color w:val="000000"/>
-                <w:kern w:val="2"/>
-                <w:sz w:val="16"/>
-                <w:szCs w:val="16"/>
-                <w:lang w:val="es-MX" w:eastAsia="zh-CN" w:bidi="hi-IN"/>
-              </w:rPr>
-              <w:t>countrySubDivision</w:t>
-            </w:r>
-          </w:p>
-        </w:tc>
-        <w:tc>
-          <w:tcPr>
-            <w:tcW w:w="3854" w:type="dxa"/>
+            <w:tcW w:w="2318" w:type="dxa"/>
+            <w:tcBorders>
+              <w:start w:val="single" w:sz="4" w:space="0" w:color="000000"/>
+              <w:bottom w:val="single" w:sz="4" w:space="0" w:color="000000"/>
+            </w:tcBorders>
+          </w:tcPr>
+          <w:p>
+            <w:pPr>
+              <w:pStyle w:val="BodyText"/>
+              <w:widowControl/>
+              <w:suppressAutoHyphens w:val="true"/>
+              <w:bidi w:val="0"/>
+              <w:spacing w:lineRule="exact" w:line="198" w:before="0" w:after="0"/>
+              <w:ind w:hanging="0" w:start="0" w:end="0"/>
+              <w:jc w:val="start"/>
+              <w:rPr>
+                <w:rFonts w:ascii="Courier New" w:hAnsi="Courier New" w:eastAsia="NSimSun" w:cs="Arial"/>
+                <w:b/>
+                <w:bCs/>
+                <w:color w:val="000000"/>
+                <w:kern w:val="2"/>
+                <w:sz w:val="16"/>
+                <w:szCs w:val="16"/>
+                <w:lang w:val="es-MX" w:eastAsia="zh-CN" w:bidi="hi-IN"/>
+              </w:rPr>
+            </w:pPr>
+            <w:r>
+              <w:rPr>
+                <w:rFonts w:eastAsia="NSimSun" w:cs="Arial" w:ascii="Courier New" w:hAnsi="Courier New"/>
+                <w:b/>
+                <w:bCs/>
+                <w:color w:val="000000"/>
+                <w:kern w:val="2"/>
+                <w:sz w:val="16"/>
+                <w:szCs w:val="16"/>
+                <w:lang w:val="es-MX" w:eastAsia="zh-CN" w:bidi="hi-IN"/>
+              </w:rPr>
+              <w:t>postCode</w:t>
+            </w:r>
+          </w:p>
+        </w:tc>
+        <w:tc>
+          <w:tcPr>
+            <w:tcW w:w="3518" w:type="dxa"/>
             <w:tcBorders>
               <w:start w:val="single" w:sz="4" w:space="0" w:color="000000"/>
               <w:bottom w:val="single" w:sz="4" w:space="0" w:color="000000"/>
@@ -3578,13 +4527,56 @@
                 <w:szCs w:val="16"/>
                 <w:lang w:val="es-MX" w:eastAsia="zh-CN" w:bidi="hi-IN"/>
               </w:rPr>
-              <w:t>De donde se obtiene este valor</w:t>
-            </w:r>
-          </w:p>
-        </w:tc>
-        <w:tc>
-          <w:tcPr>
-            <w:tcW w:w="3063" w:type="dxa"/>
+              <w:t>¿?</w:t>
+            </w:r>
+          </w:p>
+        </w:tc>
+        <w:tc>
+          <w:tcPr>
+            <w:tcW w:w="2665" w:type="dxa"/>
+            <w:tcBorders>
+              <w:start w:val="single" w:sz="4" w:space="0" w:color="000000"/>
+              <w:bottom w:val="single" w:sz="4" w:space="0" w:color="000000"/>
+            </w:tcBorders>
+          </w:tcPr>
+          <w:p>
+            <w:pPr>
+              <w:pStyle w:val="BodyText"/>
+              <w:widowControl/>
+              <w:suppressAutoHyphens w:val="true"/>
+              <w:bidi w:val="0"/>
+              <w:spacing w:lineRule="exact" w:line="198" w:before="0" w:after="0"/>
+              <w:ind w:hanging="0" w:start="0" w:end="0"/>
+              <w:jc w:val="start"/>
+              <w:rPr>
+                <w:rFonts w:ascii="Courier New" w:hAnsi="Courier New" w:eastAsia="NSimSun" w:cs="Arial"/>
+                <w:b/>
+                <w:bCs/>
+                <w:color w:val="FF0000"/>
+                <w:kern w:val="2"/>
+                <w:sz w:val="16"/>
+                <w:szCs w:val="16"/>
+                <w:lang w:val="es-MX" w:eastAsia="zh-CN" w:bidi="hi-IN"/>
+              </w:rPr>
+            </w:pPr>
+            <w:r>
+              <w:rPr>
+                <w:rFonts w:eastAsia="NSimSun" w:cs="Arial" w:ascii="Courier New" w:hAnsi="Courier New"/>
+                <w:b/>
+                <w:bCs/>
+                <w:color w:val="FF0000"/>
+                <w:kern w:val="2"/>
+                <w:sz w:val="16"/>
+                <w:szCs w:val="16"/>
+                <w:lang w:val="es-MX" w:eastAsia="zh-CN" w:bidi="hi-IN"/>
+              </w:rPr>
+              <w:t>¿Como se obtiene el valor?</w:t>
+            </w:r>
+          </w:p>
+        </w:tc>
+        <w:tc>
+          <w:tcPr>
+            <w:tcW w:w="1470" w:type="dxa"/>
             <w:tcBorders>
               <w:start w:val="single" w:sz="4" w:space="0" w:color="000000"/>
               <w:bottom w:val="single" w:sz="4" w:space="0" w:color="000000"/>
@@ -3598,7 +4590,7 @@
               <w:suppressAutoHyphens w:val="true"/>
               <w:bidi w:val="0"/>
               <w:spacing w:lineRule="exact" w:line="198" w:before="0" w:after="0"/>
-              <w:ind w:hanging="0" w:start="709" w:end="0"/>
+              <w:ind w:hanging="0" w:start="0" w:end="0"/>
               <w:jc w:val="start"/>
               <w:rPr>
                 <w:rFonts w:ascii="Courier New" w:hAnsi="Courier New" w:eastAsia="NSimSun" w:cs="Arial"/>
@@ -3630,93 +4622,136 @@
         <w:trPr/>
         <w:tc>
           <w:tcPr>
-            <w:tcW w:w="3055" w:type="dxa"/>
-            <w:tcBorders>
-              <w:start w:val="single" w:sz="4" w:space="0" w:color="000000"/>
-              <w:bottom w:val="single" w:sz="4" w:space="0" w:color="000000"/>
-            </w:tcBorders>
-          </w:tcPr>
-          <w:p>
-            <w:pPr>
-              <w:pStyle w:val="BodyText"/>
-              <w:widowControl/>
-              <w:suppressAutoHyphens w:val="true"/>
-              <w:bidi w:val="0"/>
-              <w:spacing w:lineRule="exact" w:line="198" w:before="0" w:after="0"/>
-              <w:ind w:hanging="0" w:start="0" w:end="0"/>
-              <w:jc w:val="start"/>
-              <w:rPr>
-                <w:rFonts w:ascii="Courier New" w:hAnsi="Courier New" w:eastAsia="NSimSun" w:cs="Arial"/>
-                <w:b/>
-                <w:bCs/>
-                <w:color w:val="000000"/>
-                <w:kern w:val="2"/>
-                <w:sz w:val="16"/>
-                <w:szCs w:val="16"/>
-                <w:lang w:val="es-MX" w:eastAsia="zh-CN" w:bidi="hi-IN"/>
-              </w:rPr>
-            </w:pPr>
-            <w:r>
-              <w:rPr>
-                <w:rFonts w:eastAsia="NSimSun" w:cs="Arial" w:ascii="Courier New" w:hAnsi="Courier New"/>
-                <w:b/>
-                <w:bCs/>
-                <w:color w:val="000000"/>
-                <w:kern w:val="2"/>
-                <w:sz w:val="16"/>
-                <w:szCs w:val="16"/>
-                <w:lang w:val="es-MX" w:eastAsia="zh-CN" w:bidi="hi-IN"/>
-              </w:rPr>
-              <w:t>cardType</w:t>
-            </w:r>
-          </w:p>
-        </w:tc>
-        <w:tc>
-          <w:tcPr>
-            <w:tcW w:w="3854" w:type="dxa"/>
-            <w:tcBorders>
-              <w:start w:val="single" w:sz="4" w:space="0" w:color="000000"/>
-              <w:bottom w:val="single" w:sz="4" w:space="0" w:color="000000"/>
-            </w:tcBorders>
-          </w:tcPr>
-          <w:p>
-            <w:pPr>
-              <w:pStyle w:val="BodyText"/>
-              <w:widowControl/>
-              <w:suppressAutoHyphens w:val="true"/>
-              <w:bidi w:val="0"/>
-              <w:spacing w:lineRule="exact" w:line="198" w:before="0" w:after="0"/>
-              <w:ind w:hanging="0" w:start="0" w:end="0"/>
-              <w:jc w:val="start"/>
-              <w:rPr>
-                <w:rFonts w:ascii="Courier New" w:hAnsi="Courier New" w:eastAsia="NSimSun" w:cs="Arial"/>
-                <w:b/>
-                <w:bCs/>
-                <w:color w:val="000000"/>
-                <w:kern w:val="2"/>
-                <w:sz w:val="16"/>
-                <w:szCs w:val="16"/>
-                <w:lang w:val="es-MX" w:eastAsia="zh-CN" w:bidi="hi-IN"/>
-              </w:rPr>
-            </w:pPr>
-            <w:r>
-              <w:rPr>
-                <w:rFonts w:eastAsia="NSimSun" w:cs="Arial" w:ascii="Courier New" w:hAnsi="Courier New"/>
-                <w:b/>
-                <w:bCs/>
-                <w:color w:val="000000"/>
-                <w:kern w:val="2"/>
-                <w:sz w:val="16"/>
-                <w:szCs w:val="16"/>
-                <w:lang w:val="es-MX" w:eastAsia="zh-CN" w:bidi="hi-IN"/>
-              </w:rPr>
-              <w:t>"CreditCard" or "DebitCard"</w:t>
-            </w:r>
-          </w:p>
-        </w:tc>
-        <w:tc>
-          <w:tcPr>
-            <w:tcW w:w="3063" w:type="dxa"/>
+            <w:tcW w:w="2318" w:type="dxa"/>
+            <w:tcBorders>
+              <w:start w:val="single" w:sz="4" w:space="0" w:color="000000"/>
+              <w:bottom w:val="single" w:sz="4" w:space="0" w:color="000000"/>
+            </w:tcBorders>
+          </w:tcPr>
+          <w:p>
+            <w:pPr>
+              <w:pStyle w:val="BodyText"/>
+              <w:widowControl/>
+              <w:suppressAutoHyphens w:val="true"/>
+              <w:bidi w:val="0"/>
+              <w:spacing w:lineRule="exact" w:line="198" w:before="0" w:after="0"/>
+              <w:ind w:hanging="0" w:start="0" w:end="0"/>
+              <w:jc w:val="start"/>
+              <w:rPr>
+                <w:rFonts w:ascii="Courier New" w:hAnsi="Courier New" w:eastAsia="NSimSun" w:cs="Arial"/>
+                <w:b/>
+                <w:bCs/>
+                <w:color w:val="000000"/>
+                <w:kern w:val="2"/>
+                <w:sz w:val="16"/>
+                <w:szCs w:val="16"/>
+                <w:lang w:val="es-MX" w:eastAsia="zh-CN" w:bidi="hi-IN"/>
+              </w:rPr>
+            </w:pPr>
+            <w:r>
+              <w:rPr>
+                <w:rFonts w:eastAsia="NSimSun" w:cs="Arial" w:ascii="Courier New" w:hAnsi="Courier New"/>
+                <w:b/>
+                <w:bCs/>
+                <w:color w:val="000000"/>
+                <w:kern w:val="2"/>
+                <w:sz w:val="16"/>
+                <w:szCs w:val="16"/>
+                <w:lang w:val="es-MX" w:eastAsia="zh-CN" w:bidi="hi-IN"/>
+              </w:rPr>
+              <w:t>townName</w:t>
+            </w:r>
+          </w:p>
+        </w:tc>
+        <w:tc>
+          <w:tcPr>
+            <w:tcW w:w="3518" w:type="dxa"/>
+            <w:tcBorders>
+              <w:start w:val="single" w:sz="4" w:space="0" w:color="000000"/>
+              <w:bottom w:val="single" w:sz="4" w:space="0" w:color="000000"/>
+            </w:tcBorders>
+          </w:tcPr>
+          <w:p>
+            <w:pPr>
+              <w:pStyle w:val="BodyText"/>
+              <w:widowControl/>
+              <w:suppressAutoHyphens w:val="true"/>
+              <w:bidi w:val="0"/>
+              <w:spacing w:lineRule="exact" w:line="198" w:before="0" w:after="0"/>
+              <w:ind w:hanging="0" w:start="0" w:end="0"/>
+              <w:jc w:val="start"/>
+              <w:rPr>
+                <w:rFonts w:ascii="Courier New" w:hAnsi="Courier New" w:eastAsia="NSimSun" w:cs="Arial"/>
+                <w:b/>
+                <w:bCs/>
+                <w:color w:val="FF0000"/>
+                <w:kern w:val="2"/>
+                <w:sz w:val="16"/>
+                <w:szCs w:val="16"/>
+                <w:lang w:val="es-MX" w:eastAsia="zh-CN" w:bidi="hi-IN"/>
+              </w:rPr>
+            </w:pPr>
+            <w:r>
+              <w:rPr>
+                <w:rFonts w:eastAsia="NSimSun" w:cs="Arial" w:ascii="Courier New" w:hAnsi="Courier New"/>
+                <w:b/>
+                <w:bCs/>
+                <w:color w:val="FF0000"/>
+                <w:kern w:val="2"/>
+                <w:sz w:val="16"/>
+                <w:szCs w:val="16"/>
+                <w:lang w:val="es-MX" w:eastAsia="zh-CN" w:bidi="hi-IN"/>
+              </w:rPr>
+              <w:t>¿?</w:t>
+            </w:r>
+          </w:p>
+        </w:tc>
+        <w:tc>
+          <w:tcPr>
+            <w:tcW w:w="2665" w:type="dxa"/>
+            <w:tcBorders>
+              <w:start w:val="single" w:sz="4" w:space="0" w:color="000000"/>
+              <w:bottom w:val="single" w:sz="4" w:space="0" w:color="000000"/>
+            </w:tcBorders>
+          </w:tcPr>
+          <w:p>
+            <w:pPr>
+              <w:pStyle w:val="BodyText"/>
+              <w:widowControl/>
+              <w:suppressAutoHyphens w:val="true"/>
+              <w:bidi w:val="0"/>
+              <w:spacing w:lineRule="exact" w:line="198" w:before="0" w:after="0"/>
+              <w:ind w:hanging="0" w:start="0" w:end="0"/>
+              <w:jc w:val="start"/>
+              <w:rPr>
+                <w:rFonts w:ascii="Courier New" w:hAnsi="Courier New" w:eastAsia="NSimSun" w:cs="Arial"/>
+                <w:b/>
+                <w:bCs/>
+                <w:color w:val="FF0000"/>
+                <w:kern w:val="2"/>
+                <w:sz w:val="16"/>
+                <w:szCs w:val="16"/>
+                <w:lang w:val="es-MX" w:eastAsia="zh-CN" w:bidi="hi-IN"/>
+              </w:rPr>
+            </w:pPr>
+            <w:r>
+              <w:rPr>
+                <w:rFonts w:eastAsia="NSimSun" w:cs="Arial" w:ascii="Courier New" w:hAnsi="Courier New"/>
+                <w:b/>
+                <w:bCs/>
+                <w:color w:val="FF0000"/>
+                <w:kern w:val="2"/>
+                <w:sz w:val="16"/>
+                <w:szCs w:val="16"/>
+                <w:lang w:val="es-MX" w:eastAsia="zh-CN" w:bidi="hi-IN"/>
+              </w:rPr>
+              <w:t>¿Como se obtiene el valor?</w:t>
+            </w:r>
+          </w:p>
+        </w:tc>
+        <w:tc>
+          <w:tcPr>
+            <w:tcW w:w="1470" w:type="dxa"/>
             <w:tcBorders>
               <w:start w:val="single" w:sz="4" w:space="0" w:color="000000"/>
               <w:bottom w:val="single" w:sz="4" w:space="0" w:color="000000"/>
@@ -3730,7 +4765,7 @@
               <w:suppressAutoHyphens w:val="true"/>
               <w:bidi w:val="0"/>
               <w:spacing w:lineRule="exact" w:line="198" w:before="0" w:after="0"/>
-              <w:ind w:hanging="0" w:start="709" w:end="0"/>
+              <w:ind w:hanging="0" w:start="0" w:end="0"/>
               <w:jc w:val="start"/>
               <w:rPr>
                 <w:rFonts w:ascii="Courier New" w:hAnsi="Courier New" w:eastAsia="NSimSun" w:cs="Arial"/>
@@ -3762,89 +4797,136 @@
         <w:trPr/>
         <w:tc>
           <w:tcPr>
-            <w:tcW w:w="3055" w:type="dxa"/>
-            <w:tcBorders>
-              <w:start w:val="single" w:sz="4" w:space="0" w:color="000000"/>
-              <w:bottom w:val="single" w:sz="4" w:space="0" w:color="000000"/>
-            </w:tcBorders>
-          </w:tcPr>
-          <w:p>
-            <w:pPr>
-              <w:pStyle w:val="BodyText"/>
-              <w:widowControl/>
-              <w:suppressAutoHyphens w:val="true"/>
-              <w:bidi w:val="0"/>
-              <w:spacing w:lineRule="exact" w:line="198" w:before="0" w:after="0"/>
-              <w:ind w:hanging="0" w:start="0" w:end="0"/>
-              <w:jc w:val="start"/>
-              <w:rPr>
-                <w:rFonts w:ascii="Courier New" w:hAnsi="Courier New" w:eastAsia="NSimSun" w:cs="Arial"/>
-                <w:b/>
-                <w:bCs/>
-                <w:color w:val="000000"/>
-                <w:kern w:val="2"/>
-                <w:sz w:val="16"/>
-                <w:szCs w:val="16"/>
-                <w:lang w:val="es-MX" w:eastAsia="zh-CN" w:bidi="hi-IN"/>
-              </w:rPr>
-            </w:pPr>
-            <w:r>
-              <w:rPr>
-                <w:rFonts w:eastAsia="NSimSun" w:cs="Arial" w:ascii="Courier New" w:hAnsi="Courier New"/>
-                <w:b/>
-                <w:bCs/>
-                <w:color w:val="000000"/>
-                <w:kern w:val="2"/>
-                <w:sz w:val="16"/>
-                <w:szCs w:val="16"/>
-                <w:lang w:val="es-MX" w:eastAsia="zh-CN" w:bidi="hi-IN"/>
-              </w:rPr>
-              <w:t>cardNumber</w:t>
-            </w:r>
-          </w:p>
-        </w:tc>
-        <w:tc>
-          <w:tcPr>
-            <w:tcW w:w="3854" w:type="dxa"/>
-            <w:tcBorders>
-              <w:start w:val="single" w:sz="4" w:space="0" w:color="000000"/>
-              <w:bottom w:val="single" w:sz="4" w:space="0" w:color="000000"/>
-            </w:tcBorders>
-          </w:tcPr>
-          <w:p>
-            <w:pPr>
-              <w:pStyle w:val="BodyText"/>
-              <w:bidi w:val="0"/>
-              <w:spacing w:lineRule="exact" w:line="170" w:before="0" w:after="0"/>
-              <w:ind w:hanging="0" w:start="0" w:end="0"/>
-              <w:jc w:val="start"/>
-              <w:rPr>
-                <w:rFonts w:ascii="Courier New" w:hAnsi="Courier New"/>
-                <w:b/>
-                <w:bCs/>
-                <w:color w:val="000000"/>
-                <w:sz w:val="16"/>
-                <w:szCs w:val="16"/>
-              </w:rPr>
-            </w:pPr>
-            <w:r>
-              <w:rPr>
-                <w:rFonts w:eastAsia="NSimSun" w:cs="Arial" w:ascii="Courier New" w:hAnsi="Courier New"/>
-                <w:b/>
-                <w:bCs/>
-                <w:color w:val="000000"/>
-                <w:kern w:val="2"/>
-                <w:sz w:val="16"/>
-                <w:szCs w:val="16"/>
-                <w:lang w:val="es-MX" w:eastAsia="zh-CN" w:bidi="hi-IN"/>
-              </w:rPr>
-              <w:t>primaryAccountNumber</w:t>
-            </w:r>
-          </w:p>
-        </w:tc>
-        <w:tc>
-          <w:tcPr>
-            <w:tcW w:w="3063" w:type="dxa"/>
+            <w:tcW w:w="2318" w:type="dxa"/>
+            <w:tcBorders>
+              <w:start w:val="single" w:sz="4" w:space="0" w:color="000000"/>
+              <w:bottom w:val="single" w:sz="4" w:space="0" w:color="000000"/>
+            </w:tcBorders>
+          </w:tcPr>
+          <w:p>
+            <w:pPr>
+              <w:pStyle w:val="BodyText"/>
+              <w:widowControl/>
+              <w:suppressAutoHyphens w:val="true"/>
+              <w:bidi w:val="0"/>
+              <w:spacing w:lineRule="exact" w:line="198" w:before="0" w:after="0"/>
+              <w:ind w:hanging="0" w:start="0" w:end="0"/>
+              <w:jc w:val="start"/>
+              <w:rPr>
+                <w:rFonts w:ascii="Courier New" w:hAnsi="Courier New" w:eastAsia="NSimSun" w:cs="Arial"/>
+                <w:b/>
+                <w:bCs/>
+                <w:color w:val="000000"/>
+                <w:kern w:val="2"/>
+                <w:sz w:val="16"/>
+                <w:szCs w:val="16"/>
+                <w:lang w:val="es-MX" w:eastAsia="zh-CN" w:bidi="hi-IN"/>
+              </w:rPr>
+            </w:pPr>
+            <w:r>
+              <w:rPr>
+                <w:rFonts w:eastAsia="NSimSun" w:cs="Arial" w:ascii="Courier New" w:hAnsi="Courier New"/>
+                <w:b/>
+                <w:bCs/>
+                <w:color w:val="000000"/>
+                <w:kern w:val="2"/>
+                <w:sz w:val="16"/>
+                <w:szCs w:val="16"/>
+                <w:lang w:val="es-MX" w:eastAsia="zh-CN" w:bidi="hi-IN"/>
+              </w:rPr>
+              <w:t>country</w:t>
+            </w:r>
+          </w:p>
+        </w:tc>
+        <w:tc>
+          <w:tcPr>
+            <w:tcW w:w="3518" w:type="dxa"/>
+            <w:tcBorders>
+              <w:start w:val="single" w:sz="4" w:space="0" w:color="000000"/>
+              <w:bottom w:val="single" w:sz="4" w:space="0" w:color="000000"/>
+            </w:tcBorders>
+          </w:tcPr>
+          <w:p>
+            <w:pPr>
+              <w:pStyle w:val="BodyText"/>
+              <w:widowControl/>
+              <w:suppressAutoHyphens w:val="true"/>
+              <w:bidi w:val="0"/>
+              <w:spacing w:lineRule="exact" w:line="198" w:before="0" w:after="0"/>
+              <w:ind w:hanging="0" w:start="0" w:end="0"/>
+              <w:jc w:val="start"/>
+              <w:rPr>
+                <w:rFonts w:ascii="Courier New" w:hAnsi="Courier New" w:eastAsia="NSimSun" w:cs="Arial"/>
+                <w:b/>
+                <w:bCs/>
+                <w:color w:val="FF0000"/>
+                <w:kern w:val="2"/>
+                <w:sz w:val="16"/>
+                <w:szCs w:val="16"/>
+                <w:lang w:val="es-MX" w:eastAsia="zh-CN" w:bidi="hi-IN"/>
+              </w:rPr>
+            </w:pPr>
+            <w:r>
+              <w:rPr>
+                <w:rFonts w:eastAsia="NSimSun" w:cs="Arial" w:ascii="Courier New" w:hAnsi="Courier New"/>
+                <w:b/>
+                <w:bCs/>
+                <w:color w:val="FF0000"/>
+                <w:kern w:val="2"/>
+                <w:sz w:val="16"/>
+                <w:szCs w:val="16"/>
+                <w:lang w:val="es-MX" w:eastAsia="zh-CN" w:bidi="hi-IN"/>
+              </w:rPr>
+              <w:t>¿?</w:t>
+            </w:r>
+          </w:p>
+        </w:tc>
+        <w:tc>
+          <w:tcPr>
+            <w:tcW w:w="2665" w:type="dxa"/>
+            <w:tcBorders>
+              <w:start w:val="single" w:sz="4" w:space="0" w:color="000000"/>
+              <w:bottom w:val="single" w:sz="4" w:space="0" w:color="000000"/>
+            </w:tcBorders>
+          </w:tcPr>
+          <w:p>
+            <w:pPr>
+              <w:pStyle w:val="BodyText"/>
+              <w:widowControl/>
+              <w:suppressAutoHyphens w:val="true"/>
+              <w:bidi w:val="0"/>
+              <w:spacing w:lineRule="exact" w:line="198" w:before="0" w:after="0"/>
+              <w:ind w:hanging="0" w:start="0" w:end="0"/>
+              <w:jc w:val="start"/>
+              <w:rPr>
+                <w:rFonts w:ascii="Courier New" w:hAnsi="Courier New" w:eastAsia="NSimSun" w:cs="Arial"/>
+                <w:b/>
+                <w:bCs/>
+                <w:color w:val="FF0000"/>
+                <w:kern w:val="2"/>
+                <w:sz w:val="16"/>
+                <w:szCs w:val="16"/>
+                <w:lang w:val="es-MX" w:eastAsia="zh-CN" w:bidi="hi-IN"/>
+              </w:rPr>
+            </w:pPr>
+            <w:r>
+              <w:rPr>
+                <w:rFonts w:eastAsia="NSimSun" w:cs="Arial" w:ascii="Courier New" w:hAnsi="Courier New"/>
+                <w:b/>
+                <w:bCs/>
+                <w:color w:val="FF0000"/>
+                <w:kern w:val="2"/>
+                <w:sz w:val="16"/>
+                <w:szCs w:val="16"/>
+                <w:lang w:val="es-MX" w:eastAsia="zh-CN" w:bidi="hi-IN"/>
+              </w:rPr>
+              <w:t>¿Como se obtiene el valor?</w:t>
+            </w:r>
+          </w:p>
+        </w:tc>
+        <w:tc>
+          <w:tcPr>
+            <w:tcW w:w="1470" w:type="dxa"/>
             <w:tcBorders>
               <w:start w:val="single" w:sz="4" w:space="0" w:color="000000"/>
               <w:bottom w:val="single" w:sz="4" w:space="0" w:color="000000"/>
@@ -3858,7 +4940,7 @@
               <w:suppressAutoHyphens w:val="true"/>
               <w:bidi w:val="0"/>
               <w:spacing w:lineRule="exact" w:line="198" w:before="0" w:after="0"/>
-              <w:ind w:hanging="0" w:start="709" w:end="0"/>
+              <w:ind w:hanging="0" w:start="0" w:end="0"/>
               <w:jc w:val="start"/>
               <w:rPr>
                 <w:rFonts w:ascii="Courier New" w:hAnsi="Courier New" w:eastAsia="NSimSun" w:cs="Arial"/>
@@ -3890,93 +4972,136 @@
         <w:trPr/>
         <w:tc>
           <w:tcPr>
-            <w:tcW w:w="3055" w:type="dxa"/>
-            <w:tcBorders>
-              <w:start w:val="single" w:sz="4" w:space="0" w:color="000000"/>
-              <w:bottom w:val="single" w:sz="4" w:space="0" w:color="000000"/>
-            </w:tcBorders>
-          </w:tcPr>
-          <w:p>
-            <w:pPr>
-              <w:pStyle w:val="BodyText"/>
-              <w:widowControl/>
-              <w:suppressAutoHyphens w:val="true"/>
-              <w:bidi w:val="0"/>
-              <w:spacing w:lineRule="exact" w:line="198" w:before="0" w:after="0"/>
-              <w:ind w:hanging="0" w:start="0" w:end="0"/>
-              <w:jc w:val="start"/>
-              <w:rPr>
-                <w:rFonts w:ascii="Courier New" w:hAnsi="Courier New" w:eastAsia="NSimSun" w:cs="Arial"/>
-                <w:b/>
-                <w:bCs/>
-                <w:color w:val="000000"/>
-                <w:kern w:val="2"/>
-                <w:sz w:val="16"/>
-                <w:szCs w:val="16"/>
-                <w:lang w:val="es-MX" w:eastAsia="zh-CN" w:bidi="hi-IN"/>
-              </w:rPr>
-            </w:pPr>
-            <w:r>
-              <w:rPr>
-                <w:rFonts w:eastAsia="NSimSun" w:cs="Arial" w:ascii="Courier New" w:hAnsi="Courier New"/>
-                <w:b/>
-                <w:bCs/>
-                <w:color w:val="000000"/>
-                <w:kern w:val="2"/>
-                <w:sz w:val="16"/>
-                <w:szCs w:val="16"/>
-                <w:lang w:val="es-MX" w:eastAsia="zh-CN" w:bidi="hi-IN"/>
-              </w:rPr>
-              <w:t>cardNumberReference</w:t>
-            </w:r>
-          </w:p>
-        </w:tc>
-        <w:tc>
-          <w:tcPr>
-            <w:tcW w:w="3854" w:type="dxa"/>
-            <w:tcBorders>
-              <w:start w:val="single" w:sz="4" w:space="0" w:color="000000"/>
-              <w:bottom w:val="single" w:sz="4" w:space="0" w:color="000000"/>
-            </w:tcBorders>
-          </w:tcPr>
-          <w:p>
-            <w:pPr>
-              <w:pStyle w:val="BodyText"/>
-              <w:widowControl/>
-              <w:suppressAutoHyphens w:val="true"/>
-              <w:bidi w:val="0"/>
-              <w:spacing w:lineRule="exact" w:line="198" w:before="0" w:after="0"/>
-              <w:ind w:hanging="0" w:start="0" w:end="0"/>
-              <w:jc w:val="start"/>
-              <w:rPr>
-                <w:rFonts w:ascii="Courier New" w:hAnsi="Courier New" w:eastAsia="NSimSun" w:cs="Arial"/>
-                <w:b/>
-                <w:bCs/>
-                <w:color w:val="000000"/>
-                <w:kern w:val="2"/>
-                <w:sz w:val="16"/>
-                <w:szCs w:val="16"/>
-                <w:lang w:val="es-MX" w:eastAsia="zh-CN" w:bidi="hi-IN"/>
-              </w:rPr>
-            </w:pPr>
-            <w:r>
-              <w:rPr>
-                <w:rFonts w:eastAsia="NSimSun" w:cs="Arial" w:ascii="Courier New" w:hAnsi="Courier New"/>
-                <w:b/>
-                <w:bCs/>
-                <w:color w:val="000000"/>
-                <w:kern w:val="2"/>
-                <w:sz w:val="16"/>
-                <w:szCs w:val="16"/>
-                <w:lang w:val="es-MX" w:eastAsia="zh-CN" w:bidi="hi-IN"/>
-              </w:rPr>
-              <w:t>PANRefID</w:t>
-            </w:r>
-          </w:p>
-        </w:tc>
-        <w:tc>
-          <w:tcPr>
-            <w:tcW w:w="3063" w:type="dxa"/>
+            <w:tcW w:w="2318" w:type="dxa"/>
+            <w:tcBorders>
+              <w:start w:val="single" w:sz="4" w:space="0" w:color="000000"/>
+              <w:bottom w:val="single" w:sz="4" w:space="0" w:color="000000"/>
+            </w:tcBorders>
+          </w:tcPr>
+          <w:p>
+            <w:pPr>
+              <w:pStyle w:val="BodyText"/>
+              <w:widowControl/>
+              <w:suppressAutoHyphens w:val="true"/>
+              <w:bidi w:val="0"/>
+              <w:spacing w:lineRule="exact" w:line="198" w:before="0" w:after="0"/>
+              <w:ind w:hanging="0" w:start="0" w:end="0"/>
+              <w:jc w:val="start"/>
+              <w:rPr>
+                <w:rFonts w:ascii="Courier New" w:hAnsi="Courier New" w:eastAsia="NSimSun" w:cs="Arial"/>
+                <w:b/>
+                <w:bCs/>
+                <w:color w:val="000000"/>
+                <w:kern w:val="2"/>
+                <w:sz w:val="16"/>
+                <w:szCs w:val="16"/>
+                <w:lang w:val="es-MX" w:eastAsia="zh-CN" w:bidi="hi-IN"/>
+              </w:rPr>
+            </w:pPr>
+            <w:r>
+              <w:rPr>
+                <w:rFonts w:eastAsia="NSimSun" w:cs="Arial" w:ascii="Courier New" w:hAnsi="Courier New"/>
+                <w:b/>
+                <w:bCs/>
+                <w:color w:val="000000"/>
+                <w:kern w:val="2"/>
+                <w:sz w:val="16"/>
+                <w:szCs w:val="16"/>
+                <w:lang w:val="es-MX" w:eastAsia="zh-CN" w:bidi="hi-IN"/>
+              </w:rPr>
+              <w:t>countrySubDivision</w:t>
+            </w:r>
+          </w:p>
+        </w:tc>
+        <w:tc>
+          <w:tcPr>
+            <w:tcW w:w="3518" w:type="dxa"/>
+            <w:tcBorders>
+              <w:start w:val="single" w:sz="4" w:space="0" w:color="000000"/>
+              <w:bottom w:val="single" w:sz="4" w:space="0" w:color="000000"/>
+            </w:tcBorders>
+          </w:tcPr>
+          <w:p>
+            <w:pPr>
+              <w:pStyle w:val="BodyText"/>
+              <w:widowControl/>
+              <w:suppressAutoHyphens w:val="true"/>
+              <w:bidi w:val="0"/>
+              <w:spacing w:lineRule="exact" w:line="198" w:before="0" w:after="0"/>
+              <w:ind w:hanging="0" w:start="0" w:end="0"/>
+              <w:jc w:val="start"/>
+              <w:rPr>
+                <w:rFonts w:ascii="Courier New" w:hAnsi="Courier New" w:eastAsia="NSimSun" w:cs="Arial"/>
+                <w:b/>
+                <w:bCs/>
+                <w:color w:val="FF0000"/>
+                <w:kern w:val="2"/>
+                <w:sz w:val="16"/>
+                <w:szCs w:val="16"/>
+                <w:lang w:val="es-MX" w:eastAsia="zh-CN" w:bidi="hi-IN"/>
+              </w:rPr>
+            </w:pPr>
+            <w:r>
+              <w:rPr>
+                <w:rFonts w:eastAsia="NSimSun" w:cs="Arial" w:ascii="Courier New" w:hAnsi="Courier New"/>
+                <w:b/>
+                <w:bCs/>
+                <w:color w:val="FF0000"/>
+                <w:kern w:val="2"/>
+                <w:sz w:val="16"/>
+                <w:szCs w:val="16"/>
+                <w:lang w:val="es-MX" w:eastAsia="zh-CN" w:bidi="hi-IN"/>
+              </w:rPr>
+              <w:t>¿?</w:t>
+            </w:r>
+          </w:p>
+        </w:tc>
+        <w:tc>
+          <w:tcPr>
+            <w:tcW w:w="2665" w:type="dxa"/>
+            <w:tcBorders>
+              <w:start w:val="single" w:sz="4" w:space="0" w:color="000000"/>
+              <w:bottom w:val="single" w:sz="4" w:space="0" w:color="000000"/>
+            </w:tcBorders>
+          </w:tcPr>
+          <w:p>
+            <w:pPr>
+              <w:pStyle w:val="BodyText"/>
+              <w:widowControl/>
+              <w:suppressAutoHyphens w:val="true"/>
+              <w:bidi w:val="0"/>
+              <w:spacing w:lineRule="exact" w:line="198" w:before="0" w:after="0"/>
+              <w:ind w:hanging="0" w:start="0" w:end="0"/>
+              <w:jc w:val="start"/>
+              <w:rPr>
+                <w:rFonts w:ascii="Courier New" w:hAnsi="Courier New" w:eastAsia="NSimSun" w:cs="Arial"/>
+                <w:b/>
+                <w:bCs/>
+                <w:color w:val="FF0000"/>
+                <w:kern w:val="2"/>
+                <w:sz w:val="16"/>
+                <w:szCs w:val="16"/>
+                <w:lang w:val="es-MX" w:eastAsia="zh-CN" w:bidi="hi-IN"/>
+              </w:rPr>
+            </w:pPr>
+            <w:r>
+              <w:rPr>
+                <w:rFonts w:eastAsia="NSimSun" w:cs="Arial" w:ascii="Courier New" w:hAnsi="Courier New"/>
+                <w:b/>
+                <w:bCs/>
+                <w:color w:val="FF0000"/>
+                <w:kern w:val="2"/>
+                <w:sz w:val="16"/>
+                <w:szCs w:val="16"/>
+                <w:lang w:val="es-MX" w:eastAsia="zh-CN" w:bidi="hi-IN"/>
+              </w:rPr>
+              <w:t>¿Como se obtiene el valor?</w:t>
+            </w:r>
+          </w:p>
+        </w:tc>
+        <w:tc>
+          <w:tcPr>
+            <w:tcW w:w="1470" w:type="dxa"/>
             <w:tcBorders>
               <w:start w:val="single" w:sz="4" w:space="0" w:color="000000"/>
               <w:bottom w:val="single" w:sz="4" w:space="0" w:color="000000"/>
@@ -3990,7 +5115,7 @@
               <w:suppressAutoHyphens w:val="true"/>
               <w:bidi w:val="0"/>
               <w:spacing w:lineRule="exact" w:line="198" w:before="0" w:after="0"/>
-              <w:ind w:hanging="0" w:start="709" w:end="0"/>
+              <w:ind w:hanging="0" w:start="0" w:end="0"/>
               <w:jc w:val="start"/>
               <w:rPr>
                 <w:rFonts w:ascii="Courier New" w:hAnsi="Courier New" w:eastAsia="NSimSun" w:cs="Arial"/>
@@ -4022,93 +5147,136 @@
         <w:trPr/>
         <w:tc>
           <w:tcPr>
-            <w:tcW w:w="3055" w:type="dxa"/>
-            <w:tcBorders>
-              <w:start w:val="single" w:sz="4" w:space="0" w:color="000000"/>
-              <w:bottom w:val="single" w:sz="4" w:space="0" w:color="000000"/>
-            </w:tcBorders>
-          </w:tcPr>
-          <w:p>
-            <w:pPr>
-              <w:pStyle w:val="BodyText"/>
-              <w:widowControl/>
-              <w:suppressAutoHyphens w:val="true"/>
-              <w:bidi w:val="0"/>
-              <w:spacing w:lineRule="exact" w:line="198" w:before="0" w:after="0"/>
-              <w:ind w:hanging="0" w:start="0" w:end="0"/>
-              <w:jc w:val="start"/>
-              <w:rPr>
-                <w:rFonts w:ascii="Courier New" w:hAnsi="Courier New" w:eastAsia="NSimSun" w:cs="Arial"/>
-                <w:b/>
-                <w:bCs/>
-                <w:color w:val="000000"/>
-                <w:kern w:val="2"/>
-                <w:sz w:val="16"/>
-                <w:szCs w:val="16"/>
-                <w:lang w:val="es-MX" w:eastAsia="zh-CN" w:bidi="hi-IN"/>
-              </w:rPr>
-            </w:pPr>
-            <w:r>
-              <w:rPr>
-                <w:rFonts w:eastAsia="NSimSun" w:cs="Arial" w:ascii="Courier New" w:hAnsi="Courier New"/>
-                <w:b/>
-                <w:bCs/>
-                <w:color w:val="000000"/>
-                <w:kern w:val="2"/>
-                <w:sz w:val="16"/>
-                <w:szCs w:val="16"/>
-                <w:lang w:val="es-MX" w:eastAsia="zh-CN" w:bidi="hi-IN"/>
-              </w:rPr>
-              <w:t>cardExpiryDate</w:t>
-            </w:r>
-          </w:p>
-        </w:tc>
-        <w:tc>
-          <w:tcPr>
-            <w:tcW w:w="3854" w:type="dxa"/>
-            <w:tcBorders>
-              <w:start w:val="single" w:sz="4" w:space="0" w:color="000000"/>
-              <w:bottom w:val="single" w:sz="4" w:space="0" w:color="000000"/>
-            </w:tcBorders>
-          </w:tcPr>
-          <w:p>
-            <w:pPr>
-              <w:pStyle w:val="BodyText"/>
-              <w:widowControl/>
-              <w:suppressAutoHyphens w:val="true"/>
-              <w:bidi w:val="0"/>
-              <w:spacing w:lineRule="exact" w:line="198" w:before="0" w:after="0"/>
-              <w:ind w:hanging="0" w:start="0" w:end="0"/>
-              <w:jc w:val="start"/>
-              <w:rPr>
-                <w:rFonts w:ascii="Courier New" w:hAnsi="Courier New" w:eastAsia="NSimSun" w:cs="Arial"/>
-                <w:b/>
-                <w:bCs/>
-                <w:color w:val="000000"/>
-                <w:kern w:val="2"/>
-                <w:sz w:val="16"/>
-                <w:szCs w:val="16"/>
-                <w:lang w:val="es-MX" w:eastAsia="zh-CN" w:bidi="hi-IN"/>
-              </w:rPr>
-            </w:pPr>
-            <w:r>
-              <w:rPr>
-                <w:rFonts w:eastAsia="NSimSun" w:cs="Arial" w:ascii="Courier New" w:hAnsi="Courier New"/>
-                <w:b/>
-                <w:bCs/>
-                <w:color w:val="000000"/>
-                <w:kern w:val="2"/>
-                <w:sz w:val="16"/>
-                <w:szCs w:val="16"/>
-                <w:lang w:val="es-MX" w:eastAsia="zh-CN" w:bidi="hi-IN"/>
-              </w:rPr>
-              <w:t>month - year</w:t>
-            </w:r>
-          </w:p>
-        </w:tc>
-        <w:tc>
-          <w:tcPr>
-            <w:tcW w:w="3063" w:type="dxa"/>
+            <w:tcW w:w="2318" w:type="dxa"/>
+            <w:tcBorders>
+              <w:start w:val="single" w:sz="4" w:space="0" w:color="000000"/>
+              <w:bottom w:val="single" w:sz="4" w:space="0" w:color="000000"/>
+            </w:tcBorders>
+          </w:tcPr>
+          <w:p>
+            <w:pPr>
+              <w:pStyle w:val="BodyText"/>
+              <w:widowControl/>
+              <w:suppressAutoHyphens w:val="true"/>
+              <w:bidi w:val="0"/>
+              <w:spacing w:lineRule="exact" w:line="198" w:before="0" w:after="0"/>
+              <w:ind w:hanging="0" w:start="0" w:end="0"/>
+              <w:jc w:val="start"/>
+              <w:rPr>
+                <w:rFonts w:ascii="Courier New" w:hAnsi="Courier New" w:eastAsia="NSimSun" w:cs="Arial"/>
+                <w:b/>
+                <w:bCs/>
+                <w:color w:val="000000"/>
+                <w:kern w:val="2"/>
+                <w:sz w:val="16"/>
+                <w:szCs w:val="16"/>
+                <w:lang w:val="es-MX" w:eastAsia="zh-CN" w:bidi="hi-IN"/>
+              </w:rPr>
+            </w:pPr>
+            <w:r>
+              <w:rPr>
+                <w:rFonts w:eastAsia="NSimSun" w:cs="Arial" w:ascii="Courier New" w:hAnsi="Courier New"/>
+                <w:b/>
+                <w:bCs/>
+                <w:color w:val="000000"/>
+                <w:kern w:val="2"/>
+                <w:sz w:val="16"/>
+                <w:szCs w:val="16"/>
+                <w:lang w:val="es-MX" w:eastAsia="zh-CN" w:bidi="hi-IN"/>
+              </w:rPr>
+              <w:t>cardType</w:t>
+            </w:r>
+          </w:p>
+        </w:tc>
+        <w:tc>
+          <w:tcPr>
+            <w:tcW w:w="3518" w:type="dxa"/>
+            <w:tcBorders>
+              <w:start w:val="single" w:sz="4" w:space="0" w:color="000000"/>
+              <w:bottom w:val="single" w:sz="4" w:space="0" w:color="000000"/>
+            </w:tcBorders>
+          </w:tcPr>
+          <w:p>
+            <w:pPr>
+              <w:pStyle w:val="BodyText"/>
+              <w:widowControl/>
+              <w:suppressAutoHyphens w:val="true"/>
+              <w:bidi w:val="0"/>
+              <w:spacing w:lineRule="exact" w:line="198" w:before="0" w:after="0"/>
+              <w:ind w:hanging="0" w:start="0" w:end="0"/>
+              <w:jc w:val="start"/>
+              <w:rPr>
+                <w:rFonts w:ascii="Courier New" w:hAnsi="Courier New" w:eastAsia="NSimSun" w:cs="Arial"/>
+                <w:b/>
+                <w:bCs/>
+                <w:color w:val="000000"/>
+                <w:kern w:val="2"/>
+                <w:sz w:val="16"/>
+                <w:szCs w:val="16"/>
+                <w:lang w:val="es-MX" w:eastAsia="zh-CN" w:bidi="hi-IN"/>
+              </w:rPr>
+            </w:pPr>
+            <w:r>
+              <w:rPr>
+                <w:rFonts w:eastAsia="NSimSun" w:cs="Arial" w:ascii="Courier New" w:hAnsi="Courier New"/>
+                <w:b/>
+                <w:bCs/>
+                <w:color w:val="000000"/>
+                <w:kern w:val="2"/>
+                <w:sz w:val="16"/>
+                <w:szCs w:val="16"/>
+                <w:lang w:val="es-MX" w:eastAsia="zh-CN" w:bidi="hi-IN"/>
+              </w:rPr>
+              <w:t>"CreditCard"</w:t>
+            </w:r>
+          </w:p>
+        </w:tc>
+        <w:tc>
+          <w:tcPr>
+            <w:tcW w:w="2665" w:type="dxa"/>
+            <w:tcBorders>
+              <w:start w:val="single" w:sz="4" w:space="0" w:color="000000"/>
+              <w:bottom w:val="single" w:sz="4" w:space="0" w:color="000000"/>
+            </w:tcBorders>
+          </w:tcPr>
+          <w:p>
+            <w:pPr>
+              <w:pStyle w:val="BodyText"/>
+              <w:widowControl/>
+              <w:suppressAutoHyphens w:val="true"/>
+              <w:bidi w:val="0"/>
+              <w:spacing w:lineRule="exact" w:line="198" w:before="0" w:after="0"/>
+              <w:ind w:hanging="0" w:start="0" w:end="0"/>
+              <w:jc w:val="start"/>
+              <w:rPr>
+                <w:rFonts w:ascii="Courier New" w:hAnsi="Courier New" w:eastAsia="NSimSun" w:cs="Arial"/>
+                <w:b/>
+                <w:bCs/>
+                <w:color w:val="468A1A"/>
+                <w:kern w:val="2"/>
+                <w:sz w:val="16"/>
+                <w:szCs w:val="16"/>
+                <w:lang w:val="es-MX" w:eastAsia="zh-CN" w:bidi="hi-IN"/>
+              </w:rPr>
+            </w:pPr>
+            <w:r>
+              <w:rPr>
+                <w:rFonts w:eastAsia="NSimSun" w:cs="Arial" w:ascii="Courier New" w:hAnsi="Courier New"/>
+                <w:b/>
+                <w:bCs/>
+                <w:color w:val="468A1A"/>
+                <w:kern w:val="2"/>
+                <w:sz w:val="16"/>
+                <w:szCs w:val="16"/>
+                <w:lang w:val="es-MX" w:eastAsia="zh-CN" w:bidi="hi-IN"/>
+              </w:rPr>
+              <w:t>Valor por default</w:t>
+            </w:r>
+          </w:p>
+        </w:tc>
+        <w:tc>
+          <w:tcPr>
+            <w:tcW w:w="1470" w:type="dxa"/>
             <w:tcBorders>
               <w:start w:val="single" w:sz="4" w:space="0" w:color="000000"/>
               <w:bottom w:val="single" w:sz="4" w:space="0" w:color="000000"/>
@@ -4122,7 +5290,7 @@
               <w:suppressAutoHyphens w:val="true"/>
               <w:bidi w:val="0"/>
               <w:spacing w:lineRule="exact" w:line="198" w:before="0" w:after="0"/>
-              <w:ind w:hanging="0" w:start="709" w:end="0"/>
+              <w:ind w:hanging="0" w:start="0" w:end="0"/>
               <w:jc w:val="start"/>
               <w:rPr>
                 <w:rFonts w:ascii="Courier New" w:hAnsi="Courier New" w:eastAsia="NSimSun" w:cs="Arial"/>
@@ -4154,93 +5322,136 @@
         <w:trPr/>
         <w:tc>
           <w:tcPr>
-            <w:tcW w:w="3055" w:type="dxa"/>
-            <w:tcBorders>
-              <w:start w:val="single" w:sz="4" w:space="0" w:color="000000"/>
-              <w:bottom w:val="single" w:sz="4" w:space="0" w:color="000000"/>
-            </w:tcBorders>
-          </w:tcPr>
-          <w:p>
-            <w:pPr>
-              <w:pStyle w:val="BodyText"/>
-              <w:widowControl/>
-              <w:suppressAutoHyphens w:val="true"/>
-              <w:bidi w:val="0"/>
-              <w:spacing w:lineRule="exact" w:line="198" w:before="0" w:after="0"/>
-              <w:ind w:hanging="0" w:start="0" w:end="0"/>
-              <w:jc w:val="start"/>
-              <w:rPr>
-                <w:rFonts w:ascii="Courier New" w:hAnsi="Courier New" w:eastAsia="NSimSun" w:cs="Arial"/>
-                <w:b/>
-                <w:bCs/>
-                <w:color w:val="000000"/>
-                <w:kern w:val="2"/>
-                <w:sz w:val="16"/>
-                <w:szCs w:val="16"/>
-                <w:lang w:val="es-MX" w:eastAsia="zh-CN" w:bidi="hi-IN"/>
-              </w:rPr>
-            </w:pPr>
-            <w:r>
-              <w:rPr>
-                <w:rFonts w:eastAsia="NSimSun" w:cs="Arial" w:ascii="Courier New" w:hAnsi="Courier New"/>
-                <w:b/>
-                <w:bCs/>
-                <w:color w:val="000000"/>
-                <w:kern w:val="2"/>
-                <w:sz w:val="16"/>
-                <w:szCs w:val="16"/>
-                <w:lang w:val="es-MX" w:eastAsia="zh-CN" w:bidi="hi-IN"/>
-              </w:rPr>
-              <w:t>cardSecurityCode</w:t>
-            </w:r>
-          </w:p>
-        </w:tc>
-        <w:tc>
-          <w:tcPr>
-            <w:tcW w:w="3854" w:type="dxa"/>
-            <w:tcBorders>
-              <w:start w:val="single" w:sz="4" w:space="0" w:color="000000"/>
-              <w:bottom w:val="single" w:sz="4" w:space="0" w:color="000000"/>
-            </w:tcBorders>
-          </w:tcPr>
-          <w:p>
-            <w:pPr>
-              <w:pStyle w:val="BodyText"/>
-              <w:widowControl/>
-              <w:suppressAutoHyphens w:val="true"/>
-              <w:bidi w:val="0"/>
-              <w:spacing w:lineRule="exact" w:line="198" w:before="0" w:after="0"/>
-              <w:ind w:hanging="0" w:start="0" w:end="0"/>
-              <w:jc w:val="start"/>
-              <w:rPr>
-                <w:rFonts w:ascii="Courier New" w:hAnsi="Courier New" w:eastAsia="NSimSun" w:cs="Arial"/>
-                <w:b/>
-                <w:bCs/>
-                <w:color w:val="000000"/>
-                <w:kern w:val="2"/>
-                <w:sz w:val="16"/>
-                <w:szCs w:val="16"/>
-                <w:lang w:val="es-MX" w:eastAsia="zh-CN" w:bidi="hi-IN"/>
-              </w:rPr>
-            </w:pPr>
-            <w:r>
-              <w:rPr>
-                <w:rFonts w:eastAsia="NSimSun" w:cs="Arial" w:ascii="Courier New" w:hAnsi="Courier New"/>
-                <w:b/>
-                <w:bCs/>
-                <w:color w:val="000000"/>
-                <w:kern w:val="2"/>
-                <w:sz w:val="16"/>
-                <w:szCs w:val="16"/>
-                <w:lang w:val="es-MX" w:eastAsia="zh-CN" w:bidi="hi-IN"/>
-              </w:rPr>
-              <w:t>cvv2</w:t>
-            </w:r>
-          </w:p>
-        </w:tc>
-        <w:tc>
-          <w:tcPr>
-            <w:tcW w:w="3063" w:type="dxa"/>
+            <w:tcW w:w="2318" w:type="dxa"/>
+            <w:tcBorders>
+              <w:start w:val="single" w:sz="4" w:space="0" w:color="000000"/>
+              <w:bottom w:val="single" w:sz="4" w:space="0" w:color="000000"/>
+            </w:tcBorders>
+          </w:tcPr>
+          <w:p>
+            <w:pPr>
+              <w:pStyle w:val="BodyText"/>
+              <w:widowControl/>
+              <w:suppressAutoHyphens w:val="true"/>
+              <w:bidi w:val="0"/>
+              <w:spacing w:lineRule="exact" w:line="198" w:before="0" w:after="0"/>
+              <w:ind w:hanging="0" w:start="0" w:end="0"/>
+              <w:jc w:val="start"/>
+              <w:rPr>
+                <w:rFonts w:ascii="Courier New" w:hAnsi="Courier New" w:eastAsia="NSimSun" w:cs="Arial"/>
+                <w:b/>
+                <w:bCs/>
+                <w:color w:val="000000"/>
+                <w:kern w:val="2"/>
+                <w:sz w:val="16"/>
+                <w:szCs w:val="16"/>
+                <w:lang w:val="es-MX" w:eastAsia="zh-CN" w:bidi="hi-IN"/>
+              </w:rPr>
+            </w:pPr>
+            <w:r>
+              <w:rPr>
+                <w:rFonts w:eastAsia="NSimSun" w:cs="Arial" w:ascii="Courier New" w:hAnsi="Courier New"/>
+                <w:b/>
+                <w:bCs/>
+                <w:color w:val="000000"/>
+                <w:kern w:val="2"/>
+                <w:sz w:val="16"/>
+                <w:szCs w:val="16"/>
+                <w:lang w:val="es-MX" w:eastAsia="zh-CN" w:bidi="hi-IN"/>
+              </w:rPr>
+              <w:t>cardNumber</w:t>
+            </w:r>
+          </w:p>
+        </w:tc>
+        <w:tc>
+          <w:tcPr>
+            <w:tcW w:w="3518" w:type="dxa"/>
+            <w:tcBorders>
+              <w:start w:val="single" w:sz="4" w:space="0" w:color="000000"/>
+              <w:bottom w:val="single" w:sz="4" w:space="0" w:color="000000"/>
+            </w:tcBorders>
+          </w:tcPr>
+          <w:p>
+            <w:pPr>
+              <w:pStyle w:val="BodyText"/>
+              <w:widowControl/>
+              <w:suppressAutoHyphens w:val="true"/>
+              <w:bidi w:val="0"/>
+              <w:spacing w:lineRule="exact" w:line="198" w:before="0" w:after="0"/>
+              <w:ind w:hanging="0" w:start="0" w:end="0"/>
+              <w:jc w:val="start"/>
+              <w:rPr>
+                <w:rFonts w:ascii="Courier New" w:hAnsi="Courier New" w:eastAsia="NSimSun" w:cs="Arial"/>
+                <w:b/>
+                <w:bCs/>
+                <w:color w:val="000000"/>
+                <w:kern w:val="2"/>
+                <w:sz w:val="16"/>
+                <w:szCs w:val="16"/>
+                <w:lang w:val="es-MX" w:eastAsia="zh-CN" w:bidi="hi-IN"/>
+              </w:rPr>
+            </w:pPr>
+            <w:r>
+              <w:rPr>
+                <w:rFonts w:eastAsia="NSimSun" w:cs="Arial" w:ascii="Courier New" w:hAnsi="Courier New"/>
+                <w:b/>
+                <w:bCs/>
+                <w:color w:val="000000"/>
+                <w:kern w:val="2"/>
+                <w:sz w:val="16"/>
+                <w:szCs w:val="16"/>
+                <w:lang w:val="es-MX" w:eastAsia="zh-CN" w:bidi="hi-IN"/>
+              </w:rPr>
+              <w:t>pan</w:t>
+            </w:r>
+          </w:p>
+        </w:tc>
+        <w:tc>
+          <w:tcPr>
+            <w:tcW w:w="2665" w:type="dxa"/>
+            <w:tcBorders>
+              <w:start w:val="single" w:sz="4" w:space="0" w:color="000000"/>
+              <w:bottom w:val="single" w:sz="4" w:space="0" w:color="000000"/>
+            </w:tcBorders>
+          </w:tcPr>
+          <w:p>
+            <w:pPr>
+              <w:pStyle w:val="BodyText"/>
+              <w:widowControl/>
+              <w:suppressAutoHyphens w:val="true"/>
+              <w:bidi w:val="0"/>
+              <w:spacing w:lineRule="exact" w:line="198" w:before="0" w:after="0"/>
+              <w:ind w:hanging="0" w:start="0" w:end="0"/>
+              <w:jc w:val="start"/>
+              <w:rPr>
+                <w:rFonts w:ascii="Courier New" w:hAnsi="Courier New" w:eastAsia="NSimSun" w:cs="Arial"/>
+                <w:b/>
+                <w:bCs/>
+                <w:color w:val="0066CC"/>
+                <w:kern w:val="2"/>
+                <w:sz w:val="16"/>
+                <w:szCs w:val="16"/>
+                <w:lang w:val="es-MX" w:eastAsia="zh-CN" w:bidi="hi-IN"/>
+              </w:rPr>
+            </w:pPr>
+            <w:r>
+              <w:rPr>
+                <w:rFonts w:eastAsia="NSimSun" w:cs="Arial" w:ascii="Courier New" w:hAnsi="Courier New"/>
+                <w:b/>
+                <w:bCs/>
+                <w:color w:val="0066CC"/>
+                <w:kern w:val="2"/>
+                <w:sz w:val="16"/>
+                <w:szCs w:val="16"/>
+                <w:lang w:val="es-MX" w:eastAsia="zh-CN" w:bidi="hi-IN"/>
+              </w:rPr>
+              <w:t>Valor Mapeable</w:t>
+            </w:r>
+          </w:p>
+        </w:tc>
+        <w:tc>
+          <w:tcPr>
+            <w:tcW w:w="1470" w:type="dxa"/>
             <w:tcBorders>
               <w:start w:val="single" w:sz="4" w:space="0" w:color="000000"/>
               <w:bottom w:val="single" w:sz="4" w:space="0" w:color="000000"/>
@@ -4254,7 +5465,357 @@
               <w:suppressAutoHyphens w:val="true"/>
               <w:bidi w:val="0"/>
               <w:spacing w:lineRule="exact" w:line="198" w:before="0" w:after="0"/>
-              <w:ind w:hanging="0" w:start="709" w:end="0"/>
+              <w:ind w:hanging="0" w:start="0" w:end="0"/>
+              <w:jc w:val="start"/>
+              <w:rPr>
+                <w:rFonts w:ascii="Courier New" w:hAnsi="Courier New" w:eastAsia="NSimSun" w:cs="Arial"/>
+                <w:b/>
+                <w:bCs/>
+                <w:color w:val="FF0000"/>
+                <w:kern w:val="2"/>
+                <w:sz w:val="16"/>
+                <w:szCs w:val="16"/>
+                <w:lang w:val="es-MX" w:eastAsia="zh-CN" w:bidi="hi-IN"/>
+              </w:rPr>
+            </w:pPr>
+            <w:r>
+              <w:rPr>
+                <w:rFonts w:eastAsia="NSimSun" w:cs="Arial" w:ascii="Courier New" w:hAnsi="Courier New"/>
+                <w:b/>
+                <w:bCs/>
+                <w:color w:val="FF0000"/>
+                <w:kern w:val="2"/>
+                <w:sz w:val="16"/>
+                <w:szCs w:val="16"/>
+                <w:lang w:val="es-MX" w:eastAsia="zh-CN" w:bidi="hi-IN"/>
+              </w:rPr>
+            </w:r>
+          </w:p>
+        </w:tc>
+      </w:tr>
+      <w:tr>
+        <w:trPr/>
+        <w:tc>
+          <w:tcPr>
+            <w:tcW w:w="2318" w:type="dxa"/>
+            <w:tcBorders>
+              <w:start w:val="single" w:sz="4" w:space="0" w:color="000000"/>
+              <w:bottom w:val="single" w:sz="4" w:space="0" w:color="000000"/>
+            </w:tcBorders>
+          </w:tcPr>
+          <w:p>
+            <w:pPr>
+              <w:pStyle w:val="BodyText"/>
+              <w:widowControl/>
+              <w:suppressAutoHyphens w:val="true"/>
+              <w:bidi w:val="0"/>
+              <w:spacing w:lineRule="exact" w:line="198" w:before="0" w:after="0"/>
+              <w:ind w:hanging="0" w:start="0" w:end="0"/>
+              <w:jc w:val="start"/>
+              <w:rPr>
+                <w:rFonts w:ascii="Courier New" w:hAnsi="Courier New" w:eastAsia="NSimSun" w:cs="Arial"/>
+                <w:b/>
+                <w:bCs/>
+                <w:color w:val="000000"/>
+                <w:kern w:val="2"/>
+                <w:sz w:val="16"/>
+                <w:szCs w:val="16"/>
+                <w:lang w:val="es-MX" w:eastAsia="zh-CN" w:bidi="hi-IN"/>
+              </w:rPr>
+            </w:pPr>
+            <w:r>
+              <w:rPr>
+                <w:rFonts w:eastAsia="NSimSun" w:cs="Arial" w:ascii="Courier New" w:hAnsi="Courier New"/>
+                <w:b/>
+                <w:bCs/>
+                <w:color w:val="000000"/>
+                <w:kern w:val="2"/>
+                <w:sz w:val="16"/>
+                <w:szCs w:val="16"/>
+                <w:lang w:val="es-MX" w:eastAsia="zh-CN" w:bidi="hi-IN"/>
+              </w:rPr>
+              <w:t>cardNumberReference</w:t>
+            </w:r>
+          </w:p>
+        </w:tc>
+        <w:tc>
+          <w:tcPr>
+            <w:tcW w:w="3518" w:type="dxa"/>
+            <w:tcBorders>
+              <w:start w:val="single" w:sz="4" w:space="0" w:color="000000"/>
+              <w:bottom w:val="single" w:sz="4" w:space="0" w:color="000000"/>
+            </w:tcBorders>
+          </w:tcPr>
+          <w:p>
+            <w:pPr>
+              <w:pStyle w:val="BodyText"/>
+              <w:widowControl/>
+              <w:suppressAutoHyphens w:val="true"/>
+              <w:bidi w:val="0"/>
+              <w:spacing w:lineRule="exact" w:line="198" w:before="0" w:after="0"/>
+              <w:ind w:hanging="0" w:start="0" w:end="0"/>
+              <w:jc w:val="start"/>
+              <w:rPr>
+                <w:rFonts w:ascii="Courier New" w:hAnsi="Courier New" w:eastAsia="NSimSun" w:cs="Arial"/>
+                <w:b/>
+                <w:bCs/>
+                <w:color w:val="000000"/>
+                <w:kern w:val="2"/>
+                <w:sz w:val="16"/>
+                <w:szCs w:val="16"/>
+                <w:lang w:val="es-MX" w:eastAsia="zh-CN" w:bidi="hi-IN"/>
+              </w:rPr>
+            </w:pPr>
+            <w:r>
+              <w:rPr>
+                <w:rFonts w:eastAsia="NSimSun" w:cs="Arial" w:ascii="Courier New" w:hAnsi="Courier New"/>
+                <w:b/>
+                <w:bCs/>
+                <w:color w:val="000000"/>
+                <w:kern w:val="2"/>
+                <w:sz w:val="16"/>
+                <w:szCs w:val="16"/>
+                <w:lang w:val="es-MX" w:eastAsia="zh-CN" w:bidi="hi-IN"/>
+              </w:rPr>
+              <w:t>PANRefID</w:t>
+            </w:r>
+          </w:p>
+        </w:tc>
+        <w:tc>
+          <w:tcPr>
+            <w:tcW w:w="2665" w:type="dxa"/>
+            <w:tcBorders>
+              <w:start w:val="single" w:sz="4" w:space="0" w:color="000000"/>
+              <w:bottom w:val="single" w:sz="4" w:space="0" w:color="000000"/>
+            </w:tcBorders>
+          </w:tcPr>
+          <w:p>
+            <w:pPr>
+              <w:pStyle w:val="BodyText"/>
+              <w:widowControl/>
+              <w:suppressAutoHyphens w:val="true"/>
+              <w:bidi w:val="0"/>
+              <w:spacing w:lineRule="exact" w:line="198" w:before="0" w:after="0"/>
+              <w:ind w:hanging="0" w:start="0" w:end="0"/>
+              <w:jc w:val="start"/>
+              <w:rPr>
+                <w:rFonts w:ascii="Courier New" w:hAnsi="Courier New" w:eastAsia="NSimSun" w:cs="Arial"/>
+                <w:b/>
+                <w:bCs/>
+                <w:color w:val="0066CC"/>
+                <w:kern w:val="2"/>
+                <w:sz w:val="16"/>
+                <w:szCs w:val="16"/>
+                <w:lang w:val="es-MX" w:eastAsia="zh-CN" w:bidi="hi-IN"/>
+              </w:rPr>
+            </w:pPr>
+            <w:r>
+              <w:rPr>
+                <w:rFonts w:eastAsia="NSimSun" w:cs="Arial" w:ascii="Courier New" w:hAnsi="Courier New"/>
+                <w:b/>
+                <w:bCs/>
+                <w:color w:val="0066CC"/>
+                <w:kern w:val="2"/>
+                <w:sz w:val="16"/>
+                <w:szCs w:val="16"/>
+                <w:lang w:val="es-MX" w:eastAsia="zh-CN" w:bidi="hi-IN"/>
+              </w:rPr>
+              <w:t>Valor Mapeable</w:t>
+            </w:r>
+          </w:p>
+        </w:tc>
+        <w:tc>
+          <w:tcPr>
+            <w:tcW w:w="1470" w:type="dxa"/>
+            <w:tcBorders>
+              <w:start w:val="single" w:sz="4" w:space="0" w:color="000000"/>
+              <w:bottom w:val="single" w:sz="4" w:space="0" w:color="000000"/>
+              <w:end w:val="single" w:sz="4" w:space="0" w:color="000000"/>
+            </w:tcBorders>
+          </w:tcPr>
+          <w:p>
+            <w:pPr>
+              <w:pStyle w:val="BodyText"/>
+              <w:widowControl/>
+              <w:suppressAutoHyphens w:val="true"/>
+              <w:bidi w:val="0"/>
+              <w:spacing w:lineRule="exact" w:line="198" w:before="0" w:after="0"/>
+              <w:ind w:hanging="0" w:start="0" w:end="0"/>
+              <w:jc w:val="start"/>
+              <w:rPr>
+                <w:rFonts w:ascii="Courier New" w:hAnsi="Courier New" w:eastAsia="NSimSun" w:cs="Arial"/>
+                <w:b/>
+                <w:bCs/>
+                <w:color w:val="FF0000"/>
+                <w:kern w:val="2"/>
+                <w:sz w:val="16"/>
+                <w:szCs w:val="16"/>
+                <w:lang w:val="es-MX" w:eastAsia="zh-CN" w:bidi="hi-IN"/>
+              </w:rPr>
+            </w:pPr>
+            <w:r>
+              <w:rPr>
+                <w:rFonts w:eastAsia="NSimSun" w:cs="Arial" w:ascii="Courier New" w:hAnsi="Courier New"/>
+                <w:b/>
+                <w:bCs/>
+                <w:color w:val="FF0000"/>
+                <w:kern w:val="2"/>
+                <w:sz w:val="16"/>
+                <w:szCs w:val="16"/>
+                <w:lang w:val="es-MX" w:eastAsia="zh-CN" w:bidi="hi-IN"/>
+              </w:rPr>
+            </w:r>
+          </w:p>
+        </w:tc>
+      </w:tr>
+      <w:tr>
+        <w:trPr/>
+        <w:tc>
+          <w:tcPr>
+            <w:tcW w:w="2318" w:type="dxa"/>
+            <w:tcBorders>
+              <w:start w:val="single" w:sz="4" w:space="0" w:color="000000"/>
+              <w:bottom w:val="single" w:sz="4" w:space="0" w:color="000000"/>
+            </w:tcBorders>
+          </w:tcPr>
+          <w:p>
+            <w:pPr>
+              <w:pStyle w:val="BodyText"/>
+              <w:widowControl/>
+              <w:suppressAutoHyphens w:val="true"/>
+              <w:bidi w:val="0"/>
+              <w:spacing w:lineRule="exact" w:line="198" w:before="0" w:after="0"/>
+              <w:ind w:hanging="0" w:start="0" w:end="0"/>
+              <w:jc w:val="start"/>
+              <w:rPr>
+                <w:rFonts w:ascii="Courier New" w:hAnsi="Courier New" w:eastAsia="NSimSun" w:cs="Arial"/>
+                <w:b/>
+                <w:bCs/>
+                <w:color w:val="000000"/>
+                <w:kern w:val="2"/>
+                <w:sz w:val="16"/>
+                <w:szCs w:val="16"/>
+                <w:lang w:val="es-MX" w:eastAsia="zh-CN" w:bidi="hi-IN"/>
+              </w:rPr>
+            </w:pPr>
+            <w:r>
+              <w:rPr>
+                <w:rFonts w:eastAsia="NSimSun" w:cs="Arial" w:ascii="Courier New" w:hAnsi="Courier New"/>
+                <w:b/>
+                <w:bCs/>
+                <w:color w:val="000000"/>
+                <w:kern w:val="2"/>
+                <w:sz w:val="16"/>
+                <w:szCs w:val="16"/>
+                <w:lang w:val="es-MX" w:eastAsia="zh-CN" w:bidi="hi-IN"/>
+              </w:rPr>
+              <w:t>cardBrand</w:t>
+            </w:r>
+          </w:p>
+        </w:tc>
+        <w:tc>
+          <w:tcPr>
+            <w:tcW w:w="3518" w:type="dxa"/>
+            <w:tcBorders>
+              <w:start w:val="single" w:sz="4" w:space="0" w:color="000000"/>
+              <w:bottom w:val="single" w:sz="4" w:space="0" w:color="000000"/>
+            </w:tcBorders>
+          </w:tcPr>
+          <w:p>
+            <w:pPr>
+              <w:pStyle w:val="BodyText"/>
+              <w:widowControl/>
+              <w:suppressAutoHyphens w:val="true"/>
+              <w:bidi w:val="0"/>
+              <w:spacing w:lineRule="exact" w:line="198" w:before="0" w:after="0"/>
+              <w:ind w:hanging="0" w:start="0" w:end="0"/>
+              <w:jc w:val="start"/>
+              <w:rPr>
+                <w:rFonts w:ascii="Courier New" w:hAnsi="Courier New" w:eastAsia="NSimSun" w:cs="Arial"/>
+                <w:b/>
+                <w:bCs/>
+                <w:color w:val="000000"/>
+                <w:kern w:val="2"/>
+                <w:sz w:val="16"/>
+                <w:szCs w:val="16"/>
+                <w:lang w:val="es-MX" w:eastAsia="zh-CN" w:bidi="hi-IN"/>
+              </w:rPr>
+            </w:pPr>
+            <w:r>
+              <w:rPr>
+                <w:rFonts w:eastAsia="NSimSun" w:cs="Arial" w:ascii="Courier New" w:hAnsi="Courier New"/>
+                <w:b/>
+                <w:bCs/>
+                <w:color w:val="000000"/>
+                <w:kern w:val="2"/>
+                <w:sz w:val="16"/>
+                <w:szCs w:val="16"/>
+                <w:lang w:val="es-MX" w:eastAsia="zh-CN" w:bidi="hi-IN"/>
+              </w:rPr>
+              <w:t>"Mastercard"</w:t>
+            </w:r>
+          </w:p>
+        </w:tc>
+        <w:tc>
+          <w:tcPr>
+            <w:tcW w:w="2665" w:type="dxa"/>
+            <w:tcBorders>
+              <w:start w:val="single" w:sz="4" w:space="0" w:color="000000"/>
+              <w:bottom w:val="single" w:sz="4" w:space="0" w:color="000000"/>
+            </w:tcBorders>
+          </w:tcPr>
+          <w:p>
+            <w:pPr>
+              <w:pStyle w:val="BodyText"/>
+              <w:widowControl/>
+              <w:suppressAutoHyphens w:val="true"/>
+              <w:bidi w:val="0"/>
+              <w:spacing w:lineRule="exact" w:line="198" w:before="0" w:after="0"/>
+              <w:ind w:hanging="0" w:start="0" w:end="0"/>
+              <w:jc w:val="start"/>
+              <w:rPr>
+                <w:rFonts w:ascii="Courier New" w:hAnsi="Courier New" w:eastAsia="NSimSun" w:cs="Arial"/>
+                <w:b/>
+                <w:bCs/>
+                <w:color w:val="468A1A"/>
+                <w:kern w:val="2"/>
+                <w:sz w:val="16"/>
+                <w:szCs w:val="16"/>
+                <w:lang w:val="es-MX" w:eastAsia="zh-CN" w:bidi="hi-IN"/>
+              </w:rPr>
+            </w:pPr>
+            <w:r>
+              <w:rPr>
+                <w:rFonts w:eastAsia="NSimSun" w:cs="Arial" w:ascii="Courier New" w:hAnsi="Courier New"/>
+                <w:b/>
+                <w:bCs/>
+                <w:color w:val="468A1A"/>
+                <w:kern w:val="2"/>
+                <w:sz w:val="16"/>
+                <w:szCs w:val="16"/>
+                <w:lang w:val="es-MX" w:eastAsia="zh-CN" w:bidi="hi-IN"/>
+              </w:rPr>
+              <w:t>Valor por default</w:t>
+            </w:r>
+          </w:p>
+        </w:tc>
+        <w:tc>
+          <w:tcPr>
+            <w:tcW w:w="1470" w:type="dxa"/>
+            <w:tcBorders>
+              <w:start w:val="single" w:sz="4" w:space="0" w:color="000000"/>
+              <w:bottom w:val="single" w:sz="4" w:space="0" w:color="000000"/>
+              <w:end w:val="single" w:sz="4" w:space="0" w:color="000000"/>
+            </w:tcBorders>
+          </w:tcPr>
+          <w:p>
+            <w:pPr>
+              <w:pStyle w:val="BodyText"/>
+              <w:widowControl/>
+              <w:suppressAutoHyphens w:val="true"/>
+              <w:bidi w:val="0"/>
+              <w:spacing w:lineRule="exact" w:line="198" w:before="0" w:after="0"/>
+              <w:ind w:hanging="0" w:start="0" w:end="0"/>
               <w:jc w:val="start"/>
               <w:rPr>
                 <w:rFonts w:ascii="Courier New" w:hAnsi="Courier New" w:eastAsia="NSimSun" w:cs="Arial"/>
@@ -4338,14 +5899,13 @@
     <w:p>
       <w:pPr>
         <w:pStyle w:val="Normal"/>
-        <w:bidi w:val="0"/>
         <w:ind w:hanging="0" w:start="0" w:end="0"/>
         <w:jc w:val="center"/>
         <w:rPr>
           <w:rFonts w:ascii="Calibri" w:hAnsi="Calibri"/>
           <w:b/>
           <w:bCs/>
-          <w:color w:val="3465A4"/>
+          <w:color w:val="0066CC"/>
           <w:sz w:val="26"/>
           <w:szCs w:val="26"/>
         </w:rPr>
@@ -4355,7 +5915,7 @@
           <w:rFonts w:ascii="Calibri" w:hAnsi="Calibri"/>
           <w:b/>
           <w:bCs/>
-          <w:color w:val="3465A4"/>
+          <w:color w:val="0066CC"/>
           <w:sz w:val="26"/>
           <w:szCs w:val="26"/>
         </w:rPr>
@@ -4402,15 +5962,16 @@
         </w:tblCellMar>
       </w:tblPr>
       <w:tblGrid>
-        <w:gridCol w:w="3055"/>
-        <w:gridCol w:w="3854"/>
-        <w:gridCol w:w="3063"/>
+        <w:gridCol w:w="2318"/>
+        <w:gridCol w:w="3518"/>
+        <w:gridCol w:w="2665"/>
+        <w:gridCol w:w="1470"/>
       </w:tblGrid>
       <w:tr>
         <w:trPr/>
         <w:tc>
           <w:tcPr>
-            <w:tcW w:w="3055" w:type="dxa"/>
+            <w:tcW w:w="2318" w:type="dxa"/>
             <w:tcBorders>
               <w:top w:val="single" w:sz="4" w:space="0" w:color="000000"/>
               <w:start w:val="single" w:sz="4" w:space="0" w:color="000000"/>
@@ -4428,6 +5989,7 @@
                 <w:color w:val="000000"/>
                 <w:sz w:val="20"/>
                 <w:szCs w:val="20"/>
+                <w:highlight w:val="none"/>
                 <w:shd w:fill="FFFFFF" w:val="clear"/>
               </w:rPr>
             </w:pPr>
@@ -4446,7 +6008,7 @@
         </w:tc>
         <w:tc>
           <w:tcPr>
-            <w:tcW w:w="3854" w:type="dxa"/>
+            <w:tcW w:w="3518" w:type="dxa"/>
             <w:tcBorders>
               <w:top w:val="single" w:sz="4" w:space="0" w:color="000000"/>
               <w:start w:val="single" w:sz="4" w:space="0" w:color="000000"/>
@@ -4464,6 +6026,7 @@
                 <w:color w:val="000000"/>
                 <w:sz w:val="20"/>
                 <w:szCs w:val="20"/>
+                <w:highlight w:val="none"/>
                 <w:shd w:fill="FFFFFF" w:val="clear"/>
               </w:rPr>
             </w:pPr>
@@ -4482,12 +6045,11 @@
         </w:tc>
         <w:tc>
           <w:tcPr>
-            <w:tcW w:w="3063" w:type="dxa"/>
+            <w:tcW w:w="2665" w:type="dxa"/>
             <w:tcBorders>
               <w:top w:val="single" w:sz="4" w:space="0" w:color="000000"/>
               <w:start w:val="single" w:sz="4" w:space="0" w:color="000000"/>
               <w:bottom w:val="single" w:sz="4" w:space="0" w:color="000000"/>
-              <w:end w:val="single" w:sz="4" w:space="0" w:color="000000"/>
             </w:tcBorders>
           </w:tcPr>
           <w:p>
@@ -4501,6 +6063,7 @@
                 <w:color w:val="000000"/>
                 <w:sz w:val="20"/>
                 <w:szCs w:val="20"/>
+                <w:highlight w:val="none"/>
                 <w:shd w:fill="FFFFFF" w:val="clear"/>
               </w:rPr>
             </w:pPr>
@@ -4513,6 +6076,44 @@
                 <w:szCs w:val="20"/>
                 <w:shd w:fill="FFFFFF" w:val="clear"/>
               </w:rPr>
+              <w:t>OBSERVACIONES</w:t>
+            </w:r>
+          </w:p>
+        </w:tc>
+        <w:tc>
+          <w:tcPr>
+            <w:tcW w:w="1470" w:type="dxa"/>
+            <w:tcBorders>
+              <w:top w:val="single" w:sz="4" w:space="0" w:color="000000"/>
+              <w:start w:val="single" w:sz="4" w:space="0" w:color="000000"/>
+              <w:bottom w:val="single" w:sz="4" w:space="0" w:color="000000"/>
+              <w:end w:val="single" w:sz="4" w:space="0" w:color="000000"/>
+            </w:tcBorders>
+          </w:tcPr>
+          <w:p>
+            <w:pPr>
+              <w:pStyle w:val="Contenidodelatabla"/>
+              <w:spacing w:lineRule="exact" w:line="198"/>
+              <w:jc w:val="center"/>
+              <w:rPr>
+                <w:b/>
+                <w:bCs/>
+                <w:color w:val="000000"/>
+                <w:sz w:val="20"/>
+                <w:szCs w:val="20"/>
+                <w:highlight w:val="none"/>
+                <w:shd w:fill="FFFFFF" w:val="clear"/>
+              </w:rPr>
+            </w:pPr>
+            <w:r>
+              <w:rPr>
+                <w:b/>
+                <w:bCs/>
+                <w:color w:val="000000"/>
+                <w:sz w:val="20"/>
+                <w:szCs w:val="20"/>
+                <w:shd w:fill="FFFFFF" w:val="clear"/>
+              </w:rPr>
               <w:t>LONGITUD</w:t>
             </w:r>
           </w:p>
@@ -4522,7 +6123,7 @@
         <w:trPr/>
         <w:tc>
           <w:tcPr>
-            <w:tcW w:w="3055" w:type="dxa"/>
+            <w:tcW w:w="2318" w:type="dxa"/>
             <w:tcBorders>
               <w:start w:val="single" w:sz="4" w:space="0" w:color="000000"/>
               <w:bottom w:val="single" w:sz="4" w:space="0" w:color="000000"/>
@@ -4565,50 +6166,93 @@
         </w:tc>
         <w:tc>
           <w:tcPr>
-            <w:tcW w:w="3854" w:type="dxa"/>
-            <w:tcBorders>
-              <w:start w:val="single" w:sz="4" w:space="0" w:color="000000"/>
-              <w:bottom w:val="single" w:sz="4" w:space="0" w:color="000000"/>
-            </w:tcBorders>
-          </w:tcPr>
-          <w:p>
-            <w:pPr>
-              <w:pStyle w:val="BodyText"/>
-              <w:widowControl/>
-              <w:suppressAutoHyphens w:val="true"/>
-              <w:bidi w:val="0"/>
-              <w:spacing w:lineRule="exact" w:line="198" w:before="0" w:after="0"/>
-              <w:ind w:hanging="0" w:start="0" w:end="0"/>
-              <w:jc w:val="start"/>
-              <w:rPr>
-                <w:rFonts w:ascii="Courier New" w:hAnsi="Courier New" w:eastAsia="NSimSun" w:cs="Arial"/>
-                <w:b/>
-                <w:bCs/>
-                <w:color w:val="000000"/>
-                <w:kern w:val="2"/>
-                <w:sz w:val="16"/>
-                <w:szCs w:val="16"/>
-                <w:lang w:val="es-MX" w:eastAsia="zh-CN" w:bidi="hi-IN"/>
-              </w:rPr>
-            </w:pPr>
-            <w:r>
-              <w:rPr>
-                <w:rFonts w:eastAsia="NSimSun" w:cs="Arial" w:ascii="Courier New" w:hAnsi="Courier New"/>
-                <w:b/>
-                <w:bCs/>
-                <w:color w:val="000000"/>
-                <w:kern w:val="2"/>
-                <w:sz w:val="16"/>
-                <w:szCs w:val="16"/>
-                <w:lang w:val="es-MX" w:eastAsia="zh-CN" w:bidi="hi-IN"/>
-              </w:rPr>
-              <w:t>Tipo de Producto</w:t>
-            </w:r>
-          </w:p>
-        </w:tc>
-        <w:tc>
-          <w:tcPr>
-            <w:tcW w:w="3063" w:type="dxa"/>
+            <w:tcW w:w="3518" w:type="dxa"/>
+            <w:tcBorders>
+              <w:start w:val="single" w:sz="4" w:space="0" w:color="000000"/>
+              <w:bottom w:val="single" w:sz="4" w:space="0" w:color="000000"/>
+            </w:tcBorders>
+          </w:tcPr>
+          <w:p>
+            <w:pPr>
+              <w:pStyle w:val="BodyText"/>
+              <w:widowControl/>
+              <w:suppressAutoHyphens w:val="true"/>
+              <w:bidi w:val="0"/>
+              <w:spacing w:lineRule="exact" w:line="198" w:before="0" w:after="0"/>
+              <w:ind w:hanging="0" w:start="0" w:end="0"/>
+              <w:jc w:val="start"/>
+              <w:rPr>
+                <w:rFonts w:ascii="Courier New" w:hAnsi="Courier New" w:eastAsia="NSimSun" w:cs="Arial"/>
+                <w:b/>
+                <w:bCs/>
+                <w:color w:val="000000"/>
+                <w:kern w:val="2"/>
+                <w:sz w:val="16"/>
+                <w:szCs w:val="16"/>
+                <w:lang w:val="es-MX" w:eastAsia="zh-CN" w:bidi="hi-IN"/>
+              </w:rPr>
+            </w:pPr>
+            <w:r>
+              <w:rPr>
+                <w:rFonts w:eastAsia="NSimSun" w:cs="Arial" w:ascii="Courier New" w:hAnsi="Courier New"/>
+                <w:b/>
+                <w:bCs/>
+                <w:color w:val="000000"/>
+                <w:kern w:val="2"/>
+                <w:sz w:val="16"/>
+                <w:szCs w:val="16"/>
+                <w:lang w:val="es-MX" w:eastAsia="zh-CN" w:bidi="hi-IN"/>
+              </w:rPr>
+              <w:t>identificador único</w:t>
+            </w:r>
+          </w:p>
+        </w:tc>
+        <w:tc>
+          <w:tcPr>
+            <w:tcW w:w="2665" w:type="dxa"/>
+            <w:tcBorders>
+              <w:start w:val="single" w:sz="4" w:space="0" w:color="000000"/>
+              <w:bottom w:val="single" w:sz="4" w:space="0" w:color="000000"/>
+            </w:tcBorders>
+          </w:tcPr>
+          <w:p>
+            <w:pPr>
+              <w:pStyle w:val="BodyText"/>
+              <w:widowControl/>
+              <w:suppressAutoHyphens w:val="true"/>
+              <w:bidi w:val="0"/>
+              <w:spacing w:lineRule="exact" w:line="198" w:before="0" w:after="0"/>
+              <w:ind w:hanging="0" w:start="0" w:end="0"/>
+              <w:jc w:val="start"/>
+              <w:rPr>
+                <w:rFonts w:ascii="Courier New" w:hAnsi="Courier New" w:eastAsia="NSimSun" w:cs="Arial"/>
+                <w:b/>
+                <w:bCs/>
+                <w:color w:val="FF0000"/>
+                <w:kern w:val="2"/>
+                <w:sz w:val="16"/>
+                <w:szCs w:val="16"/>
+                <w:lang w:val="es-MX" w:eastAsia="zh-CN" w:bidi="hi-IN"/>
+              </w:rPr>
+            </w:pPr>
+            <w:r>
+              <w:rPr>
+                <w:rFonts w:eastAsia="NSimSun" w:cs="Arial" w:ascii="Courier New" w:hAnsi="Courier New"/>
+                <w:b/>
+                <w:bCs/>
+                <w:color w:val="FF0000"/>
+                <w:kern w:val="2"/>
+                <w:sz w:val="16"/>
+                <w:szCs w:val="16"/>
+                <w:lang w:val="es-MX" w:eastAsia="zh-CN" w:bidi="hi-IN"/>
+              </w:rPr>
+              <w:t>¿Como se obtiene el valor?</w:t>
+            </w:r>
+          </w:p>
+        </w:tc>
+        <w:tc>
+          <w:tcPr>
+            <w:tcW w:w="1470" w:type="dxa"/>
             <w:tcBorders>
               <w:start w:val="single" w:sz="4" w:space="0" w:color="000000"/>
               <w:bottom w:val="single" w:sz="4" w:space="0" w:color="000000"/>
@@ -4622,7 +6266,7 @@
               <w:suppressAutoHyphens w:val="true"/>
               <w:bidi w:val="0"/>
               <w:spacing w:lineRule="exact" w:line="198" w:before="0" w:after="0"/>
-              <w:ind w:hanging="0" w:start="709" w:end="0"/>
+              <w:ind w:hanging="0" w:start="0" w:end="0"/>
               <w:jc w:val="start"/>
               <w:rPr>
                 <w:rFonts w:ascii="Courier New" w:hAnsi="Courier New" w:eastAsia="NSimSun" w:cs="Arial"/>
@@ -4654,7 +6298,7 @@
         <w:trPr/>
         <w:tc>
           <w:tcPr>
-            <w:tcW w:w="3055" w:type="dxa"/>
+            <w:tcW w:w="2318" w:type="dxa"/>
             <w:tcBorders>
               <w:start w:val="single" w:sz="4" w:space="0" w:color="000000"/>
               <w:bottom w:val="single" w:sz="4" w:space="0" w:color="000000"/>
@@ -4697,50 +6341,93 @@
         </w:tc>
         <w:tc>
           <w:tcPr>
-            <w:tcW w:w="3854" w:type="dxa"/>
-            <w:tcBorders>
-              <w:start w:val="single" w:sz="4" w:space="0" w:color="000000"/>
-              <w:bottom w:val="single" w:sz="4" w:space="0" w:color="000000"/>
-            </w:tcBorders>
-          </w:tcPr>
-          <w:p>
-            <w:pPr>
-              <w:pStyle w:val="BodyText"/>
-              <w:widowControl/>
-              <w:suppressAutoHyphens w:val="true"/>
-              <w:bidi w:val="0"/>
-              <w:spacing w:lineRule="exact" w:line="198" w:before="0" w:after="0"/>
-              <w:ind w:hanging="0" w:start="0" w:end="0"/>
-              <w:jc w:val="start"/>
-              <w:rPr>
-                <w:rFonts w:ascii="Courier New" w:hAnsi="Courier New" w:eastAsia="NSimSun" w:cs="Arial"/>
-                <w:b/>
-                <w:bCs/>
-                <w:color w:val="000000"/>
-                <w:kern w:val="2"/>
-                <w:sz w:val="16"/>
-                <w:szCs w:val="16"/>
-                <w:lang w:val="es-MX" w:eastAsia="zh-CN" w:bidi="hi-IN"/>
-              </w:rPr>
-            </w:pPr>
-            <w:r>
-              <w:rPr>
-                <w:rFonts w:eastAsia="NSimSun" w:cs="Arial" w:ascii="Courier New" w:hAnsi="Courier New"/>
-                <w:b/>
-                <w:bCs/>
-                <w:color w:val="000000"/>
-                <w:kern w:val="2"/>
-                <w:sz w:val="16"/>
-                <w:szCs w:val="16"/>
-                <w:lang w:val="es-MX" w:eastAsia="zh-CN" w:bidi="hi-IN"/>
-              </w:rPr>
-              <w:t>Identificador Único</w:t>
-            </w:r>
-          </w:p>
-        </w:tc>
-        <w:tc>
-          <w:tcPr>
-            <w:tcW w:w="3063" w:type="dxa"/>
+            <w:tcW w:w="3518" w:type="dxa"/>
+            <w:tcBorders>
+              <w:start w:val="single" w:sz="4" w:space="0" w:color="000000"/>
+              <w:bottom w:val="single" w:sz="4" w:space="0" w:color="000000"/>
+            </w:tcBorders>
+          </w:tcPr>
+          <w:p>
+            <w:pPr>
+              <w:pStyle w:val="BodyText"/>
+              <w:widowControl/>
+              <w:suppressAutoHyphens w:val="true"/>
+              <w:bidi w:val="0"/>
+              <w:spacing w:lineRule="exact" w:line="198" w:before="0" w:after="0"/>
+              <w:ind w:hanging="0" w:start="0" w:end="0"/>
+              <w:jc w:val="start"/>
+              <w:rPr>
+                <w:rFonts w:ascii="Courier New" w:hAnsi="Courier New" w:eastAsia="NSimSun" w:cs="Arial"/>
+                <w:b/>
+                <w:bCs/>
+                <w:color w:val="000000"/>
+                <w:kern w:val="2"/>
+                <w:sz w:val="16"/>
+                <w:szCs w:val="16"/>
+                <w:lang w:val="es-MX" w:eastAsia="zh-CN" w:bidi="hi-IN"/>
+              </w:rPr>
+            </w:pPr>
+            <w:r>
+              <w:rPr>
+                <w:rFonts w:eastAsia="NSimSun" w:cs="Arial" w:ascii="Courier New" w:hAnsi="Courier New"/>
+                <w:b/>
+                <w:bCs/>
+                <w:color w:val="000000"/>
+                <w:kern w:val="2"/>
+                <w:sz w:val="16"/>
+                <w:szCs w:val="16"/>
+                <w:lang w:val="es-MX" w:eastAsia="zh-CN" w:bidi="hi-IN"/>
+              </w:rPr>
+              <w:t>identificador único</w:t>
+            </w:r>
+          </w:p>
+        </w:tc>
+        <w:tc>
+          <w:tcPr>
+            <w:tcW w:w="2665" w:type="dxa"/>
+            <w:tcBorders>
+              <w:start w:val="single" w:sz="4" w:space="0" w:color="000000"/>
+              <w:bottom w:val="single" w:sz="4" w:space="0" w:color="000000"/>
+            </w:tcBorders>
+          </w:tcPr>
+          <w:p>
+            <w:pPr>
+              <w:pStyle w:val="BodyText"/>
+              <w:widowControl/>
+              <w:suppressAutoHyphens w:val="true"/>
+              <w:bidi w:val="0"/>
+              <w:spacing w:lineRule="exact" w:line="198" w:before="0" w:after="0"/>
+              <w:ind w:hanging="0" w:start="0" w:end="0"/>
+              <w:jc w:val="start"/>
+              <w:rPr>
+                <w:rFonts w:ascii="Courier New" w:hAnsi="Courier New" w:eastAsia="NSimSun" w:cs="Arial"/>
+                <w:b/>
+                <w:bCs/>
+                <w:color w:val="FF0000"/>
+                <w:kern w:val="2"/>
+                <w:sz w:val="16"/>
+                <w:szCs w:val="16"/>
+                <w:lang w:val="es-MX" w:eastAsia="zh-CN" w:bidi="hi-IN"/>
+              </w:rPr>
+            </w:pPr>
+            <w:r>
+              <w:rPr>
+                <w:rFonts w:eastAsia="NSimSun" w:cs="Arial" w:ascii="Courier New" w:hAnsi="Courier New"/>
+                <w:b/>
+                <w:bCs/>
+                <w:color w:val="FF0000"/>
+                <w:kern w:val="2"/>
+                <w:sz w:val="16"/>
+                <w:szCs w:val="16"/>
+                <w:lang w:val="es-MX" w:eastAsia="zh-CN" w:bidi="hi-IN"/>
+              </w:rPr>
+              <w:t>¿Como se obtiene el valor?</w:t>
+            </w:r>
+          </w:p>
+        </w:tc>
+        <w:tc>
+          <w:tcPr>
+            <w:tcW w:w="1470" w:type="dxa"/>
             <w:tcBorders>
               <w:start w:val="single" w:sz="4" w:space="0" w:color="000000"/>
               <w:bottom w:val="single" w:sz="4" w:space="0" w:color="000000"/>
@@ -4754,7 +6441,7 @@
               <w:suppressAutoHyphens w:val="true"/>
               <w:bidi w:val="0"/>
               <w:spacing w:lineRule="exact" w:line="198" w:before="0" w:after="0"/>
-              <w:ind w:hanging="0" w:start="709" w:end="0"/>
+              <w:ind w:hanging="0" w:start="0" w:end="0"/>
               <w:jc w:val="start"/>
               <w:rPr>
                 <w:rFonts w:ascii="Courier New" w:hAnsi="Courier New" w:eastAsia="NSimSun" w:cs="Arial"/>
@@ -4786,7 +6473,7 @@
         <w:trPr/>
         <w:tc>
           <w:tcPr>
-            <w:tcW w:w="3055" w:type="dxa"/>
+            <w:tcW w:w="2318" w:type="dxa"/>
             <w:tcBorders>
               <w:start w:val="single" w:sz="4" w:space="0" w:color="000000"/>
               <w:bottom w:val="single" w:sz="4" w:space="0" w:color="000000"/>
@@ -4829,50 +6516,93 @@
         </w:tc>
         <w:tc>
           <w:tcPr>
-            <w:tcW w:w="3854" w:type="dxa"/>
-            <w:tcBorders>
-              <w:start w:val="single" w:sz="4" w:space="0" w:color="000000"/>
-              <w:bottom w:val="single" w:sz="4" w:space="0" w:color="000000"/>
-            </w:tcBorders>
-          </w:tcPr>
-          <w:p>
-            <w:pPr>
-              <w:pStyle w:val="BodyText"/>
-              <w:widowControl/>
-              <w:suppressAutoHyphens w:val="true"/>
-              <w:bidi w:val="0"/>
-              <w:spacing w:lineRule="exact" w:line="198" w:before="0" w:after="0"/>
-              <w:ind w:hanging="0" w:start="0" w:end="0"/>
-              <w:jc w:val="start"/>
-              <w:rPr>
-                <w:rFonts w:ascii="Courier New" w:hAnsi="Courier New" w:eastAsia="NSimSun" w:cs="Arial"/>
-                <w:b/>
-                <w:bCs/>
-                <w:color w:val="000000"/>
-                <w:kern w:val="2"/>
-                <w:sz w:val="16"/>
-                <w:szCs w:val="16"/>
-                <w:lang w:val="es-MX" w:eastAsia="zh-CN" w:bidi="hi-IN"/>
-              </w:rPr>
-            </w:pPr>
-            <w:r>
-              <w:rPr>
-                <w:rFonts w:eastAsia="NSimSun" w:cs="Arial" w:ascii="Courier New" w:hAnsi="Courier New"/>
-                <w:b/>
-                <w:bCs/>
-                <w:color w:val="000000"/>
-                <w:kern w:val="2"/>
-                <w:sz w:val="16"/>
-                <w:szCs w:val="16"/>
-                <w:lang w:val="es-MX" w:eastAsia="zh-CN" w:bidi="hi-IN"/>
-              </w:rPr>
-              <w:t>DateTime</w:t>
-            </w:r>
-          </w:p>
-        </w:tc>
-        <w:tc>
-          <w:tcPr>
-            <w:tcW w:w="3063" w:type="dxa"/>
+            <w:tcW w:w="3518" w:type="dxa"/>
+            <w:tcBorders>
+              <w:start w:val="single" w:sz="4" w:space="0" w:color="000000"/>
+              <w:bottom w:val="single" w:sz="4" w:space="0" w:color="000000"/>
+            </w:tcBorders>
+          </w:tcPr>
+          <w:p>
+            <w:pPr>
+              <w:pStyle w:val="BodyText"/>
+              <w:widowControl/>
+              <w:suppressAutoHyphens w:val="true"/>
+              <w:bidi w:val="0"/>
+              <w:spacing w:lineRule="exact" w:line="198" w:before="0" w:after="0"/>
+              <w:ind w:hanging="0" w:start="0" w:end="0"/>
+              <w:jc w:val="start"/>
+              <w:rPr>
+                <w:rFonts w:ascii="Courier New" w:hAnsi="Courier New" w:eastAsia="NSimSun" w:cs="Arial"/>
+                <w:b/>
+                <w:bCs/>
+                <w:color w:val="000000"/>
+                <w:kern w:val="2"/>
+                <w:sz w:val="16"/>
+                <w:szCs w:val="16"/>
+                <w:lang w:val="es-MX" w:eastAsia="zh-CN" w:bidi="hi-IN"/>
+              </w:rPr>
+            </w:pPr>
+            <w:r>
+              <w:rPr>
+                <w:rFonts w:eastAsia="NSimSun" w:cs="Arial" w:ascii="Courier New" w:hAnsi="Courier New"/>
+                <w:b/>
+                <w:bCs/>
+                <w:color w:val="000000"/>
+                <w:kern w:val="2"/>
+                <w:sz w:val="16"/>
+                <w:szCs w:val="16"/>
+                <w:lang w:val="es-MX" w:eastAsia="zh-CN" w:bidi="hi-IN"/>
+              </w:rPr>
+              <w:t>YYYY-MM-DDThh:mm:ssZ</w:t>
+            </w:r>
+          </w:p>
+        </w:tc>
+        <w:tc>
+          <w:tcPr>
+            <w:tcW w:w="2665" w:type="dxa"/>
+            <w:tcBorders>
+              <w:start w:val="single" w:sz="4" w:space="0" w:color="000000"/>
+              <w:bottom w:val="single" w:sz="4" w:space="0" w:color="000000"/>
+            </w:tcBorders>
+          </w:tcPr>
+          <w:p>
+            <w:pPr>
+              <w:pStyle w:val="BodyText"/>
+              <w:widowControl/>
+              <w:suppressAutoHyphens w:val="true"/>
+              <w:bidi w:val="0"/>
+              <w:spacing w:lineRule="exact" w:line="198" w:before="0" w:after="0"/>
+              <w:ind w:hanging="0" w:start="0" w:end="0"/>
+              <w:jc w:val="start"/>
+              <w:rPr>
+                <w:rFonts w:ascii="Courier New" w:hAnsi="Courier New" w:eastAsia="NSimSun" w:cs="Arial"/>
+                <w:b/>
+                <w:bCs/>
+                <w:color w:val="0066CC"/>
+                <w:kern w:val="2"/>
+                <w:sz w:val="16"/>
+                <w:szCs w:val="16"/>
+                <w:lang w:val="es-MX" w:eastAsia="zh-CN" w:bidi="hi-IN"/>
+              </w:rPr>
+            </w:pPr>
+            <w:r>
+              <w:rPr>
+                <w:rFonts w:eastAsia="NSimSun" w:cs="Arial" w:ascii="Courier New" w:hAnsi="Courier New"/>
+                <w:b/>
+                <w:bCs/>
+                <w:color w:val="0066CC"/>
+                <w:kern w:val="2"/>
+                <w:sz w:val="16"/>
+                <w:szCs w:val="16"/>
+                <w:lang w:val="es-MX" w:eastAsia="zh-CN" w:bidi="hi-IN"/>
+              </w:rPr>
+              <w:t>Valor DateTime</w:t>
+            </w:r>
+          </w:p>
+        </w:tc>
+        <w:tc>
+          <w:tcPr>
+            <w:tcW w:w="1470" w:type="dxa"/>
             <w:tcBorders>
               <w:start w:val="single" w:sz="4" w:space="0" w:color="000000"/>
               <w:bottom w:val="single" w:sz="4" w:space="0" w:color="000000"/>
@@ -4886,25 +6616,25 @@
               <w:suppressAutoHyphens w:val="true"/>
               <w:bidi w:val="0"/>
               <w:spacing w:lineRule="exact" w:line="198" w:before="0" w:after="0"/>
-              <w:ind w:hanging="0" w:start="709" w:end="0"/>
-              <w:jc w:val="start"/>
-              <w:rPr>
-                <w:rFonts w:ascii="Courier New" w:hAnsi="Courier New" w:eastAsia="NSimSun" w:cs="Arial"/>
-                <w:b/>
-                <w:bCs/>
-                <w:color w:val="00AE00"/>
-                <w:kern w:val="2"/>
-                <w:sz w:val="16"/>
-                <w:szCs w:val="16"/>
-                <w:lang w:val="es-MX" w:eastAsia="zh-CN" w:bidi="hi-IN"/>
-              </w:rPr>
-            </w:pPr>
-            <w:r>
-              <w:rPr>
-                <w:rFonts w:eastAsia="NSimSun" w:cs="Arial" w:ascii="Courier New" w:hAnsi="Courier New"/>
-                <w:b/>
-                <w:bCs/>
-                <w:color w:val="00AE00"/>
+              <w:ind w:hanging="0" w:start="0" w:end="0"/>
+              <w:jc w:val="start"/>
+              <w:rPr>
+                <w:rFonts w:ascii="Courier New" w:hAnsi="Courier New" w:eastAsia="NSimSun" w:cs="Arial"/>
+                <w:b/>
+                <w:bCs/>
+                <w:color w:val="0066CC"/>
+                <w:kern w:val="2"/>
+                <w:sz w:val="16"/>
+                <w:szCs w:val="16"/>
+                <w:lang w:val="es-MX" w:eastAsia="zh-CN" w:bidi="hi-IN"/>
+              </w:rPr>
+            </w:pPr>
+            <w:r>
+              <w:rPr>
+                <w:rFonts w:eastAsia="NSimSun" w:cs="Arial" w:ascii="Courier New" w:hAnsi="Courier New"/>
+                <w:b/>
+                <w:bCs/>
+                <w:color w:val="0066CC"/>
                 <w:kern w:val="2"/>
                 <w:sz w:val="16"/>
                 <w:szCs w:val="16"/>
@@ -4918,7 +6648,7 @@
         <w:trPr/>
         <w:tc>
           <w:tcPr>
-            <w:tcW w:w="3055" w:type="dxa"/>
+            <w:tcW w:w="2318" w:type="dxa"/>
             <w:tcBorders>
               <w:start w:val="single" w:sz="4" w:space="0" w:color="000000"/>
               <w:bottom w:val="single" w:sz="4" w:space="0" w:color="000000"/>
@@ -4961,50 +6691,94 @@
         </w:tc>
         <w:tc>
           <w:tcPr>
-            <w:tcW w:w="3854" w:type="dxa"/>
-            <w:tcBorders>
-              <w:start w:val="single" w:sz="4" w:space="0" w:color="000000"/>
-              <w:bottom w:val="single" w:sz="4" w:space="0" w:color="000000"/>
-            </w:tcBorders>
-          </w:tcPr>
-          <w:p>
-            <w:pPr>
-              <w:pStyle w:val="BodyText"/>
-              <w:widowControl/>
-              <w:suppressAutoHyphens w:val="true"/>
-              <w:bidi w:val="0"/>
-              <w:spacing w:lineRule="exact" w:line="198" w:before="0" w:after="0"/>
-              <w:ind w:hanging="0" w:start="0" w:end="0"/>
-              <w:jc w:val="start"/>
-              <w:rPr>
-                <w:rFonts w:ascii="Courier New" w:hAnsi="Courier New" w:eastAsia="NSimSun" w:cs="Arial"/>
-                <w:b/>
-                <w:bCs/>
-                <w:color w:val="000000"/>
-                <w:kern w:val="2"/>
-                <w:sz w:val="16"/>
-                <w:szCs w:val="16"/>
-                <w:lang w:val="es-MX" w:eastAsia="zh-CN" w:bidi="hi-IN"/>
-              </w:rPr>
-            </w:pPr>
-            <w:r>
-              <w:rPr>
-                <w:rFonts w:eastAsia="NSimSun" w:cs="Arial" w:ascii="Courier New" w:hAnsi="Courier New"/>
-                <w:b/>
-                <w:bCs/>
-                <w:color w:val="000000"/>
-                <w:kern w:val="2"/>
-                <w:sz w:val="16"/>
-                <w:szCs w:val="16"/>
-                <w:lang w:val="es-MX" w:eastAsia="zh-CN" w:bidi="hi-IN"/>
-              </w:rPr>
-              <w:t>"0" - "99"</w:t>
-            </w:r>
-          </w:p>
-        </w:tc>
-        <w:tc>
-          <w:tcPr>
-            <w:tcW w:w="3063" w:type="dxa"/>
+            <w:tcW w:w="3518" w:type="dxa"/>
+            <w:tcBorders>
+              <w:start w:val="single" w:sz="4" w:space="0" w:color="000000"/>
+              <w:bottom w:val="single" w:sz="4" w:space="0" w:color="000000"/>
+            </w:tcBorders>
+          </w:tcPr>
+          <w:p>
+            <w:pPr>
+              <w:pStyle w:val="BodyText"/>
+              <w:widowControl/>
+              <w:suppressAutoHyphens w:val="true"/>
+              <w:bidi w:val="0"/>
+              <w:spacing w:lineRule="exact" w:line="198" w:before="0" w:after="0"/>
+              <w:ind w:hanging="0" w:start="0" w:end="0"/>
+              <w:jc w:val="start"/>
+              <w:rPr>
+                <w:rFonts w:ascii="Courier New" w:hAnsi="Courier New" w:eastAsia="NSimSun" w:cs="Arial"/>
+                <w:b/>
+                <w:bCs/>
+                <w:color w:val="000000"/>
+                <w:kern w:val="2"/>
+                <w:sz w:val="16"/>
+                <w:szCs w:val="16"/>
+                <w:lang w:val="es-MX" w:eastAsia="zh-CN" w:bidi="hi-IN"/>
+              </w:rPr>
+            </w:pPr>
+            <w:r>
+              <w:rPr>
+                <w:rFonts w:eastAsia="NSimSun" w:cs="Arial" w:ascii="Courier New" w:hAnsi="Courier New"/>
+                <w:b/>
+                <w:bCs/>
+                <w:color w:val="000000"/>
+                <w:kern w:val="2"/>
+                <w:sz w:val="16"/>
+                <w:szCs w:val="16"/>
+                <w:lang w:val="es-MX" w:eastAsia="zh-CN" w:bidi="hi-IN"/>
+              </w:rPr>
+              <w:t>Número de token vinculados a la cuenta</w:t>
+            </w:r>
+          </w:p>
+        </w:tc>
+        <w:tc>
+          <w:tcPr>
+            <w:tcW w:w="2665" w:type="dxa"/>
+            <w:tcBorders>
+              <w:start w:val="single" w:sz="4" w:space="0" w:color="000000"/>
+              <w:bottom w:val="single" w:sz="4" w:space="0" w:color="000000"/>
+            </w:tcBorders>
+          </w:tcPr>
+          <w:p>
+            <w:pPr>
+              <w:pStyle w:val="BodyText"/>
+              <w:widowControl/>
+              <w:suppressAutoHyphens w:val="true"/>
+              <w:overflowPunct w:val="true"/>
+              <w:bidi w:val="0"/>
+              <w:spacing w:lineRule="exact" w:line="198" w:before="0" w:after="0"/>
+              <w:ind w:hanging="0" w:start="0" w:end="0"/>
+              <w:jc w:val="start"/>
+              <w:rPr>
+                <w:rFonts w:ascii="Courier New" w:hAnsi="Courier New" w:eastAsia="NSimSun" w:cs="Arial"/>
+                <w:b/>
+                <w:bCs/>
+                <w:color w:val="FF0000"/>
+                <w:kern w:val="2"/>
+                <w:sz w:val="16"/>
+                <w:szCs w:val="16"/>
+                <w:lang w:val="es-MX" w:eastAsia="zh-CN" w:bidi="hi-IN"/>
+              </w:rPr>
+            </w:pPr>
+            <w:r>
+              <w:rPr>
+                <w:rFonts w:eastAsia="NSimSun" w:cs="Arial" w:ascii="Courier New" w:hAnsi="Courier New"/>
+                <w:b/>
+                <w:bCs/>
+                <w:color w:val="FF0000"/>
+                <w:kern w:val="2"/>
+                <w:sz w:val="16"/>
+                <w:szCs w:val="16"/>
+                <w:lang w:val="es-MX" w:eastAsia="zh-CN" w:bidi="hi-IN"/>
+              </w:rPr>
+              <w:t>¿Como se obtiene el valor?</w:t>
+            </w:r>
+          </w:p>
+        </w:tc>
+        <w:tc>
+          <w:tcPr>
+            <w:tcW w:w="1470" w:type="dxa"/>
             <w:tcBorders>
               <w:start w:val="single" w:sz="4" w:space="0" w:color="000000"/>
               <w:bottom w:val="single" w:sz="4" w:space="0" w:color="000000"/>
@@ -5018,7 +6792,7 @@
               <w:suppressAutoHyphens w:val="true"/>
               <w:bidi w:val="0"/>
               <w:spacing w:lineRule="exact" w:line="198" w:before="0" w:after="0"/>
-              <w:ind w:hanging="0" w:start="709" w:end="0"/>
+              <w:ind w:hanging="0" w:start="0" w:end="0"/>
               <w:jc w:val="start"/>
               <w:rPr>
                 <w:rFonts w:ascii="Courier New" w:hAnsi="Courier New" w:eastAsia="NSimSun" w:cs="Arial"/>
@@ -5042,7 +6816,6 @@
                 <w:szCs w:val="16"/>
                 <w:lang w:val="es-MX" w:eastAsia="zh-CN" w:bidi="hi-IN"/>
               </w:rPr>
-              <w:t>maxLength: 2</w:t>
             </w:r>
           </w:p>
         </w:tc>
@@ -5051,7 +6824,7 @@
         <w:trPr/>
         <w:tc>
           <w:tcPr>
-            <w:tcW w:w="3055" w:type="dxa"/>
+            <w:tcW w:w="2318" w:type="dxa"/>
             <w:tcBorders>
               <w:start w:val="single" w:sz="4" w:space="0" w:color="000000"/>
               <w:bottom w:val="single" w:sz="4" w:space="0" w:color="000000"/>
@@ -5094,50 +6867,93 @@
         </w:tc>
         <w:tc>
           <w:tcPr>
-            <w:tcW w:w="3854" w:type="dxa"/>
-            <w:tcBorders>
-              <w:start w:val="single" w:sz="4" w:space="0" w:color="000000"/>
-              <w:bottom w:val="single" w:sz="4" w:space="0" w:color="000000"/>
-            </w:tcBorders>
-          </w:tcPr>
-          <w:p>
-            <w:pPr>
-              <w:pStyle w:val="BodyText"/>
-              <w:widowControl/>
-              <w:suppressAutoHyphens w:val="true"/>
-              <w:bidi w:val="0"/>
-              <w:spacing w:lineRule="exact" w:line="198" w:before="0" w:after="0"/>
-              <w:ind w:hanging="0" w:start="0" w:end="0"/>
-              <w:jc w:val="start"/>
-              <w:rPr>
-                <w:rFonts w:ascii="Courier New" w:hAnsi="Courier New" w:eastAsia="NSimSun" w:cs="Arial"/>
-                <w:b/>
-                <w:bCs/>
-                <w:color w:val="000000"/>
-                <w:kern w:val="2"/>
-                <w:sz w:val="16"/>
-                <w:szCs w:val="16"/>
-                <w:lang w:val="es-MX" w:eastAsia="zh-CN" w:bidi="hi-IN"/>
-              </w:rPr>
-            </w:pPr>
-            <w:r>
-              <w:rPr>
-                <w:rFonts w:eastAsia="NSimSun" w:cs="Arial" w:ascii="Courier New" w:hAnsi="Courier New"/>
-                <w:b/>
-                <w:bCs/>
-                <w:color w:val="000000"/>
-                <w:kern w:val="2"/>
-                <w:sz w:val="16"/>
-                <w:szCs w:val="16"/>
-                <w:lang w:val="es-MX" w:eastAsia="zh-CN" w:bidi="hi-IN"/>
-              </w:rPr>
-              <w:t>DateTime</w:t>
-            </w:r>
-          </w:p>
-        </w:tc>
-        <w:tc>
-          <w:tcPr>
-            <w:tcW w:w="3063" w:type="dxa"/>
+            <w:tcW w:w="3518" w:type="dxa"/>
+            <w:tcBorders>
+              <w:start w:val="single" w:sz="4" w:space="0" w:color="000000"/>
+              <w:bottom w:val="single" w:sz="4" w:space="0" w:color="000000"/>
+            </w:tcBorders>
+          </w:tcPr>
+          <w:p>
+            <w:pPr>
+              <w:pStyle w:val="BodyText"/>
+              <w:widowControl/>
+              <w:suppressAutoHyphens w:val="true"/>
+              <w:bidi w:val="0"/>
+              <w:spacing w:lineRule="exact" w:line="198" w:before="0" w:after="0"/>
+              <w:ind w:hanging="0" w:start="0" w:end="0"/>
+              <w:jc w:val="start"/>
+              <w:rPr>
+                <w:rFonts w:ascii="Courier New" w:hAnsi="Courier New" w:eastAsia="NSimSun" w:cs="Arial"/>
+                <w:b/>
+                <w:bCs/>
+                <w:color w:val="000000"/>
+                <w:kern w:val="2"/>
+                <w:sz w:val="16"/>
+                <w:szCs w:val="16"/>
+                <w:lang w:val="es-MX" w:eastAsia="zh-CN" w:bidi="hi-IN"/>
+              </w:rPr>
+            </w:pPr>
+            <w:r>
+              <w:rPr>
+                <w:rFonts w:eastAsia="NSimSun" w:cs="Arial" w:ascii="Courier New" w:hAnsi="Courier New"/>
+                <w:b/>
+                <w:bCs/>
+                <w:color w:val="000000"/>
+                <w:kern w:val="2"/>
+                <w:sz w:val="16"/>
+                <w:szCs w:val="16"/>
+                <w:lang w:val="es-MX" w:eastAsia="zh-CN" w:bidi="hi-IN"/>
+              </w:rPr>
+              <w:t>YYYY-MM-DDThh:mm:ssZ</w:t>
+            </w:r>
+          </w:p>
+        </w:tc>
+        <w:tc>
+          <w:tcPr>
+            <w:tcW w:w="2665" w:type="dxa"/>
+            <w:tcBorders>
+              <w:start w:val="single" w:sz="4" w:space="0" w:color="000000"/>
+              <w:bottom w:val="single" w:sz="4" w:space="0" w:color="000000"/>
+            </w:tcBorders>
+          </w:tcPr>
+          <w:p>
+            <w:pPr>
+              <w:pStyle w:val="BodyText"/>
+              <w:widowControl/>
+              <w:suppressAutoHyphens w:val="true"/>
+              <w:bidi w:val="0"/>
+              <w:spacing w:lineRule="exact" w:line="198" w:before="0" w:after="0"/>
+              <w:ind w:hanging="0" w:start="0" w:end="0"/>
+              <w:jc w:val="start"/>
+              <w:rPr>
+                <w:rFonts w:ascii="Courier New" w:hAnsi="Courier New" w:eastAsia="NSimSun" w:cs="Arial"/>
+                <w:b/>
+                <w:bCs/>
+                <w:color w:val="0066CC"/>
+                <w:kern w:val="2"/>
+                <w:sz w:val="16"/>
+                <w:szCs w:val="16"/>
+                <w:lang w:val="es-MX" w:eastAsia="zh-CN" w:bidi="hi-IN"/>
+              </w:rPr>
+            </w:pPr>
+            <w:r>
+              <w:rPr>
+                <w:rFonts w:eastAsia="NSimSun" w:cs="Arial" w:ascii="Courier New" w:hAnsi="Courier New"/>
+                <w:b/>
+                <w:bCs/>
+                <w:color w:val="0066CC"/>
+                <w:kern w:val="2"/>
+                <w:sz w:val="16"/>
+                <w:szCs w:val="16"/>
+                <w:lang w:val="es-MX" w:eastAsia="zh-CN" w:bidi="hi-IN"/>
+              </w:rPr>
+              <w:t>Valor DateTime</w:t>
+            </w:r>
+          </w:p>
+        </w:tc>
+        <w:tc>
+          <w:tcPr>
+            <w:tcW w:w="1470" w:type="dxa"/>
             <w:tcBorders>
               <w:start w:val="single" w:sz="4" w:space="0" w:color="000000"/>
               <w:bottom w:val="single" w:sz="4" w:space="0" w:color="000000"/>
@@ -5151,25 +6967,25 @@
               <w:suppressAutoHyphens w:val="true"/>
               <w:bidi w:val="0"/>
               <w:spacing w:lineRule="exact" w:line="198" w:before="0" w:after="0"/>
-              <w:ind w:hanging="0" w:start="709" w:end="0"/>
-              <w:jc w:val="start"/>
-              <w:rPr>
-                <w:rFonts w:ascii="Courier New" w:hAnsi="Courier New" w:eastAsia="NSimSun" w:cs="Arial"/>
-                <w:b/>
-                <w:bCs/>
-                <w:color w:val="00AE00"/>
-                <w:kern w:val="2"/>
-                <w:sz w:val="16"/>
-                <w:szCs w:val="16"/>
-                <w:lang w:val="es-MX" w:eastAsia="zh-CN" w:bidi="hi-IN"/>
-              </w:rPr>
-            </w:pPr>
-            <w:r>
-              <w:rPr>
-                <w:rFonts w:eastAsia="NSimSun" w:cs="Arial" w:ascii="Courier New" w:hAnsi="Courier New"/>
-                <w:b/>
-                <w:bCs/>
-                <w:color w:val="00AE00"/>
+              <w:ind w:hanging="0" w:start="0" w:end="0"/>
+              <w:jc w:val="start"/>
+              <w:rPr>
+                <w:rFonts w:ascii="Courier New" w:hAnsi="Courier New" w:eastAsia="NSimSun" w:cs="Arial"/>
+                <w:b/>
+                <w:bCs/>
+                <w:color w:val="0066CC"/>
+                <w:kern w:val="2"/>
+                <w:sz w:val="16"/>
+                <w:szCs w:val="16"/>
+                <w:lang w:val="es-MX" w:eastAsia="zh-CN" w:bidi="hi-IN"/>
+              </w:rPr>
+            </w:pPr>
+            <w:r>
+              <w:rPr>
+                <w:rFonts w:eastAsia="NSimSun" w:cs="Arial" w:ascii="Courier New" w:hAnsi="Courier New"/>
+                <w:b/>
+                <w:bCs/>
+                <w:color w:val="0066CC"/>
                 <w:kern w:val="2"/>
                 <w:sz w:val="16"/>
                 <w:szCs w:val="16"/>
@@ -5183,7 +6999,7 @@
         <w:trPr/>
         <w:tc>
           <w:tcPr>
-            <w:tcW w:w="3055" w:type="dxa"/>
+            <w:tcW w:w="2318" w:type="dxa"/>
             <w:tcBorders>
               <w:start w:val="single" w:sz="4" w:space="0" w:color="000000"/>
               <w:bottom w:val="single" w:sz="4" w:space="0" w:color="000000"/>
@@ -5226,50 +7042,96 @@
         </w:tc>
         <w:tc>
           <w:tcPr>
-            <w:tcW w:w="3854" w:type="dxa"/>
-            <w:tcBorders>
-              <w:start w:val="single" w:sz="4" w:space="0" w:color="000000"/>
-              <w:bottom w:val="single" w:sz="4" w:space="0" w:color="000000"/>
-            </w:tcBorders>
-          </w:tcPr>
-          <w:p>
-            <w:pPr>
-              <w:pStyle w:val="BodyText"/>
-              <w:widowControl/>
-              <w:suppressAutoHyphens w:val="true"/>
-              <w:bidi w:val="0"/>
-              <w:spacing w:lineRule="exact" w:line="198" w:before="0" w:after="0"/>
-              <w:ind w:hanging="0" w:start="0" w:end="0"/>
-              <w:jc w:val="start"/>
-              <w:rPr>
-                <w:rFonts w:ascii="Courier New" w:hAnsi="Courier New" w:eastAsia="NSimSun" w:cs="Arial"/>
-                <w:b/>
-                <w:bCs/>
-                <w:color w:val="000000"/>
-                <w:kern w:val="2"/>
-                <w:sz w:val="16"/>
-                <w:szCs w:val="16"/>
-                <w:lang w:val="es-MX" w:eastAsia="zh-CN" w:bidi="hi-IN"/>
-              </w:rPr>
-            </w:pPr>
-            <w:r>
-              <w:rPr>
-                <w:rFonts w:eastAsia="NSimSun" w:cs="Arial" w:ascii="Courier New" w:hAnsi="Courier New"/>
-                <w:b/>
-                <w:bCs/>
-                <w:color w:val="000000"/>
-                <w:kern w:val="2"/>
-                <w:sz w:val="16"/>
-                <w:szCs w:val="16"/>
-                <w:lang w:val="es-MX" w:eastAsia="zh-CN" w:bidi="hi-IN"/>
-              </w:rPr>
-              <w:t>Cantidad de activaciones de token</w:t>
-            </w:r>
-          </w:p>
-        </w:tc>
-        <w:tc>
-          <w:tcPr>
-            <w:tcW w:w="3063" w:type="dxa"/>
+            <w:tcW w:w="3518" w:type="dxa"/>
+            <w:tcBorders>
+              <w:start w:val="single" w:sz="4" w:space="0" w:color="000000"/>
+              <w:bottom w:val="single" w:sz="4" w:space="0" w:color="000000"/>
+            </w:tcBorders>
+          </w:tcPr>
+          <w:p>
+            <w:pPr>
+              <w:pStyle w:val="BodyText"/>
+              <w:widowControl/>
+              <w:suppressAutoHyphens w:val="true"/>
+              <w:overflowPunct w:val="false"/>
+              <w:bidi w:val="0"/>
+              <w:spacing w:lineRule="exact" w:line="198" w:before="0" w:after="0"/>
+              <w:ind w:hanging="0" w:start="0" w:end="0"/>
+              <w:jc w:val="start"/>
+              <w:rPr>
+                <w:rFonts w:ascii="Courier New" w:hAnsi="Courier New" w:eastAsia="NSimSun" w:cs="Arial"/>
+                <w:b/>
+                <w:bCs/>
+                <w:color w:val="000000"/>
+                <w:kern w:val="2"/>
+                <w:sz w:val="16"/>
+                <w:szCs w:val="16"/>
+                <w:lang w:val="es-MX" w:eastAsia="zh-CN" w:bidi="hi-IN"/>
+              </w:rPr>
+            </w:pPr>
+            <w:r>
+              <w:rPr>
+                <w:rFonts w:eastAsia="NSimSun" w:cs="Arial" w:ascii="Courier New" w:hAnsi="Courier New"/>
+                <w:b/>
+                <w:bCs/>
+                <w:color w:val="000000"/>
+                <w:kern w:val="2"/>
+                <w:sz w:val="16"/>
+                <w:szCs w:val="16"/>
+                <w:lang w:val="es-MX" w:eastAsia="zh-CN" w:bidi="hi-IN"/>
+              </w:rPr>
+              <w:t>Numero de veces que fue activado el token</w:t>
+            </w:r>
+          </w:p>
+        </w:tc>
+        <w:tc>
+          <w:tcPr>
+            <w:tcW w:w="2665" w:type="dxa"/>
+            <w:tcBorders>
+              <w:start w:val="single" w:sz="4" w:space="0" w:color="000000"/>
+              <w:bottom w:val="single" w:sz="4" w:space="0" w:color="000000"/>
+            </w:tcBorders>
+          </w:tcPr>
+          <w:p>
+            <w:pPr>
+              <w:pStyle w:val="BodyText"/>
+              <w:widowControl/>
+              <w:suppressAutoHyphens w:val="true"/>
+              <w:overflowPunct w:val="true"/>
+              <w:bidi w:val="0"/>
+              <w:spacing w:lineRule="exact" w:line="198" w:before="0" w:after="0"/>
+              <w:ind w:hanging="0" w:start="0" w:end="0"/>
+              <w:jc w:val="start"/>
+              <w:rPr>
+                <w:rFonts w:ascii="Courier New" w:hAnsi="Courier New" w:eastAsia="NSimSun" w:cs="Arial"/>
+                <w:b/>
+                <w:bCs/>
+                <w:color w:val="FF0000"/>
+                <w:kern w:val="2"/>
+                <w:sz w:val="16"/>
+                <w:szCs w:val="16"/>
+                <w:lang w:val="es-MX" w:eastAsia="zh-CN" w:bidi="hi-IN"/>
+              </w:rPr>
+            </w:pPr>
+            <w:r>
+              <w:rPr>
+                <w:rFonts w:eastAsia="NSimSun" w:cs="Arial" w:ascii="Courier New" w:hAnsi="Courier New"/>
+                <w:b/>
+                <w:bCs/>
+                <w:color w:val="FF0000"/>
+                <w:kern w:val="2"/>
+                <w:sz w:val="16"/>
+                <w:szCs w:val="16"/>
+                <w:shd w:fill="FFFFFF" w:val="clear"/>
+                <w:lang w:val="es-MX" w:eastAsia="zh-CN" w:bidi="hi-IN"/>
+              </w:rPr>
+              <w:t>¿Como se obtiene el valor?</w:t>
+            </w:r>
+          </w:p>
+        </w:tc>
+        <w:tc>
+          <w:tcPr>
+            <w:tcW w:w="1470" w:type="dxa"/>
             <w:tcBorders>
               <w:start w:val="single" w:sz="4" w:space="0" w:color="000000"/>
               <w:bottom w:val="single" w:sz="4" w:space="0" w:color="000000"/>
@@ -5283,7 +7145,7 @@
               <w:suppressAutoHyphens w:val="true"/>
               <w:bidi w:val="0"/>
               <w:spacing w:lineRule="exact" w:line="198" w:before="0" w:after="0"/>
-              <w:ind w:hanging="0" w:start="709" w:end="0"/>
+              <w:ind w:hanging="0" w:start="0" w:end="0"/>
               <w:jc w:val="start"/>
               <w:rPr>
                 <w:rFonts w:ascii="Courier New" w:hAnsi="Courier New" w:eastAsia="NSimSun" w:cs="Arial"/>
@@ -5315,7 +7177,7 @@
         <w:trPr/>
         <w:tc>
           <w:tcPr>
-            <w:tcW w:w="3055" w:type="dxa"/>
+            <w:tcW w:w="2318" w:type="dxa"/>
             <w:tcBorders>
               <w:start w:val="single" w:sz="4" w:space="0" w:color="000000"/>
               <w:bottom w:val="single" w:sz="4" w:space="0" w:color="000000"/>
@@ -5358,17 +7220,18 @@
         </w:tc>
         <w:tc>
           <w:tcPr>
-            <w:tcW w:w="3854" w:type="dxa"/>
-            <w:tcBorders>
-              <w:start w:val="single" w:sz="4" w:space="0" w:color="000000"/>
-              <w:bottom w:val="single" w:sz="4" w:space="0" w:color="000000"/>
-            </w:tcBorders>
-          </w:tcPr>
-          <w:p>
-            <w:pPr>
-              <w:pStyle w:val="BodyText"/>
-              <w:widowControl/>
-              <w:suppressAutoHyphens w:val="true"/>
+            <w:tcW w:w="3518" w:type="dxa"/>
+            <w:tcBorders>
+              <w:start w:val="single" w:sz="4" w:space="0" w:color="000000"/>
+              <w:bottom w:val="single" w:sz="4" w:space="0" w:color="000000"/>
+            </w:tcBorders>
+          </w:tcPr>
+          <w:p>
+            <w:pPr>
+              <w:pStyle w:val="BodyText"/>
+              <w:widowControl/>
+              <w:suppressAutoHyphens w:val="true"/>
+              <w:overflowPunct w:val="false"/>
               <w:bidi w:val="0"/>
               <w:spacing w:lineRule="exact" w:line="198" w:before="0" w:after="0"/>
               <w:ind w:hanging="0" w:start="0" w:end="0"/>
@@ -5403,6 +7266,7 @@
               <w:pStyle w:val="BodyText"/>
               <w:widowControl/>
               <w:suppressAutoHyphens w:val="true"/>
+              <w:overflowPunct w:val="false"/>
               <w:bidi w:val="0"/>
               <w:spacing w:lineRule="exact" w:line="198" w:before="0" w:after="0"/>
               <w:ind w:hanging="0" w:start="0" w:end="0"/>
@@ -5435,7 +7299,44 @@
         </w:tc>
         <w:tc>
           <w:tcPr>
-            <w:tcW w:w="3063" w:type="dxa"/>
+            <w:tcW w:w="2665" w:type="dxa"/>
+            <w:tcBorders>
+              <w:start w:val="single" w:sz="4" w:space="0" w:color="000000"/>
+              <w:bottom w:val="single" w:sz="4" w:space="0" w:color="000000"/>
+            </w:tcBorders>
+          </w:tcPr>
+          <w:p>
+            <w:pPr>
+              <w:pStyle w:val="Normal"/>
+              <w:widowControl/>
+              <w:suppressAutoHyphens w:val="true"/>
+              <w:bidi w:val="0"/>
+              <w:spacing w:lineRule="exact" w:line="198" w:before="0" w:after="0"/>
+              <w:ind w:hanging="0" w:start="0" w:end="0"/>
+              <w:jc w:val="start"/>
+              <w:rPr>
+                <w:color w:val="C9211E"/>
+              </w:rPr>
+            </w:pPr>
+            <w:r>
+              <w:rPr>
+                <w:rFonts w:eastAsia="NSimSun" w:cs="Arial" w:ascii="Courier New" w:hAnsi="Courier New"/>
+                <w:b/>
+                <w:bCs/>
+                <w:color w:val="C9211E"/>
+                <w:kern w:val="2"/>
+                <w:sz w:val="16"/>
+                <w:szCs w:val="16"/>
+                <w:shd w:fill="FFFFFF" w:val="clear"/>
+                <w:lang w:val="es-MX" w:eastAsia="zh-CN" w:bidi="hi-IN"/>
+              </w:rPr>
+              <w:t>¿Como se mapea este valor?</w:t>
+            </w:r>
+          </w:p>
+        </w:tc>
+        <w:tc>
+          <w:tcPr>
+            <w:tcW w:w="1470" w:type="dxa"/>
             <w:tcBorders>
               <w:start w:val="single" w:sz="4" w:space="0" w:color="000000"/>
               <w:bottom w:val="single" w:sz="4" w:space="0" w:color="000000"/>
@@ -5449,7 +7350,7 @@
               <w:suppressAutoHyphens w:val="true"/>
               <w:bidi w:val="0"/>
               <w:spacing w:lineRule="exact" w:line="198" w:before="0" w:after="0"/>
-              <w:ind w:hanging="0" w:start="709" w:end="0"/>
+              <w:ind w:hanging="0" w:start="0" w:end="0"/>
               <w:jc w:val="start"/>
               <w:rPr>
                 <w:rFonts w:ascii="Courier New" w:hAnsi="Courier New" w:eastAsia="NSimSun" w:cs="Arial"/>
@@ -5481,7 +7382,7 @@
         <w:trPr/>
         <w:tc>
           <w:tcPr>
-            <w:tcW w:w="3055" w:type="dxa"/>
+            <w:tcW w:w="2318" w:type="dxa"/>
             <w:tcBorders>
               <w:start w:val="single" w:sz="4" w:space="0" w:color="000000"/>
               <w:bottom w:val="single" w:sz="4" w:space="0" w:color="000000"/>
@@ -5524,17 +7425,18 @@
         </w:tc>
         <w:tc>
           <w:tcPr>
-            <w:tcW w:w="3854" w:type="dxa"/>
-            <w:tcBorders>
-              <w:start w:val="single" w:sz="4" w:space="0" w:color="000000"/>
-              <w:bottom w:val="single" w:sz="4" w:space="0" w:color="000000"/>
-            </w:tcBorders>
-          </w:tcPr>
-          <w:p>
-            <w:pPr>
-              <w:pStyle w:val="BodyText"/>
-              <w:widowControl/>
-              <w:suppressAutoHyphens w:val="true"/>
+            <w:tcW w:w="3518" w:type="dxa"/>
+            <w:tcBorders>
+              <w:start w:val="single" w:sz="4" w:space="0" w:color="000000"/>
+              <w:bottom w:val="single" w:sz="4" w:space="0" w:color="000000"/>
+            </w:tcBorders>
+          </w:tcPr>
+          <w:p>
+            <w:pPr>
+              <w:pStyle w:val="BodyText"/>
+              <w:widowControl/>
+              <w:suppressAutoHyphens w:val="true"/>
+              <w:overflowPunct w:val="false"/>
               <w:bidi w:val="0"/>
               <w:spacing w:lineRule="exact" w:line="198" w:before="0" w:after="0"/>
               <w:ind w:hanging="0" w:start="0" w:end="0"/>
@@ -5569,6 +7471,7 @@
               <w:pStyle w:val="BodyText"/>
               <w:widowControl/>
               <w:suppressAutoHyphens w:val="true"/>
+              <w:overflowPunct w:val="false"/>
               <w:bidi w:val="0"/>
               <w:spacing w:lineRule="exact" w:line="198" w:before="0" w:after="0"/>
               <w:ind w:hanging="0" w:start="0" w:end="0"/>
@@ -5603,6 +7506,7 @@
               <w:pStyle w:val="BodyText"/>
               <w:widowControl/>
               <w:suppressAutoHyphens w:val="true"/>
+              <w:overflowPunct w:val="false"/>
               <w:bidi w:val="0"/>
               <w:spacing w:lineRule="exact" w:line="198" w:before="0" w:after="0"/>
               <w:ind w:hanging="0" w:start="0" w:end="0"/>
@@ -5635,7 +7539,44 @@
         </w:tc>
         <w:tc>
           <w:tcPr>
-            <w:tcW w:w="3063" w:type="dxa"/>
+            <w:tcW w:w="2665" w:type="dxa"/>
+            <w:tcBorders>
+              <w:start w:val="single" w:sz="4" w:space="0" w:color="000000"/>
+              <w:bottom w:val="single" w:sz="4" w:space="0" w:color="000000"/>
+            </w:tcBorders>
+          </w:tcPr>
+          <w:p>
+            <w:pPr>
+              <w:pStyle w:val="Normal"/>
+              <w:widowControl/>
+              <w:suppressAutoHyphens w:val="true"/>
+              <w:bidi w:val="0"/>
+              <w:spacing w:lineRule="exact" w:line="198" w:before="0" w:after="0"/>
+              <w:ind w:hanging="0" w:start="0" w:end="0"/>
+              <w:jc w:val="start"/>
+              <w:rPr>
+                <w:color w:val="C9211E"/>
+              </w:rPr>
+            </w:pPr>
+            <w:r>
+              <w:rPr>
+                <w:rFonts w:eastAsia="NSimSun" w:cs="Arial" w:ascii="Courier New" w:hAnsi="Courier New"/>
+                <w:b/>
+                <w:bCs/>
+                <w:color w:val="C9211E"/>
+                <w:kern w:val="2"/>
+                <w:sz w:val="16"/>
+                <w:szCs w:val="16"/>
+                <w:shd w:fill="FFFFFF" w:val="clear"/>
+                <w:lang w:val="es-MX" w:eastAsia="zh-CN" w:bidi="hi-IN"/>
+              </w:rPr>
+              <w:t>¿Como se mapea este valor?</w:t>
+            </w:r>
+          </w:p>
+        </w:tc>
+        <w:tc>
+          <w:tcPr>
+            <w:tcW w:w="1470" w:type="dxa"/>
             <w:tcBorders>
               <w:start w:val="single" w:sz="4" w:space="0" w:color="000000"/>
               <w:bottom w:val="single" w:sz="4" w:space="0" w:color="000000"/>
@@ -5649,25 +7590,25 @@
               <w:suppressAutoHyphens w:val="true"/>
               <w:bidi w:val="0"/>
               <w:spacing w:lineRule="exact" w:line="198" w:before="0" w:after="0"/>
-              <w:ind w:hanging="0" w:start="709" w:end="0"/>
-              <w:jc w:val="start"/>
-              <w:rPr>
-                <w:rFonts w:ascii="Courier New" w:hAnsi="Courier New" w:eastAsia="NSimSun" w:cs="Arial"/>
-                <w:b/>
-                <w:bCs/>
-                <w:color w:val="00AE00"/>
-                <w:kern w:val="2"/>
-                <w:sz w:val="16"/>
-                <w:szCs w:val="16"/>
-                <w:lang w:val="es-MX" w:eastAsia="zh-CN" w:bidi="hi-IN"/>
-              </w:rPr>
-            </w:pPr>
-            <w:r>
-              <w:rPr>
-                <w:rFonts w:eastAsia="NSimSun" w:cs="Arial" w:ascii="Courier New" w:hAnsi="Courier New"/>
-                <w:b/>
-                <w:bCs/>
-                <w:color w:val="00AE00"/>
+              <w:ind w:hanging="0" w:start="0" w:end="0"/>
+              <w:jc w:val="start"/>
+              <w:rPr>
+                <w:rFonts w:ascii="Courier New" w:hAnsi="Courier New" w:eastAsia="NSimSun" w:cs="Arial"/>
+                <w:b/>
+                <w:bCs/>
+                <w:color w:val="FF0000"/>
+                <w:kern w:val="2"/>
+                <w:sz w:val="16"/>
+                <w:szCs w:val="16"/>
+                <w:lang w:val="es-MX" w:eastAsia="zh-CN" w:bidi="hi-IN"/>
+              </w:rPr>
+            </w:pPr>
+            <w:r>
+              <w:rPr>
+                <w:rFonts w:eastAsia="NSimSun" w:cs="Arial" w:ascii="Courier New" w:hAnsi="Courier New"/>
+                <w:b/>
+                <w:bCs/>
+                <w:color w:val="FF0000"/>
                 <w:kern w:val="2"/>
                 <w:sz w:val="16"/>
                 <w:szCs w:val="16"/>
@@ -5681,7 +7622,7 @@
         <w:trPr/>
         <w:tc>
           <w:tcPr>
-            <w:tcW w:w="3055" w:type="dxa"/>
+            <w:tcW w:w="2318" w:type="dxa"/>
             <w:tcBorders>
               <w:start w:val="single" w:sz="4" w:space="0" w:color="000000"/>
               <w:bottom w:val="single" w:sz="4" w:space="0" w:color="000000"/>
@@ -5724,17 +7665,18 @@
         </w:tc>
         <w:tc>
           <w:tcPr>
-            <w:tcW w:w="3854" w:type="dxa"/>
-            <w:tcBorders>
-              <w:start w:val="single" w:sz="4" w:space="0" w:color="000000"/>
-              <w:bottom w:val="single" w:sz="4" w:space="0" w:color="000000"/>
-            </w:tcBorders>
-          </w:tcPr>
-          <w:p>
-            <w:pPr>
-              <w:pStyle w:val="BodyText"/>
-              <w:widowControl/>
-              <w:suppressAutoHyphens w:val="true"/>
+            <w:tcW w:w="3518" w:type="dxa"/>
+            <w:tcBorders>
+              <w:start w:val="single" w:sz="4" w:space="0" w:color="000000"/>
+              <w:bottom w:val="single" w:sz="4" w:space="0" w:color="000000"/>
+            </w:tcBorders>
+          </w:tcPr>
+          <w:p>
+            <w:pPr>
+              <w:pStyle w:val="BodyText"/>
+              <w:widowControl/>
+              <w:suppressAutoHyphens w:val="true"/>
+              <w:overflowPunct w:val="false"/>
               <w:bidi w:val="0"/>
               <w:spacing w:lineRule="exact" w:line="198" w:before="0" w:after="0"/>
               <w:ind w:hanging="0" w:start="0" w:end="0"/>
@@ -5767,7 +7709,51 @@
         </w:tc>
         <w:tc>
           <w:tcPr>
-            <w:tcW w:w="3063" w:type="dxa"/>
+            <w:tcW w:w="2665" w:type="dxa"/>
+            <w:tcBorders>
+              <w:start w:val="single" w:sz="4" w:space="0" w:color="000000"/>
+              <w:bottom w:val="single" w:sz="4" w:space="0" w:color="000000"/>
+            </w:tcBorders>
+          </w:tcPr>
+          <w:p>
+            <w:pPr>
+              <w:pStyle w:val="BodyText"/>
+              <w:widowControl/>
+              <w:suppressAutoHyphens w:val="true"/>
+              <w:overflowPunct w:val="true"/>
+              <w:bidi w:val="0"/>
+              <w:spacing w:lineRule="exact" w:line="198" w:before="0" w:after="0"/>
+              <w:ind w:hanging="0" w:start="0" w:end="0"/>
+              <w:jc w:val="start"/>
+              <w:rPr>
+                <w:rFonts w:ascii="Courier New" w:hAnsi="Courier New" w:eastAsia="NSimSun" w:cs="Arial"/>
+                <w:b/>
+                <w:bCs/>
+                <w:color w:val="FF0000"/>
+                <w:kern w:val="2"/>
+                <w:sz w:val="16"/>
+                <w:szCs w:val="16"/>
+                <w:lang w:val="es-MX" w:eastAsia="zh-CN" w:bidi="hi-IN"/>
+              </w:rPr>
+            </w:pPr>
+            <w:r>
+              <w:rPr>
+                <w:rFonts w:eastAsia="NSimSun" w:cs="Arial" w:ascii="Courier New" w:hAnsi="Courier New"/>
+                <w:b/>
+                <w:bCs/>
+                <w:color w:val="FF0000"/>
+                <w:kern w:val="2"/>
+                <w:sz w:val="16"/>
+                <w:szCs w:val="16"/>
+                <w:lang w:val="es-MX" w:eastAsia="zh-CN" w:bidi="hi-IN"/>
+              </w:rPr>
+              <w:t>¿Como se obtiene el valor?</w:t>
+            </w:r>
+          </w:p>
+        </w:tc>
+        <w:tc>
+          <w:tcPr>
+            <w:tcW w:w="1470" w:type="dxa"/>
             <w:tcBorders>
               <w:start w:val="single" w:sz="4" w:space="0" w:color="000000"/>
               <w:bottom w:val="single" w:sz="4" w:space="0" w:color="000000"/>
@@ -5779,9 +7765,10 @@
               <w:pStyle w:val="BodyText"/>
               <w:widowControl/>
               <w:suppressAutoHyphens w:val="true"/>
-              <w:bidi w:val="0"/>
-              <w:spacing w:lineRule="exact" w:line="198" w:before="0" w:after="0"/>
-              <w:ind w:hanging="0" w:start="709" w:end="0"/>
+              <w:overflowPunct w:val="false"/>
+              <w:bidi w:val="0"/>
+              <w:spacing w:lineRule="exact" w:line="198" w:before="0" w:after="0"/>
+              <w:ind w:hanging="0" w:start="0" w:end="0"/>
               <w:jc w:val="start"/>
               <w:rPr>
                 <w:rFonts w:ascii="Courier New" w:hAnsi="Courier New" w:eastAsia="NSimSun" w:cs="Arial"/>
@@ -5814,7 +7801,7 @@
         <w:trPr/>
         <w:tc>
           <w:tcPr>
-            <w:tcW w:w="3055" w:type="dxa"/>
+            <w:tcW w:w="2318" w:type="dxa"/>
             <w:tcBorders>
               <w:start w:val="single" w:sz="4" w:space="0" w:color="000000"/>
               <w:bottom w:val="single" w:sz="4" w:space="0" w:color="000000"/>
@@ -5857,17 +7844,18 @@
         </w:tc>
         <w:tc>
           <w:tcPr>
-            <w:tcW w:w="3854" w:type="dxa"/>
-            <w:tcBorders>
-              <w:start w:val="single" w:sz="4" w:space="0" w:color="000000"/>
-              <w:bottom w:val="single" w:sz="4" w:space="0" w:color="000000"/>
-            </w:tcBorders>
-          </w:tcPr>
-          <w:p>
-            <w:pPr>
-              <w:pStyle w:val="BodyText"/>
-              <w:widowControl/>
-              <w:suppressAutoHyphens w:val="true"/>
+            <w:tcW w:w="3518" w:type="dxa"/>
+            <w:tcBorders>
+              <w:start w:val="single" w:sz="4" w:space="0" w:color="000000"/>
+              <w:bottom w:val="single" w:sz="4" w:space="0" w:color="000000"/>
+            </w:tcBorders>
+          </w:tcPr>
+          <w:p>
+            <w:pPr>
+              <w:pStyle w:val="BodyText"/>
+              <w:widowControl/>
+              <w:suppressAutoHyphens w:val="true"/>
+              <w:overflowPunct w:val="false"/>
               <w:bidi w:val="0"/>
               <w:spacing w:lineRule="exact" w:line="198" w:before="0" w:after="0"/>
               <w:ind w:hanging="0" w:start="0" w:end="0"/>
@@ -5900,7 +7888,50 @@
         </w:tc>
         <w:tc>
           <w:tcPr>
-            <w:tcW w:w="3063" w:type="dxa"/>
+            <w:tcW w:w="2665" w:type="dxa"/>
+            <w:tcBorders>
+              <w:start w:val="single" w:sz="4" w:space="0" w:color="000000"/>
+              <w:bottom w:val="single" w:sz="4" w:space="0" w:color="000000"/>
+            </w:tcBorders>
+          </w:tcPr>
+          <w:p>
+            <w:pPr>
+              <w:pStyle w:val="BodyText"/>
+              <w:widowControl/>
+              <w:suppressAutoHyphens w:val="true"/>
+              <w:bidi w:val="0"/>
+              <w:spacing w:lineRule="exact" w:line="198" w:before="0" w:after="0"/>
+              <w:ind w:hanging="0" w:start="0" w:end="0"/>
+              <w:jc w:val="start"/>
+              <w:rPr>
+                <w:rFonts w:ascii="Courier New" w:hAnsi="Courier New" w:eastAsia="NSimSun" w:cs="Arial"/>
+                <w:b/>
+                <w:bCs/>
+                <w:color w:val="0066CC"/>
+                <w:kern w:val="2"/>
+                <w:sz w:val="16"/>
+                <w:szCs w:val="16"/>
+                <w:lang w:val="es-MX" w:eastAsia="zh-CN" w:bidi="hi-IN"/>
+              </w:rPr>
+            </w:pPr>
+            <w:r>
+              <w:rPr>
+                <w:rFonts w:eastAsia="NSimSun" w:cs="Arial" w:ascii="Courier New" w:hAnsi="Courier New"/>
+                <w:b/>
+                <w:bCs/>
+                <w:color w:val="0066CC"/>
+                <w:kern w:val="2"/>
+                <w:sz w:val="16"/>
+                <w:szCs w:val="16"/>
+                <w:lang w:val="es-MX" w:eastAsia="zh-CN" w:bidi="hi-IN"/>
+              </w:rPr>
+              <w:t>Valor Mapeable</w:t>
+            </w:r>
+          </w:p>
+        </w:tc>
+        <w:tc>
+          <w:tcPr>
+            <w:tcW w:w="1470" w:type="dxa"/>
             <w:tcBorders>
               <w:start w:val="single" w:sz="4" w:space="0" w:color="000000"/>
               <w:bottom w:val="single" w:sz="4" w:space="0" w:color="000000"/>
@@ -5912,9 +7943,10 @@
               <w:pStyle w:val="BodyText"/>
               <w:widowControl/>
               <w:suppressAutoHyphens w:val="true"/>
-              <w:bidi w:val="0"/>
-              <w:spacing w:lineRule="exact" w:line="198" w:before="0" w:after="0"/>
-              <w:ind w:hanging="0" w:start="709" w:end="0"/>
+              <w:overflowPunct w:val="false"/>
+              <w:bidi w:val="0"/>
+              <w:spacing w:lineRule="exact" w:line="198" w:before="0" w:after="0"/>
+              <w:ind w:hanging="0" w:start="0" w:end="0"/>
               <w:jc w:val="start"/>
               <w:rPr>
                 <w:rFonts w:ascii="Courier New" w:hAnsi="Courier New" w:eastAsia="NSimSun" w:cs="Arial"/>
@@ -5947,7 +7979,7 @@
         <w:trPr/>
         <w:tc>
           <w:tcPr>
-            <w:tcW w:w="3055" w:type="dxa"/>
+            <w:tcW w:w="2318" w:type="dxa"/>
             <w:tcBorders>
               <w:start w:val="single" w:sz="4" w:space="0" w:color="000000"/>
               <w:bottom w:val="single" w:sz="4" w:space="0" w:color="000000"/>
@@ -5990,50 +8022,95 @@
         </w:tc>
         <w:tc>
           <w:tcPr>
-            <w:tcW w:w="3854" w:type="dxa"/>
-            <w:tcBorders>
-              <w:start w:val="single" w:sz="4" w:space="0" w:color="000000"/>
-              <w:bottom w:val="single" w:sz="4" w:space="0" w:color="000000"/>
-            </w:tcBorders>
-          </w:tcPr>
-          <w:p>
-            <w:pPr>
-              <w:pStyle w:val="BodyText"/>
-              <w:widowControl/>
-              <w:suppressAutoHyphens w:val="true"/>
-              <w:bidi w:val="0"/>
-              <w:spacing w:lineRule="exact" w:line="198" w:before="0" w:after="0"/>
-              <w:ind w:hanging="0" w:start="0" w:end="0"/>
-              <w:jc w:val="start"/>
-              <w:rPr>
-                <w:rFonts w:ascii="Courier New" w:hAnsi="Courier New" w:eastAsia="NSimSun" w:cs="Arial"/>
-                <w:b/>
-                <w:bCs/>
-                <w:color w:val="000000"/>
-                <w:kern w:val="2"/>
-                <w:sz w:val="16"/>
-                <w:szCs w:val="16"/>
-                <w:lang w:val="es-MX" w:eastAsia="zh-CN" w:bidi="hi-IN"/>
-              </w:rPr>
-            </w:pPr>
-            <w:r>
-              <w:rPr>
-                <w:rFonts w:eastAsia="NSimSun" w:cs="Arial" w:ascii="Courier New" w:hAnsi="Courier New"/>
-                <w:b/>
-                <w:bCs/>
-                <w:color w:val="000000"/>
-                <w:kern w:val="2"/>
-                <w:sz w:val="16"/>
-                <w:szCs w:val="16"/>
-                <w:lang w:val="es-MX" w:eastAsia="zh-CN" w:bidi="hi-IN"/>
-              </w:rPr>
-              <w:t>^[A-Za-z0-9._-]{11}$</w:t>
-            </w:r>
-          </w:p>
-        </w:tc>
-        <w:tc>
-          <w:tcPr>
-            <w:tcW w:w="3063" w:type="dxa"/>
+            <w:tcW w:w="3518" w:type="dxa"/>
+            <w:tcBorders>
+              <w:start w:val="single" w:sz="4" w:space="0" w:color="000000"/>
+              <w:bottom w:val="single" w:sz="4" w:space="0" w:color="000000"/>
+            </w:tcBorders>
+          </w:tcPr>
+          <w:p>
+            <w:pPr>
+              <w:pStyle w:val="BodyText"/>
+              <w:widowControl/>
+              <w:suppressAutoHyphens w:val="true"/>
+              <w:overflowPunct w:val="false"/>
+              <w:bidi w:val="0"/>
+              <w:spacing w:lineRule="exact" w:line="198" w:before="0" w:after="0"/>
+              <w:ind w:hanging="0" w:start="0" w:end="0"/>
+              <w:jc w:val="start"/>
+              <w:rPr>
+                <w:rFonts w:ascii="Courier New" w:hAnsi="Courier New" w:eastAsia="NSimSun" w:cs="Arial"/>
+                <w:b/>
+                <w:bCs/>
+                <w:color w:val="000000"/>
+                <w:kern w:val="2"/>
+                <w:sz w:val="16"/>
+                <w:szCs w:val="16"/>
+                <w:lang w:val="es-MX" w:eastAsia="zh-CN" w:bidi="hi-IN"/>
+              </w:rPr>
+            </w:pPr>
+            <w:r>
+              <w:rPr>
+                <w:rFonts w:eastAsia="NSimSun" w:cs="Arial" w:ascii="Courier New" w:hAnsi="Courier New"/>
+                <w:b/>
+                <w:bCs/>
+                <w:color w:val="000000"/>
+                <w:kern w:val="2"/>
+                <w:sz w:val="16"/>
+                <w:szCs w:val="16"/>
+                <w:lang w:val="es-MX" w:eastAsia="zh-CN" w:bidi="hi-IN"/>
+              </w:rPr>
+              <w:t>^[A-Za-z0-9]{11}$</w:t>
+            </w:r>
+          </w:p>
+        </w:tc>
+        <w:tc>
+          <w:tcPr>
+            <w:tcW w:w="2665" w:type="dxa"/>
+            <w:tcBorders>
+              <w:start w:val="single" w:sz="4" w:space="0" w:color="000000"/>
+              <w:bottom w:val="single" w:sz="4" w:space="0" w:color="000000"/>
+            </w:tcBorders>
+          </w:tcPr>
+          <w:p>
+            <w:pPr>
+              <w:pStyle w:val="BodyText"/>
+              <w:widowControl/>
+              <w:suppressAutoHyphens w:val="true"/>
+              <w:overflowPunct w:val="false"/>
+              <w:bidi w:val="0"/>
+              <w:spacing w:lineRule="exact" w:line="198" w:before="0" w:after="0"/>
+              <w:ind w:hanging="0" w:start="0" w:end="0"/>
+              <w:jc w:val="start"/>
+              <w:rPr>
+                <w:rFonts w:ascii="Courier New" w:hAnsi="Courier New" w:eastAsia="NSimSun" w:cs="Arial"/>
+                <w:b/>
+                <w:bCs/>
+                <w:color w:val="0066CC"/>
+                <w:kern w:val="2"/>
+                <w:sz w:val="16"/>
+                <w:szCs w:val="16"/>
+                <w:lang w:val="es-MX" w:eastAsia="zh-CN" w:bidi="hi-IN"/>
+              </w:rPr>
+            </w:pPr>
+            <w:r>
+              <w:rPr>
+                <w:rFonts w:eastAsia="NSimSun" w:cs="Arial" w:ascii="Courier New" w:hAnsi="Courier New"/>
+                <w:b/>
+                <w:bCs/>
+                <w:color w:val="0066CC"/>
+                <w:kern w:val="2"/>
+                <w:sz w:val="16"/>
+                <w:szCs w:val="16"/>
+                <w:lang w:val="es-MX" w:eastAsia="zh-CN" w:bidi="hi-IN"/>
+              </w:rPr>
+              <w:t>Valor Mapeable</w:t>
+            </w:r>
+          </w:p>
+        </w:tc>
+        <w:tc>
+          <w:tcPr>
+            <w:tcW w:w="1470" w:type="dxa"/>
             <w:tcBorders>
               <w:start w:val="single" w:sz="4" w:space="0" w:color="000000"/>
               <w:bottom w:val="single" w:sz="4" w:space="0" w:color="000000"/>
@@ -6045,9 +8122,10 @@
               <w:pStyle w:val="BodyText"/>
               <w:widowControl/>
               <w:suppressAutoHyphens w:val="true"/>
-              <w:bidi w:val="0"/>
-              <w:spacing w:lineRule="exact" w:line="198" w:before="0" w:after="0"/>
-              <w:ind w:hanging="0" w:start="709" w:end="0"/>
+              <w:overflowPunct w:val="false"/>
+              <w:bidi w:val="0"/>
+              <w:spacing w:lineRule="exact" w:line="198" w:before="0" w:after="0"/>
+              <w:ind w:hanging="0" w:start="0" w:end="0"/>
               <w:jc w:val="start"/>
               <w:rPr>
                 <w:rFonts w:ascii="Courier New" w:hAnsi="Courier New" w:eastAsia="NSimSun" w:cs="Arial"/>
@@ -6080,7 +8158,7 @@
         <w:trPr/>
         <w:tc>
           <w:tcPr>
-            <w:tcW w:w="3055" w:type="dxa"/>
+            <w:tcW w:w="2318" w:type="dxa"/>
             <w:tcBorders>
               <w:start w:val="single" w:sz="4" w:space="0" w:color="000000"/>
               <w:bottom w:val="single" w:sz="4" w:space="0" w:color="000000"/>
@@ -6123,7 +8201,7 @@
         </w:tc>
         <w:tc>
           <w:tcPr>
-            <w:tcW w:w="3854" w:type="dxa"/>
+            <w:tcW w:w="3518" w:type="dxa"/>
             <w:tcBorders>
               <w:start w:val="single" w:sz="4" w:space="0" w:color="000000"/>
               <w:bottom w:val="single" w:sz="4" w:space="0" w:color="000000"/>
@@ -6336,7 +8414,44 @@
         </w:tc>
         <w:tc>
           <w:tcPr>
-            <w:tcW w:w="3063" w:type="dxa"/>
+            <w:tcW w:w="2665" w:type="dxa"/>
+            <w:tcBorders>
+              <w:start w:val="single" w:sz="4" w:space="0" w:color="000000"/>
+              <w:bottom w:val="single" w:sz="4" w:space="0" w:color="000000"/>
+            </w:tcBorders>
+          </w:tcPr>
+          <w:p>
+            <w:pPr>
+              <w:pStyle w:val="Normal"/>
+              <w:spacing w:lineRule="exact" w:line="198"/>
+              <w:ind w:hanging="0" w:start="0" w:end="0"/>
+              <w:rPr>
+                <w:rFonts w:ascii="Courier New" w:hAnsi="Courier New"/>
+                <w:b/>
+                <w:bCs/>
+                <w:color w:val="C9211E"/>
+                <w:sz w:val="16"/>
+                <w:szCs w:val="16"/>
+                <w:shd w:fill="FFFFFF" w:val="clear"/>
+              </w:rPr>
+            </w:pPr>
+            <w:r>
+              <w:rPr>
+                <w:rFonts w:ascii="Courier New" w:hAnsi="Courier New"/>
+                <w:b/>
+                <w:bCs/>
+                <w:color w:val="C9211E"/>
+                <w:sz w:val="16"/>
+                <w:szCs w:val="16"/>
+                <w:shd w:fill="FFFFFF" w:val="clear"/>
+              </w:rPr>
+              <w:t>¿Bajo que criterío se deberá asignar cada valor en el campo?</w:t>
+            </w:r>
+          </w:p>
+        </w:tc>
+        <w:tc>
+          <w:tcPr>
+            <w:tcW w:w="1470" w:type="dxa"/>
             <w:tcBorders>
               <w:start w:val="single" w:sz="4" w:space="0" w:color="000000"/>
               <w:bottom w:val="single" w:sz="4" w:space="0" w:color="000000"/>
@@ -6348,9 +8463,10 @@
               <w:pStyle w:val="BodyText"/>
               <w:widowControl/>
               <w:suppressAutoHyphens w:val="true"/>
-              <w:bidi w:val="0"/>
-              <w:spacing w:lineRule="exact" w:line="198" w:before="0" w:after="0"/>
-              <w:ind w:hanging="0" w:start="709" w:end="0"/>
+              <w:overflowPunct w:val="false"/>
+              <w:bidi w:val="0"/>
+              <w:spacing w:lineRule="exact" w:line="198" w:before="0" w:after="0"/>
+              <w:ind w:hanging="0" w:start="0" w:end="0"/>
               <w:jc w:val="start"/>
               <w:rPr>
                 <w:rFonts w:ascii="Courier New" w:hAnsi="Courier New" w:eastAsia="NSimSun" w:cs="Arial"/>
@@ -6382,7 +8498,7 @@
         <w:trPr/>
         <w:tc>
           <w:tcPr>
-            <w:tcW w:w="3055" w:type="dxa"/>
+            <w:tcW w:w="2318" w:type="dxa"/>
             <w:tcBorders>
               <w:start w:val="single" w:sz="4" w:space="0" w:color="000000"/>
               <w:bottom w:val="single" w:sz="4" w:space="0" w:color="000000"/>
@@ -6425,50 +8541,95 @@
         </w:tc>
         <w:tc>
           <w:tcPr>
-            <w:tcW w:w="3854" w:type="dxa"/>
-            <w:tcBorders>
-              <w:start w:val="single" w:sz="4" w:space="0" w:color="000000"/>
-              <w:bottom w:val="single" w:sz="4" w:space="0" w:color="000000"/>
-            </w:tcBorders>
-          </w:tcPr>
-          <w:p>
-            <w:pPr>
-              <w:pStyle w:val="BodyText"/>
-              <w:widowControl/>
-              <w:suppressAutoHyphens w:val="true"/>
-              <w:bidi w:val="0"/>
-              <w:spacing w:lineRule="exact" w:line="198" w:before="0" w:after="0"/>
-              <w:ind w:hanging="0" w:start="0" w:end="0"/>
-              <w:jc w:val="start"/>
-              <w:rPr>
-                <w:rFonts w:ascii="Courier New" w:hAnsi="Courier New" w:eastAsia="NSimSun" w:cs="Arial"/>
-                <w:b/>
-                <w:bCs/>
-                <w:color w:val="000000"/>
-                <w:kern w:val="2"/>
-                <w:sz w:val="16"/>
-                <w:szCs w:val="16"/>
-                <w:lang w:val="es-MX" w:eastAsia="zh-CN" w:bidi="hi-IN"/>
-              </w:rPr>
-            </w:pPr>
-            <w:r>
-              <w:rPr>
-                <w:rFonts w:eastAsia="NSimSun" w:cs="Arial" w:ascii="Courier New" w:hAnsi="Courier New"/>
-                <w:b/>
-                <w:bCs/>
-                <w:color w:val="000000"/>
-                <w:kern w:val="2"/>
-                <w:sz w:val="16"/>
-                <w:szCs w:val="16"/>
-                <w:lang w:val="es-MX" w:eastAsia="zh-CN" w:bidi="hi-IN"/>
-              </w:rPr>
-              <w:t>"CARD_DIGITIZATION"</w:t>
-            </w:r>
-          </w:p>
-        </w:tc>
-        <w:tc>
-          <w:tcPr>
-            <w:tcW w:w="3063" w:type="dxa"/>
+            <w:tcW w:w="3518" w:type="dxa"/>
+            <w:tcBorders>
+              <w:start w:val="single" w:sz="4" w:space="0" w:color="000000"/>
+              <w:bottom w:val="single" w:sz="4" w:space="0" w:color="000000"/>
+            </w:tcBorders>
+          </w:tcPr>
+          <w:p>
+            <w:pPr>
+              <w:pStyle w:val="BodyText"/>
+              <w:widowControl/>
+              <w:suppressAutoHyphens w:val="true"/>
+              <w:overflowPunct w:val="false"/>
+              <w:bidi w:val="0"/>
+              <w:spacing w:lineRule="exact" w:line="198" w:before="0" w:after="0"/>
+              <w:ind w:hanging="0" w:start="0" w:end="0"/>
+              <w:jc w:val="start"/>
+              <w:rPr>
+                <w:rFonts w:ascii="Courier New" w:hAnsi="Courier New" w:eastAsia="NSimSun" w:cs="Arial"/>
+                <w:b/>
+                <w:bCs/>
+                <w:color w:val="000000"/>
+                <w:kern w:val="2"/>
+                <w:sz w:val="16"/>
+                <w:szCs w:val="16"/>
+                <w:lang w:val="es-MX" w:eastAsia="zh-CN" w:bidi="hi-IN"/>
+              </w:rPr>
+            </w:pPr>
+            <w:r>
+              <w:rPr>
+                <w:rFonts w:eastAsia="NSimSun" w:cs="Arial" w:ascii="Courier New" w:hAnsi="Courier New"/>
+                <w:b/>
+                <w:bCs/>
+                <w:color w:val="000000"/>
+                <w:kern w:val="2"/>
+                <w:sz w:val="16"/>
+                <w:szCs w:val="16"/>
+                <w:lang w:val="es-MX" w:eastAsia="zh-CN" w:bidi="hi-IN"/>
+              </w:rPr>
+              <w:t>Tipo de Token</w:t>
+            </w:r>
+          </w:p>
+        </w:tc>
+        <w:tc>
+          <w:tcPr>
+            <w:tcW w:w="2665" w:type="dxa"/>
+            <w:tcBorders>
+              <w:start w:val="single" w:sz="4" w:space="0" w:color="000000"/>
+              <w:bottom w:val="single" w:sz="4" w:space="0" w:color="000000"/>
+            </w:tcBorders>
+          </w:tcPr>
+          <w:p>
+            <w:pPr>
+              <w:pStyle w:val="BodyText"/>
+              <w:widowControl/>
+              <w:suppressAutoHyphens w:val="true"/>
+              <w:overflowPunct w:val="true"/>
+              <w:bidi w:val="0"/>
+              <w:spacing w:lineRule="exact" w:line="198" w:before="0" w:after="0"/>
+              <w:ind w:hanging="0" w:start="0" w:end="0"/>
+              <w:jc w:val="start"/>
+              <w:rPr>
+                <w:rFonts w:ascii="Courier New" w:hAnsi="Courier New" w:eastAsia="NSimSun" w:cs="Arial"/>
+                <w:b/>
+                <w:bCs/>
+                <w:color w:val="FF0000"/>
+                <w:kern w:val="2"/>
+                <w:sz w:val="16"/>
+                <w:szCs w:val="16"/>
+                <w:lang w:val="es-MX" w:eastAsia="zh-CN" w:bidi="hi-IN"/>
+              </w:rPr>
+            </w:pPr>
+            <w:r>
+              <w:rPr>
+                <w:rFonts w:eastAsia="NSimSun" w:cs="Arial" w:ascii="Courier New" w:hAnsi="Courier New"/>
+                <w:b/>
+                <w:bCs/>
+                <w:color w:val="FF0000"/>
+                <w:kern w:val="2"/>
+                <w:sz w:val="16"/>
+                <w:szCs w:val="16"/>
+                <w:lang w:val="es-MX" w:eastAsia="zh-CN" w:bidi="hi-IN"/>
+              </w:rPr>
+              <w:t>¿Como se obtiene el valor?</w:t>
+            </w:r>
+          </w:p>
+        </w:tc>
+        <w:tc>
+          <w:tcPr>
+            <w:tcW w:w="1470" w:type="dxa"/>
             <w:tcBorders>
               <w:start w:val="single" w:sz="4" w:space="0" w:color="000000"/>
               <w:bottom w:val="single" w:sz="4" w:space="0" w:color="000000"/>
@@ -6480,9 +8641,10 @@
               <w:pStyle w:val="BodyText"/>
               <w:widowControl/>
               <w:suppressAutoHyphens w:val="true"/>
-              <w:bidi w:val="0"/>
-              <w:spacing w:lineRule="exact" w:line="198" w:before="0" w:after="0"/>
-              <w:ind w:hanging="0" w:start="709" w:end="0"/>
+              <w:overflowPunct w:val="false"/>
+              <w:bidi w:val="0"/>
+              <w:spacing w:lineRule="exact" w:line="198" w:before="0" w:after="0"/>
+              <w:ind w:hanging="0" w:start="0" w:end="0"/>
               <w:jc w:val="start"/>
               <w:rPr>
                 <w:rFonts w:ascii="Courier New" w:hAnsi="Courier New" w:eastAsia="NSimSun" w:cs="Arial"/>
@@ -6841,7 +9003,7 @@
     <w:pPr>
       <w:widowControl/>
       <w:suppressAutoHyphens w:val="true"/>
-      <w:overflowPunct w:val="false"/>
+      <w:overflowPunct w:val="true"/>
       <w:bidi w:val="0"/>
       <w:spacing w:before="0" w:after="0"/>
       <w:jc w:val="start"/>

--- a/NUEVO FISERV/DigitizationNotification/Análisis Bajo Nivel - DigitizationNotification.docx
+++ b/NUEVO FISERV/DigitizationNotification/Análisis Bajo Nivel - DigitizationNotification.docx
@@ -21,7 +21,7 @@
           <w:sz w:val="26"/>
           <w:szCs w:val="26"/>
         </w:rPr>
-        <w:t>Análisis de Bajo Nivel - DigitizationNotification (FLUJO VERDE)</w:t>
+        <w:t>Análisis Bajo Nivel – DigitizationNotification vs Initiate Provisioning</w:t>
       </w:r>
     </w:p>
     <w:p>
@@ -694,249 +694,1965 @@
           <w:szCs w:val="22"/>
           <w:shd w:fill="FFFFFE" w:val="clear"/>
         </w:rPr>
-        <w:t>Información faltante del campo encryptData:</w:t>
+        <w:t>Request actual para FISERV-VISA:</w:t>
+      </w:r>
+    </w:p>
+    <w:p>
+      <w:pPr>
+        <w:pStyle w:val="Normal"/>
+        <w:tabs>
+          <w:tab w:val="clear" w:pos="709"/>
+          <w:tab w:val="left" w:pos="0" w:leader="none"/>
+        </w:tabs>
+        <w:ind w:hanging="0" w:start="709" w:end="0"/>
+        <w:jc w:val="both"/>
+        <w:rPr/>
+      </w:pPr>
+      <w:r>
+        <w:rPr/>
+      </w:r>
+    </w:p>
+    <w:p>
+      <w:pPr>
+        <w:pStyle w:val="BodyText"/>
+        <w:widowControl/>
+        <w:suppressAutoHyphens w:val="true"/>
+        <w:overflowPunct w:val="false"/>
+        <w:bidi w:val="0"/>
+        <w:spacing w:lineRule="exact" w:line="198" w:before="0" w:after="0"/>
+        <w:ind w:hanging="0" w:start="0" w:end="0"/>
+        <w:jc w:val="start"/>
+        <w:rPr>
+          <w:rFonts w:ascii="Courier New" w:hAnsi="Courier New" w:eastAsia="NSimSun" w:cs="Arial"/>
+          <w:b/>
+          <w:bCs/>
+          <w:color w:val="000000"/>
+          <w:kern w:val="2"/>
+          <w:sz w:val="16"/>
+          <w:szCs w:val="16"/>
+          <w:lang w:val="es-MX" w:eastAsia="zh-CN" w:bidi="hi-IN"/>
+        </w:rPr>
+      </w:pPr>
+      <w:r>
+        <w:rPr>
+          <w:rFonts w:eastAsia="NSimSun" w:cs="Arial" w:ascii="Courier New" w:hAnsi="Courier New"/>
+          <w:b/>
+          <w:bCs/>
+          <w:color w:val="000000"/>
+          <w:kern w:val="2"/>
+          <w:sz w:val="16"/>
+          <w:szCs w:val="16"/>
+          <w:lang w:val="es-MX" w:eastAsia="zh-CN" w:bidi="hi-IN"/>
+        </w:rPr>
+        <w:t>{</w:t>
+      </w:r>
+    </w:p>
+    <w:p>
+      <w:pPr>
+        <w:pStyle w:val="BodyText"/>
+        <w:widowControl/>
+        <w:suppressAutoHyphens w:val="true"/>
+        <w:overflowPunct w:val="false"/>
+        <w:bidi w:val="0"/>
+        <w:spacing w:lineRule="exact" w:line="198" w:before="0" w:after="0"/>
+        <w:ind w:hanging="0" w:start="0" w:end="0"/>
+        <w:jc w:val="start"/>
+        <w:rPr>
+          <w:rFonts w:ascii="Courier New" w:hAnsi="Courier New" w:eastAsia="NSimSun" w:cs="Arial"/>
+          <w:b/>
+          <w:bCs/>
+          <w:color w:val="000000"/>
+          <w:kern w:val="2"/>
+          <w:sz w:val="16"/>
+          <w:szCs w:val="16"/>
+          <w:lang w:val="es-MX" w:eastAsia="zh-CN" w:bidi="hi-IN"/>
+        </w:rPr>
+      </w:pPr>
+      <w:r>
+        <w:rPr>
+          <w:rFonts w:eastAsia="NSimSun" w:cs="Arial" w:ascii="Courier New" w:hAnsi="Courier New"/>
+          <w:b/>
+          <w:bCs/>
+          <w:color w:val="000000"/>
+          <w:kern w:val="2"/>
+          <w:sz w:val="16"/>
+          <w:szCs w:val="16"/>
+          <w:lang w:val="es-MX" w:eastAsia="zh-CN" w:bidi="hi-IN"/>
+        </w:rPr>
+        <w:t xml:space="preserve">   </w:t>
+      </w:r>
+      <w:r>
+        <w:rPr>
+          <w:rFonts w:eastAsia="NSimSun" w:cs="Arial" w:ascii="Courier New" w:hAnsi="Courier New"/>
+          <w:b/>
+          <w:bCs/>
+          <w:color w:val="000000"/>
+          <w:kern w:val="2"/>
+          <w:sz w:val="16"/>
+          <w:szCs w:val="16"/>
+          <w:lang w:val="es-MX" w:eastAsia="zh-CN" w:bidi="hi-IN"/>
+        </w:rPr>
+        <w:t>"actionCode": "00",</w:t>
+      </w:r>
+    </w:p>
+    <w:p>
+      <w:pPr>
+        <w:pStyle w:val="BodyText"/>
+        <w:widowControl/>
+        <w:suppressAutoHyphens w:val="true"/>
+        <w:overflowPunct w:val="false"/>
+        <w:bidi w:val="0"/>
+        <w:spacing w:lineRule="exact" w:line="198" w:before="0" w:after="0"/>
+        <w:ind w:hanging="0" w:start="0" w:end="0"/>
+        <w:jc w:val="start"/>
+        <w:rPr>
+          <w:rFonts w:ascii="Courier New" w:hAnsi="Courier New" w:eastAsia="NSimSun" w:cs="Arial"/>
+          <w:b/>
+          <w:bCs/>
+          <w:color w:val="000000"/>
+          <w:kern w:val="2"/>
+          <w:sz w:val="16"/>
+          <w:szCs w:val="16"/>
+          <w:lang w:val="es-MX" w:eastAsia="zh-CN" w:bidi="hi-IN"/>
+        </w:rPr>
+      </w:pPr>
+      <w:r>
+        <w:rPr>
+          <w:rFonts w:eastAsia="NSimSun" w:cs="Arial" w:ascii="Courier New" w:hAnsi="Courier New"/>
+          <w:b/>
+          <w:bCs/>
+          <w:color w:val="000000"/>
+          <w:kern w:val="2"/>
+          <w:sz w:val="16"/>
+          <w:szCs w:val="16"/>
+          <w:lang w:val="es-MX" w:eastAsia="zh-CN" w:bidi="hi-IN"/>
+        </w:rPr>
+        <w:t xml:space="preserve">   </w:t>
+      </w:r>
+      <w:r>
+        <w:rPr>
+          <w:rFonts w:eastAsia="NSimSun" w:cs="Arial" w:ascii="Courier New" w:hAnsi="Courier New"/>
+          <w:b/>
+          <w:bCs/>
+          <w:color w:val="000000"/>
+          <w:kern w:val="2"/>
+          <w:sz w:val="16"/>
+          <w:szCs w:val="16"/>
+          <w:lang w:val="es-MX" w:eastAsia="zh-CN" w:bidi="hi-IN"/>
+        </w:rPr>
+        <w:t>"clientWalletAccountId": "4BH1-BQVW-9U6L-IMDU",</w:t>
+      </w:r>
+    </w:p>
+    <w:p>
+      <w:pPr>
+        <w:pStyle w:val="BodyText"/>
+        <w:widowControl/>
+        <w:suppressAutoHyphens w:val="true"/>
+        <w:overflowPunct w:val="false"/>
+        <w:bidi w:val="0"/>
+        <w:spacing w:lineRule="exact" w:line="198" w:before="0" w:after="0"/>
+        <w:ind w:hanging="0" w:start="0" w:end="0"/>
+        <w:jc w:val="start"/>
+        <w:rPr>
+          <w:rFonts w:ascii="Courier New" w:hAnsi="Courier New" w:eastAsia="NSimSun" w:cs="Arial"/>
+          <w:b/>
+          <w:bCs/>
+          <w:color w:val="000000"/>
+          <w:kern w:val="2"/>
+          <w:sz w:val="16"/>
+          <w:szCs w:val="16"/>
+          <w:lang w:val="es-MX" w:eastAsia="zh-CN" w:bidi="hi-IN"/>
+        </w:rPr>
+      </w:pPr>
+      <w:r>
+        <w:rPr>
+          <w:rFonts w:eastAsia="NSimSun" w:cs="Arial" w:ascii="Courier New" w:hAnsi="Courier New"/>
+          <w:b/>
+          <w:bCs/>
+          <w:color w:val="000000"/>
+          <w:kern w:val="2"/>
+          <w:sz w:val="16"/>
+          <w:szCs w:val="16"/>
+          <w:lang w:val="es-MX" w:eastAsia="zh-CN" w:bidi="hi-IN"/>
+        </w:rPr>
+        <w:t xml:space="preserve">   </w:t>
+      </w:r>
+      <w:r>
+        <w:rPr>
+          <w:rFonts w:eastAsia="NSimSun" w:cs="Arial" w:ascii="Courier New" w:hAnsi="Courier New"/>
+          <w:b/>
+          <w:bCs/>
+          <w:color w:val="000000"/>
+          <w:kern w:val="2"/>
+          <w:sz w:val="16"/>
+          <w:szCs w:val="16"/>
+          <w:lang w:val="es-MX" w:eastAsia="zh-CN" w:bidi="hi-IN"/>
+        </w:rPr>
+        <w:t>"consumer": "UNKNOWN",</w:t>
+      </w:r>
+    </w:p>
+    <w:p>
+      <w:pPr>
+        <w:pStyle w:val="BodyText"/>
+        <w:widowControl/>
+        <w:suppressAutoHyphens w:val="true"/>
+        <w:overflowPunct w:val="false"/>
+        <w:bidi w:val="0"/>
+        <w:spacing w:lineRule="exact" w:line="198" w:before="0" w:after="0"/>
+        <w:ind w:hanging="0" w:start="0" w:end="0"/>
+        <w:jc w:val="start"/>
+        <w:rPr>
+          <w:rFonts w:ascii="Courier New" w:hAnsi="Courier New" w:eastAsia="NSimSun" w:cs="Arial"/>
+          <w:b/>
+          <w:bCs/>
+          <w:color w:val="000000"/>
+          <w:kern w:val="2"/>
+          <w:sz w:val="16"/>
+          <w:szCs w:val="16"/>
+          <w:lang w:val="es-MX" w:eastAsia="zh-CN" w:bidi="hi-IN"/>
+        </w:rPr>
+      </w:pPr>
+      <w:r>
+        <w:rPr>
+          <w:rFonts w:eastAsia="NSimSun" w:cs="Arial" w:ascii="Courier New" w:hAnsi="Courier New"/>
+          <w:b/>
+          <w:bCs/>
+          <w:color w:val="000000"/>
+          <w:kern w:val="2"/>
+          <w:sz w:val="16"/>
+          <w:szCs w:val="16"/>
+          <w:lang w:val="es-MX" w:eastAsia="zh-CN" w:bidi="hi-IN"/>
+        </w:rPr>
+        <w:t xml:space="preserve">   </w:t>
+      </w:r>
+      <w:r>
+        <w:rPr>
+          <w:rFonts w:eastAsia="NSimSun" w:cs="Arial" w:ascii="Courier New" w:hAnsi="Courier New"/>
+          <w:b/>
+          <w:bCs/>
+          <w:color w:val="000000"/>
+          <w:kern w:val="2"/>
+          <w:sz w:val="16"/>
+          <w:szCs w:val="16"/>
+          <w:lang w:val="es-MX" w:eastAsia="zh-CN" w:bidi="hi-IN"/>
+        </w:rPr>
+        <w:t>"cvv2ResultsCode": "M",</w:t>
+      </w:r>
+    </w:p>
+    <w:p>
+      <w:pPr>
+        <w:pStyle w:val="BodyText"/>
+        <w:widowControl/>
+        <w:suppressAutoHyphens w:val="true"/>
+        <w:overflowPunct w:val="false"/>
+        <w:bidi w:val="0"/>
+        <w:spacing w:lineRule="exact" w:line="198" w:before="0" w:after="0"/>
+        <w:ind w:hanging="0" w:start="0" w:end="0"/>
+        <w:jc w:val="start"/>
+        <w:rPr>
+          <w:rFonts w:ascii="Courier New" w:hAnsi="Courier New" w:eastAsia="NSimSun" w:cs="Arial"/>
+          <w:b/>
+          <w:bCs/>
+          <w:color w:val="000000"/>
+          <w:kern w:val="2"/>
+          <w:sz w:val="16"/>
+          <w:szCs w:val="16"/>
+          <w:lang w:val="es-MX" w:eastAsia="zh-CN" w:bidi="hi-IN"/>
+        </w:rPr>
+      </w:pPr>
+      <w:r>
+        <w:rPr>
+          <w:rFonts w:eastAsia="NSimSun" w:cs="Arial" w:ascii="Courier New" w:hAnsi="Courier New"/>
+          <w:b/>
+          <w:bCs/>
+          <w:color w:val="000000"/>
+          <w:kern w:val="2"/>
+          <w:sz w:val="16"/>
+          <w:szCs w:val="16"/>
+          <w:lang w:val="es-MX" w:eastAsia="zh-CN" w:bidi="hi-IN"/>
+        </w:rPr>
+        <w:t xml:space="preserve">   </w:t>
+      </w:r>
+      <w:r>
+        <w:rPr>
+          <w:rFonts w:eastAsia="NSimSun" w:cs="Arial" w:ascii="Courier New" w:hAnsi="Courier New"/>
+          <w:b/>
+          <w:bCs/>
+          <w:color w:val="000000"/>
+          <w:kern w:val="2"/>
+          <w:sz w:val="16"/>
+          <w:szCs w:val="16"/>
+          <w:lang w:val="es-MX" w:eastAsia="zh-CN" w:bidi="hi-IN"/>
+        </w:rPr>
+        <w:t>"dateTime": "2026-02-24",</w:t>
+      </w:r>
+    </w:p>
+    <w:p>
+      <w:pPr>
+        <w:pStyle w:val="BodyText"/>
+        <w:widowControl/>
+        <w:suppressAutoHyphens w:val="true"/>
+        <w:overflowPunct w:val="false"/>
+        <w:bidi w:val="0"/>
+        <w:spacing w:lineRule="exact" w:line="198" w:before="0" w:after="0"/>
+        <w:ind w:hanging="0" w:start="0" w:end="0"/>
+        <w:jc w:val="start"/>
+        <w:rPr>
+          <w:rFonts w:ascii="Courier New" w:hAnsi="Courier New" w:eastAsia="NSimSun" w:cs="Arial"/>
+          <w:b/>
+          <w:bCs/>
+          <w:color w:val="000000"/>
+          <w:kern w:val="2"/>
+          <w:sz w:val="16"/>
+          <w:szCs w:val="16"/>
+          <w:lang w:val="es-MX" w:eastAsia="zh-CN" w:bidi="hi-IN"/>
+        </w:rPr>
+      </w:pPr>
+      <w:r>
+        <w:rPr>
+          <w:rFonts w:eastAsia="NSimSun" w:cs="Arial" w:ascii="Courier New" w:hAnsi="Courier New"/>
+          <w:b/>
+          <w:bCs/>
+          <w:color w:val="000000"/>
+          <w:kern w:val="2"/>
+          <w:sz w:val="16"/>
+          <w:szCs w:val="16"/>
+          <w:lang w:val="es-MX" w:eastAsia="zh-CN" w:bidi="hi-IN"/>
+        </w:rPr>
+        <w:t xml:space="preserve">   </w:t>
+      </w:r>
+      <w:r>
+        <w:rPr>
+          <w:rFonts w:eastAsia="NSimSun" w:cs="Arial" w:ascii="Courier New" w:hAnsi="Courier New"/>
+          <w:b/>
+          <w:bCs/>
+          <w:color w:val="000000"/>
+          <w:kern w:val="2"/>
+          <w:sz w:val="16"/>
+          <w:szCs w:val="16"/>
+          <w:lang w:val="es-MX" w:eastAsia="zh-CN" w:bidi="hi-IN"/>
+        </w:rPr>
+        <w:t>"encryptedData": {</w:t>
+      </w:r>
+    </w:p>
+    <w:p>
+      <w:pPr>
+        <w:pStyle w:val="BodyText"/>
+        <w:widowControl/>
+        <w:suppressAutoHyphens w:val="true"/>
+        <w:overflowPunct w:val="false"/>
+        <w:bidi w:val="0"/>
+        <w:spacing w:lineRule="exact" w:line="198" w:before="0" w:after="0"/>
+        <w:ind w:hanging="0" w:start="0" w:end="0"/>
+        <w:jc w:val="start"/>
+        <w:rPr>
+          <w:rFonts w:ascii="Courier New" w:hAnsi="Courier New" w:eastAsia="NSimSun" w:cs="Arial"/>
+          <w:b/>
+          <w:bCs/>
+          <w:color w:val="000000"/>
+          <w:kern w:val="2"/>
+          <w:sz w:val="16"/>
+          <w:szCs w:val="16"/>
+          <w:lang w:val="es-MX" w:eastAsia="zh-CN" w:bidi="hi-IN"/>
+        </w:rPr>
+      </w:pPr>
+      <w:r>
+        <w:rPr>
+          <w:rFonts w:eastAsia="NSimSun" w:cs="Arial" w:ascii="Courier New" w:hAnsi="Courier New"/>
+          <w:b/>
+          <w:bCs/>
+          <w:color w:val="000000"/>
+          <w:kern w:val="2"/>
+          <w:sz w:val="16"/>
+          <w:szCs w:val="16"/>
+          <w:lang w:val="es-MX" w:eastAsia="zh-CN" w:bidi="hi-IN"/>
+        </w:rPr>
+        <w:t xml:space="preserve">      </w:t>
+      </w:r>
+      <w:r>
+        <w:rPr>
+          <w:rFonts w:eastAsia="NSimSun" w:cs="Arial" w:ascii="Courier New" w:hAnsi="Courier New"/>
+          <w:b/>
+          <w:bCs/>
+          <w:color w:val="000000"/>
+          <w:kern w:val="2"/>
+          <w:sz w:val="16"/>
+          <w:szCs w:val="16"/>
+          <w:lang w:val="es-MX" w:eastAsia="zh-CN" w:bidi="hi-IN"/>
+        </w:rPr>
+        <w:t>"cardHolderInfo": {</w:t>
+      </w:r>
+    </w:p>
+    <w:p>
+      <w:pPr>
+        <w:pStyle w:val="BodyText"/>
+        <w:widowControl/>
+        <w:suppressAutoHyphens w:val="true"/>
+        <w:overflowPunct w:val="false"/>
+        <w:bidi w:val="0"/>
+        <w:spacing w:lineRule="exact" w:line="198" w:before="0" w:after="0"/>
+        <w:ind w:hanging="0" w:start="0" w:end="0"/>
+        <w:jc w:val="start"/>
+        <w:rPr>
+          <w:rFonts w:ascii="Courier New" w:hAnsi="Courier New" w:eastAsia="NSimSun" w:cs="Arial"/>
+          <w:b/>
+          <w:bCs/>
+          <w:color w:val="000000"/>
+          <w:kern w:val="2"/>
+          <w:sz w:val="16"/>
+          <w:szCs w:val="16"/>
+          <w:lang w:val="es-MX" w:eastAsia="zh-CN" w:bidi="hi-IN"/>
+        </w:rPr>
+      </w:pPr>
+      <w:r>
+        <w:rPr>
+          <w:rFonts w:eastAsia="NSimSun" w:cs="Arial" w:ascii="Courier New" w:hAnsi="Courier New"/>
+          <w:b/>
+          <w:bCs/>
+          <w:color w:val="000000"/>
+          <w:kern w:val="2"/>
+          <w:sz w:val="16"/>
+          <w:szCs w:val="16"/>
+          <w:lang w:val="es-MX" w:eastAsia="zh-CN" w:bidi="hi-IN"/>
+        </w:rPr>
+        <w:t xml:space="preserve">         </w:t>
+      </w:r>
+      <w:r>
+        <w:rPr>
+          <w:rFonts w:eastAsia="NSimSun" w:cs="Arial" w:ascii="Courier New" w:hAnsi="Courier New"/>
+          <w:b/>
+          <w:bCs/>
+          <w:color w:val="000000"/>
+          <w:kern w:val="2"/>
+          <w:sz w:val="16"/>
+          <w:szCs w:val="16"/>
+          <w:lang w:val="es-MX" w:eastAsia="zh-CN" w:bidi="hi-IN"/>
+        </w:rPr>
+        <w:t>"cvv2": null,</w:t>
+      </w:r>
+    </w:p>
+    <w:p>
+      <w:pPr>
+        <w:pStyle w:val="BodyText"/>
+        <w:widowControl/>
+        <w:suppressAutoHyphens w:val="true"/>
+        <w:overflowPunct w:val="false"/>
+        <w:bidi w:val="0"/>
+        <w:spacing w:lineRule="exact" w:line="198" w:before="0" w:after="0"/>
+        <w:ind w:hanging="0" w:start="0" w:end="0"/>
+        <w:jc w:val="start"/>
+        <w:rPr>
+          <w:rFonts w:ascii="Courier New" w:hAnsi="Courier New" w:eastAsia="NSimSun" w:cs="Arial"/>
+          <w:b/>
+          <w:bCs/>
+          <w:color w:val="000000"/>
+          <w:kern w:val="2"/>
+          <w:sz w:val="16"/>
+          <w:szCs w:val="16"/>
+          <w:lang w:val="es-MX" w:eastAsia="zh-CN" w:bidi="hi-IN"/>
+        </w:rPr>
+      </w:pPr>
+      <w:r>
+        <w:rPr>
+          <w:rFonts w:eastAsia="NSimSun" w:cs="Arial" w:ascii="Courier New" w:hAnsi="Courier New"/>
+          <w:b/>
+          <w:bCs/>
+          <w:color w:val="000000"/>
+          <w:kern w:val="2"/>
+          <w:sz w:val="16"/>
+          <w:szCs w:val="16"/>
+          <w:lang w:val="es-MX" w:eastAsia="zh-CN" w:bidi="hi-IN"/>
+        </w:rPr>
+        <w:t xml:space="preserve">         </w:t>
+      </w:r>
+      <w:r>
+        <w:rPr>
+          <w:rFonts w:eastAsia="NSimSun" w:cs="Arial" w:ascii="Courier New" w:hAnsi="Courier New"/>
+          <w:b/>
+          <w:bCs/>
+          <w:color w:val="000000"/>
+          <w:kern w:val="2"/>
+          <w:sz w:val="16"/>
+          <w:szCs w:val="16"/>
+          <w:lang w:val="es-MX" w:eastAsia="zh-CN" w:bidi="hi-IN"/>
+        </w:rPr>
+        <w:t>"name": "PRUEBA CLIENTE",</w:t>
+      </w:r>
+    </w:p>
+    <w:p>
+      <w:pPr>
+        <w:pStyle w:val="BodyText"/>
+        <w:widowControl/>
+        <w:suppressAutoHyphens w:val="true"/>
+        <w:overflowPunct w:val="false"/>
+        <w:bidi w:val="0"/>
+        <w:spacing w:lineRule="exact" w:line="198" w:before="0" w:after="0"/>
+        <w:ind w:hanging="0" w:start="0" w:end="0"/>
+        <w:jc w:val="start"/>
+        <w:rPr>
+          <w:rFonts w:ascii="Courier New" w:hAnsi="Courier New" w:eastAsia="NSimSun" w:cs="Arial"/>
+          <w:b/>
+          <w:bCs/>
+          <w:color w:val="000000"/>
+          <w:kern w:val="2"/>
+          <w:sz w:val="16"/>
+          <w:szCs w:val="16"/>
+          <w:lang w:val="es-MX" w:eastAsia="zh-CN" w:bidi="hi-IN"/>
+        </w:rPr>
+      </w:pPr>
+      <w:r>
+        <w:rPr>
+          <w:rFonts w:eastAsia="NSimSun" w:cs="Arial" w:ascii="Courier New" w:hAnsi="Courier New"/>
+          <w:b/>
+          <w:bCs/>
+          <w:color w:val="000000"/>
+          <w:kern w:val="2"/>
+          <w:sz w:val="16"/>
+          <w:szCs w:val="16"/>
+          <w:lang w:val="es-MX" w:eastAsia="zh-CN" w:bidi="hi-IN"/>
+        </w:rPr>
+        <w:t xml:space="preserve">         </w:t>
+      </w:r>
+      <w:r>
+        <w:rPr>
+          <w:rFonts w:eastAsia="NSimSun" w:cs="Arial" w:ascii="Courier New" w:hAnsi="Courier New"/>
+          <w:b/>
+          <w:bCs/>
+          <w:color w:val="000000"/>
+          <w:kern w:val="2"/>
+          <w:sz w:val="16"/>
+          <w:szCs w:val="16"/>
+          <w:lang w:val="es-MX" w:eastAsia="zh-CN" w:bidi="hi-IN"/>
+        </w:rPr>
+        <w:t>"primaryAccountNumber": "0004073190320899720",</w:t>
+      </w:r>
+    </w:p>
+    <w:p>
+      <w:pPr>
+        <w:pStyle w:val="BodyText"/>
+        <w:widowControl/>
+        <w:suppressAutoHyphens w:val="true"/>
+        <w:overflowPunct w:val="false"/>
+        <w:bidi w:val="0"/>
+        <w:spacing w:lineRule="exact" w:line="198" w:before="0" w:after="0"/>
+        <w:ind w:hanging="0" w:start="0" w:end="0"/>
+        <w:jc w:val="start"/>
+        <w:rPr>
+          <w:rFonts w:ascii="Courier New" w:hAnsi="Courier New" w:eastAsia="NSimSun" w:cs="Arial"/>
+          <w:b/>
+          <w:bCs/>
+          <w:color w:val="000000"/>
+          <w:kern w:val="2"/>
+          <w:sz w:val="16"/>
+          <w:szCs w:val="16"/>
+          <w:lang w:val="es-MX" w:eastAsia="zh-CN" w:bidi="hi-IN"/>
+        </w:rPr>
+      </w:pPr>
+      <w:r>
+        <w:rPr>
+          <w:rFonts w:eastAsia="NSimSun" w:cs="Arial" w:ascii="Courier New" w:hAnsi="Courier New"/>
+          <w:b/>
+          <w:bCs/>
+          <w:color w:val="000000"/>
+          <w:kern w:val="2"/>
+          <w:sz w:val="16"/>
+          <w:szCs w:val="16"/>
+          <w:lang w:val="es-MX" w:eastAsia="zh-CN" w:bidi="hi-IN"/>
+        </w:rPr>
+        <w:t xml:space="preserve">         </w:t>
+      </w:r>
+      <w:r>
+        <w:rPr>
+          <w:rFonts w:eastAsia="NSimSun" w:cs="Arial" w:ascii="Courier New" w:hAnsi="Courier New"/>
+          <w:b/>
+          <w:bCs/>
+          <w:color w:val="000000"/>
+          <w:kern w:val="2"/>
+          <w:sz w:val="16"/>
+          <w:szCs w:val="16"/>
+          <w:lang w:val="es-MX" w:eastAsia="zh-CN" w:bidi="hi-IN"/>
+        </w:rPr>
+        <w:t>"expirationDate": {</w:t>
+      </w:r>
+    </w:p>
+    <w:p>
+      <w:pPr>
+        <w:pStyle w:val="BodyText"/>
+        <w:widowControl/>
+        <w:suppressAutoHyphens w:val="true"/>
+        <w:overflowPunct w:val="false"/>
+        <w:bidi w:val="0"/>
+        <w:spacing w:lineRule="exact" w:line="198" w:before="0" w:after="0"/>
+        <w:ind w:hanging="0" w:start="0" w:end="0"/>
+        <w:jc w:val="start"/>
+        <w:rPr>
+          <w:rFonts w:ascii="Courier New" w:hAnsi="Courier New" w:eastAsia="NSimSun" w:cs="Arial"/>
+          <w:b/>
+          <w:bCs/>
+          <w:color w:val="000000"/>
+          <w:kern w:val="2"/>
+          <w:sz w:val="16"/>
+          <w:szCs w:val="16"/>
+          <w:lang w:val="es-MX" w:eastAsia="zh-CN" w:bidi="hi-IN"/>
+        </w:rPr>
+      </w:pPr>
+      <w:r>
+        <w:rPr>
+          <w:rFonts w:eastAsia="NSimSun" w:cs="Arial" w:ascii="Courier New" w:hAnsi="Courier New"/>
+          <w:b/>
+          <w:bCs/>
+          <w:color w:val="000000"/>
+          <w:kern w:val="2"/>
+          <w:sz w:val="16"/>
+          <w:szCs w:val="16"/>
+          <w:lang w:val="es-MX" w:eastAsia="zh-CN" w:bidi="hi-IN"/>
+        </w:rPr>
+        <w:t xml:space="preserve">            </w:t>
+      </w:r>
+      <w:r>
+        <w:rPr>
+          <w:rFonts w:eastAsia="NSimSun" w:cs="Arial" w:ascii="Courier New" w:hAnsi="Courier New"/>
+          <w:b/>
+          <w:bCs/>
+          <w:color w:val="000000"/>
+          <w:kern w:val="2"/>
+          <w:sz w:val="16"/>
+          <w:szCs w:val="16"/>
+          <w:lang w:val="es-MX" w:eastAsia="zh-CN" w:bidi="hi-IN"/>
+        </w:rPr>
+        <w:t>"month": "12",</w:t>
+      </w:r>
+    </w:p>
+    <w:p>
+      <w:pPr>
+        <w:pStyle w:val="BodyText"/>
+        <w:widowControl/>
+        <w:suppressAutoHyphens w:val="true"/>
+        <w:overflowPunct w:val="false"/>
+        <w:bidi w:val="0"/>
+        <w:spacing w:lineRule="exact" w:line="198" w:before="0" w:after="0"/>
+        <w:ind w:hanging="0" w:start="0" w:end="0"/>
+        <w:jc w:val="start"/>
+        <w:rPr>
+          <w:rFonts w:ascii="Courier New" w:hAnsi="Courier New" w:eastAsia="NSimSun" w:cs="Arial"/>
+          <w:b/>
+          <w:bCs/>
+          <w:color w:val="000000"/>
+          <w:kern w:val="2"/>
+          <w:sz w:val="16"/>
+          <w:szCs w:val="16"/>
+          <w:lang w:val="es-MX" w:eastAsia="zh-CN" w:bidi="hi-IN"/>
+        </w:rPr>
+      </w:pPr>
+      <w:r>
+        <w:rPr>
+          <w:rFonts w:eastAsia="NSimSun" w:cs="Arial" w:ascii="Courier New" w:hAnsi="Courier New"/>
+          <w:b/>
+          <w:bCs/>
+          <w:color w:val="000000"/>
+          <w:kern w:val="2"/>
+          <w:sz w:val="16"/>
+          <w:szCs w:val="16"/>
+          <w:lang w:val="es-MX" w:eastAsia="zh-CN" w:bidi="hi-IN"/>
+        </w:rPr>
+        <w:t xml:space="preserve">            </w:t>
+      </w:r>
+      <w:r>
+        <w:rPr>
+          <w:rFonts w:eastAsia="NSimSun" w:cs="Arial" w:ascii="Courier New" w:hAnsi="Courier New"/>
+          <w:b/>
+          <w:bCs/>
+          <w:color w:val="000000"/>
+          <w:kern w:val="2"/>
+          <w:sz w:val="16"/>
+          <w:szCs w:val="16"/>
+          <w:lang w:val="es-MX" w:eastAsia="zh-CN" w:bidi="hi-IN"/>
+        </w:rPr>
+        <w:t>"year": "2028"</w:t>
+      </w:r>
+    </w:p>
+    <w:p>
+      <w:pPr>
+        <w:pStyle w:val="BodyText"/>
+        <w:widowControl/>
+        <w:suppressAutoHyphens w:val="true"/>
+        <w:overflowPunct w:val="false"/>
+        <w:bidi w:val="0"/>
+        <w:spacing w:lineRule="exact" w:line="198" w:before="0" w:after="0"/>
+        <w:ind w:hanging="0" w:start="0" w:end="0"/>
+        <w:jc w:val="start"/>
+        <w:rPr>
+          <w:rFonts w:ascii="Courier New" w:hAnsi="Courier New" w:eastAsia="NSimSun" w:cs="Arial"/>
+          <w:b/>
+          <w:bCs/>
+          <w:color w:val="000000"/>
+          <w:kern w:val="2"/>
+          <w:sz w:val="16"/>
+          <w:szCs w:val="16"/>
+          <w:lang w:val="es-MX" w:eastAsia="zh-CN" w:bidi="hi-IN"/>
+        </w:rPr>
+      </w:pPr>
+      <w:r>
+        <w:rPr>
+          <w:rFonts w:eastAsia="NSimSun" w:cs="Arial" w:ascii="Courier New" w:hAnsi="Courier New"/>
+          <w:b/>
+          <w:bCs/>
+          <w:color w:val="000000"/>
+          <w:kern w:val="2"/>
+          <w:sz w:val="16"/>
+          <w:szCs w:val="16"/>
+          <w:lang w:val="es-MX" w:eastAsia="zh-CN" w:bidi="hi-IN"/>
+        </w:rPr>
+        <w:t xml:space="preserve">         </w:t>
+      </w:r>
+      <w:r>
+        <w:rPr>
+          <w:rFonts w:eastAsia="NSimSun" w:cs="Arial" w:ascii="Courier New" w:hAnsi="Courier New"/>
+          <w:b/>
+          <w:bCs/>
+          <w:color w:val="000000"/>
+          <w:kern w:val="2"/>
+          <w:sz w:val="16"/>
+          <w:szCs w:val="16"/>
+          <w:lang w:val="es-MX" w:eastAsia="zh-CN" w:bidi="hi-IN"/>
+        </w:rPr>
+        <w:t>}</w:t>
+      </w:r>
+    </w:p>
+    <w:p>
+      <w:pPr>
+        <w:pStyle w:val="BodyText"/>
+        <w:widowControl/>
+        <w:suppressAutoHyphens w:val="true"/>
+        <w:overflowPunct w:val="false"/>
+        <w:bidi w:val="0"/>
+        <w:spacing w:lineRule="exact" w:line="198" w:before="0" w:after="0"/>
+        <w:ind w:hanging="0" w:start="0" w:end="0"/>
+        <w:jc w:val="start"/>
+        <w:rPr>
+          <w:rFonts w:ascii="Courier New" w:hAnsi="Courier New" w:eastAsia="NSimSun" w:cs="Arial"/>
+          <w:b/>
+          <w:bCs/>
+          <w:color w:val="000000"/>
+          <w:kern w:val="2"/>
+          <w:sz w:val="16"/>
+          <w:szCs w:val="16"/>
+          <w:lang w:val="es-MX" w:eastAsia="zh-CN" w:bidi="hi-IN"/>
+        </w:rPr>
+      </w:pPr>
+      <w:r>
+        <w:rPr>
+          <w:rFonts w:eastAsia="NSimSun" w:cs="Arial" w:ascii="Courier New" w:hAnsi="Courier New"/>
+          <w:b/>
+          <w:bCs/>
+          <w:color w:val="000000"/>
+          <w:kern w:val="2"/>
+          <w:sz w:val="16"/>
+          <w:szCs w:val="16"/>
+          <w:lang w:val="es-MX" w:eastAsia="zh-CN" w:bidi="hi-IN"/>
+        </w:rPr>
+        <w:t xml:space="preserve">      </w:t>
+      </w:r>
+      <w:r>
+        <w:rPr>
+          <w:rFonts w:eastAsia="NSimSun" w:cs="Arial" w:ascii="Courier New" w:hAnsi="Courier New"/>
+          <w:b/>
+          <w:bCs/>
+          <w:color w:val="000000"/>
+          <w:kern w:val="2"/>
+          <w:sz w:val="16"/>
+          <w:szCs w:val="16"/>
+          <w:lang w:val="es-MX" w:eastAsia="zh-CN" w:bidi="hi-IN"/>
+        </w:rPr>
+        <w:t>},</w:t>
+      </w:r>
+    </w:p>
+    <w:p>
+      <w:pPr>
+        <w:pStyle w:val="BodyText"/>
+        <w:widowControl/>
+        <w:suppressAutoHyphens w:val="true"/>
+        <w:overflowPunct w:val="false"/>
+        <w:bidi w:val="0"/>
+        <w:spacing w:lineRule="exact" w:line="198" w:before="0" w:after="0"/>
+        <w:ind w:hanging="0" w:start="0" w:end="0"/>
+        <w:jc w:val="start"/>
+        <w:rPr>
+          <w:rFonts w:ascii="Courier New" w:hAnsi="Courier New" w:eastAsia="NSimSun" w:cs="Arial"/>
+          <w:b/>
+          <w:bCs/>
+          <w:color w:val="000000"/>
+          <w:kern w:val="2"/>
+          <w:sz w:val="16"/>
+          <w:szCs w:val="16"/>
+          <w:lang w:val="es-MX" w:eastAsia="zh-CN" w:bidi="hi-IN"/>
+        </w:rPr>
+      </w:pPr>
+      <w:r>
+        <w:rPr>
+          <w:rFonts w:eastAsia="NSimSun" w:cs="Arial" w:ascii="Courier New" w:hAnsi="Courier New"/>
+          <w:b/>
+          <w:bCs/>
+          <w:color w:val="000000"/>
+          <w:kern w:val="2"/>
+          <w:sz w:val="16"/>
+          <w:szCs w:val="16"/>
+          <w:lang w:val="es-MX" w:eastAsia="zh-CN" w:bidi="hi-IN"/>
+        </w:rPr>
+        <w:t xml:space="preserve">      </w:t>
+      </w:r>
+      <w:r>
+        <w:rPr>
+          <w:rFonts w:eastAsia="NSimSun" w:cs="Arial" w:ascii="Courier New" w:hAnsi="Courier New"/>
+          <w:b/>
+          <w:bCs/>
+          <w:color w:val="000000"/>
+          <w:kern w:val="2"/>
+          <w:sz w:val="16"/>
+          <w:szCs w:val="16"/>
+          <w:lang w:val="es-MX" w:eastAsia="zh-CN" w:bidi="hi-IN"/>
+        </w:rPr>
+        <w:t>"tokenInfo": {</w:t>
+      </w:r>
+    </w:p>
+    <w:p>
+      <w:pPr>
+        <w:pStyle w:val="BodyText"/>
+        <w:widowControl/>
+        <w:suppressAutoHyphens w:val="true"/>
+        <w:overflowPunct w:val="false"/>
+        <w:bidi w:val="0"/>
+        <w:spacing w:lineRule="exact" w:line="198" w:before="0" w:after="0"/>
+        <w:ind w:hanging="0" w:start="0" w:end="0"/>
+        <w:jc w:val="start"/>
+        <w:rPr>
+          <w:rFonts w:ascii="Courier New" w:hAnsi="Courier New" w:eastAsia="NSimSun" w:cs="Arial"/>
+          <w:b/>
+          <w:bCs/>
+          <w:color w:val="000000"/>
+          <w:kern w:val="2"/>
+          <w:sz w:val="16"/>
+          <w:szCs w:val="16"/>
+          <w:lang w:val="es-MX" w:eastAsia="zh-CN" w:bidi="hi-IN"/>
+        </w:rPr>
+      </w:pPr>
+      <w:r>
+        <w:rPr>
+          <w:rFonts w:eastAsia="NSimSun" w:cs="Arial" w:ascii="Courier New" w:hAnsi="Courier New"/>
+          <w:b/>
+          <w:bCs/>
+          <w:color w:val="000000"/>
+          <w:kern w:val="2"/>
+          <w:sz w:val="16"/>
+          <w:szCs w:val="16"/>
+          <w:lang w:val="es-MX" w:eastAsia="zh-CN" w:bidi="hi-IN"/>
+        </w:rPr>
+        <w:t xml:space="preserve">         </w:t>
+      </w:r>
+      <w:r>
+        <w:rPr>
+          <w:rFonts w:eastAsia="NSimSun" w:cs="Arial" w:ascii="Courier New" w:hAnsi="Courier New"/>
+          <w:b/>
+          <w:bCs/>
+          <w:color w:val="000000"/>
+          <w:kern w:val="2"/>
+          <w:sz w:val="16"/>
+          <w:szCs w:val="16"/>
+          <w:lang w:val="es-MX" w:eastAsia="zh-CN" w:bidi="hi-IN"/>
+        </w:rPr>
+        <w:t>"tokenType": "01",</w:t>
+      </w:r>
+    </w:p>
+    <w:p>
+      <w:pPr>
+        <w:pStyle w:val="BodyText"/>
+        <w:widowControl/>
+        <w:suppressAutoHyphens w:val="true"/>
+        <w:overflowPunct w:val="false"/>
+        <w:bidi w:val="0"/>
+        <w:spacing w:lineRule="exact" w:line="198" w:before="0" w:after="0"/>
+        <w:ind w:hanging="0" w:start="0" w:end="0"/>
+        <w:jc w:val="start"/>
+        <w:rPr>
+          <w:rFonts w:ascii="Courier New" w:hAnsi="Courier New" w:eastAsia="NSimSun" w:cs="Arial"/>
+          <w:b/>
+          <w:bCs/>
+          <w:color w:val="000000"/>
+          <w:kern w:val="2"/>
+          <w:sz w:val="16"/>
+          <w:szCs w:val="16"/>
+          <w:lang w:val="es-MX" w:eastAsia="zh-CN" w:bidi="hi-IN"/>
+        </w:rPr>
+      </w:pPr>
+      <w:r>
+        <w:rPr>
+          <w:rFonts w:eastAsia="NSimSun" w:cs="Arial" w:ascii="Courier New" w:hAnsi="Courier New"/>
+          <w:b/>
+          <w:bCs/>
+          <w:color w:val="000000"/>
+          <w:kern w:val="2"/>
+          <w:sz w:val="16"/>
+          <w:szCs w:val="16"/>
+          <w:lang w:val="es-MX" w:eastAsia="zh-CN" w:bidi="hi-IN"/>
+        </w:rPr>
+        <w:t xml:space="preserve">         </w:t>
+      </w:r>
+      <w:r>
+        <w:rPr>
+          <w:rFonts w:eastAsia="NSimSun" w:cs="Arial" w:ascii="Courier New" w:hAnsi="Courier New"/>
+          <w:b/>
+          <w:bCs/>
+          <w:color w:val="000000"/>
+          <w:kern w:val="2"/>
+          <w:sz w:val="16"/>
+          <w:szCs w:val="16"/>
+          <w:lang w:val="es-MX" w:eastAsia="zh-CN" w:bidi="hi-IN"/>
+        </w:rPr>
+        <w:t>"token": "0004037740007874431",</w:t>
+      </w:r>
+    </w:p>
+    <w:p>
+      <w:pPr>
+        <w:pStyle w:val="BodyText"/>
+        <w:widowControl/>
+        <w:suppressAutoHyphens w:val="true"/>
+        <w:overflowPunct w:val="false"/>
+        <w:bidi w:val="0"/>
+        <w:spacing w:lineRule="exact" w:line="198" w:before="0" w:after="0"/>
+        <w:ind w:hanging="0" w:start="0" w:end="0"/>
+        <w:jc w:val="start"/>
+        <w:rPr>
+          <w:rFonts w:ascii="Courier New" w:hAnsi="Courier New" w:eastAsia="NSimSun" w:cs="Arial"/>
+          <w:b/>
+          <w:bCs/>
+          <w:color w:val="000000"/>
+          <w:kern w:val="2"/>
+          <w:sz w:val="16"/>
+          <w:szCs w:val="16"/>
+          <w:lang w:val="es-MX" w:eastAsia="zh-CN" w:bidi="hi-IN"/>
+        </w:rPr>
+      </w:pPr>
+      <w:r>
+        <w:rPr>
+          <w:rFonts w:eastAsia="NSimSun" w:cs="Arial" w:ascii="Courier New" w:hAnsi="Courier New"/>
+          <w:b/>
+          <w:bCs/>
+          <w:color w:val="000000"/>
+          <w:kern w:val="2"/>
+          <w:sz w:val="16"/>
+          <w:szCs w:val="16"/>
+          <w:lang w:val="es-MX" w:eastAsia="zh-CN" w:bidi="hi-IN"/>
+        </w:rPr>
+        <w:t xml:space="preserve">         </w:t>
+      </w:r>
+      <w:r>
+        <w:rPr>
+          <w:rFonts w:eastAsia="NSimSun" w:cs="Arial" w:ascii="Courier New" w:hAnsi="Courier New"/>
+          <w:b/>
+          <w:bCs/>
+          <w:color w:val="000000"/>
+          <w:kern w:val="2"/>
+          <w:sz w:val="16"/>
+          <w:szCs w:val="16"/>
+          <w:lang w:val="es-MX" w:eastAsia="zh-CN" w:bidi="hi-IN"/>
+        </w:rPr>
+        <w:t>"tokenStatus": "ACTIVE",</w:t>
+      </w:r>
+    </w:p>
+    <w:p>
+      <w:pPr>
+        <w:pStyle w:val="BodyText"/>
+        <w:widowControl/>
+        <w:suppressAutoHyphens w:val="true"/>
+        <w:overflowPunct w:val="false"/>
+        <w:bidi w:val="0"/>
+        <w:spacing w:lineRule="exact" w:line="198" w:before="0" w:after="0"/>
+        <w:ind w:hanging="0" w:start="0" w:end="0"/>
+        <w:jc w:val="start"/>
+        <w:rPr>
+          <w:rFonts w:ascii="Courier New" w:hAnsi="Courier New" w:eastAsia="NSimSun" w:cs="Arial"/>
+          <w:b/>
+          <w:bCs/>
+          <w:color w:val="000000"/>
+          <w:kern w:val="2"/>
+          <w:sz w:val="16"/>
+          <w:szCs w:val="16"/>
+          <w:lang w:val="es-MX" w:eastAsia="zh-CN" w:bidi="hi-IN"/>
+        </w:rPr>
+      </w:pPr>
+      <w:r>
+        <w:rPr>
+          <w:rFonts w:eastAsia="NSimSun" w:cs="Arial" w:ascii="Courier New" w:hAnsi="Courier New"/>
+          <w:b/>
+          <w:bCs/>
+          <w:color w:val="000000"/>
+          <w:kern w:val="2"/>
+          <w:sz w:val="16"/>
+          <w:szCs w:val="16"/>
+          <w:lang w:val="es-MX" w:eastAsia="zh-CN" w:bidi="hi-IN"/>
+        </w:rPr>
+        <w:t xml:space="preserve">         </w:t>
+      </w:r>
+      <w:r>
+        <w:rPr>
+          <w:rFonts w:eastAsia="NSimSun" w:cs="Arial" w:ascii="Courier New" w:hAnsi="Courier New"/>
+          <w:b/>
+          <w:bCs/>
+          <w:color w:val="000000"/>
+          <w:kern w:val="2"/>
+          <w:sz w:val="16"/>
+          <w:szCs w:val="16"/>
+          <w:lang w:val="es-MX" w:eastAsia="zh-CN" w:bidi="hi-IN"/>
+        </w:rPr>
+        <w:t>"tokenExpirationDate": {</w:t>
+      </w:r>
+    </w:p>
+    <w:p>
+      <w:pPr>
+        <w:pStyle w:val="BodyText"/>
+        <w:widowControl/>
+        <w:suppressAutoHyphens w:val="true"/>
+        <w:overflowPunct w:val="false"/>
+        <w:bidi w:val="0"/>
+        <w:spacing w:lineRule="exact" w:line="198" w:before="0" w:after="0"/>
+        <w:ind w:hanging="0" w:start="0" w:end="0"/>
+        <w:jc w:val="start"/>
+        <w:rPr>
+          <w:rFonts w:ascii="Courier New" w:hAnsi="Courier New" w:eastAsia="NSimSun" w:cs="Arial"/>
+          <w:b/>
+          <w:bCs/>
+          <w:color w:val="000000"/>
+          <w:kern w:val="2"/>
+          <w:sz w:val="16"/>
+          <w:szCs w:val="16"/>
+          <w:lang w:val="es-MX" w:eastAsia="zh-CN" w:bidi="hi-IN"/>
+        </w:rPr>
+      </w:pPr>
+      <w:r>
+        <w:rPr>
+          <w:rFonts w:eastAsia="NSimSun" w:cs="Arial" w:ascii="Courier New" w:hAnsi="Courier New"/>
+          <w:b/>
+          <w:bCs/>
+          <w:color w:val="000000"/>
+          <w:kern w:val="2"/>
+          <w:sz w:val="16"/>
+          <w:szCs w:val="16"/>
+          <w:lang w:val="es-MX" w:eastAsia="zh-CN" w:bidi="hi-IN"/>
+        </w:rPr>
+        <w:t xml:space="preserve">            </w:t>
+      </w:r>
+      <w:r>
+        <w:rPr>
+          <w:rFonts w:eastAsia="NSimSun" w:cs="Arial" w:ascii="Courier New" w:hAnsi="Courier New"/>
+          <w:b/>
+          <w:bCs/>
+          <w:color w:val="000000"/>
+          <w:kern w:val="2"/>
+          <w:sz w:val="16"/>
+          <w:szCs w:val="16"/>
+          <w:lang w:val="es-MX" w:eastAsia="zh-CN" w:bidi="hi-IN"/>
+        </w:rPr>
+        <w:t>"month": "09",</w:t>
+      </w:r>
+    </w:p>
+    <w:p>
+      <w:pPr>
+        <w:pStyle w:val="BodyText"/>
+        <w:widowControl/>
+        <w:suppressAutoHyphens w:val="true"/>
+        <w:overflowPunct w:val="false"/>
+        <w:bidi w:val="0"/>
+        <w:spacing w:lineRule="exact" w:line="198" w:before="0" w:after="0"/>
+        <w:ind w:hanging="0" w:start="0" w:end="0"/>
+        <w:jc w:val="start"/>
+        <w:rPr>
+          <w:rFonts w:ascii="Courier New" w:hAnsi="Courier New" w:eastAsia="NSimSun" w:cs="Arial"/>
+          <w:b/>
+          <w:bCs/>
+          <w:color w:val="000000"/>
+          <w:kern w:val="2"/>
+          <w:sz w:val="16"/>
+          <w:szCs w:val="16"/>
+          <w:lang w:val="es-MX" w:eastAsia="zh-CN" w:bidi="hi-IN"/>
+        </w:rPr>
+      </w:pPr>
+      <w:r>
+        <w:rPr>
+          <w:rFonts w:eastAsia="NSimSun" w:cs="Arial" w:ascii="Courier New" w:hAnsi="Courier New"/>
+          <w:b/>
+          <w:bCs/>
+          <w:color w:val="000000"/>
+          <w:kern w:val="2"/>
+          <w:sz w:val="16"/>
+          <w:szCs w:val="16"/>
+          <w:lang w:val="es-MX" w:eastAsia="zh-CN" w:bidi="hi-IN"/>
+        </w:rPr>
+        <w:t xml:space="preserve">            </w:t>
+      </w:r>
+      <w:r>
+        <w:rPr>
+          <w:rFonts w:eastAsia="NSimSun" w:cs="Arial" w:ascii="Courier New" w:hAnsi="Courier New"/>
+          <w:b/>
+          <w:bCs/>
+          <w:color w:val="000000"/>
+          <w:kern w:val="2"/>
+          <w:sz w:val="16"/>
+          <w:szCs w:val="16"/>
+          <w:lang w:val="es-MX" w:eastAsia="zh-CN" w:bidi="hi-IN"/>
+        </w:rPr>
+        <w:t>"year": "2027"</w:t>
+      </w:r>
+    </w:p>
+    <w:p>
+      <w:pPr>
+        <w:pStyle w:val="BodyText"/>
+        <w:widowControl/>
+        <w:suppressAutoHyphens w:val="true"/>
+        <w:overflowPunct w:val="false"/>
+        <w:bidi w:val="0"/>
+        <w:spacing w:lineRule="exact" w:line="198" w:before="0" w:after="0"/>
+        <w:ind w:hanging="0" w:start="0" w:end="0"/>
+        <w:jc w:val="start"/>
+        <w:rPr>
+          <w:rFonts w:ascii="Courier New" w:hAnsi="Courier New" w:eastAsia="NSimSun" w:cs="Arial"/>
+          <w:b/>
+          <w:bCs/>
+          <w:color w:val="000000"/>
+          <w:kern w:val="2"/>
+          <w:sz w:val="16"/>
+          <w:szCs w:val="16"/>
+          <w:lang w:val="es-MX" w:eastAsia="zh-CN" w:bidi="hi-IN"/>
+        </w:rPr>
+      </w:pPr>
+      <w:r>
+        <w:rPr>
+          <w:rFonts w:eastAsia="NSimSun" w:cs="Arial" w:ascii="Courier New" w:hAnsi="Courier New"/>
+          <w:b/>
+          <w:bCs/>
+          <w:color w:val="000000"/>
+          <w:kern w:val="2"/>
+          <w:sz w:val="16"/>
+          <w:szCs w:val="16"/>
+          <w:lang w:val="es-MX" w:eastAsia="zh-CN" w:bidi="hi-IN"/>
+        </w:rPr>
+        <w:t xml:space="preserve">         </w:t>
+      </w:r>
+      <w:r>
+        <w:rPr>
+          <w:rFonts w:eastAsia="NSimSun" w:cs="Arial" w:ascii="Courier New" w:hAnsi="Courier New"/>
+          <w:b/>
+          <w:bCs/>
+          <w:color w:val="000000"/>
+          <w:kern w:val="2"/>
+          <w:sz w:val="16"/>
+          <w:szCs w:val="16"/>
+          <w:lang w:val="es-MX" w:eastAsia="zh-CN" w:bidi="hi-IN"/>
+        </w:rPr>
+        <w:t>}</w:t>
+      </w:r>
+    </w:p>
+    <w:p>
+      <w:pPr>
+        <w:pStyle w:val="BodyText"/>
+        <w:widowControl/>
+        <w:suppressAutoHyphens w:val="true"/>
+        <w:overflowPunct w:val="false"/>
+        <w:bidi w:val="0"/>
+        <w:spacing w:lineRule="exact" w:line="198" w:before="0" w:after="0"/>
+        <w:ind w:hanging="0" w:start="0" w:end="0"/>
+        <w:jc w:val="start"/>
+        <w:rPr>
+          <w:rFonts w:ascii="Courier New" w:hAnsi="Courier New" w:eastAsia="NSimSun" w:cs="Arial"/>
+          <w:b/>
+          <w:bCs/>
+          <w:color w:val="000000"/>
+          <w:kern w:val="2"/>
+          <w:sz w:val="16"/>
+          <w:szCs w:val="16"/>
+          <w:lang w:val="es-MX" w:eastAsia="zh-CN" w:bidi="hi-IN"/>
+        </w:rPr>
+      </w:pPr>
+      <w:r>
+        <w:rPr>
+          <w:rFonts w:eastAsia="NSimSun" w:cs="Arial" w:ascii="Courier New" w:hAnsi="Courier New"/>
+          <w:b/>
+          <w:bCs/>
+          <w:color w:val="000000"/>
+          <w:kern w:val="2"/>
+          <w:sz w:val="16"/>
+          <w:szCs w:val="16"/>
+          <w:lang w:val="es-MX" w:eastAsia="zh-CN" w:bidi="hi-IN"/>
+        </w:rPr>
+        <w:t xml:space="preserve">      </w:t>
+      </w:r>
+      <w:r>
+        <w:rPr>
+          <w:rFonts w:eastAsia="NSimSun" w:cs="Arial" w:ascii="Courier New" w:hAnsi="Courier New"/>
+          <w:b/>
+          <w:bCs/>
+          <w:color w:val="000000"/>
+          <w:kern w:val="2"/>
+          <w:sz w:val="16"/>
+          <w:szCs w:val="16"/>
+          <w:lang w:val="es-MX" w:eastAsia="zh-CN" w:bidi="hi-IN"/>
+        </w:rPr>
+        <w:t>}</w:t>
+      </w:r>
+    </w:p>
+    <w:p>
+      <w:pPr>
+        <w:pStyle w:val="BodyText"/>
+        <w:widowControl/>
+        <w:suppressAutoHyphens w:val="true"/>
+        <w:overflowPunct w:val="false"/>
+        <w:bidi w:val="0"/>
+        <w:spacing w:lineRule="exact" w:line="198" w:before="0" w:after="0"/>
+        <w:ind w:hanging="0" w:start="0" w:end="0"/>
+        <w:jc w:val="start"/>
+        <w:rPr>
+          <w:rFonts w:ascii="Courier New" w:hAnsi="Courier New" w:eastAsia="NSimSun" w:cs="Arial"/>
+          <w:b/>
+          <w:bCs/>
+          <w:color w:val="000000"/>
+          <w:kern w:val="2"/>
+          <w:sz w:val="16"/>
+          <w:szCs w:val="16"/>
+          <w:lang w:val="es-MX" w:eastAsia="zh-CN" w:bidi="hi-IN"/>
+        </w:rPr>
+      </w:pPr>
+      <w:r>
+        <w:rPr>
+          <w:rFonts w:eastAsia="NSimSun" w:cs="Arial" w:ascii="Courier New" w:hAnsi="Courier New"/>
+          <w:b/>
+          <w:bCs/>
+          <w:color w:val="000000"/>
+          <w:kern w:val="2"/>
+          <w:sz w:val="16"/>
+          <w:szCs w:val="16"/>
+          <w:lang w:val="es-MX" w:eastAsia="zh-CN" w:bidi="hi-IN"/>
+        </w:rPr>
+        <w:t xml:space="preserve">   </w:t>
+      </w:r>
+      <w:r>
+        <w:rPr>
+          <w:rFonts w:eastAsia="NSimSun" w:cs="Arial" w:ascii="Courier New" w:hAnsi="Courier New"/>
+          <w:b/>
+          <w:bCs/>
+          <w:color w:val="000000"/>
+          <w:kern w:val="2"/>
+          <w:sz w:val="16"/>
+          <w:szCs w:val="16"/>
+          <w:lang w:val="es-MX" w:eastAsia="zh-CN" w:bidi="hi-IN"/>
+        </w:rPr>
+        <w:t>},</w:t>
+      </w:r>
+    </w:p>
+    <w:p>
+      <w:pPr>
+        <w:pStyle w:val="BodyText"/>
+        <w:widowControl/>
+        <w:suppressAutoHyphens w:val="true"/>
+        <w:overflowPunct w:val="false"/>
+        <w:bidi w:val="0"/>
+        <w:spacing w:lineRule="exact" w:line="198" w:before="0" w:after="0"/>
+        <w:ind w:hanging="0" w:start="0" w:end="0"/>
+        <w:jc w:val="start"/>
+        <w:rPr>
+          <w:rFonts w:ascii="Courier New" w:hAnsi="Courier New" w:eastAsia="NSimSun" w:cs="Arial"/>
+          <w:b/>
+          <w:bCs/>
+          <w:color w:val="000000"/>
+          <w:kern w:val="2"/>
+          <w:sz w:val="16"/>
+          <w:szCs w:val="16"/>
+          <w:lang w:val="es-MX" w:eastAsia="zh-CN" w:bidi="hi-IN"/>
+        </w:rPr>
+      </w:pPr>
+      <w:r>
+        <w:rPr>
+          <w:rFonts w:eastAsia="NSimSun" w:cs="Arial" w:ascii="Courier New" w:hAnsi="Courier New"/>
+          <w:b/>
+          <w:bCs/>
+          <w:color w:val="000000"/>
+          <w:kern w:val="2"/>
+          <w:sz w:val="16"/>
+          <w:szCs w:val="16"/>
+          <w:lang w:val="es-MX" w:eastAsia="zh-CN" w:bidi="hi-IN"/>
+        </w:rPr>
+        <w:t xml:space="preserve">   </w:t>
+      </w:r>
+      <w:r>
+        <w:rPr>
+          <w:rFonts w:eastAsia="NSimSun" w:cs="Arial" w:ascii="Courier New" w:hAnsi="Courier New"/>
+          <w:b/>
+          <w:bCs/>
+          <w:color w:val="000000"/>
+          <w:kern w:val="2"/>
+          <w:sz w:val="16"/>
+          <w:szCs w:val="16"/>
+          <w:lang w:val="es-MX" w:eastAsia="zh-CN" w:bidi="hi-IN"/>
+        </w:rPr>
+        <w:t>"lifeCycleTrace": "584293630950031",</w:t>
+      </w:r>
+    </w:p>
+    <w:p>
+      <w:pPr>
+        <w:pStyle w:val="BodyText"/>
+        <w:widowControl/>
+        <w:suppressAutoHyphens w:val="true"/>
+        <w:overflowPunct w:val="false"/>
+        <w:bidi w:val="0"/>
+        <w:spacing w:lineRule="exact" w:line="198" w:before="0" w:after="0"/>
+        <w:ind w:hanging="0" w:start="0" w:end="0"/>
+        <w:jc w:val="start"/>
+        <w:rPr>
+          <w:rFonts w:ascii="Courier New" w:hAnsi="Courier New" w:eastAsia="NSimSun" w:cs="Arial"/>
+          <w:b/>
+          <w:bCs/>
+          <w:color w:val="000000"/>
+          <w:kern w:val="2"/>
+          <w:sz w:val="16"/>
+          <w:szCs w:val="16"/>
+          <w:lang w:val="es-MX" w:eastAsia="zh-CN" w:bidi="hi-IN"/>
+        </w:rPr>
+      </w:pPr>
+      <w:r>
+        <w:rPr>
+          <w:rFonts w:eastAsia="NSimSun" w:cs="Arial" w:ascii="Courier New" w:hAnsi="Courier New"/>
+          <w:b/>
+          <w:bCs/>
+          <w:color w:val="000000"/>
+          <w:kern w:val="2"/>
+          <w:sz w:val="16"/>
+          <w:szCs w:val="16"/>
+          <w:lang w:val="es-MX" w:eastAsia="zh-CN" w:bidi="hi-IN"/>
+        </w:rPr>
+        <w:t xml:space="preserve">   </w:t>
+      </w:r>
+      <w:r>
+        <w:rPr>
+          <w:rFonts w:eastAsia="NSimSun" w:cs="Arial" w:ascii="Courier New" w:hAnsi="Courier New"/>
+          <w:b/>
+          <w:bCs/>
+          <w:color w:val="000000"/>
+          <w:kern w:val="2"/>
+          <w:sz w:val="16"/>
+          <w:szCs w:val="16"/>
+          <w:lang w:val="es-MX" w:eastAsia="zh-CN" w:bidi="hi-IN"/>
+        </w:rPr>
+        <w:t>"messageReason": "TOKEN_CREATED",</w:t>
+      </w:r>
+    </w:p>
+    <w:p>
+      <w:pPr>
+        <w:pStyle w:val="BodyText"/>
+        <w:widowControl/>
+        <w:suppressAutoHyphens w:val="true"/>
+        <w:overflowPunct w:val="false"/>
+        <w:bidi w:val="0"/>
+        <w:spacing w:lineRule="exact" w:line="198" w:before="0" w:after="0"/>
+        <w:ind w:hanging="0" w:start="0" w:end="0"/>
+        <w:jc w:val="start"/>
+        <w:rPr>
+          <w:rFonts w:ascii="Courier New" w:hAnsi="Courier New" w:eastAsia="NSimSun" w:cs="Arial"/>
+          <w:b/>
+          <w:bCs/>
+          <w:color w:val="000000"/>
+          <w:kern w:val="2"/>
+          <w:sz w:val="16"/>
+          <w:szCs w:val="16"/>
+          <w:lang w:val="es-MX" w:eastAsia="zh-CN" w:bidi="hi-IN"/>
+        </w:rPr>
+      </w:pPr>
+      <w:r>
+        <w:rPr>
+          <w:rFonts w:eastAsia="NSimSun" w:cs="Arial" w:ascii="Courier New" w:hAnsi="Courier New"/>
+          <w:b/>
+          <w:bCs/>
+          <w:color w:val="000000"/>
+          <w:kern w:val="2"/>
+          <w:sz w:val="16"/>
+          <w:szCs w:val="16"/>
+          <w:lang w:val="es-MX" w:eastAsia="zh-CN" w:bidi="hi-IN"/>
+        </w:rPr>
+        <w:t xml:space="preserve">   </w:t>
+      </w:r>
+      <w:r>
+        <w:rPr>
+          <w:rFonts w:eastAsia="NSimSun" w:cs="Arial" w:ascii="Courier New" w:hAnsi="Courier New"/>
+          <w:b/>
+          <w:bCs/>
+          <w:color w:val="000000"/>
+          <w:kern w:val="2"/>
+          <w:sz w:val="16"/>
+          <w:szCs w:val="16"/>
+          <w:lang w:val="es-MX" w:eastAsia="zh-CN" w:bidi="hi-IN"/>
+        </w:rPr>
+        <w:t>"panReferenceId": "V-5823193725678501774431",</w:t>
+      </w:r>
+    </w:p>
+    <w:p>
+      <w:pPr>
+        <w:pStyle w:val="BodyText"/>
+        <w:widowControl/>
+        <w:suppressAutoHyphens w:val="true"/>
+        <w:overflowPunct w:val="false"/>
+        <w:bidi w:val="0"/>
+        <w:spacing w:lineRule="exact" w:line="198" w:before="0" w:after="0"/>
+        <w:ind w:hanging="0" w:start="0" w:end="0"/>
+        <w:jc w:val="start"/>
+        <w:rPr>
+          <w:rFonts w:ascii="Courier New" w:hAnsi="Courier New" w:eastAsia="NSimSun" w:cs="Arial"/>
+          <w:b/>
+          <w:bCs/>
+          <w:color w:val="000000"/>
+          <w:kern w:val="2"/>
+          <w:sz w:val="16"/>
+          <w:szCs w:val="16"/>
+          <w:lang w:val="es-MX" w:eastAsia="zh-CN" w:bidi="hi-IN"/>
+        </w:rPr>
+      </w:pPr>
+      <w:r>
+        <w:rPr>
+          <w:rFonts w:eastAsia="NSimSun" w:cs="Arial" w:ascii="Courier New" w:hAnsi="Courier New"/>
+          <w:b/>
+          <w:bCs/>
+          <w:color w:val="000000"/>
+          <w:kern w:val="2"/>
+          <w:sz w:val="16"/>
+          <w:szCs w:val="16"/>
+          <w:lang w:val="es-MX" w:eastAsia="zh-CN" w:bidi="hi-IN"/>
+        </w:rPr>
+        <w:t xml:space="preserve">   </w:t>
+      </w:r>
+      <w:r>
+        <w:rPr>
+          <w:rFonts w:eastAsia="NSimSun" w:cs="Arial" w:ascii="Courier New" w:hAnsi="Courier New"/>
+          <w:b/>
+          <w:bCs/>
+          <w:color w:val="000000"/>
+          <w:kern w:val="2"/>
+          <w:sz w:val="16"/>
+          <w:szCs w:val="16"/>
+          <w:lang w:val="es-MX" w:eastAsia="zh-CN" w:bidi="hi-IN"/>
+        </w:rPr>
+        <w:t>"panSource": "MOBILE_APP",</w:t>
+      </w:r>
+    </w:p>
+    <w:p>
+      <w:pPr>
+        <w:pStyle w:val="BodyText"/>
+        <w:widowControl/>
+        <w:suppressAutoHyphens w:val="true"/>
+        <w:overflowPunct w:val="false"/>
+        <w:bidi w:val="0"/>
+        <w:spacing w:lineRule="exact" w:line="198" w:before="0" w:after="0"/>
+        <w:ind w:hanging="0" w:start="0" w:end="0"/>
+        <w:jc w:val="start"/>
+        <w:rPr>
+          <w:rFonts w:ascii="Courier New" w:hAnsi="Courier New" w:eastAsia="NSimSun" w:cs="Arial"/>
+          <w:b/>
+          <w:bCs/>
+          <w:color w:val="000000"/>
+          <w:kern w:val="2"/>
+          <w:sz w:val="16"/>
+          <w:szCs w:val="16"/>
+          <w:lang w:val="es-MX" w:eastAsia="zh-CN" w:bidi="hi-IN"/>
+        </w:rPr>
+      </w:pPr>
+      <w:r>
+        <w:rPr>
+          <w:rFonts w:eastAsia="NSimSun" w:cs="Arial" w:ascii="Courier New" w:hAnsi="Courier New"/>
+          <w:b/>
+          <w:bCs/>
+          <w:color w:val="000000"/>
+          <w:kern w:val="2"/>
+          <w:sz w:val="16"/>
+          <w:szCs w:val="16"/>
+          <w:lang w:val="es-MX" w:eastAsia="zh-CN" w:bidi="hi-IN"/>
+        </w:rPr>
+        <w:t xml:space="preserve">   </w:t>
+      </w:r>
+      <w:r>
+        <w:rPr>
+          <w:rFonts w:eastAsia="NSimSun" w:cs="Arial" w:ascii="Courier New" w:hAnsi="Courier New"/>
+          <w:b/>
+          <w:bCs/>
+          <w:color w:val="000000"/>
+          <w:kern w:val="2"/>
+          <w:sz w:val="16"/>
+          <w:szCs w:val="16"/>
+          <w:lang w:val="es-MX" w:eastAsia="zh-CN" w:bidi="hi-IN"/>
+        </w:rPr>
+        <w:t>"walletAccount": "4BH1-BQVW-9U6L-IMDU",</w:t>
+      </w:r>
+    </w:p>
+    <w:p>
+      <w:pPr>
+        <w:pStyle w:val="BodyText"/>
+        <w:widowControl/>
+        <w:suppressAutoHyphens w:val="true"/>
+        <w:overflowPunct w:val="false"/>
+        <w:bidi w:val="0"/>
+        <w:spacing w:lineRule="exact" w:line="198" w:before="0" w:after="0"/>
+        <w:ind w:hanging="0" w:start="0" w:end="0"/>
+        <w:jc w:val="start"/>
+        <w:rPr>
+          <w:rFonts w:ascii="Courier New" w:hAnsi="Courier New" w:eastAsia="NSimSun" w:cs="Arial"/>
+          <w:b/>
+          <w:bCs/>
+          <w:color w:val="000000"/>
+          <w:kern w:val="2"/>
+          <w:sz w:val="16"/>
+          <w:szCs w:val="16"/>
+          <w:lang w:val="es-MX" w:eastAsia="zh-CN" w:bidi="hi-IN"/>
+        </w:rPr>
+      </w:pPr>
+      <w:r>
+        <w:rPr>
+          <w:rFonts w:eastAsia="NSimSun" w:cs="Arial" w:ascii="Courier New" w:hAnsi="Courier New"/>
+          <w:b/>
+          <w:bCs/>
+          <w:color w:val="000000"/>
+          <w:kern w:val="2"/>
+          <w:sz w:val="16"/>
+          <w:szCs w:val="16"/>
+          <w:lang w:val="es-MX" w:eastAsia="zh-CN" w:bidi="hi-IN"/>
+        </w:rPr>
+        <w:t xml:space="preserve">   </w:t>
+      </w:r>
+      <w:r>
+        <w:rPr>
+          <w:rFonts w:eastAsia="NSimSun" w:cs="Arial" w:ascii="Courier New" w:hAnsi="Courier New"/>
+          <w:b/>
+          <w:bCs/>
+          <w:color w:val="000000"/>
+          <w:kern w:val="2"/>
+          <w:sz w:val="16"/>
+          <w:szCs w:val="16"/>
+          <w:lang w:val="es-MX" w:eastAsia="zh-CN" w:bidi="hi-IN"/>
+        </w:rPr>
+        <w:t>"deviceInfo": {</w:t>
+      </w:r>
+    </w:p>
+    <w:p>
+      <w:pPr>
+        <w:pStyle w:val="BodyText"/>
+        <w:widowControl/>
+        <w:suppressAutoHyphens w:val="true"/>
+        <w:overflowPunct w:val="false"/>
+        <w:bidi w:val="0"/>
+        <w:spacing w:lineRule="exact" w:line="198" w:before="0" w:after="0"/>
+        <w:ind w:hanging="0" w:start="0" w:end="0"/>
+        <w:jc w:val="start"/>
+        <w:rPr>
+          <w:rFonts w:ascii="Courier New" w:hAnsi="Courier New" w:eastAsia="NSimSun" w:cs="Arial"/>
+          <w:b/>
+          <w:bCs/>
+          <w:color w:val="000000"/>
+          <w:kern w:val="2"/>
+          <w:sz w:val="16"/>
+          <w:szCs w:val="16"/>
+          <w:lang w:val="es-MX" w:eastAsia="zh-CN" w:bidi="hi-IN"/>
+        </w:rPr>
+      </w:pPr>
+      <w:r>
+        <w:rPr>
+          <w:rFonts w:eastAsia="NSimSun" w:cs="Arial" w:ascii="Courier New" w:hAnsi="Courier New"/>
+          <w:b/>
+          <w:bCs/>
+          <w:color w:val="000000"/>
+          <w:kern w:val="2"/>
+          <w:sz w:val="16"/>
+          <w:szCs w:val="16"/>
+          <w:lang w:val="es-MX" w:eastAsia="zh-CN" w:bidi="hi-IN"/>
+        </w:rPr>
+        <w:t xml:space="preserve">      </w:t>
+      </w:r>
+      <w:r>
+        <w:rPr>
+          <w:rFonts w:eastAsia="NSimSun" w:cs="Arial" w:ascii="Courier New" w:hAnsi="Courier New"/>
+          <w:b/>
+          <w:bCs/>
+          <w:color w:val="000000"/>
+          <w:kern w:val="2"/>
+          <w:sz w:val="16"/>
+          <w:szCs w:val="16"/>
+          <w:lang w:val="es-MX" w:eastAsia="zh-CN" w:bidi="hi-IN"/>
+        </w:rPr>
+        <w:t>"deviceIdType": "000000000000000000003201",</w:t>
+      </w:r>
+    </w:p>
+    <w:p>
+      <w:pPr>
+        <w:pStyle w:val="BodyText"/>
+        <w:widowControl/>
+        <w:suppressAutoHyphens w:val="true"/>
+        <w:overflowPunct w:val="false"/>
+        <w:bidi w:val="0"/>
+        <w:spacing w:lineRule="exact" w:line="198" w:before="0" w:after="0"/>
+        <w:ind w:hanging="0" w:start="0" w:end="0"/>
+        <w:jc w:val="start"/>
+        <w:rPr>
+          <w:rFonts w:ascii="Courier New" w:hAnsi="Courier New" w:eastAsia="NSimSun" w:cs="Arial"/>
+          <w:b/>
+          <w:bCs/>
+          <w:color w:val="000000"/>
+          <w:kern w:val="2"/>
+          <w:sz w:val="16"/>
+          <w:szCs w:val="16"/>
+          <w:lang w:val="es-MX" w:eastAsia="zh-CN" w:bidi="hi-IN"/>
+        </w:rPr>
+      </w:pPr>
+      <w:r>
+        <w:rPr>
+          <w:rFonts w:eastAsia="NSimSun" w:cs="Arial" w:ascii="Courier New" w:hAnsi="Courier New"/>
+          <w:b/>
+          <w:bCs/>
+          <w:color w:val="000000"/>
+          <w:kern w:val="2"/>
+          <w:sz w:val="16"/>
+          <w:szCs w:val="16"/>
+          <w:lang w:val="es-MX" w:eastAsia="zh-CN" w:bidi="hi-IN"/>
+        </w:rPr>
+        <w:t xml:space="preserve">      </w:t>
+      </w:r>
+      <w:r>
+        <w:rPr>
+          <w:rFonts w:eastAsia="NSimSun" w:cs="Arial" w:ascii="Courier New" w:hAnsi="Courier New"/>
+          <w:b/>
+          <w:bCs/>
+          <w:color w:val="000000"/>
+          <w:kern w:val="2"/>
+          <w:sz w:val="16"/>
+          <w:szCs w:val="16"/>
+          <w:lang w:val="es-MX" w:eastAsia="zh-CN" w:bidi="hi-IN"/>
+        </w:rPr>
+        <w:t>"model": "MOBILE_PHONE",</w:t>
+      </w:r>
+    </w:p>
+    <w:p>
+      <w:pPr>
+        <w:pStyle w:val="BodyText"/>
+        <w:widowControl/>
+        <w:suppressAutoHyphens w:val="true"/>
+        <w:overflowPunct w:val="false"/>
+        <w:bidi w:val="0"/>
+        <w:spacing w:lineRule="exact" w:line="198" w:before="0" w:after="0"/>
+        <w:ind w:hanging="0" w:start="0" w:end="0"/>
+        <w:jc w:val="start"/>
+        <w:rPr>
+          <w:rFonts w:ascii="Courier New" w:hAnsi="Courier New" w:eastAsia="NSimSun" w:cs="Arial"/>
+          <w:b/>
+          <w:bCs/>
+          <w:color w:val="000000"/>
+          <w:kern w:val="2"/>
+          <w:sz w:val="16"/>
+          <w:szCs w:val="16"/>
+          <w:lang w:val="es-MX" w:eastAsia="zh-CN" w:bidi="hi-IN"/>
+        </w:rPr>
+      </w:pPr>
+      <w:r>
+        <w:rPr>
+          <w:rFonts w:eastAsia="NSimSun" w:cs="Arial" w:ascii="Courier New" w:hAnsi="Courier New"/>
+          <w:b/>
+          <w:bCs/>
+          <w:color w:val="000000"/>
+          <w:kern w:val="2"/>
+          <w:sz w:val="16"/>
+          <w:szCs w:val="16"/>
+          <w:lang w:val="es-MX" w:eastAsia="zh-CN" w:bidi="hi-IN"/>
+        </w:rPr>
+        <w:t xml:space="preserve">      </w:t>
+      </w:r>
+      <w:r>
+        <w:rPr>
+          <w:rFonts w:eastAsia="NSimSun" w:cs="Arial" w:ascii="Courier New" w:hAnsi="Courier New"/>
+          <w:b/>
+          <w:bCs/>
+          <w:color w:val="000000"/>
+          <w:kern w:val="2"/>
+          <w:sz w:val="16"/>
+          <w:szCs w:val="16"/>
+          <w:lang w:val="es-MX" w:eastAsia="zh-CN" w:bidi="hi-IN"/>
+        </w:rPr>
+        <w:t>"name": "c2Ftc3VuZyBrb26h",</w:t>
+      </w:r>
+    </w:p>
+    <w:p>
+      <w:pPr>
+        <w:pStyle w:val="BodyText"/>
+        <w:widowControl/>
+        <w:suppressAutoHyphens w:val="true"/>
+        <w:overflowPunct w:val="false"/>
+        <w:bidi w:val="0"/>
+        <w:spacing w:lineRule="exact" w:line="198" w:before="0" w:after="0"/>
+        <w:ind w:hanging="0" w:start="0" w:end="0"/>
+        <w:jc w:val="start"/>
+        <w:rPr>
+          <w:rFonts w:ascii="Courier New" w:hAnsi="Courier New" w:eastAsia="NSimSun" w:cs="Arial"/>
+          <w:b/>
+          <w:bCs/>
+          <w:color w:val="000000"/>
+          <w:kern w:val="2"/>
+          <w:sz w:val="16"/>
+          <w:szCs w:val="16"/>
+          <w:lang w:val="es-MX" w:eastAsia="zh-CN" w:bidi="hi-IN"/>
+        </w:rPr>
+      </w:pPr>
+      <w:r>
+        <w:rPr>
+          <w:rFonts w:eastAsia="NSimSun" w:cs="Arial" w:ascii="Courier New" w:hAnsi="Courier New"/>
+          <w:b/>
+          <w:bCs/>
+          <w:color w:val="000000"/>
+          <w:kern w:val="2"/>
+          <w:sz w:val="16"/>
+          <w:szCs w:val="16"/>
+          <w:lang w:val="es-MX" w:eastAsia="zh-CN" w:bidi="hi-IN"/>
+        </w:rPr>
+        <w:t xml:space="preserve">      </w:t>
+      </w:r>
+      <w:r>
+        <w:rPr>
+          <w:rFonts w:eastAsia="NSimSun" w:cs="Arial" w:ascii="Courier New" w:hAnsi="Courier New"/>
+          <w:b/>
+          <w:bCs/>
+          <w:color w:val="000000"/>
+          <w:kern w:val="2"/>
+          <w:sz w:val="16"/>
+          <w:szCs w:val="16"/>
+          <w:lang w:val="es-MX" w:eastAsia="zh-CN" w:bidi="hi-IN"/>
+        </w:rPr>
+        <w:t>"number": "4421987654422",</w:t>
+      </w:r>
+    </w:p>
+    <w:p>
+      <w:pPr>
+        <w:pStyle w:val="BodyText"/>
+        <w:widowControl/>
+        <w:suppressAutoHyphens w:val="true"/>
+        <w:overflowPunct w:val="false"/>
+        <w:bidi w:val="0"/>
+        <w:spacing w:lineRule="exact" w:line="198" w:before="0" w:after="0"/>
+        <w:ind w:hanging="0" w:start="0" w:end="0"/>
+        <w:jc w:val="start"/>
+        <w:rPr>
+          <w:rFonts w:ascii="Courier New" w:hAnsi="Courier New" w:eastAsia="NSimSun" w:cs="Arial"/>
+          <w:b/>
+          <w:bCs/>
+          <w:color w:val="000000"/>
+          <w:kern w:val="2"/>
+          <w:sz w:val="16"/>
+          <w:szCs w:val="16"/>
+          <w:lang w:val="es-MX" w:eastAsia="zh-CN" w:bidi="hi-IN"/>
+        </w:rPr>
+      </w:pPr>
+      <w:r>
+        <w:rPr>
+          <w:rFonts w:eastAsia="NSimSun" w:cs="Arial" w:ascii="Courier New" w:hAnsi="Courier New"/>
+          <w:b/>
+          <w:bCs/>
+          <w:color w:val="000000"/>
+          <w:kern w:val="2"/>
+          <w:sz w:val="16"/>
+          <w:szCs w:val="16"/>
+          <w:lang w:val="es-MX" w:eastAsia="zh-CN" w:bidi="hi-IN"/>
+        </w:rPr>
+        <w:t xml:space="preserve">      </w:t>
+      </w:r>
+      <w:r>
+        <w:rPr>
+          <w:rFonts w:eastAsia="NSimSun" w:cs="Arial" w:ascii="Courier New" w:hAnsi="Courier New"/>
+          <w:b/>
+          <w:bCs/>
+          <w:color w:val="000000"/>
+          <w:kern w:val="2"/>
+          <w:sz w:val="16"/>
+          <w:szCs w:val="16"/>
+          <w:lang w:val="es-MX" w:eastAsia="zh-CN" w:bidi="hi-IN"/>
+        </w:rPr>
+        <w:t>"brand": "000000000000000000003201"</w:t>
+      </w:r>
+    </w:p>
+    <w:p>
+      <w:pPr>
+        <w:pStyle w:val="BodyText"/>
+        <w:widowControl/>
+        <w:suppressAutoHyphens w:val="true"/>
+        <w:overflowPunct w:val="false"/>
+        <w:bidi w:val="0"/>
+        <w:spacing w:lineRule="exact" w:line="198" w:before="0" w:after="0"/>
+        <w:ind w:hanging="0" w:start="0" w:end="0"/>
+        <w:jc w:val="start"/>
+        <w:rPr>
+          <w:rFonts w:ascii="Courier New" w:hAnsi="Courier New" w:eastAsia="NSimSun" w:cs="Arial"/>
+          <w:b/>
+          <w:bCs/>
+          <w:color w:val="000000"/>
+          <w:kern w:val="2"/>
+          <w:sz w:val="16"/>
+          <w:szCs w:val="16"/>
+          <w:lang w:val="es-MX" w:eastAsia="zh-CN" w:bidi="hi-IN"/>
+        </w:rPr>
+      </w:pPr>
+      <w:r>
+        <w:rPr>
+          <w:rFonts w:eastAsia="NSimSun" w:cs="Arial" w:ascii="Courier New" w:hAnsi="Courier New"/>
+          <w:b/>
+          <w:bCs/>
+          <w:color w:val="000000"/>
+          <w:kern w:val="2"/>
+          <w:sz w:val="16"/>
+          <w:szCs w:val="16"/>
+          <w:lang w:val="es-MX" w:eastAsia="zh-CN" w:bidi="hi-IN"/>
+        </w:rPr>
+        <w:t xml:space="preserve">   </w:t>
+      </w:r>
+      <w:r>
+        <w:rPr>
+          <w:rFonts w:eastAsia="NSimSun" w:cs="Arial" w:ascii="Courier New" w:hAnsi="Courier New"/>
+          <w:b/>
+          <w:bCs/>
+          <w:color w:val="000000"/>
+          <w:kern w:val="2"/>
+          <w:sz w:val="16"/>
+          <w:szCs w:val="16"/>
+          <w:lang w:val="es-MX" w:eastAsia="zh-CN" w:bidi="hi-IN"/>
+        </w:rPr>
+        <w:t>},</w:t>
+      </w:r>
+    </w:p>
+    <w:p>
+      <w:pPr>
+        <w:pStyle w:val="BodyText"/>
+        <w:widowControl/>
+        <w:suppressAutoHyphens w:val="true"/>
+        <w:overflowPunct w:val="false"/>
+        <w:bidi w:val="0"/>
+        <w:spacing w:lineRule="exact" w:line="198" w:before="0" w:after="0"/>
+        <w:ind w:hanging="0" w:start="0" w:end="0"/>
+        <w:jc w:val="start"/>
+        <w:rPr>
+          <w:rFonts w:ascii="Courier New" w:hAnsi="Courier New" w:eastAsia="NSimSun" w:cs="Arial"/>
+          <w:b/>
+          <w:bCs/>
+          <w:color w:val="000000"/>
+          <w:kern w:val="2"/>
+          <w:sz w:val="16"/>
+          <w:szCs w:val="16"/>
+          <w:lang w:val="es-MX" w:eastAsia="zh-CN" w:bidi="hi-IN"/>
+        </w:rPr>
+      </w:pPr>
+      <w:r>
+        <w:rPr>
+          <w:rFonts w:eastAsia="NSimSun" w:cs="Arial" w:ascii="Courier New" w:hAnsi="Courier New"/>
+          <w:b/>
+          <w:bCs/>
+          <w:color w:val="000000"/>
+          <w:kern w:val="2"/>
+          <w:sz w:val="16"/>
+          <w:szCs w:val="16"/>
+          <w:lang w:val="es-MX" w:eastAsia="zh-CN" w:bidi="hi-IN"/>
+        </w:rPr>
+        <w:t xml:space="preserve">   </w:t>
+      </w:r>
+      <w:r>
+        <w:rPr>
+          <w:rFonts w:eastAsia="NSimSun" w:cs="Arial" w:ascii="Courier New" w:hAnsi="Courier New"/>
+          <w:b/>
+          <w:bCs/>
+          <w:color w:val="000000"/>
+          <w:kern w:val="2"/>
+          <w:sz w:val="16"/>
+          <w:szCs w:val="16"/>
+          <w:lang w:val="es-MX" w:eastAsia="zh-CN" w:bidi="hi-IN"/>
+        </w:rPr>
+        <w:t>"locale": ""</w:t>
+      </w:r>
+    </w:p>
+    <w:p>
+      <w:pPr>
+        <w:pStyle w:val="BodyText"/>
+        <w:widowControl/>
+        <w:suppressAutoHyphens w:val="true"/>
+        <w:overflowPunct w:val="false"/>
+        <w:bidi w:val="0"/>
+        <w:spacing w:lineRule="exact" w:line="198" w:before="0" w:after="0"/>
+        <w:ind w:hanging="0" w:start="0" w:end="0"/>
+        <w:jc w:val="start"/>
+        <w:rPr>
+          <w:rFonts w:ascii="Courier New" w:hAnsi="Courier New" w:eastAsia="NSimSun" w:cs="Arial"/>
+          <w:b/>
+          <w:bCs/>
+          <w:color w:val="000000"/>
+          <w:kern w:val="2"/>
+          <w:sz w:val="16"/>
+          <w:szCs w:val="16"/>
+          <w:lang w:val="es-MX" w:eastAsia="zh-CN" w:bidi="hi-IN"/>
+        </w:rPr>
+      </w:pPr>
+      <w:r>
+        <w:rPr>
+          <w:rFonts w:eastAsia="NSimSun" w:cs="Arial" w:ascii="Courier New" w:hAnsi="Courier New"/>
+          <w:b/>
+          <w:bCs/>
+          <w:color w:val="000000"/>
+          <w:kern w:val="2"/>
+          <w:sz w:val="16"/>
+          <w:szCs w:val="16"/>
+          <w:lang w:val="es-MX" w:eastAsia="zh-CN" w:bidi="hi-IN"/>
+        </w:rPr>
+        <w:t>}</w:t>
       </w:r>
     </w:p>
     <w:p>
       <w:pPr>
         <w:pStyle w:val="Normal"/>
         <w:numPr>
-          <w:ilvl w:val="6"/>
-          <w:numId w:val="1"/>
+          <w:ilvl w:val="0"/>
+          <w:numId w:val="0"/>
         </w:numPr>
         <w:tabs>
           <w:tab w:val="clear" w:pos="709"/>
           <w:tab w:val="left" w:pos="0" w:leader="none"/>
         </w:tabs>
-        <w:ind w:hanging="283" w:start="1418"/>
+        <w:ind w:hanging="0" w:start="709" w:end="0"/>
         <w:jc w:val="both"/>
-        <w:rPr/>
-      </w:pPr>
-      <w:r>
-        <w:rPr>
-          <w:rStyle w:val="Strong"/>
+        <w:rPr>
           <w:rFonts w:ascii="Calibri" w:hAnsi="Calibri"/>
-          <w:b w:val="false"/>
-          <w:bCs w:val="false"/>
-          <w:color w:val="000000"/>
-          <w:sz w:val="20"/>
-          <w:szCs w:val="20"/>
+          <w:b/>
+          <w:bCs/>
+          <w:color w:val="0066CC"/>
+          <w:sz w:val="22"/>
+          <w:szCs w:val="22"/>
           <w:shd w:fill="FFFFFE" w:val="clear"/>
         </w:rPr>
-        <w:t>addressType</w:t>
+      </w:pPr>
+      <w:r>
+        <w:rPr>
+          <w:rFonts w:ascii="Calibri" w:hAnsi="Calibri"/>
+          <w:b/>
+          <w:bCs/>
+          <w:color w:val="0066CC"/>
+          <w:sz w:val="22"/>
+          <w:szCs w:val="22"/>
+          <w:shd w:fill="FFFFFE" w:val="clear"/>
+        </w:rPr>
       </w:r>
     </w:p>
     <w:p>
       <w:pPr>
         <w:pStyle w:val="Normal"/>
         <w:numPr>
-          <w:ilvl w:val="6"/>
-          <w:numId w:val="1"/>
+          <w:ilvl w:val="0"/>
+          <w:numId w:val="0"/>
         </w:numPr>
         <w:tabs>
           <w:tab w:val="clear" w:pos="709"/>
           <w:tab w:val="left" w:pos="0" w:leader="none"/>
         </w:tabs>
-        <w:ind w:hanging="283" w:start="1418"/>
-        <w:jc w:val="both"/>
-        <w:rPr/>
-      </w:pPr>
-      <w:r>
-        <w:rPr>
-          <w:rStyle w:val="Strong"/>
-          <w:rFonts w:ascii="Calibri" w:hAnsi="Calibri"/>
-          <w:b w:val="false"/>
-          <w:bCs w:val="false"/>
-          <w:color w:val="000000"/>
-          <w:sz w:val="20"/>
-          <w:szCs w:val="20"/>
-          <w:shd w:fill="FFFFFE" w:val="clear"/>
-        </w:rPr>
-        <w:t>addressLine</w:t>
-      </w:r>
-    </w:p>
-    <w:p>
-      <w:pPr>
-        <w:pStyle w:val="Normal"/>
-        <w:numPr>
-          <w:ilvl w:val="6"/>
-          <w:numId w:val="1"/>
-        </w:numPr>
-        <w:tabs>
-          <w:tab w:val="clear" w:pos="709"/>
-          <w:tab w:val="left" w:pos="0" w:leader="none"/>
-        </w:tabs>
-        <w:ind w:hanging="283" w:start="1418"/>
-        <w:jc w:val="both"/>
-        <w:rPr/>
-      </w:pPr>
-      <w:r>
-        <w:rPr>
-          <w:rStyle w:val="Strong"/>
-          <w:rFonts w:ascii="Calibri" w:hAnsi="Calibri"/>
-          <w:b w:val="false"/>
-          <w:bCs w:val="false"/>
-          <w:color w:val="000000"/>
-          <w:sz w:val="20"/>
-          <w:szCs w:val="20"/>
-          <w:shd w:fill="FFFFFE" w:val="clear"/>
-        </w:rPr>
-        <w:t>streetName</w:t>
-      </w:r>
-    </w:p>
-    <w:p>
-      <w:pPr>
-        <w:pStyle w:val="Normal"/>
-        <w:numPr>
-          <w:ilvl w:val="6"/>
-          <w:numId w:val="1"/>
-        </w:numPr>
-        <w:tabs>
-          <w:tab w:val="clear" w:pos="709"/>
-          <w:tab w:val="left" w:pos="0" w:leader="none"/>
-        </w:tabs>
-        <w:ind w:hanging="283" w:start="1418"/>
-        <w:jc w:val="both"/>
-        <w:rPr/>
-      </w:pPr>
-      <w:r>
-        <w:rPr>
-          <w:rStyle w:val="Strong"/>
-          <w:rFonts w:ascii="Calibri" w:hAnsi="Calibri"/>
-          <w:b w:val="false"/>
-          <w:bCs w:val="false"/>
-          <w:color w:val="000000"/>
-          <w:sz w:val="20"/>
-          <w:szCs w:val="20"/>
-          <w:shd w:fill="FFFFFE" w:val="clear"/>
-        </w:rPr>
-        <w:t>buildingNumber</w:t>
-      </w:r>
-    </w:p>
-    <w:p>
-      <w:pPr>
-        <w:pStyle w:val="Normal"/>
-        <w:numPr>
-          <w:ilvl w:val="6"/>
-          <w:numId w:val="1"/>
-        </w:numPr>
-        <w:tabs>
-          <w:tab w:val="clear" w:pos="709"/>
-          <w:tab w:val="left" w:pos="0" w:leader="none"/>
-        </w:tabs>
-        <w:ind w:hanging="283" w:start="1418"/>
-        <w:jc w:val="both"/>
-        <w:rPr/>
-      </w:pPr>
-      <w:r>
-        <w:rPr>
-          <w:rStyle w:val="Strong"/>
-          <w:rFonts w:ascii="Calibri" w:hAnsi="Calibri"/>
-          <w:b w:val="false"/>
-          <w:bCs w:val="false"/>
-          <w:color w:val="000000"/>
-          <w:sz w:val="20"/>
-          <w:szCs w:val="20"/>
-          <w:shd w:fill="FFFFFE" w:val="clear"/>
-        </w:rPr>
-        <w:t>postCode</w:t>
-      </w:r>
-    </w:p>
-    <w:p>
-      <w:pPr>
-        <w:pStyle w:val="Normal"/>
-        <w:numPr>
-          <w:ilvl w:val="6"/>
-          <w:numId w:val="1"/>
-        </w:numPr>
-        <w:tabs>
-          <w:tab w:val="clear" w:pos="709"/>
-          <w:tab w:val="left" w:pos="0" w:leader="none"/>
-        </w:tabs>
-        <w:ind w:hanging="283" w:start="1418"/>
-        <w:jc w:val="both"/>
-        <w:rPr/>
-      </w:pPr>
-      <w:r>
-        <w:rPr>
-          <w:rStyle w:val="Strong"/>
-          <w:rFonts w:ascii="Calibri" w:hAnsi="Calibri"/>
-          <w:b w:val="false"/>
-          <w:bCs w:val="false"/>
-          <w:color w:val="000000"/>
-          <w:sz w:val="20"/>
-          <w:szCs w:val="20"/>
-          <w:shd w:fill="FFFFFE" w:val="clear"/>
-        </w:rPr>
-        <w:t>townName</w:t>
-      </w:r>
-    </w:p>
-    <w:p>
-      <w:pPr>
-        <w:pStyle w:val="Normal"/>
-        <w:numPr>
-          <w:ilvl w:val="6"/>
-          <w:numId w:val="1"/>
-        </w:numPr>
-        <w:tabs>
-          <w:tab w:val="clear" w:pos="709"/>
-          <w:tab w:val="left" w:pos="0" w:leader="none"/>
-        </w:tabs>
-        <w:ind w:hanging="283" w:start="1418"/>
-        <w:jc w:val="both"/>
-        <w:rPr/>
-      </w:pPr>
-      <w:r>
-        <w:rPr>
-          <w:rStyle w:val="Strong"/>
-          <w:rFonts w:ascii="Calibri" w:hAnsi="Calibri"/>
-          <w:b w:val="false"/>
-          <w:bCs w:val="false"/>
-          <w:color w:val="000000"/>
-          <w:sz w:val="20"/>
-          <w:szCs w:val="20"/>
-          <w:shd w:fill="FFFFFE" w:val="clear"/>
-        </w:rPr>
-        <w:t>country</w:t>
-      </w:r>
-    </w:p>
-    <w:p>
-      <w:pPr>
-        <w:pStyle w:val="Normal"/>
-        <w:numPr>
-          <w:ilvl w:val="6"/>
-          <w:numId w:val="1"/>
-        </w:numPr>
-        <w:tabs>
-          <w:tab w:val="clear" w:pos="709"/>
-          <w:tab w:val="left" w:pos="0" w:leader="none"/>
-        </w:tabs>
-        <w:ind w:hanging="283" w:start="1418"/>
-        <w:jc w:val="both"/>
-        <w:rPr/>
-      </w:pPr>
-      <w:r>
-        <w:rPr>
-          <w:rStyle w:val="Strong"/>
-          <w:rFonts w:ascii="Calibri" w:hAnsi="Calibri"/>
-          <w:b w:val="false"/>
-          <w:bCs w:val="false"/>
-          <w:color w:val="000000"/>
-          <w:sz w:val="20"/>
-          <w:szCs w:val="20"/>
-          <w:shd w:fill="FFFFFE" w:val="clear"/>
-        </w:rPr>
-        <w:t>countrySubDivision</w:t>
-      </w:r>
-    </w:p>
-    <w:p>
-      <w:pPr>
-        <w:pStyle w:val="Normal"/>
-        <w:tabs>
-          <w:tab w:val="clear" w:pos="709"/>
-          <w:tab w:val="left" w:pos="0" w:leader="none"/>
-        </w:tabs>
-        <w:ind w:hanging="283" w:start="1418"/>
+        <w:ind w:hanging="0" w:start="1418"/>
         <w:jc w:val="both"/>
         <w:rPr>
           <w:rStyle w:val="Strong"/>
@@ -994,239 +2710,7 @@
           <w:szCs w:val="22"/>
           <w:shd w:fill="FFFFFE" w:val="clear"/>
         </w:rPr>
-        <w:t>Información faltante del resto del request:</w:t>
-      </w:r>
-    </w:p>
-    <w:p>
-      <w:pPr>
-        <w:pStyle w:val="Normal"/>
-        <w:numPr>
-          <w:ilvl w:val="6"/>
-          <w:numId w:val="1"/>
-        </w:numPr>
-        <w:tabs>
-          <w:tab w:val="clear" w:pos="709"/>
-          <w:tab w:val="left" w:pos="0" w:leader="none"/>
-        </w:tabs>
-        <w:ind w:hanging="283" w:start="1418"/>
-        <w:jc w:val="both"/>
-        <w:rPr/>
-      </w:pPr>
-      <w:r>
-        <w:rPr>
-          <w:rStyle w:val="Strong"/>
-          <w:rFonts w:ascii="Calibri" w:hAnsi="Calibri"/>
-          <w:b w:val="false"/>
-          <w:bCs w:val="false"/>
-          <w:color w:val="000000"/>
-          <w:sz w:val="20"/>
-          <w:szCs w:val="20"/>
-          <w:shd w:fill="FFFFFE" w:val="clear"/>
-        </w:rPr>
-        <w:t>configurationId</w:t>
-      </w:r>
-    </w:p>
-    <w:p>
-      <w:pPr>
-        <w:pStyle w:val="Normal"/>
-        <w:numPr>
-          <w:ilvl w:val="6"/>
-          <w:numId w:val="1"/>
-        </w:numPr>
-        <w:tabs>
-          <w:tab w:val="clear" w:pos="709"/>
-          <w:tab w:val="left" w:pos="0" w:leader="none"/>
-        </w:tabs>
-        <w:ind w:hanging="283" w:start="1418"/>
-        <w:jc w:val="both"/>
-        <w:rPr/>
-      </w:pPr>
-      <w:r>
-        <w:rPr>
-          <w:rStyle w:val="Strong"/>
-          <w:rFonts w:ascii="Calibri" w:hAnsi="Calibri"/>
-          <w:b w:val="false"/>
-          <w:bCs w:val="false"/>
-          <w:color w:val="000000"/>
-          <w:sz w:val="20"/>
-          <w:szCs w:val="20"/>
-          <w:shd w:fill="FFFFFE" w:val="clear"/>
-        </w:rPr>
-        <w:t>assetId</w:t>
-      </w:r>
-    </w:p>
-    <w:p>
-      <w:pPr>
-        <w:pStyle w:val="Normal"/>
-        <w:numPr>
-          <w:ilvl w:val="6"/>
-          <w:numId w:val="1"/>
-        </w:numPr>
-        <w:tabs>
-          <w:tab w:val="clear" w:pos="709"/>
-          <w:tab w:val="left" w:pos="0" w:leader="none"/>
-        </w:tabs>
-        <w:ind w:hanging="283" w:start="1418"/>
-        <w:jc w:val="both"/>
-        <w:rPr/>
-      </w:pPr>
-      <w:r>
-        <w:rPr>
-          <w:rStyle w:val="Strong"/>
-          <w:rFonts w:ascii="Calibri" w:hAnsi="Calibri"/>
-          <w:b w:val="false"/>
-          <w:bCs w:val="false"/>
-          <w:color w:val="000000"/>
-          <w:sz w:val="20"/>
-          <w:szCs w:val="20"/>
-          <w:shd w:fill="FFFFFE" w:val="clear"/>
-        </w:rPr>
-        <w:t>activeTokenCount</w:t>
-      </w:r>
-    </w:p>
-    <w:p>
-      <w:pPr>
-        <w:pStyle w:val="Normal"/>
-        <w:numPr>
-          <w:ilvl w:val="6"/>
-          <w:numId w:val="1"/>
-        </w:numPr>
-        <w:tabs>
-          <w:tab w:val="clear" w:pos="709"/>
-          <w:tab w:val="left" w:pos="0" w:leader="none"/>
-        </w:tabs>
-        <w:ind w:hanging="283" w:start="1418"/>
-        <w:jc w:val="both"/>
-        <w:rPr/>
-      </w:pPr>
-      <w:r>
-        <w:rPr>
-          <w:rStyle w:val="Strong"/>
-          <w:rFonts w:ascii="Calibri" w:hAnsi="Calibri"/>
-          <w:b w:val="false"/>
-          <w:bCs w:val="false"/>
-          <w:color w:val="000000"/>
-          <w:sz w:val="20"/>
-          <w:szCs w:val="20"/>
-          <w:shd w:fill="FFFFFE" w:val="clear"/>
-        </w:rPr>
-        <w:t>activationAttempts</w:t>
-      </w:r>
-    </w:p>
-    <w:p>
-      <w:pPr>
-        <w:pStyle w:val="Normal"/>
-        <w:numPr>
-          <w:ilvl w:val="6"/>
-          <w:numId w:val="1"/>
-        </w:numPr>
-        <w:tabs>
-          <w:tab w:val="clear" w:pos="709"/>
-          <w:tab w:val="left" w:pos="0" w:leader="none"/>
-        </w:tabs>
-        <w:ind w:hanging="283" w:start="1418"/>
-        <w:jc w:val="both"/>
-        <w:rPr/>
-      </w:pPr>
-      <w:r>
-        <w:rPr>
-          <w:rStyle w:val="Strong"/>
-          <w:rFonts w:ascii="Calibri" w:hAnsi="Calibri"/>
-          <w:b w:val="false"/>
-          <w:bCs w:val="false"/>
-          <w:color w:val="000000"/>
-          <w:sz w:val="20"/>
-          <w:szCs w:val="20"/>
-          <w:shd w:fill="FFFFFE" w:val="clear"/>
-        </w:rPr>
-        <w:t>decision</w:t>
-      </w:r>
-    </w:p>
-    <w:p>
-      <w:pPr>
-        <w:pStyle w:val="Normal"/>
-        <w:numPr>
-          <w:ilvl w:val="6"/>
-          <w:numId w:val="1"/>
-        </w:numPr>
-        <w:tabs>
-          <w:tab w:val="clear" w:pos="709"/>
-          <w:tab w:val="left" w:pos="0" w:leader="none"/>
-        </w:tabs>
-        <w:ind w:hanging="283" w:start="1418"/>
-        <w:jc w:val="both"/>
-        <w:rPr/>
-      </w:pPr>
-      <w:r>
-        <w:rPr>
-          <w:rStyle w:val="Strong"/>
-          <w:rFonts w:ascii="Calibri" w:hAnsi="Calibri"/>
-          <w:b w:val="false"/>
-          <w:bCs w:val="false"/>
-          <w:color w:val="000000"/>
-          <w:sz w:val="20"/>
-          <w:szCs w:val="20"/>
-          <w:shd w:fill="FFFFFE" w:val="clear"/>
-        </w:rPr>
-        <w:t>decisionMadeBy</w:t>
-      </w:r>
-    </w:p>
-    <w:p>
-      <w:pPr>
-        <w:pStyle w:val="Normal"/>
-        <w:numPr>
-          <w:ilvl w:val="6"/>
-          <w:numId w:val="1"/>
-        </w:numPr>
-        <w:tabs>
-          <w:tab w:val="clear" w:pos="709"/>
-          <w:tab w:val="left" w:pos="0" w:leader="none"/>
-        </w:tabs>
-        <w:ind w:hanging="283" w:start="1418"/>
-        <w:jc w:val="both"/>
-        <w:rPr/>
-      </w:pPr>
-      <w:r>
-        <w:rPr>
-          <w:rStyle w:val="Strong"/>
-          <w:rFonts w:ascii="Calibri" w:hAnsi="Calibri"/>
-          <w:b w:val="false"/>
-          <w:bCs w:val="false"/>
-          <w:color w:val="000000"/>
-          <w:sz w:val="20"/>
-          <w:szCs w:val="20"/>
-          <w:shd w:fill="FFFFFE" w:val="clear"/>
-        </w:rPr>
-        <w:t>tokenAssuranceLevel</w:t>
-      </w:r>
-    </w:p>
-    <w:p>
-      <w:pPr>
-        <w:pStyle w:val="Normal"/>
-        <w:numPr>
-          <w:ilvl w:val="6"/>
-          <w:numId w:val="1"/>
-        </w:numPr>
-        <w:tabs>
-          <w:tab w:val="clear" w:pos="709"/>
-          <w:tab w:val="left" w:pos="0" w:leader="none"/>
-        </w:tabs>
-        <w:ind w:hanging="283" w:start="1418"/>
-        <w:jc w:val="both"/>
-        <w:rPr/>
-      </w:pPr>
-      <w:r>
-        <w:rPr>
-          <w:rStyle w:val="Strong"/>
-          <w:rFonts w:ascii="Calibri" w:hAnsi="Calibri"/>
-          <w:b w:val="false"/>
-          <w:bCs w:val="false"/>
-          <w:color w:val="000000"/>
-          <w:sz w:val="20"/>
-          <w:szCs w:val="20"/>
-          <w:shd w:fill="FFFFFE" w:val="clear"/>
-        </w:rPr>
-        <w:t>tokenServicesRequested</w:t>
+        <w:t>Request para FISERV-MASTERCARD:</w:t>
       </w:r>
     </w:p>
     <w:p>
@@ -1236,189 +2720,2823 @@
           <w:tab w:val="clear" w:pos="709"/>
           <w:tab w:val="left" w:pos="0" w:leader="none"/>
         </w:tabs>
-        <w:ind w:hanging="283" w:start="1418"/>
+        <w:ind w:hanging="0" w:start="1418"/>
         <w:jc w:val="both"/>
         <w:rPr>
+          <w:rFonts w:ascii="Courier New" w:hAnsi="Courier New" w:eastAsia="NSimSun" w:cs="Arial"/>
+          <w:b/>
+          <w:bCs/>
+          <w:color w:val="000000"/>
+          <w:kern w:val="2"/>
+          <w:sz w:val="16"/>
+          <w:szCs w:val="16"/>
+          <w:lang w:val="es-MX" w:eastAsia="zh-CN" w:bidi="hi-IN"/>
+        </w:rPr>
+      </w:pPr>
+      <w:r>
+        <w:rPr>
+          <w:rFonts w:eastAsia="NSimSun" w:cs="Arial" w:ascii="Courier New" w:hAnsi="Courier New"/>
+          <w:b/>
+          <w:bCs/>
+          <w:color w:val="000000"/>
+          <w:kern w:val="2"/>
+          <w:sz w:val="16"/>
+          <w:szCs w:val="16"/>
+          <w:lang w:val="es-MX" w:eastAsia="zh-CN" w:bidi="hi-IN"/>
+        </w:rPr>
+      </w:r>
+    </w:p>
+    <w:p>
+      <w:pPr>
+        <w:pStyle w:val="BodyText"/>
+        <w:widowControl/>
+        <w:suppressAutoHyphens w:val="true"/>
+        <w:overflowPunct w:val="false"/>
+        <w:bidi w:val="0"/>
+        <w:spacing w:lineRule="exact" w:line="198" w:before="0" w:after="0"/>
+        <w:ind w:hanging="0" w:start="0" w:end="0"/>
+        <w:jc w:val="start"/>
+        <w:rPr>
+          <w:rFonts w:ascii="Courier New" w:hAnsi="Courier New" w:eastAsia="NSimSun" w:cs="Arial"/>
+          <w:b/>
+          <w:bCs/>
+          <w:color w:val="000000"/>
+          <w:kern w:val="2"/>
+          <w:sz w:val="16"/>
+          <w:szCs w:val="16"/>
+          <w:lang w:val="es-MX" w:eastAsia="zh-CN" w:bidi="hi-IN"/>
+        </w:rPr>
+      </w:pPr>
+      <w:r>
+        <w:rPr>
+          <w:rFonts w:eastAsia="NSimSun" w:cs="Arial" w:ascii="Courier New" w:hAnsi="Courier New"/>
+          <w:b/>
+          <w:bCs/>
+          <w:color w:val="000000"/>
+          <w:kern w:val="2"/>
+          <w:sz w:val="16"/>
+          <w:szCs w:val="16"/>
+          <w:lang w:val="es-MX" w:eastAsia="zh-CN" w:bidi="hi-IN"/>
+        </w:rPr>
+        <w:t>{</w:t>
+      </w:r>
+    </w:p>
+    <w:p>
+      <w:pPr>
+        <w:pStyle w:val="BodyText"/>
+        <w:widowControl/>
+        <w:suppressAutoHyphens w:val="true"/>
+        <w:overflowPunct w:val="false"/>
+        <w:bidi w:val="0"/>
+        <w:spacing w:lineRule="exact" w:line="198" w:before="0" w:after="0"/>
+        <w:ind w:hanging="0" w:start="0" w:end="0"/>
+        <w:jc w:val="start"/>
+        <w:rPr>
+          <w:rFonts w:ascii="Courier New" w:hAnsi="Courier New" w:eastAsia="NSimSun" w:cs="Arial"/>
+          <w:b/>
+          <w:bCs/>
+          <w:color w:val="000000"/>
+          <w:kern w:val="2"/>
+          <w:sz w:val="16"/>
+          <w:szCs w:val="16"/>
+          <w:lang w:val="es-MX" w:eastAsia="zh-CN" w:bidi="hi-IN"/>
+        </w:rPr>
+      </w:pPr>
+      <w:r>
+        <w:rPr>
+          <w:rFonts w:eastAsia="NSimSun" w:cs="Arial" w:ascii="Courier New" w:hAnsi="Courier New"/>
+          <w:b/>
+          <w:bCs/>
+          <w:color w:val="000000"/>
+          <w:kern w:val="2"/>
+          <w:sz w:val="16"/>
+          <w:szCs w:val="16"/>
+          <w:lang w:val="es-MX" w:eastAsia="zh-CN" w:bidi="hi-IN"/>
+        </w:rPr>
+        <w:t xml:space="preserve">   </w:t>
+      </w:r>
+      <w:r>
+        <w:rPr>
+          <w:rFonts w:eastAsia="NSimSun" w:cs="Arial" w:ascii="Courier New" w:hAnsi="Courier New"/>
+          <w:b/>
+          <w:bCs/>
+          <w:color w:val="000000"/>
+          <w:kern w:val="2"/>
+          <w:sz w:val="16"/>
+          <w:szCs w:val="16"/>
+          <w:lang w:val="es-MX" w:eastAsia="zh-CN" w:bidi="hi-IN"/>
+        </w:rPr>
+        <w:t>"encryptData": {</w:t>
+      </w:r>
+    </w:p>
+    <w:p>
+      <w:pPr>
+        <w:pStyle w:val="BodyText"/>
+        <w:widowControl/>
+        <w:suppressAutoHyphens w:val="true"/>
+        <w:overflowPunct w:val="false"/>
+        <w:bidi w:val="0"/>
+        <w:spacing w:lineRule="exact" w:line="198" w:before="0" w:after="0"/>
+        <w:ind w:hanging="0" w:start="0" w:end="0"/>
+        <w:jc w:val="start"/>
+        <w:rPr>
+          <w:rFonts w:ascii="Courier New" w:hAnsi="Courier New" w:eastAsia="NSimSun" w:cs="Arial"/>
+          <w:b/>
+          <w:bCs/>
+          <w:color w:val="000000"/>
+          <w:kern w:val="2"/>
+          <w:sz w:val="16"/>
+          <w:szCs w:val="16"/>
+          <w:lang w:val="es-MX" w:eastAsia="zh-CN" w:bidi="hi-IN"/>
+        </w:rPr>
+      </w:pPr>
+      <w:r>
+        <w:rPr>
+          <w:rFonts w:eastAsia="NSimSun" w:cs="Arial" w:ascii="Courier New" w:hAnsi="Courier New"/>
+          <w:b/>
+          <w:bCs/>
+          <w:color w:val="000000"/>
+          <w:kern w:val="2"/>
+          <w:sz w:val="16"/>
+          <w:szCs w:val="16"/>
+          <w:lang w:val="es-MX" w:eastAsia="zh-CN" w:bidi="hi-IN"/>
+        </w:rPr>
+        <w:t xml:space="preserve">      </w:t>
+      </w:r>
+      <w:r>
+        <w:rPr>
+          <w:rFonts w:eastAsia="NSimSun" w:cs="Arial" w:ascii="Courier New" w:hAnsi="Courier New"/>
+          <w:b/>
+          <w:bCs/>
+          <w:color w:val="000000"/>
+          <w:kern w:val="2"/>
+          <w:sz w:val="16"/>
+          <w:szCs w:val="16"/>
+          <w:lang w:val="es-MX" w:eastAsia="zh-CN" w:bidi="hi-IN"/>
+        </w:rPr>
+        <w:t>"party": {</w:t>
+      </w:r>
+    </w:p>
+    <w:p>
+      <w:pPr>
+        <w:pStyle w:val="BodyText"/>
+        <w:widowControl/>
+        <w:suppressAutoHyphens w:val="true"/>
+        <w:overflowPunct w:val="false"/>
+        <w:bidi w:val="0"/>
+        <w:spacing w:lineRule="exact" w:line="198" w:before="0" w:after="0"/>
+        <w:ind w:hanging="0" w:start="0" w:end="0"/>
+        <w:jc w:val="start"/>
+        <w:rPr>
+          <w:rFonts w:ascii="Courier New" w:hAnsi="Courier New" w:eastAsia="NSimSun" w:cs="Arial"/>
+          <w:b/>
+          <w:bCs/>
+          <w:color w:val="000000"/>
+          <w:kern w:val="2"/>
+          <w:sz w:val="16"/>
+          <w:szCs w:val="16"/>
+          <w:lang w:val="es-MX" w:eastAsia="zh-CN" w:bidi="hi-IN"/>
+        </w:rPr>
+      </w:pPr>
+      <w:r>
+        <w:rPr>
+          <w:rFonts w:eastAsia="NSimSun" w:cs="Arial" w:ascii="Courier New" w:hAnsi="Courier New"/>
+          <w:b/>
+          <w:bCs/>
+          <w:color w:val="000000"/>
+          <w:kern w:val="2"/>
+          <w:sz w:val="16"/>
+          <w:szCs w:val="16"/>
+          <w:lang w:val="es-MX" w:eastAsia="zh-CN" w:bidi="hi-IN"/>
+        </w:rPr>
+        <w:t xml:space="preserve">         </w:t>
+      </w:r>
+      <w:r>
+        <w:rPr>
+          <w:rFonts w:eastAsia="NSimSun" w:cs="Arial" w:ascii="Courier New" w:hAnsi="Courier New"/>
+          <w:b/>
+          <w:bCs/>
+          <w:color w:val="000000"/>
+          <w:kern w:val="2"/>
+          <w:sz w:val="16"/>
+          <w:szCs w:val="16"/>
+          <w:lang w:val="es-MX" w:eastAsia="zh-CN" w:bidi="hi-IN"/>
+        </w:rPr>
+        <w:t>"partyType": "Person",</w:t>
+      </w:r>
+    </w:p>
+    <w:p>
+      <w:pPr>
+        <w:pStyle w:val="BodyText"/>
+        <w:widowControl/>
+        <w:suppressAutoHyphens w:val="true"/>
+        <w:overflowPunct w:val="false"/>
+        <w:bidi w:val="0"/>
+        <w:spacing w:lineRule="exact" w:line="198" w:before="0" w:after="0"/>
+        <w:ind w:hanging="0" w:start="0" w:end="0"/>
+        <w:jc w:val="start"/>
+        <w:rPr>
+          <w:rFonts w:ascii="Courier New" w:hAnsi="Courier New" w:eastAsia="NSimSun" w:cs="Arial"/>
+          <w:b/>
+          <w:bCs/>
+          <w:color w:val="000000"/>
+          <w:kern w:val="2"/>
+          <w:sz w:val="16"/>
+          <w:szCs w:val="16"/>
+          <w:lang w:val="es-MX" w:eastAsia="zh-CN" w:bidi="hi-IN"/>
+        </w:rPr>
+      </w:pPr>
+      <w:r>
+        <w:rPr>
+          <w:rFonts w:eastAsia="NSimSun" w:cs="Arial" w:ascii="Courier New" w:hAnsi="Courier New"/>
+          <w:b/>
+          <w:bCs/>
+          <w:color w:val="000000"/>
+          <w:kern w:val="2"/>
+          <w:sz w:val="16"/>
+          <w:szCs w:val="16"/>
+          <w:lang w:val="es-MX" w:eastAsia="zh-CN" w:bidi="hi-IN"/>
+        </w:rPr>
+        <w:t xml:space="preserve">         </w:t>
+      </w:r>
+      <w:r>
+        <w:rPr>
+          <w:rFonts w:eastAsia="NSimSun" w:cs="Arial" w:ascii="Courier New" w:hAnsi="Courier New"/>
+          <w:b/>
+          <w:bCs/>
+          <w:color w:val="000000"/>
+          <w:kern w:val="2"/>
+          <w:sz w:val="16"/>
+          <w:szCs w:val="16"/>
+          <w:lang w:val="es-MX" w:eastAsia="zh-CN" w:bidi="hi-IN"/>
+        </w:rPr>
+        <w:t>"person": {</w:t>
+      </w:r>
+    </w:p>
+    <w:p>
+      <w:pPr>
+        <w:pStyle w:val="BodyText"/>
+        <w:widowControl/>
+        <w:suppressAutoHyphens w:val="true"/>
+        <w:overflowPunct w:val="false"/>
+        <w:bidi w:val="0"/>
+        <w:spacing w:lineRule="exact" w:line="198" w:before="0" w:after="0"/>
+        <w:ind w:hanging="0" w:start="0" w:end="0"/>
+        <w:jc w:val="start"/>
+        <w:rPr>
+          <w:rFonts w:ascii="Courier New" w:hAnsi="Courier New" w:eastAsia="NSimSun" w:cs="Arial"/>
+          <w:b/>
+          <w:bCs/>
+          <w:color w:val="000000"/>
+          <w:kern w:val="2"/>
+          <w:sz w:val="16"/>
+          <w:szCs w:val="16"/>
+          <w:lang w:val="es-MX" w:eastAsia="zh-CN" w:bidi="hi-IN"/>
+        </w:rPr>
+      </w:pPr>
+      <w:r>
+        <w:rPr>
+          <w:rFonts w:eastAsia="NSimSun" w:cs="Arial" w:ascii="Courier New" w:hAnsi="Courier New"/>
+          <w:b/>
+          <w:bCs/>
+          <w:color w:val="000000"/>
+          <w:kern w:val="2"/>
+          <w:sz w:val="16"/>
+          <w:szCs w:val="16"/>
+          <w:lang w:val="es-MX" w:eastAsia="zh-CN" w:bidi="hi-IN"/>
+        </w:rPr>
+        <w:t xml:space="preserve">            </w:t>
+      </w:r>
+      <w:r>
+        <w:rPr>
+          <w:rFonts w:eastAsia="NSimSun" w:cs="Arial" w:ascii="Courier New" w:hAnsi="Courier New"/>
+          <w:b/>
+          <w:bCs/>
+          <w:color w:val="000000"/>
+          <w:kern w:val="2"/>
+          <w:sz w:val="16"/>
+          <w:szCs w:val="16"/>
+          <w:lang w:val="es-MX" w:eastAsia="zh-CN" w:bidi="hi-IN"/>
+        </w:rPr>
+        <w:t>"personName": {</w:t>
+      </w:r>
+    </w:p>
+    <w:p>
+      <w:pPr>
+        <w:pStyle w:val="BodyText"/>
+        <w:widowControl/>
+        <w:suppressAutoHyphens w:val="true"/>
+        <w:overflowPunct w:val="false"/>
+        <w:bidi w:val="0"/>
+        <w:spacing w:lineRule="exact" w:line="198" w:before="0" w:after="0"/>
+        <w:ind w:hanging="0" w:start="0" w:end="0"/>
+        <w:jc w:val="start"/>
+        <w:rPr>
+          <w:rFonts w:ascii="Courier New" w:hAnsi="Courier New" w:eastAsia="NSimSun" w:cs="Arial"/>
+          <w:b/>
+          <w:bCs/>
+          <w:color w:val="000000"/>
+          <w:kern w:val="2"/>
+          <w:sz w:val="16"/>
+          <w:szCs w:val="16"/>
+          <w:lang w:val="es-MX" w:eastAsia="zh-CN" w:bidi="hi-IN"/>
+        </w:rPr>
+      </w:pPr>
+      <w:r>
+        <w:rPr>
+          <w:rFonts w:eastAsia="NSimSun" w:cs="Arial" w:ascii="Courier New" w:hAnsi="Courier New"/>
+          <w:b/>
+          <w:bCs/>
+          <w:color w:val="000000"/>
+          <w:kern w:val="2"/>
+          <w:sz w:val="16"/>
+          <w:szCs w:val="16"/>
+          <w:lang w:val="es-MX" w:eastAsia="zh-CN" w:bidi="hi-IN"/>
+        </w:rPr>
+        <w:t xml:space="preserve">               </w:t>
+      </w:r>
+      <w:r>
+        <w:rPr>
+          <w:rFonts w:eastAsia="NSimSun" w:cs="Arial" w:ascii="Courier New" w:hAnsi="Courier New"/>
+          <w:b/>
+          <w:bCs/>
+          <w:color w:val="000000"/>
+          <w:kern w:val="2"/>
+          <w:sz w:val="16"/>
+          <w:szCs w:val="16"/>
+          <w:lang w:val="es-MX" w:eastAsia="zh-CN" w:bidi="hi-IN"/>
+        </w:rPr>
+        <w:t>"fullName": "PRUEBA CLIENTE"</w:t>
+      </w:r>
+    </w:p>
+    <w:p>
+      <w:pPr>
+        <w:pStyle w:val="BodyText"/>
+        <w:widowControl/>
+        <w:suppressAutoHyphens w:val="true"/>
+        <w:overflowPunct w:val="false"/>
+        <w:bidi w:val="0"/>
+        <w:spacing w:lineRule="exact" w:line="198" w:before="0" w:after="0"/>
+        <w:ind w:hanging="0" w:start="0" w:end="0"/>
+        <w:jc w:val="start"/>
+        <w:rPr>
+          <w:rFonts w:ascii="Courier New" w:hAnsi="Courier New" w:eastAsia="NSimSun" w:cs="Arial"/>
+          <w:b/>
+          <w:bCs/>
+          <w:color w:val="000000"/>
+          <w:kern w:val="2"/>
+          <w:sz w:val="16"/>
+          <w:szCs w:val="16"/>
+          <w:lang w:val="es-MX" w:eastAsia="zh-CN" w:bidi="hi-IN"/>
+        </w:rPr>
+      </w:pPr>
+      <w:r>
+        <w:rPr>
+          <w:rFonts w:eastAsia="NSimSun" w:cs="Arial" w:ascii="Courier New" w:hAnsi="Courier New"/>
+          <w:b/>
+          <w:bCs/>
+          <w:color w:val="000000"/>
+          <w:kern w:val="2"/>
+          <w:sz w:val="16"/>
+          <w:szCs w:val="16"/>
+          <w:lang w:val="es-MX" w:eastAsia="zh-CN" w:bidi="hi-IN"/>
+        </w:rPr>
+        <w:t xml:space="preserve">            </w:t>
+      </w:r>
+      <w:r>
+        <w:rPr>
+          <w:rFonts w:eastAsia="NSimSun" w:cs="Arial" w:ascii="Courier New" w:hAnsi="Courier New"/>
+          <w:b/>
+          <w:bCs/>
+          <w:color w:val="000000"/>
+          <w:kern w:val="2"/>
+          <w:sz w:val="16"/>
+          <w:szCs w:val="16"/>
+          <w:lang w:val="es-MX" w:eastAsia="zh-CN" w:bidi="hi-IN"/>
+        </w:rPr>
+        <w:t>},</w:t>
+      </w:r>
+    </w:p>
+    <w:p>
+      <w:pPr>
+        <w:pStyle w:val="BodyText"/>
+        <w:widowControl/>
+        <w:suppressAutoHyphens w:val="true"/>
+        <w:overflowPunct w:val="false"/>
+        <w:bidi w:val="0"/>
+        <w:spacing w:lineRule="exact" w:line="198" w:before="0" w:after="0"/>
+        <w:ind w:hanging="0" w:start="0" w:end="0"/>
+        <w:jc w:val="start"/>
+        <w:rPr>
+          <w:rFonts w:ascii="Courier New" w:hAnsi="Courier New" w:eastAsia="NSimSun" w:cs="Arial"/>
+          <w:b/>
+          <w:bCs/>
+          <w:color w:val="000000"/>
+          <w:kern w:val="2"/>
+          <w:sz w:val="16"/>
+          <w:szCs w:val="16"/>
+          <w:lang w:val="es-MX" w:eastAsia="zh-CN" w:bidi="hi-IN"/>
+        </w:rPr>
+      </w:pPr>
+      <w:r>
+        <w:rPr>
+          <w:rFonts w:eastAsia="NSimSun" w:cs="Arial" w:ascii="Courier New" w:hAnsi="Courier New"/>
+          <w:b/>
+          <w:bCs/>
+          <w:color w:val="000000"/>
+          <w:kern w:val="2"/>
+          <w:sz w:val="16"/>
+          <w:szCs w:val="16"/>
+          <w:lang w:val="es-MX" w:eastAsia="zh-CN" w:bidi="hi-IN"/>
+        </w:rPr>
+        <w:t xml:space="preserve">            </w:t>
+      </w:r>
+      <w:r>
+        <w:rPr>
+          <w:rFonts w:eastAsia="NSimSun" w:cs="Arial" w:ascii="Courier New" w:hAnsi="Courier New"/>
+          <w:b/>
+          <w:bCs/>
+          <w:color w:val="000000"/>
+          <w:kern w:val="2"/>
+          <w:sz w:val="16"/>
+          <w:szCs w:val="16"/>
+          <w:lang w:val="es-MX" w:eastAsia="zh-CN" w:bidi="hi-IN"/>
+        </w:rPr>
+        <w:t>"locationAddress": [</w:t>
+      </w:r>
+    </w:p>
+    <w:p>
+      <w:pPr>
+        <w:pStyle w:val="BodyText"/>
+        <w:widowControl/>
+        <w:suppressAutoHyphens w:val="true"/>
+        <w:overflowPunct w:val="false"/>
+        <w:bidi w:val="0"/>
+        <w:spacing w:lineRule="exact" w:line="198" w:before="0" w:after="0"/>
+        <w:ind w:hanging="0" w:start="0" w:end="0"/>
+        <w:jc w:val="start"/>
+        <w:rPr>
+          <w:rFonts w:ascii="Courier New" w:hAnsi="Courier New" w:eastAsia="NSimSun" w:cs="Arial"/>
+          <w:b/>
+          <w:bCs/>
+          <w:color w:val="000000"/>
+          <w:kern w:val="2"/>
+          <w:sz w:val="16"/>
+          <w:szCs w:val="16"/>
+          <w:lang w:val="es-MX" w:eastAsia="zh-CN" w:bidi="hi-IN"/>
+        </w:rPr>
+      </w:pPr>
+      <w:r>
+        <w:rPr>
+          <w:rFonts w:eastAsia="NSimSun" w:cs="Arial" w:ascii="Courier New" w:hAnsi="Courier New"/>
+          <w:b/>
+          <w:bCs/>
+          <w:color w:val="000000"/>
+          <w:kern w:val="2"/>
+          <w:sz w:val="16"/>
+          <w:szCs w:val="16"/>
+          <w:lang w:val="es-MX" w:eastAsia="zh-CN" w:bidi="hi-IN"/>
+        </w:rPr>
+        <w:t xml:space="preserve">               </w:t>
+      </w:r>
+      <w:r>
+        <w:rPr>
+          <w:rFonts w:eastAsia="NSimSun" w:cs="Arial" w:ascii="Courier New" w:hAnsi="Courier New"/>
+          <w:b/>
+          <w:bCs/>
+          <w:color w:val="000000"/>
+          <w:kern w:val="2"/>
+          <w:sz w:val="16"/>
+          <w:szCs w:val="16"/>
+          <w:lang w:val="es-MX" w:eastAsia="zh-CN" w:bidi="hi-IN"/>
+        </w:rPr>
+        <w:t>{</w:t>
+      </w:r>
+    </w:p>
+    <w:p>
+      <w:pPr>
+        <w:pStyle w:val="BodyText"/>
+        <w:widowControl/>
+        <w:suppressAutoHyphens w:val="true"/>
+        <w:overflowPunct w:val="false"/>
+        <w:bidi w:val="0"/>
+        <w:spacing w:lineRule="exact" w:line="198" w:before="0" w:after="0"/>
+        <w:ind w:hanging="0" w:start="0" w:end="0"/>
+        <w:jc w:val="start"/>
+        <w:rPr>
+          <w:rFonts w:ascii="Courier New" w:hAnsi="Courier New" w:eastAsia="NSimSun" w:cs="Arial"/>
+          <w:b/>
+          <w:bCs/>
+          <w:color w:val="000000"/>
+          <w:kern w:val="2"/>
+          <w:sz w:val="16"/>
+          <w:szCs w:val="16"/>
+          <w:lang w:val="es-MX" w:eastAsia="zh-CN" w:bidi="hi-IN"/>
+        </w:rPr>
+      </w:pPr>
+      <w:r>
+        <w:rPr>
+          <w:rFonts w:eastAsia="NSimSun" w:cs="Arial" w:ascii="Courier New" w:hAnsi="Courier New"/>
+          <w:b/>
+          <w:bCs/>
+          <w:color w:val="000000"/>
+          <w:kern w:val="2"/>
+          <w:sz w:val="16"/>
+          <w:szCs w:val="16"/>
+          <w:lang w:val="es-MX" w:eastAsia="zh-CN" w:bidi="hi-IN"/>
+        </w:rPr>
+        <w:t xml:space="preserve">                  </w:t>
+      </w:r>
+      <w:r>
+        <w:rPr>
+          <w:rFonts w:eastAsia="NSimSun" w:cs="Arial" w:ascii="Courier New" w:hAnsi="Courier New"/>
+          <w:b/>
+          <w:bCs/>
+          <w:color w:val="000000"/>
+          <w:kern w:val="2"/>
+          <w:sz w:val="16"/>
+          <w:szCs w:val="16"/>
+          <w:lang w:val="es-MX" w:eastAsia="zh-CN" w:bidi="hi-IN"/>
+        </w:rPr>
+        <w:t>"addressType": "Residential",</w:t>
+      </w:r>
+    </w:p>
+    <w:p>
+      <w:pPr>
+        <w:pStyle w:val="BodyText"/>
+        <w:widowControl/>
+        <w:suppressAutoHyphens w:val="true"/>
+        <w:overflowPunct w:val="false"/>
+        <w:bidi w:val="0"/>
+        <w:spacing w:lineRule="exact" w:line="198" w:before="0" w:after="0"/>
+        <w:ind w:hanging="0" w:start="0" w:end="0"/>
+        <w:jc w:val="start"/>
+        <w:rPr>
+          <w:rFonts w:ascii="Courier New" w:hAnsi="Courier New" w:eastAsia="NSimSun" w:cs="Arial"/>
+          <w:b/>
+          <w:bCs/>
+          <w:color w:val="000000"/>
+          <w:kern w:val="2"/>
+          <w:sz w:val="16"/>
+          <w:szCs w:val="16"/>
+          <w:lang w:val="es-MX" w:eastAsia="zh-CN" w:bidi="hi-IN"/>
+        </w:rPr>
+      </w:pPr>
+      <w:r>
+        <w:rPr>
+          <w:rFonts w:eastAsia="NSimSun" w:cs="Arial" w:ascii="Courier New" w:hAnsi="Courier New"/>
+          <w:b/>
+          <w:bCs/>
+          <w:color w:val="000000"/>
+          <w:kern w:val="2"/>
+          <w:sz w:val="16"/>
+          <w:szCs w:val="16"/>
+          <w:lang w:val="es-MX" w:eastAsia="zh-CN" w:bidi="hi-IN"/>
+        </w:rPr>
+        <w:t xml:space="preserve">                  </w:t>
+      </w:r>
+      <w:r>
+        <w:rPr>
+          <w:rFonts w:eastAsia="NSimSun" w:cs="Arial" w:ascii="Courier New" w:hAnsi="Courier New"/>
+          <w:b/>
+          <w:bCs/>
+          <w:color w:val="000000"/>
+          <w:kern w:val="2"/>
+          <w:sz w:val="16"/>
+          <w:szCs w:val="16"/>
+          <w:lang w:val="es-MX" w:eastAsia="zh-CN" w:bidi="hi-IN"/>
+        </w:rPr>
+        <w:t>"addressLine": "Colonia Escalón, Calle Cuscatlán #123",</w:t>
+      </w:r>
+    </w:p>
+    <w:p>
+      <w:pPr>
+        <w:pStyle w:val="BodyText"/>
+        <w:widowControl/>
+        <w:suppressAutoHyphens w:val="true"/>
+        <w:overflowPunct w:val="false"/>
+        <w:bidi w:val="0"/>
+        <w:spacing w:lineRule="exact" w:line="198" w:before="0" w:after="0"/>
+        <w:ind w:hanging="0" w:start="0" w:end="0"/>
+        <w:jc w:val="start"/>
+        <w:rPr>
+          <w:rFonts w:ascii="Courier New" w:hAnsi="Courier New" w:eastAsia="NSimSun" w:cs="Arial"/>
+          <w:b/>
+          <w:bCs/>
+          <w:color w:val="000000"/>
+          <w:kern w:val="2"/>
+          <w:sz w:val="16"/>
+          <w:szCs w:val="16"/>
+          <w:lang w:val="es-MX" w:eastAsia="zh-CN" w:bidi="hi-IN"/>
+        </w:rPr>
+      </w:pPr>
+      <w:r>
+        <w:rPr>
+          <w:rFonts w:eastAsia="NSimSun" w:cs="Arial" w:ascii="Courier New" w:hAnsi="Courier New"/>
+          <w:b/>
+          <w:bCs/>
+          <w:color w:val="000000"/>
+          <w:kern w:val="2"/>
+          <w:sz w:val="16"/>
+          <w:szCs w:val="16"/>
+          <w:lang w:val="es-MX" w:eastAsia="zh-CN" w:bidi="hi-IN"/>
+        </w:rPr>
+        <w:t xml:space="preserve">                  </w:t>
+      </w:r>
+      <w:r>
+        <w:rPr>
+          <w:rFonts w:eastAsia="NSimSun" w:cs="Arial" w:ascii="Courier New" w:hAnsi="Courier New"/>
+          <w:b/>
+          <w:bCs/>
+          <w:color w:val="000000"/>
+          <w:kern w:val="2"/>
+          <w:sz w:val="16"/>
+          <w:szCs w:val="16"/>
+          <w:lang w:val="es-MX" w:eastAsia="zh-CN" w:bidi="hi-IN"/>
+        </w:rPr>
+        <w:t>"postCode": "01101",</w:t>
+      </w:r>
+    </w:p>
+    <w:p>
+      <w:pPr>
+        <w:pStyle w:val="BodyText"/>
+        <w:widowControl/>
+        <w:suppressAutoHyphens w:val="true"/>
+        <w:overflowPunct w:val="false"/>
+        <w:bidi w:val="0"/>
+        <w:spacing w:lineRule="exact" w:line="198" w:before="0" w:after="0"/>
+        <w:ind w:hanging="0" w:start="0" w:end="0"/>
+        <w:jc w:val="start"/>
+        <w:rPr>
+          <w:rFonts w:ascii="Courier New" w:hAnsi="Courier New" w:eastAsia="NSimSun" w:cs="Arial"/>
+          <w:b/>
+          <w:bCs/>
+          <w:color w:val="000000"/>
+          <w:kern w:val="2"/>
+          <w:sz w:val="16"/>
+          <w:szCs w:val="16"/>
+          <w:lang w:val="es-MX" w:eastAsia="zh-CN" w:bidi="hi-IN"/>
+        </w:rPr>
+      </w:pPr>
+      <w:r>
+        <w:rPr>
+          <w:rFonts w:eastAsia="NSimSun" w:cs="Arial" w:ascii="Courier New" w:hAnsi="Courier New"/>
+          <w:b/>
+          <w:bCs/>
+          <w:color w:val="000000"/>
+          <w:kern w:val="2"/>
+          <w:sz w:val="16"/>
+          <w:szCs w:val="16"/>
+          <w:lang w:val="es-MX" w:eastAsia="zh-CN" w:bidi="hi-IN"/>
+        </w:rPr>
+        <w:t xml:space="preserve">                  </w:t>
+      </w:r>
+      <w:r>
+        <w:rPr>
+          <w:rFonts w:eastAsia="NSimSun" w:cs="Arial" w:ascii="Courier New" w:hAnsi="Courier New"/>
+          <w:b/>
+          <w:bCs/>
+          <w:color w:val="000000"/>
+          <w:kern w:val="2"/>
+          <w:sz w:val="16"/>
+          <w:szCs w:val="16"/>
+          <w:lang w:val="es-MX" w:eastAsia="zh-CN" w:bidi="hi-IN"/>
+        </w:rPr>
+        <w:t>"townName": "San Salvador",</w:t>
+      </w:r>
+    </w:p>
+    <w:p>
+      <w:pPr>
+        <w:pStyle w:val="BodyText"/>
+        <w:widowControl/>
+        <w:suppressAutoHyphens w:val="true"/>
+        <w:overflowPunct w:val="false"/>
+        <w:bidi w:val="0"/>
+        <w:spacing w:lineRule="exact" w:line="198" w:before="0" w:after="0"/>
+        <w:ind w:hanging="0" w:start="0" w:end="0"/>
+        <w:jc w:val="start"/>
+        <w:rPr>
+          <w:rFonts w:ascii="Courier New" w:hAnsi="Courier New" w:eastAsia="NSimSun" w:cs="Arial"/>
+          <w:b/>
+          <w:bCs/>
+          <w:color w:val="000000"/>
+          <w:kern w:val="2"/>
+          <w:sz w:val="16"/>
+          <w:szCs w:val="16"/>
+          <w:lang w:val="es-MX" w:eastAsia="zh-CN" w:bidi="hi-IN"/>
+        </w:rPr>
+      </w:pPr>
+      <w:r>
+        <w:rPr>
+          <w:rFonts w:eastAsia="NSimSun" w:cs="Arial" w:ascii="Courier New" w:hAnsi="Courier New"/>
+          <w:b/>
+          <w:bCs/>
+          <w:color w:val="000000"/>
+          <w:kern w:val="2"/>
+          <w:sz w:val="16"/>
+          <w:szCs w:val="16"/>
+          <w:lang w:val="es-MX" w:eastAsia="zh-CN" w:bidi="hi-IN"/>
+        </w:rPr>
+        <w:t xml:space="preserve">                  </w:t>
+      </w:r>
+      <w:r>
+        <w:rPr>
+          <w:rFonts w:eastAsia="NSimSun" w:cs="Arial" w:ascii="Courier New" w:hAnsi="Courier New"/>
+          <w:b/>
+          <w:bCs/>
+          <w:color w:val="000000"/>
+          <w:kern w:val="2"/>
+          <w:sz w:val="16"/>
+          <w:szCs w:val="16"/>
+          <w:lang w:val="es-MX" w:eastAsia="zh-CN" w:bidi="hi-IN"/>
+        </w:rPr>
+        <w:t>"country": "SV",</w:t>
+      </w:r>
+    </w:p>
+    <w:p>
+      <w:pPr>
+        <w:pStyle w:val="BodyText"/>
+        <w:widowControl/>
+        <w:suppressAutoHyphens w:val="true"/>
+        <w:overflowPunct w:val="false"/>
+        <w:bidi w:val="0"/>
+        <w:spacing w:lineRule="exact" w:line="198" w:before="0" w:after="0"/>
+        <w:ind w:hanging="0" w:start="0" w:end="0"/>
+        <w:jc w:val="start"/>
+        <w:rPr>
+          <w:rFonts w:ascii="Courier New" w:hAnsi="Courier New" w:eastAsia="NSimSun" w:cs="Arial"/>
+          <w:b/>
+          <w:bCs/>
+          <w:color w:val="000000"/>
+          <w:kern w:val="2"/>
+          <w:sz w:val="16"/>
+          <w:szCs w:val="16"/>
+          <w:lang w:val="es-MX" w:eastAsia="zh-CN" w:bidi="hi-IN"/>
+        </w:rPr>
+      </w:pPr>
+      <w:r>
+        <w:rPr>
+          <w:rFonts w:eastAsia="NSimSun" w:cs="Arial" w:ascii="Courier New" w:hAnsi="Courier New"/>
+          <w:b/>
+          <w:bCs/>
+          <w:color w:val="000000"/>
+          <w:kern w:val="2"/>
+          <w:sz w:val="16"/>
+          <w:szCs w:val="16"/>
+          <w:lang w:val="es-MX" w:eastAsia="zh-CN" w:bidi="hi-IN"/>
+        </w:rPr>
+        <w:t xml:space="preserve">                  </w:t>
+      </w:r>
+      <w:r>
+        <w:rPr>
+          <w:rFonts w:eastAsia="NSimSun" w:cs="Arial" w:ascii="Courier New" w:hAnsi="Courier New"/>
+          <w:b/>
+          <w:bCs/>
+          <w:color w:val="000000"/>
+          <w:kern w:val="2"/>
+          <w:sz w:val="16"/>
+          <w:szCs w:val="16"/>
+          <w:lang w:val="es-MX" w:eastAsia="zh-CN" w:bidi="hi-IN"/>
+        </w:rPr>
+        <w:t>"countrySubDivision": "City"</w:t>
+      </w:r>
+    </w:p>
+    <w:p>
+      <w:pPr>
+        <w:pStyle w:val="BodyText"/>
+        <w:widowControl/>
+        <w:suppressAutoHyphens w:val="true"/>
+        <w:overflowPunct w:val="false"/>
+        <w:bidi w:val="0"/>
+        <w:spacing w:lineRule="exact" w:line="198" w:before="0" w:after="0"/>
+        <w:ind w:hanging="0" w:start="0" w:end="0"/>
+        <w:jc w:val="start"/>
+        <w:rPr>
+          <w:rFonts w:ascii="Courier New" w:hAnsi="Courier New" w:eastAsia="NSimSun" w:cs="Arial"/>
+          <w:b/>
+          <w:bCs/>
+          <w:color w:val="000000"/>
+          <w:kern w:val="2"/>
+          <w:sz w:val="16"/>
+          <w:szCs w:val="16"/>
+          <w:lang w:val="es-MX" w:eastAsia="zh-CN" w:bidi="hi-IN"/>
+        </w:rPr>
+      </w:pPr>
+      <w:r>
+        <w:rPr>
+          <w:rFonts w:eastAsia="NSimSun" w:cs="Arial" w:ascii="Courier New" w:hAnsi="Courier New"/>
+          <w:b/>
+          <w:bCs/>
+          <w:color w:val="000000"/>
+          <w:kern w:val="2"/>
+          <w:sz w:val="16"/>
+          <w:szCs w:val="16"/>
+          <w:lang w:val="es-MX" w:eastAsia="zh-CN" w:bidi="hi-IN"/>
+        </w:rPr>
+        <w:t xml:space="preserve">               </w:t>
+      </w:r>
+      <w:r>
+        <w:rPr>
+          <w:rFonts w:eastAsia="NSimSun" w:cs="Arial" w:ascii="Courier New" w:hAnsi="Courier New"/>
+          <w:b/>
+          <w:bCs/>
+          <w:color w:val="000000"/>
+          <w:kern w:val="2"/>
+          <w:sz w:val="16"/>
+          <w:szCs w:val="16"/>
+          <w:lang w:val="es-MX" w:eastAsia="zh-CN" w:bidi="hi-IN"/>
+        </w:rPr>
+        <w:t>}</w:t>
+      </w:r>
+    </w:p>
+    <w:p>
+      <w:pPr>
+        <w:pStyle w:val="BodyText"/>
+        <w:widowControl/>
+        <w:suppressAutoHyphens w:val="true"/>
+        <w:overflowPunct w:val="false"/>
+        <w:bidi w:val="0"/>
+        <w:spacing w:lineRule="exact" w:line="198" w:before="0" w:after="0"/>
+        <w:ind w:hanging="0" w:start="0" w:end="0"/>
+        <w:jc w:val="start"/>
+        <w:rPr>
+          <w:rFonts w:ascii="Courier New" w:hAnsi="Courier New" w:eastAsia="NSimSun" w:cs="Arial"/>
+          <w:b/>
+          <w:bCs/>
+          <w:color w:val="000000"/>
+          <w:kern w:val="2"/>
+          <w:sz w:val="16"/>
+          <w:szCs w:val="16"/>
+          <w:lang w:val="es-MX" w:eastAsia="zh-CN" w:bidi="hi-IN"/>
+        </w:rPr>
+      </w:pPr>
+      <w:r>
+        <w:rPr>
+          <w:rFonts w:eastAsia="NSimSun" w:cs="Arial" w:ascii="Courier New" w:hAnsi="Courier New"/>
+          <w:b/>
+          <w:bCs/>
+          <w:color w:val="000000"/>
+          <w:kern w:val="2"/>
+          <w:sz w:val="16"/>
+          <w:szCs w:val="16"/>
+          <w:lang w:val="es-MX" w:eastAsia="zh-CN" w:bidi="hi-IN"/>
+        </w:rPr>
+        <w:t xml:space="preserve">            </w:t>
+      </w:r>
+      <w:r>
+        <w:rPr>
+          <w:rFonts w:eastAsia="NSimSun" w:cs="Arial" w:ascii="Courier New" w:hAnsi="Courier New"/>
+          <w:b/>
+          <w:bCs/>
+          <w:color w:val="000000"/>
+          <w:kern w:val="2"/>
+          <w:sz w:val="16"/>
+          <w:szCs w:val="16"/>
+          <w:lang w:val="es-MX" w:eastAsia="zh-CN" w:bidi="hi-IN"/>
+        </w:rPr>
+        <w:t>]</w:t>
+      </w:r>
+    </w:p>
+    <w:p>
+      <w:pPr>
+        <w:pStyle w:val="BodyText"/>
+        <w:widowControl/>
+        <w:suppressAutoHyphens w:val="true"/>
+        <w:overflowPunct w:val="false"/>
+        <w:bidi w:val="0"/>
+        <w:spacing w:lineRule="exact" w:line="198" w:before="0" w:after="0"/>
+        <w:ind w:hanging="0" w:start="0" w:end="0"/>
+        <w:jc w:val="start"/>
+        <w:rPr>
+          <w:rFonts w:ascii="Courier New" w:hAnsi="Courier New" w:eastAsia="NSimSun" w:cs="Arial"/>
+          <w:b/>
+          <w:bCs/>
+          <w:color w:val="000000"/>
+          <w:kern w:val="2"/>
+          <w:sz w:val="16"/>
+          <w:szCs w:val="16"/>
+          <w:lang w:val="es-MX" w:eastAsia="zh-CN" w:bidi="hi-IN"/>
+        </w:rPr>
+      </w:pPr>
+      <w:r>
+        <w:rPr>
+          <w:rFonts w:eastAsia="NSimSun" w:cs="Arial" w:ascii="Courier New" w:hAnsi="Courier New"/>
+          <w:b/>
+          <w:bCs/>
+          <w:color w:val="000000"/>
+          <w:kern w:val="2"/>
+          <w:sz w:val="16"/>
+          <w:szCs w:val="16"/>
+          <w:lang w:val="es-MX" w:eastAsia="zh-CN" w:bidi="hi-IN"/>
+        </w:rPr>
+        <w:t xml:space="preserve">         </w:t>
+      </w:r>
+      <w:r>
+        <w:rPr>
+          <w:rFonts w:eastAsia="NSimSun" w:cs="Arial" w:ascii="Courier New" w:hAnsi="Courier New"/>
+          <w:b/>
+          <w:bCs/>
+          <w:color w:val="000000"/>
+          <w:kern w:val="2"/>
+          <w:sz w:val="16"/>
+          <w:szCs w:val="16"/>
+          <w:lang w:val="es-MX" w:eastAsia="zh-CN" w:bidi="hi-IN"/>
+        </w:rPr>
+        <w:t>}</w:t>
+      </w:r>
+    </w:p>
+    <w:p>
+      <w:pPr>
+        <w:pStyle w:val="BodyText"/>
+        <w:widowControl/>
+        <w:suppressAutoHyphens w:val="true"/>
+        <w:overflowPunct w:val="false"/>
+        <w:bidi w:val="0"/>
+        <w:spacing w:lineRule="exact" w:line="198" w:before="0" w:after="0"/>
+        <w:ind w:hanging="0" w:start="0" w:end="0"/>
+        <w:jc w:val="start"/>
+        <w:rPr>
+          <w:rFonts w:ascii="Courier New" w:hAnsi="Courier New" w:eastAsia="NSimSun" w:cs="Arial"/>
+          <w:b/>
+          <w:bCs/>
+          <w:color w:val="000000"/>
+          <w:kern w:val="2"/>
+          <w:sz w:val="16"/>
+          <w:szCs w:val="16"/>
+          <w:lang w:val="es-MX" w:eastAsia="zh-CN" w:bidi="hi-IN"/>
+        </w:rPr>
+      </w:pPr>
+      <w:r>
+        <w:rPr>
+          <w:rFonts w:eastAsia="NSimSun" w:cs="Arial" w:ascii="Courier New" w:hAnsi="Courier New"/>
+          <w:b/>
+          <w:bCs/>
+          <w:color w:val="000000"/>
+          <w:kern w:val="2"/>
+          <w:sz w:val="16"/>
+          <w:szCs w:val="16"/>
+          <w:lang w:val="es-MX" w:eastAsia="zh-CN" w:bidi="hi-IN"/>
+        </w:rPr>
+        <w:t xml:space="preserve">      </w:t>
+      </w:r>
+      <w:r>
+        <w:rPr>
+          <w:rFonts w:eastAsia="NSimSun" w:cs="Arial" w:ascii="Courier New" w:hAnsi="Courier New"/>
+          <w:b/>
+          <w:bCs/>
+          <w:color w:val="000000"/>
+          <w:kern w:val="2"/>
+          <w:sz w:val="16"/>
+          <w:szCs w:val="16"/>
+          <w:lang w:val="es-MX" w:eastAsia="zh-CN" w:bidi="hi-IN"/>
+        </w:rPr>
+        <w:t>},</w:t>
+      </w:r>
+    </w:p>
+    <w:p>
+      <w:pPr>
+        <w:pStyle w:val="BodyText"/>
+        <w:widowControl/>
+        <w:suppressAutoHyphens w:val="true"/>
+        <w:overflowPunct w:val="false"/>
+        <w:bidi w:val="0"/>
+        <w:spacing w:lineRule="exact" w:line="198" w:before="0" w:after="0"/>
+        <w:ind w:hanging="0" w:start="0" w:end="0"/>
+        <w:jc w:val="start"/>
+        <w:rPr>
+          <w:rFonts w:ascii="Courier New" w:hAnsi="Courier New" w:eastAsia="NSimSun" w:cs="Arial"/>
+          <w:b/>
+          <w:bCs/>
+          <w:color w:val="000000"/>
+          <w:kern w:val="2"/>
+          <w:sz w:val="16"/>
+          <w:szCs w:val="16"/>
+          <w:lang w:val="es-MX" w:eastAsia="zh-CN" w:bidi="hi-IN"/>
+        </w:rPr>
+      </w:pPr>
+      <w:r>
+        <w:rPr>
+          <w:rFonts w:eastAsia="NSimSun" w:cs="Arial" w:ascii="Courier New" w:hAnsi="Courier New"/>
+          <w:b/>
+          <w:bCs/>
+          <w:color w:val="000000"/>
+          <w:kern w:val="2"/>
+          <w:sz w:val="16"/>
+          <w:szCs w:val="16"/>
+          <w:lang w:val="es-MX" w:eastAsia="zh-CN" w:bidi="hi-IN"/>
+        </w:rPr>
+        <w:t xml:space="preserve">      </w:t>
+      </w:r>
+      <w:r>
+        <w:rPr>
+          <w:rFonts w:eastAsia="NSimSun" w:cs="Arial" w:ascii="Courier New" w:hAnsi="Courier New"/>
+          <w:b/>
+          <w:bCs/>
+          <w:color w:val="000000"/>
+          <w:kern w:val="2"/>
+          <w:sz w:val="16"/>
+          <w:szCs w:val="16"/>
+          <w:lang w:val="es-MX" w:eastAsia="zh-CN" w:bidi="hi-IN"/>
+        </w:rPr>
+        <w:t>"paymentCard": {</w:t>
+      </w:r>
+    </w:p>
+    <w:p>
+      <w:pPr>
+        <w:pStyle w:val="BodyText"/>
+        <w:widowControl/>
+        <w:suppressAutoHyphens w:val="true"/>
+        <w:overflowPunct w:val="false"/>
+        <w:bidi w:val="0"/>
+        <w:spacing w:lineRule="exact" w:line="198" w:before="0" w:after="0"/>
+        <w:ind w:hanging="0" w:start="0" w:end="0"/>
+        <w:jc w:val="start"/>
+        <w:rPr>
+          <w:rFonts w:ascii="Courier New" w:hAnsi="Courier New" w:eastAsia="NSimSun" w:cs="Arial"/>
+          <w:b/>
+          <w:bCs/>
+          <w:color w:val="000000"/>
+          <w:kern w:val="2"/>
+          <w:sz w:val="16"/>
+          <w:szCs w:val="16"/>
+          <w:lang w:val="es-MX" w:eastAsia="zh-CN" w:bidi="hi-IN"/>
+        </w:rPr>
+      </w:pPr>
+      <w:r>
+        <w:rPr>
+          <w:rFonts w:eastAsia="NSimSun" w:cs="Arial" w:ascii="Courier New" w:hAnsi="Courier New"/>
+          <w:b/>
+          <w:bCs/>
+          <w:color w:val="000000"/>
+          <w:kern w:val="2"/>
+          <w:sz w:val="16"/>
+          <w:szCs w:val="16"/>
+          <w:lang w:val="es-MX" w:eastAsia="zh-CN" w:bidi="hi-IN"/>
+        </w:rPr>
+        <w:t xml:space="preserve">         </w:t>
+      </w:r>
+      <w:r>
+        <w:rPr>
+          <w:rFonts w:eastAsia="NSimSun" w:cs="Arial" w:ascii="Courier New" w:hAnsi="Courier New"/>
+          <w:b/>
+          <w:bCs/>
+          <w:color w:val="000000"/>
+          <w:kern w:val="2"/>
+          <w:sz w:val="16"/>
+          <w:szCs w:val="16"/>
+          <w:lang w:val="es-MX" w:eastAsia="zh-CN" w:bidi="hi-IN"/>
+        </w:rPr>
+        <w:t>"cardType": "CreditCard",</w:t>
+      </w:r>
+    </w:p>
+    <w:p>
+      <w:pPr>
+        <w:pStyle w:val="BodyText"/>
+        <w:widowControl/>
+        <w:suppressAutoHyphens w:val="true"/>
+        <w:overflowPunct w:val="false"/>
+        <w:bidi w:val="0"/>
+        <w:spacing w:lineRule="exact" w:line="198" w:before="0" w:after="0"/>
+        <w:ind w:hanging="0" w:start="0" w:end="0"/>
+        <w:jc w:val="start"/>
+        <w:rPr>
+          <w:rFonts w:ascii="Courier New" w:hAnsi="Courier New" w:eastAsia="NSimSun" w:cs="Arial"/>
+          <w:b/>
+          <w:bCs/>
+          <w:color w:val="000000"/>
+          <w:kern w:val="2"/>
+          <w:sz w:val="16"/>
+          <w:szCs w:val="16"/>
+          <w:lang w:val="es-MX" w:eastAsia="zh-CN" w:bidi="hi-IN"/>
+        </w:rPr>
+      </w:pPr>
+      <w:r>
+        <w:rPr>
+          <w:rFonts w:eastAsia="NSimSun" w:cs="Arial" w:ascii="Courier New" w:hAnsi="Courier New"/>
+          <w:b/>
+          <w:bCs/>
+          <w:color w:val="000000"/>
+          <w:kern w:val="2"/>
+          <w:sz w:val="16"/>
+          <w:szCs w:val="16"/>
+          <w:lang w:val="es-MX" w:eastAsia="zh-CN" w:bidi="hi-IN"/>
+        </w:rPr>
+        <w:t xml:space="preserve">         </w:t>
+      </w:r>
+      <w:r>
+        <w:rPr>
+          <w:rFonts w:eastAsia="NSimSun" w:cs="Arial" w:ascii="Courier New" w:hAnsi="Courier New"/>
+          <w:b/>
+          <w:bCs/>
+          <w:color w:val="000000"/>
+          <w:kern w:val="2"/>
+          <w:sz w:val="16"/>
+          <w:szCs w:val="16"/>
+          <w:lang w:val="es-MX" w:eastAsia="zh-CN" w:bidi="hi-IN"/>
+        </w:rPr>
+        <w:t>"cardNumber": "4073190320899720",</w:t>
+      </w:r>
+    </w:p>
+    <w:p>
+      <w:pPr>
+        <w:pStyle w:val="BodyText"/>
+        <w:widowControl/>
+        <w:suppressAutoHyphens w:val="true"/>
+        <w:overflowPunct w:val="false"/>
+        <w:bidi w:val="0"/>
+        <w:spacing w:lineRule="exact" w:line="198" w:before="0" w:after="0"/>
+        <w:ind w:hanging="0" w:start="0" w:end="0"/>
+        <w:jc w:val="start"/>
+        <w:rPr>
+          <w:rFonts w:ascii="Courier New" w:hAnsi="Courier New" w:eastAsia="NSimSun" w:cs="Arial"/>
+          <w:b/>
+          <w:bCs/>
+          <w:color w:val="000000"/>
+          <w:kern w:val="2"/>
+          <w:sz w:val="16"/>
+          <w:szCs w:val="16"/>
+          <w:lang w:val="es-MX" w:eastAsia="zh-CN" w:bidi="hi-IN"/>
+        </w:rPr>
+      </w:pPr>
+      <w:r>
+        <w:rPr>
+          <w:rFonts w:eastAsia="NSimSun" w:cs="Arial" w:ascii="Courier New" w:hAnsi="Courier New"/>
+          <w:b/>
+          <w:bCs/>
+          <w:color w:val="000000"/>
+          <w:kern w:val="2"/>
+          <w:sz w:val="16"/>
+          <w:szCs w:val="16"/>
+          <w:lang w:val="es-MX" w:eastAsia="zh-CN" w:bidi="hi-IN"/>
+        </w:rPr>
+        <w:t xml:space="preserve">         </w:t>
+      </w:r>
+      <w:r>
+        <w:rPr>
+          <w:rFonts w:eastAsia="NSimSun" w:cs="Arial" w:ascii="Courier New" w:hAnsi="Courier New"/>
+          <w:b/>
+          <w:bCs/>
+          <w:color w:val="000000"/>
+          <w:kern w:val="2"/>
+          <w:sz w:val="16"/>
+          <w:szCs w:val="16"/>
+          <w:lang w:val="es-MX" w:eastAsia="zh-CN" w:bidi="hi-IN"/>
+        </w:rPr>
+        <w:t>"cardNumberReference": "V-5823193725678501161332",</w:t>
+      </w:r>
+    </w:p>
+    <w:p>
+      <w:pPr>
+        <w:pStyle w:val="BodyText"/>
+        <w:widowControl/>
+        <w:suppressAutoHyphens w:val="true"/>
+        <w:overflowPunct w:val="false"/>
+        <w:bidi w:val="0"/>
+        <w:spacing w:lineRule="exact" w:line="198" w:before="0" w:after="0"/>
+        <w:ind w:hanging="0" w:start="0" w:end="0"/>
+        <w:jc w:val="start"/>
+        <w:rPr>
+          <w:rFonts w:ascii="Courier New" w:hAnsi="Courier New" w:eastAsia="NSimSun" w:cs="Arial"/>
+          <w:b/>
+          <w:bCs/>
+          <w:color w:val="000000"/>
+          <w:kern w:val="2"/>
+          <w:sz w:val="16"/>
+          <w:szCs w:val="16"/>
+          <w:lang w:val="es-MX" w:eastAsia="zh-CN" w:bidi="hi-IN"/>
+        </w:rPr>
+      </w:pPr>
+      <w:r>
+        <w:rPr>
+          <w:rFonts w:eastAsia="NSimSun" w:cs="Arial" w:ascii="Courier New" w:hAnsi="Courier New"/>
+          <w:b/>
+          <w:bCs/>
+          <w:color w:val="000000"/>
+          <w:kern w:val="2"/>
+          <w:sz w:val="16"/>
+          <w:szCs w:val="16"/>
+          <w:lang w:val="es-MX" w:eastAsia="zh-CN" w:bidi="hi-IN"/>
+        </w:rPr>
+        <w:t xml:space="preserve">         </w:t>
+      </w:r>
+      <w:r>
+        <w:rPr>
+          <w:rFonts w:eastAsia="NSimSun" w:cs="Arial" w:ascii="Courier New" w:hAnsi="Courier New"/>
+          <w:b/>
+          <w:bCs/>
+          <w:color w:val="000000"/>
+          <w:kern w:val="2"/>
+          <w:sz w:val="16"/>
+          <w:szCs w:val="16"/>
+          <w:lang w:val="es-MX" w:eastAsia="zh-CN" w:bidi="hi-IN"/>
+        </w:rPr>
+        <w:t>"cardExpiryDate": "2028-12",</w:t>
+      </w:r>
+    </w:p>
+    <w:p>
+      <w:pPr>
+        <w:pStyle w:val="BodyText"/>
+        <w:widowControl/>
+        <w:suppressAutoHyphens w:val="true"/>
+        <w:overflowPunct w:val="false"/>
+        <w:bidi w:val="0"/>
+        <w:spacing w:lineRule="exact" w:line="198" w:before="0" w:after="0"/>
+        <w:ind w:hanging="0" w:start="0" w:end="0"/>
+        <w:jc w:val="start"/>
+        <w:rPr>
+          <w:rFonts w:ascii="Courier New" w:hAnsi="Courier New" w:eastAsia="NSimSun" w:cs="Arial"/>
+          <w:b/>
+          <w:bCs/>
+          <w:color w:val="000000"/>
+          <w:kern w:val="2"/>
+          <w:sz w:val="16"/>
+          <w:szCs w:val="16"/>
+          <w:lang w:val="es-MX" w:eastAsia="zh-CN" w:bidi="hi-IN"/>
+        </w:rPr>
+      </w:pPr>
+      <w:r>
+        <w:rPr>
+          <w:rFonts w:eastAsia="NSimSun" w:cs="Arial" w:ascii="Courier New" w:hAnsi="Courier New"/>
+          <w:b/>
+          <w:bCs/>
+          <w:color w:val="000000"/>
+          <w:kern w:val="2"/>
+          <w:sz w:val="16"/>
+          <w:szCs w:val="16"/>
+          <w:lang w:val="es-MX" w:eastAsia="zh-CN" w:bidi="hi-IN"/>
+        </w:rPr>
+        <w:t xml:space="preserve">         </w:t>
+      </w:r>
+      <w:r>
+        <w:rPr>
+          <w:rFonts w:eastAsia="NSimSun" w:cs="Arial" w:ascii="Courier New" w:hAnsi="Courier New"/>
+          <w:b/>
+          <w:bCs/>
+          <w:color w:val="000000"/>
+          <w:kern w:val="2"/>
+          <w:sz w:val="16"/>
+          <w:szCs w:val="16"/>
+          <w:lang w:val="es-MX" w:eastAsia="zh-CN" w:bidi="hi-IN"/>
+        </w:rPr>
+        <w:t>"cardSecurityCode": ""</w:t>
+      </w:r>
+    </w:p>
+    <w:p>
+      <w:pPr>
+        <w:pStyle w:val="BodyText"/>
+        <w:widowControl/>
+        <w:suppressAutoHyphens w:val="true"/>
+        <w:overflowPunct w:val="false"/>
+        <w:bidi w:val="0"/>
+        <w:spacing w:lineRule="exact" w:line="198" w:before="0" w:after="0"/>
+        <w:ind w:hanging="0" w:start="0" w:end="0"/>
+        <w:jc w:val="start"/>
+        <w:rPr>
+          <w:rFonts w:ascii="Courier New" w:hAnsi="Courier New" w:eastAsia="NSimSun" w:cs="Arial"/>
+          <w:b/>
+          <w:bCs/>
+          <w:color w:val="000000"/>
+          <w:kern w:val="2"/>
+          <w:sz w:val="16"/>
+          <w:szCs w:val="16"/>
+          <w:lang w:val="es-MX" w:eastAsia="zh-CN" w:bidi="hi-IN"/>
+        </w:rPr>
+      </w:pPr>
+      <w:r>
+        <w:rPr>
+          <w:rFonts w:eastAsia="NSimSun" w:cs="Arial" w:ascii="Courier New" w:hAnsi="Courier New"/>
+          <w:b/>
+          <w:bCs/>
+          <w:color w:val="000000"/>
+          <w:kern w:val="2"/>
+          <w:sz w:val="16"/>
+          <w:szCs w:val="16"/>
+          <w:lang w:val="es-MX" w:eastAsia="zh-CN" w:bidi="hi-IN"/>
+        </w:rPr>
+        <w:t xml:space="preserve">      </w:t>
+      </w:r>
+      <w:r>
+        <w:rPr>
+          <w:rFonts w:eastAsia="NSimSun" w:cs="Arial" w:ascii="Courier New" w:hAnsi="Courier New"/>
+          <w:b/>
+          <w:bCs/>
+          <w:color w:val="000000"/>
+          <w:kern w:val="2"/>
+          <w:sz w:val="16"/>
+          <w:szCs w:val="16"/>
+          <w:lang w:val="es-MX" w:eastAsia="zh-CN" w:bidi="hi-IN"/>
+        </w:rPr>
+        <w:t>}</w:t>
+      </w:r>
+    </w:p>
+    <w:p>
+      <w:pPr>
+        <w:pStyle w:val="BodyText"/>
+        <w:widowControl/>
+        <w:suppressAutoHyphens w:val="true"/>
+        <w:overflowPunct w:val="false"/>
+        <w:bidi w:val="0"/>
+        <w:spacing w:lineRule="exact" w:line="198" w:before="0" w:after="0"/>
+        <w:ind w:hanging="0" w:start="0" w:end="0"/>
+        <w:jc w:val="start"/>
+        <w:rPr>
+          <w:rFonts w:ascii="Courier New" w:hAnsi="Courier New" w:eastAsia="NSimSun" w:cs="Arial"/>
+          <w:b/>
+          <w:bCs/>
+          <w:color w:val="000000"/>
+          <w:kern w:val="2"/>
+          <w:sz w:val="16"/>
+          <w:szCs w:val="16"/>
+          <w:lang w:val="es-MX" w:eastAsia="zh-CN" w:bidi="hi-IN"/>
+        </w:rPr>
+      </w:pPr>
+      <w:r>
+        <w:rPr>
+          <w:rFonts w:eastAsia="NSimSun" w:cs="Arial" w:ascii="Courier New" w:hAnsi="Courier New"/>
+          <w:b/>
+          <w:bCs/>
+          <w:color w:val="000000"/>
+          <w:kern w:val="2"/>
+          <w:sz w:val="16"/>
+          <w:szCs w:val="16"/>
+          <w:lang w:val="es-MX" w:eastAsia="zh-CN" w:bidi="hi-IN"/>
+        </w:rPr>
+        <w:t xml:space="preserve">   </w:t>
+      </w:r>
+      <w:r>
+        <w:rPr>
+          <w:rFonts w:eastAsia="NSimSun" w:cs="Arial" w:ascii="Courier New" w:hAnsi="Courier New"/>
+          <w:b/>
+          <w:bCs/>
+          <w:color w:val="000000"/>
+          <w:kern w:val="2"/>
+          <w:sz w:val="16"/>
+          <w:szCs w:val="16"/>
+          <w:lang w:val="es-MX" w:eastAsia="zh-CN" w:bidi="hi-IN"/>
+        </w:rPr>
+        <w:t>},</w:t>
+      </w:r>
+    </w:p>
+    <w:p>
+      <w:pPr>
+        <w:pStyle w:val="BodyText"/>
+        <w:widowControl/>
+        <w:suppressAutoHyphens w:val="true"/>
+        <w:overflowPunct w:val="false"/>
+        <w:bidi w:val="0"/>
+        <w:spacing w:lineRule="exact" w:line="198" w:before="0" w:after="0"/>
+        <w:ind w:hanging="0" w:start="0" w:end="0"/>
+        <w:jc w:val="start"/>
+        <w:rPr>
+          <w:rFonts w:ascii="Courier New" w:hAnsi="Courier New" w:eastAsia="NSimSun" w:cs="Arial"/>
+          <w:b/>
+          <w:bCs/>
+          <w:color w:val="000000"/>
+          <w:kern w:val="2"/>
+          <w:sz w:val="16"/>
+          <w:szCs w:val="16"/>
+          <w:lang w:val="es-MX" w:eastAsia="zh-CN" w:bidi="hi-IN"/>
+        </w:rPr>
+      </w:pPr>
+      <w:r>
+        <w:rPr>
+          <w:rFonts w:eastAsia="NSimSun" w:cs="Arial" w:ascii="Courier New" w:hAnsi="Courier New"/>
+          <w:b/>
+          <w:bCs/>
+          <w:color w:val="000000"/>
+          <w:kern w:val="2"/>
+          <w:sz w:val="16"/>
+          <w:szCs w:val="16"/>
+          <w:lang w:val="es-MX" w:eastAsia="zh-CN" w:bidi="hi-IN"/>
+        </w:rPr>
+        <w:t xml:space="preserve">   </w:t>
+      </w:r>
+      <w:r>
+        <w:rPr>
+          <w:rFonts w:eastAsia="NSimSun" w:cs="Arial" w:ascii="Courier New" w:hAnsi="Courier New"/>
+          <w:b/>
+          <w:bCs/>
+          <w:color w:val="000000"/>
+          <w:kern w:val="2"/>
+          <w:sz w:val="16"/>
+          <w:szCs w:val="16"/>
+          <w:lang w:val="es-MX" w:eastAsia="zh-CN" w:bidi="hi-IN"/>
+        </w:rPr>
+        <w:t>"tokenInvolvement": {</w:t>
+      </w:r>
+    </w:p>
+    <w:p>
+      <w:pPr>
+        <w:pStyle w:val="BodyText"/>
+        <w:widowControl/>
+        <w:suppressAutoHyphens w:val="true"/>
+        <w:overflowPunct w:val="false"/>
+        <w:bidi w:val="0"/>
+        <w:spacing w:lineRule="exact" w:line="198" w:before="0" w:after="0"/>
+        <w:ind w:hanging="0" w:start="0" w:end="0"/>
+        <w:jc w:val="start"/>
+        <w:rPr>
+          <w:rFonts w:ascii="Courier New" w:hAnsi="Courier New" w:eastAsia="NSimSun" w:cs="Arial"/>
+          <w:b/>
+          <w:bCs/>
+          <w:color w:val="000000"/>
+          <w:kern w:val="2"/>
+          <w:sz w:val="16"/>
+          <w:szCs w:val="16"/>
+          <w:lang w:val="es-MX" w:eastAsia="zh-CN" w:bidi="hi-IN"/>
+        </w:rPr>
+      </w:pPr>
+      <w:r>
+        <w:rPr>
+          <w:rFonts w:eastAsia="NSimSun" w:cs="Arial" w:ascii="Courier New" w:hAnsi="Courier New"/>
+          <w:b/>
+          <w:bCs/>
+          <w:color w:val="000000"/>
+          <w:kern w:val="2"/>
+          <w:sz w:val="16"/>
+          <w:szCs w:val="16"/>
+          <w:lang w:val="es-MX" w:eastAsia="zh-CN" w:bidi="hi-IN"/>
+        </w:rPr>
+        <w:t xml:space="preserve">      </w:t>
+      </w:r>
+      <w:r>
+        <w:rPr>
+          <w:rFonts w:eastAsia="NSimSun" w:cs="Arial" w:ascii="Courier New" w:hAnsi="Courier New"/>
+          <w:b/>
+          <w:bCs/>
+          <w:color w:val="000000"/>
+          <w:kern w:val="2"/>
+          <w:sz w:val="16"/>
+          <w:szCs w:val="16"/>
+          <w:lang w:val="es-MX" w:eastAsia="zh-CN" w:bidi="hi-IN"/>
+        </w:rPr>
+        <w:t>"issuer": {</w:t>
+      </w:r>
+    </w:p>
+    <w:p>
+      <w:pPr>
+        <w:pStyle w:val="BodyText"/>
+        <w:widowControl/>
+        <w:suppressAutoHyphens w:val="true"/>
+        <w:overflowPunct w:val="false"/>
+        <w:bidi w:val="0"/>
+        <w:spacing w:lineRule="exact" w:line="198" w:before="0" w:after="0"/>
+        <w:ind w:hanging="0" w:start="0" w:end="0"/>
+        <w:jc w:val="start"/>
+        <w:rPr>
+          <w:rFonts w:ascii="Courier New" w:hAnsi="Courier New" w:eastAsia="NSimSun" w:cs="Arial"/>
+          <w:b/>
+          <w:bCs/>
+          <w:color w:val="000000"/>
+          <w:kern w:val="2"/>
+          <w:sz w:val="16"/>
+          <w:szCs w:val="16"/>
+          <w:lang w:val="es-MX" w:eastAsia="zh-CN" w:bidi="hi-IN"/>
+        </w:rPr>
+      </w:pPr>
+      <w:r>
+        <w:rPr>
+          <w:rFonts w:eastAsia="NSimSun" w:cs="Arial" w:ascii="Courier New" w:hAnsi="Courier New"/>
+          <w:b/>
+          <w:bCs/>
+          <w:color w:val="000000"/>
+          <w:kern w:val="2"/>
+          <w:sz w:val="16"/>
+          <w:szCs w:val="16"/>
+          <w:lang w:val="es-MX" w:eastAsia="zh-CN" w:bidi="hi-IN"/>
+        </w:rPr>
+        <w:t xml:space="preserve">         </w:t>
+      </w:r>
+      <w:r>
+        <w:rPr>
+          <w:rFonts w:eastAsia="NSimSun" w:cs="Arial" w:ascii="Courier New" w:hAnsi="Courier New"/>
+          <w:b/>
+          <w:bCs/>
+          <w:color w:val="000000"/>
+          <w:kern w:val="2"/>
+          <w:sz w:val="16"/>
+          <w:szCs w:val="16"/>
+          <w:lang w:val="es-MX" w:eastAsia="zh-CN" w:bidi="hi-IN"/>
+        </w:rPr>
+        <w:t>"issuerProduct": {</w:t>
+      </w:r>
+    </w:p>
+    <w:p>
+      <w:pPr>
+        <w:pStyle w:val="BodyText"/>
+        <w:widowControl/>
+        <w:suppressAutoHyphens w:val="true"/>
+        <w:overflowPunct w:val="false"/>
+        <w:bidi w:val="0"/>
+        <w:spacing w:lineRule="exact" w:line="198" w:before="0" w:after="0"/>
+        <w:ind w:hanging="0" w:start="0" w:end="0"/>
+        <w:jc w:val="start"/>
+        <w:rPr>
+          <w:rFonts w:ascii="Courier New" w:hAnsi="Courier New" w:eastAsia="NSimSun" w:cs="Arial"/>
+          <w:b/>
+          <w:bCs/>
+          <w:color w:val="000000"/>
+          <w:kern w:val="2"/>
+          <w:sz w:val="16"/>
+          <w:szCs w:val="16"/>
+          <w:lang w:val="es-MX" w:eastAsia="zh-CN" w:bidi="hi-IN"/>
+        </w:rPr>
+      </w:pPr>
+      <w:r>
+        <w:rPr>
+          <w:rFonts w:eastAsia="NSimSun" w:cs="Arial" w:ascii="Courier New" w:hAnsi="Courier New"/>
+          <w:b/>
+          <w:bCs/>
+          <w:color w:val="000000"/>
+          <w:kern w:val="2"/>
+          <w:sz w:val="16"/>
+          <w:szCs w:val="16"/>
+          <w:lang w:val="es-MX" w:eastAsia="zh-CN" w:bidi="hi-IN"/>
+        </w:rPr>
+        <w:t xml:space="preserve">            </w:t>
+      </w:r>
+      <w:r>
+        <w:rPr>
+          <w:rFonts w:eastAsia="NSimSun" w:cs="Arial" w:ascii="Courier New" w:hAnsi="Courier New"/>
+          <w:b/>
+          <w:bCs/>
+          <w:color w:val="000000"/>
+          <w:kern w:val="2"/>
+          <w:sz w:val="16"/>
+          <w:szCs w:val="16"/>
+          <w:lang w:val="es-MX" w:eastAsia="zh-CN" w:bidi="hi-IN"/>
+        </w:rPr>
+        <w:t>"productConfiguration": {</w:t>
+      </w:r>
+    </w:p>
+    <w:p>
+      <w:pPr>
+        <w:pStyle w:val="BodyText"/>
+        <w:widowControl/>
+        <w:suppressAutoHyphens w:val="true"/>
+        <w:overflowPunct w:val="false"/>
+        <w:bidi w:val="0"/>
+        <w:spacing w:lineRule="exact" w:line="198" w:before="0" w:after="0"/>
+        <w:ind w:hanging="0" w:start="0" w:end="0"/>
+        <w:jc w:val="start"/>
+        <w:rPr>
+          <w:rFonts w:ascii="Courier New" w:hAnsi="Courier New" w:eastAsia="NSimSun" w:cs="Arial"/>
+          <w:b/>
+          <w:bCs/>
+          <w:color w:val="000000"/>
+          <w:kern w:val="2"/>
+          <w:sz w:val="16"/>
+          <w:szCs w:val="16"/>
+          <w:lang w:val="es-MX" w:eastAsia="zh-CN" w:bidi="hi-IN"/>
+        </w:rPr>
+      </w:pPr>
+      <w:r>
+        <w:rPr>
+          <w:rFonts w:eastAsia="NSimSun" w:cs="Arial" w:ascii="Courier New" w:hAnsi="Courier New"/>
+          <w:b/>
+          <w:bCs/>
+          <w:color w:val="000000"/>
+          <w:kern w:val="2"/>
+          <w:sz w:val="16"/>
+          <w:szCs w:val="16"/>
+          <w:lang w:val="es-MX" w:eastAsia="zh-CN" w:bidi="hi-IN"/>
+        </w:rPr>
+        <w:t xml:space="preserve">               </w:t>
+      </w:r>
+      <w:r>
+        <w:rPr>
+          <w:rFonts w:eastAsia="NSimSun" w:cs="Arial" w:ascii="Courier New" w:hAnsi="Courier New"/>
+          <w:b/>
+          <w:bCs/>
+          <w:color w:val="000000"/>
+          <w:kern w:val="2"/>
+          <w:sz w:val="16"/>
+          <w:szCs w:val="16"/>
+          <w:lang w:val="es-MX" w:eastAsia="zh-CN" w:bidi="hi-IN"/>
+        </w:rPr>
+        <w:t>"configurationId": "MC-PLATINUM-001"</w:t>
+      </w:r>
+    </w:p>
+    <w:p>
+      <w:pPr>
+        <w:pStyle w:val="BodyText"/>
+        <w:widowControl/>
+        <w:suppressAutoHyphens w:val="true"/>
+        <w:overflowPunct w:val="false"/>
+        <w:bidi w:val="0"/>
+        <w:spacing w:lineRule="exact" w:line="198" w:before="0" w:after="0"/>
+        <w:ind w:hanging="0" w:start="0" w:end="0"/>
+        <w:jc w:val="start"/>
+        <w:rPr>
+          <w:rFonts w:ascii="Courier New" w:hAnsi="Courier New" w:eastAsia="NSimSun" w:cs="Arial"/>
+          <w:b/>
+          <w:bCs/>
+          <w:color w:val="000000"/>
+          <w:kern w:val="2"/>
+          <w:sz w:val="16"/>
+          <w:szCs w:val="16"/>
+          <w:lang w:val="es-MX" w:eastAsia="zh-CN" w:bidi="hi-IN"/>
+        </w:rPr>
+      </w:pPr>
+      <w:r>
+        <w:rPr>
+          <w:rFonts w:eastAsia="NSimSun" w:cs="Arial" w:ascii="Courier New" w:hAnsi="Courier New"/>
+          <w:b/>
+          <w:bCs/>
+          <w:color w:val="000000"/>
+          <w:kern w:val="2"/>
+          <w:sz w:val="16"/>
+          <w:szCs w:val="16"/>
+          <w:lang w:val="es-MX" w:eastAsia="zh-CN" w:bidi="hi-IN"/>
+        </w:rPr>
+        <w:t xml:space="preserve">            </w:t>
+      </w:r>
+      <w:r>
+        <w:rPr>
+          <w:rFonts w:eastAsia="NSimSun" w:cs="Arial" w:ascii="Courier New" w:hAnsi="Courier New"/>
+          <w:b/>
+          <w:bCs/>
+          <w:color w:val="000000"/>
+          <w:kern w:val="2"/>
+          <w:sz w:val="16"/>
+          <w:szCs w:val="16"/>
+          <w:lang w:val="es-MX" w:eastAsia="zh-CN" w:bidi="hi-IN"/>
+        </w:rPr>
+        <w:t>}</w:t>
+      </w:r>
+    </w:p>
+    <w:p>
+      <w:pPr>
+        <w:pStyle w:val="BodyText"/>
+        <w:widowControl/>
+        <w:suppressAutoHyphens w:val="true"/>
+        <w:overflowPunct w:val="false"/>
+        <w:bidi w:val="0"/>
+        <w:spacing w:lineRule="exact" w:line="198" w:before="0" w:after="0"/>
+        <w:ind w:hanging="0" w:start="0" w:end="0"/>
+        <w:jc w:val="start"/>
+        <w:rPr>
+          <w:rFonts w:ascii="Courier New" w:hAnsi="Courier New" w:eastAsia="NSimSun" w:cs="Arial"/>
+          <w:b/>
+          <w:bCs/>
+          <w:color w:val="000000"/>
+          <w:kern w:val="2"/>
+          <w:sz w:val="16"/>
+          <w:szCs w:val="16"/>
+          <w:lang w:val="es-MX" w:eastAsia="zh-CN" w:bidi="hi-IN"/>
+        </w:rPr>
+      </w:pPr>
+      <w:r>
+        <w:rPr>
+          <w:rFonts w:eastAsia="NSimSun" w:cs="Arial" w:ascii="Courier New" w:hAnsi="Courier New"/>
+          <w:b/>
+          <w:bCs/>
+          <w:color w:val="000000"/>
+          <w:kern w:val="2"/>
+          <w:sz w:val="16"/>
+          <w:szCs w:val="16"/>
+          <w:lang w:val="es-MX" w:eastAsia="zh-CN" w:bidi="hi-IN"/>
+        </w:rPr>
+        <w:t xml:space="preserve">         </w:t>
+      </w:r>
+      <w:r>
+        <w:rPr>
+          <w:rFonts w:eastAsia="NSimSun" w:cs="Arial" w:ascii="Courier New" w:hAnsi="Courier New"/>
+          <w:b/>
+          <w:bCs/>
+          <w:color w:val="000000"/>
+          <w:kern w:val="2"/>
+          <w:sz w:val="16"/>
+          <w:szCs w:val="16"/>
+          <w:lang w:val="es-MX" w:eastAsia="zh-CN" w:bidi="hi-IN"/>
+        </w:rPr>
+        <w:t>}</w:t>
+      </w:r>
+    </w:p>
+    <w:p>
+      <w:pPr>
+        <w:pStyle w:val="BodyText"/>
+        <w:widowControl/>
+        <w:suppressAutoHyphens w:val="true"/>
+        <w:overflowPunct w:val="false"/>
+        <w:bidi w:val="0"/>
+        <w:spacing w:lineRule="exact" w:line="198" w:before="0" w:after="0"/>
+        <w:ind w:hanging="0" w:start="0" w:end="0"/>
+        <w:jc w:val="start"/>
+        <w:rPr>
+          <w:rFonts w:ascii="Courier New" w:hAnsi="Courier New" w:eastAsia="NSimSun" w:cs="Arial"/>
+          <w:b/>
+          <w:bCs/>
+          <w:color w:val="000000"/>
+          <w:kern w:val="2"/>
+          <w:sz w:val="16"/>
+          <w:szCs w:val="16"/>
+          <w:lang w:val="es-MX" w:eastAsia="zh-CN" w:bidi="hi-IN"/>
+        </w:rPr>
+      </w:pPr>
+      <w:r>
+        <w:rPr>
+          <w:rFonts w:eastAsia="NSimSun" w:cs="Arial" w:ascii="Courier New" w:hAnsi="Courier New"/>
+          <w:b/>
+          <w:bCs/>
+          <w:color w:val="000000"/>
+          <w:kern w:val="2"/>
+          <w:sz w:val="16"/>
+          <w:szCs w:val="16"/>
+          <w:lang w:val="es-MX" w:eastAsia="zh-CN" w:bidi="hi-IN"/>
+        </w:rPr>
+        <w:t xml:space="preserve">      </w:t>
+      </w:r>
+      <w:r>
+        <w:rPr>
+          <w:rFonts w:eastAsia="NSimSun" w:cs="Arial" w:ascii="Courier New" w:hAnsi="Courier New"/>
+          <w:b/>
+          <w:bCs/>
+          <w:color w:val="000000"/>
+          <w:kern w:val="2"/>
+          <w:sz w:val="16"/>
+          <w:szCs w:val="16"/>
+          <w:lang w:val="es-MX" w:eastAsia="zh-CN" w:bidi="hi-IN"/>
+        </w:rPr>
+        <w:t>},</w:t>
+      </w:r>
+    </w:p>
+    <w:p>
+      <w:pPr>
+        <w:pStyle w:val="BodyText"/>
+        <w:widowControl/>
+        <w:suppressAutoHyphens w:val="true"/>
+        <w:overflowPunct w:val="false"/>
+        <w:bidi w:val="0"/>
+        <w:spacing w:lineRule="exact" w:line="198" w:before="0" w:after="0"/>
+        <w:ind w:hanging="0" w:start="0" w:end="0"/>
+        <w:jc w:val="start"/>
+        <w:rPr>
+          <w:rFonts w:ascii="Courier New" w:hAnsi="Courier New" w:eastAsia="NSimSun" w:cs="Arial"/>
+          <w:b/>
+          <w:bCs/>
+          <w:color w:val="000000"/>
+          <w:kern w:val="2"/>
+          <w:sz w:val="16"/>
+          <w:szCs w:val="16"/>
+          <w:lang w:val="es-MX" w:eastAsia="zh-CN" w:bidi="hi-IN"/>
+        </w:rPr>
+      </w:pPr>
+      <w:r>
+        <w:rPr>
+          <w:rFonts w:eastAsia="NSimSun" w:cs="Arial" w:ascii="Courier New" w:hAnsi="Courier New"/>
+          <w:b/>
+          <w:bCs/>
+          <w:color w:val="000000"/>
+          <w:kern w:val="2"/>
+          <w:sz w:val="16"/>
+          <w:szCs w:val="16"/>
+          <w:lang w:val="es-MX" w:eastAsia="zh-CN" w:bidi="hi-IN"/>
+        </w:rPr>
+        <w:t xml:space="preserve">      </w:t>
+      </w:r>
+      <w:r>
+        <w:rPr>
+          <w:rFonts w:eastAsia="NSimSun" w:cs="Arial" w:ascii="Courier New" w:hAnsi="Courier New"/>
+          <w:b/>
+          <w:bCs/>
+          <w:color w:val="000000"/>
+          <w:kern w:val="2"/>
+          <w:sz w:val="16"/>
+          <w:szCs w:val="16"/>
+          <w:lang w:val="es-MX" w:eastAsia="zh-CN" w:bidi="hi-IN"/>
+        </w:rPr>
+        <w:t>"termsAndConditions": {</w:t>
+      </w:r>
+    </w:p>
+    <w:p>
+      <w:pPr>
+        <w:pStyle w:val="BodyText"/>
+        <w:widowControl/>
+        <w:suppressAutoHyphens w:val="true"/>
+        <w:overflowPunct w:val="false"/>
+        <w:bidi w:val="0"/>
+        <w:spacing w:lineRule="exact" w:line="198" w:before="0" w:after="0"/>
+        <w:ind w:hanging="0" w:start="0" w:end="0"/>
+        <w:jc w:val="start"/>
+        <w:rPr>
+          <w:rFonts w:ascii="Courier New" w:hAnsi="Courier New" w:eastAsia="NSimSun" w:cs="Arial"/>
+          <w:b/>
+          <w:bCs/>
+          <w:color w:val="000000"/>
+          <w:kern w:val="2"/>
+          <w:sz w:val="16"/>
+          <w:szCs w:val="16"/>
+          <w:lang w:val="es-MX" w:eastAsia="zh-CN" w:bidi="hi-IN"/>
+        </w:rPr>
+      </w:pPr>
+      <w:r>
+        <w:rPr>
+          <w:rFonts w:eastAsia="NSimSun" w:cs="Arial" w:ascii="Courier New" w:hAnsi="Courier New"/>
+          <w:b/>
+          <w:bCs/>
+          <w:color w:val="000000"/>
+          <w:kern w:val="2"/>
+          <w:sz w:val="16"/>
+          <w:szCs w:val="16"/>
+          <w:lang w:val="es-MX" w:eastAsia="zh-CN" w:bidi="hi-IN"/>
+        </w:rPr>
+        <w:t xml:space="preserve">         </w:t>
+      </w:r>
+      <w:r>
+        <w:rPr>
+          <w:rFonts w:eastAsia="NSimSun" w:cs="Arial" w:ascii="Courier New" w:hAnsi="Courier New"/>
+          <w:b/>
+          <w:bCs/>
+          <w:color w:val="000000"/>
+          <w:kern w:val="2"/>
+          <w:sz w:val="16"/>
+          <w:szCs w:val="16"/>
+          <w:lang w:val="es-MX" w:eastAsia="zh-CN" w:bidi="hi-IN"/>
+        </w:rPr>
+        <w:t>"assetId": "TNC-HCE-MX-2024-05",</w:t>
+      </w:r>
+    </w:p>
+    <w:p>
+      <w:pPr>
+        <w:pStyle w:val="BodyText"/>
+        <w:widowControl/>
+        <w:suppressAutoHyphens w:val="true"/>
+        <w:overflowPunct w:val="false"/>
+        <w:bidi w:val="0"/>
+        <w:spacing w:lineRule="exact" w:line="198" w:before="0" w:after="0"/>
+        <w:ind w:hanging="0" w:start="0" w:end="0"/>
+        <w:jc w:val="start"/>
+        <w:rPr>
+          <w:rFonts w:ascii="Courier New" w:hAnsi="Courier New" w:eastAsia="NSimSun" w:cs="Arial"/>
+          <w:b/>
+          <w:bCs/>
+          <w:color w:val="000000"/>
+          <w:kern w:val="2"/>
+          <w:sz w:val="16"/>
+          <w:szCs w:val="16"/>
+          <w:lang w:val="es-MX" w:eastAsia="zh-CN" w:bidi="hi-IN"/>
+        </w:rPr>
+      </w:pPr>
+      <w:r>
+        <w:rPr>
+          <w:rFonts w:eastAsia="NSimSun" w:cs="Arial" w:ascii="Courier New" w:hAnsi="Courier New"/>
+          <w:b/>
+          <w:bCs/>
+          <w:color w:val="000000"/>
+          <w:kern w:val="2"/>
+          <w:sz w:val="16"/>
+          <w:szCs w:val="16"/>
+          <w:lang w:val="es-MX" w:eastAsia="zh-CN" w:bidi="hi-IN"/>
+        </w:rPr>
+        <w:t xml:space="preserve">         </w:t>
+      </w:r>
+      <w:r>
+        <w:rPr>
+          <w:rFonts w:eastAsia="NSimSun" w:cs="Arial" w:ascii="Courier New" w:hAnsi="Courier New"/>
+          <w:b/>
+          <w:bCs/>
+          <w:color w:val="000000"/>
+          <w:kern w:val="2"/>
+          <w:sz w:val="16"/>
+          <w:szCs w:val="16"/>
+          <w:lang w:val="es-MX" w:eastAsia="zh-CN" w:bidi="hi-IN"/>
+        </w:rPr>
+        <w:t>"acceptedDateTime": "2019-08-24T14:15:22Z"</w:t>
+      </w:r>
+    </w:p>
+    <w:p>
+      <w:pPr>
+        <w:pStyle w:val="BodyText"/>
+        <w:widowControl/>
+        <w:suppressAutoHyphens w:val="true"/>
+        <w:overflowPunct w:val="false"/>
+        <w:bidi w:val="0"/>
+        <w:spacing w:lineRule="exact" w:line="198" w:before="0" w:after="0"/>
+        <w:ind w:hanging="0" w:start="0" w:end="0"/>
+        <w:jc w:val="start"/>
+        <w:rPr>
+          <w:rFonts w:ascii="Courier New" w:hAnsi="Courier New" w:eastAsia="NSimSun" w:cs="Arial"/>
+          <w:b/>
+          <w:bCs/>
+          <w:color w:val="000000"/>
+          <w:kern w:val="2"/>
+          <w:sz w:val="16"/>
+          <w:szCs w:val="16"/>
+          <w:lang w:val="es-MX" w:eastAsia="zh-CN" w:bidi="hi-IN"/>
+        </w:rPr>
+      </w:pPr>
+      <w:r>
+        <w:rPr>
+          <w:rFonts w:eastAsia="NSimSun" w:cs="Arial" w:ascii="Courier New" w:hAnsi="Courier New"/>
+          <w:b/>
+          <w:bCs/>
+          <w:color w:val="000000"/>
+          <w:kern w:val="2"/>
+          <w:sz w:val="16"/>
+          <w:szCs w:val="16"/>
+          <w:lang w:val="es-MX" w:eastAsia="zh-CN" w:bidi="hi-IN"/>
+        </w:rPr>
+        <w:t xml:space="preserve">      </w:t>
+      </w:r>
+      <w:r>
+        <w:rPr>
+          <w:rFonts w:eastAsia="NSimSun" w:cs="Arial" w:ascii="Courier New" w:hAnsi="Courier New"/>
+          <w:b/>
+          <w:bCs/>
+          <w:color w:val="000000"/>
+          <w:kern w:val="2"/>
+          <w:sz w:val="16"/>
+          <w:szCs w:val="16"/>
+          <w:lang w:val="es-MX" w:eastAsia="zh-CN" w:bidi="hi-IN"/>
+        </w:rPr>
+        <w:t>},</w:t>
+      </w:r>
+    </w:p>
+    <w:p>
+      <w:pPr>
+        <w:pStyle w:val="BodyText"/>
+        <w:widowControl/>
+        <w:suppressAutoHyphens w:val="true"/>
+        <w:overflowPunct w:val="false"/>
+        <w:bidi w:val="0"/>
+        <w:spacing w:lineRule="exact" w:line="198" w:before="0" w:after="0"/>
+        <w:ind w:hanging="0" w:start="0" w:end="0"/>
+        <w:jc w:val="start"/>
+        <w:rPr>
+          <w:rFonts w:ascii="Courier New" w:hAnsi="Courier New" w:eastAsia="NSimSun" w:cs="Arial"/>
+          <w:b/>
+          <w:bCs/>
+          <w:color w:val="000000"/>
+          <w:kern w:val="2"/>
+          <w:sz w:val="16"/>
+          <w:szCs w:val="16"/>
+          <w:lang w:val="es-MX" w:eastAsia="zh-CN" w:bidi="hi-IN"/>
+        </w:rPr>
+      </w:pPr>
+      <w:r>
+        <w:rPr>
+          <w:rFonts w:eastAsia="NSimSun" w:cs="Arial" w:ascii="Courier New" w:hAnsi="Courier New"/>
+          <w:b/>
+          <w:bCs/>
+          <w:color w:val="000000"/>
+          <w:kern w:val="2"/>
+          <w:sz w:val="16"/>
+          <w:szCs w:val="16"/>
+          <w:lang w:val="es-MX" w:eastAsia="zh-CN" w:bidi="hi-IN"/>
+        </w:rPr>
+        <w:t xml:space="preserve">      </w:t>
+      </w:r>
+      <w:r>
+        <w:rPr>
+          <w:rFonts w:eastAsia="NSimSun" w:cs="Arial" w:ascii="Courier New" w:hAnsi="Courier New"/>
+          <w:b/>
+          <w:bCs/>
+          <w:color w:val="000000"/>
+          <w:kern w:val="2"/>
+          <w:sz w:val="16"/>
+          <w:szCs w:val="16"/>
+          <w:lang w:val="es-MX" w:eastAsia="zh-CN" w:bidi="hi-IN"/>
+        </w:rPr>
+        <w:t>"token": {</w:t>
+      </w:r>
+    </w:p>
+    <w:p>
+      <w:pPr>
+        <w:pStyle w:val="BodyText"/>
+        <w:widowControl/>
+        <w:suppressAutoHyphens w:val="true"/>
+        <w:overflowPunct w:val="false"/>
+        <w:bidi w:val="0"/>
+        <w:spacing w:lineRule="exact" w:line="198" w:before="0" w:after="0"/>
+        <w:ind w:hanging="0" w:start="0" w:end="0"/>
+        <w:jc w:val="start"/>
+        <w:rPr>
+          <w:rFonts w:ascii="Courier New" w:hAnsi="Courier New" w:eastAsia="NSimSun" w:cs="Arial"/>
+          <w:b/>
+          <w:bCs/>
+          <w:color w:val="000000"/>
+          <w:kern w:val="2"/>
+          <w:sz w:val="16"/>
+          <w:szCs w:val="16"/>
+          <w:lang w:val="es-MX" w:eastAsia="zh-CN" w:bidi="hi-IN"/>
+        </w:rPr>
+      </w:pPr>
+      <w:r>
+        <w:rPr>
+          <w:rFonts w:eastAsia="NSimSun" w:cs="Arial" w:ascii="Courier New" w:hAnsi="Courier New"/>
+          <w:b/>
+          <w:bCs/>
+          <w:color w:val="000000"/>
+          <w:kern w:val="2"/>
+          <w:sz w:val="16"/>
+          <w:szCs w:val="16"/>
+          <w:lang w:val="es-MX" w:eastAsia="zh-CN" w:bidi="hi-IN"/>
+        </w:rPr>
+        <w:t xml:space="preserve">         </w:t>
+      </w:r>
+      <w:r>
+        <w:rPr>
+          <w:rFonts w:eastAsia="NSimSun" w:cs="Arial" w:ascii="Courier New" w:hAnsi="Courier New"/>
+          <w:b/>
+          <w:bCs/>
+          <w:color w:val="000000"/>
+          <w:kern w:val="2"/>
+          <w:sz w:val="16"/>
+          <w:szCs w:val="16"/>
+          <w:lang w:val="es-MX" w:eastAsia="zh-CN" w:bidi="hi-IN"/>
+        </w:rPr>
+        <w:t>"activeTokenCount": "string",</w:t>
+      </w:r>
+    </w:p>
+    <w:p>
+      <w:pPr>
+        <w:pStyle w:val="BodyText"/>
+        <w:widowControl/>
+        <w:suppressAutoHyphens w:val="true"/>
+        <w:overflowPunct w:val="false"/>
+        <w:bidi w:val="0"/>
+        <w:spacing w:lineRule="exact" w:line="198" w:before="0" w:after="0"/>
+        <w:ind w:hanging="0" w:start="0" w:end="0"/>
+        <w:jc w:val="start"/>
+        <w:rPr>
+          <w:rFonts w:ascii="Courier New" w:hAnsi="Courier New" w:eastAsia="NSimSun" w:cs="Arial"/>
+          <w:b/>
+          <w:bCs/>
+          <w:color w:val="000000"/>
+          <w:kern w:val="2"/>
+          <w:sz w:val="16"/>
+          <w:szCs w:val="16"/>
+          <w:lang w:val="es-MX" w:eastAsia="zh-CN" w:bidi="hi-IN"/>
+        </w:rPr>
+      </w:pPr>
+      <w:r>
+        <w:rPr>
+          <w:rFonts w:eastAsia="NSimSun" w:cs="Arial" w:ascii="Courier New" w:hAnsi="Courier New"/>
+          <w:b/>
+          <w:bCs/>
+          <w:color w:val="000000"/>
+          <w:kern w:val="2"/>
+          <w:sz w:val="16"/>
+          <w:szCs w:val="16"/>
+          <w:lang w:val="es-MX" w:eastAsia="zh-CN" w:bidi="hi-IN"/>
+        </w:rPr>
+        <w:t xml:space="preserve">         </w:t>
+      </w:r>
+      <w:r>
+        <w:rPr>
+          <w:rFonts w:eastAsia="NSimSun" w:cs="Arial" w:ascii="Courier New" w:hAnsi="Courier New"/>
+          <w:b/>
+          <w:bCs/>
+          <w:color w:val="000000"/>
+          <w:kern w:val="2"/>
+          <w:sz w:val="16"/>
+          <w:szCs w:val="16"/>
+          <w:lang w:val="es-MX" w:eastAsia="zh-CN" w:bidi="hi-IN"/>
+        </w:rPr>
+        <w:t>"dataValidDateTime": "2019-08-24T14:15:22Z",</w:t>
+      </w:r>
+    </w:p>
+    <w:p>
+      <w:pPr>
+        <w:pStyle w:val="BodyText"/>
+        <w:widowControl/>
+        <w:suppressAutoHyphens w:val="true"/>
+        <w:overflowPunct w:val="false"/>
+        <w:bidi w:val="0"/>
+        <w:spacing w:lineRule="exact" w:line="198" w:before="0" w:after="0"/>
+        <w:ind w:hanging="0" w:start="0" w:end="0"/>
+        <w:jc w:val="start"/>
+        <w:rPr>
+          <w:rFonts w:ascii="Courier New" w:hAnsi="Courier New" w:eastAsia="NSimSun" w:cs="Arial"/>
+          <w:b/>
+          <w:bCs/>
+          <w:color w:val="000000"/>
+          <w:kern w:val="2"/>
+          <w:sz w:val="16"/>
+          <w:szCs w:val="16"/>
+          <w:lang w:val="es-MX" w:eastAsia="zh-CN" w:bidi="hi-IN"/>
+        </w:rPr>
+      </w:pPr>
+      <w:r>
+        <w:rPr>
+          <w:rFonts w:eastAsia="NSimSun" w:cs="Arial" w:ascii="Courier New" w:hAnsi="Courier New"/>
+          <w:b/>
+          <w:bCs/>
+          <w:color w:val="000000"/>
+          <w:kern w:val="2"/>
+          <w:sz w:val="16"/>
+          <w:szCs w:val="16"/>
+          <w:lang w:val="es-MX" w:eastAsia="zh-CN" w:bidi="hi-IN"/>
+        </w:rPr>
+        <w:t xml:space="preserve">         </w:t>
+      </w:r>
+      <w:r>
+        <w:rPr>
+          <w:rFonts w:eastAsia="NSimSun" w:cs="Arial" w:ascii="Courier New" w:hAnsi="Courier New"/>
+          <w:b/>
+          <w:bCs/>
+          <w:color w:val="000000"/>
+          <w:kern w:val="2"/>
+          <w:sz w:val="16"/>
+          <w:szCs w:val="16"/>
+          <w:lang w:val="es-MX" w:eastAsia="zh-CN" w:bidi="hi-IN"/>
+        </w:rPr>
+        <w:t>"tokenAuthorization": {</w:t>
+      </w:r>
+    </w:p>
+    <w:p>
+      <w:pPr>
+        <w:pStyle w:val="BodyText"/>
+        <w:widowControl/>
+        <w:suppressAutoHyphens w:val="true"/>
+        <w:overflowPunct w:val="false"/>
+        <w:bidi w:val="0"/>
+        <w:spacing w:lineRule="exact" w:line="198" w:before="0" w:after="0"/>
+        <w:ind w:hanging="0" w:start="0" w:end="0"/>
+        <w:jc w:val="start"/>
+        <w:rPr>
+          <w:rFonts w:ascii="Courier New" w:hAnsi="Courier New" w:eastAsia="NSimSun" w:cs="Arial"/>
+          <w:b/>
+          <w:bCs/>
+          <w:color w:val="000000"/>
+          <w:kern w:val="2"/>
+          <w:sz w:val="16"/>
+          <w:szCs w:val="16"/>
+          <w:lang w:val="es-MX" w:eastAsia="zh-CN" w:bidi="hi-IN"/>
+        </w:rPr>
+      </w:pPr>
+      <w:r>
+        <w:rPr>
+          <w:rFonts w:eastAsia="NSimSun" w:cs="Arial" w:ascii="Courier New" w:hAnsi="Courier New"/>
+          <w:b/>
+          <w:bCs/>
+          <w:color w:val="000000"/>
+          <w:kern w:val="2"/>
+          <w:sz w:val="16"/>
+          <w:szCs w:val="16"/>
+          <w:lang w:val="es-MX" w:eastAsia="zh-CN" w:bidi="hi-IN"/>
+        </w:rPr>
+        <w:t xml:space="preserve">            </w:t>
+      </w:r>
+      <w:r>
+        <w:rPr>
+          <w:rFonts w:eastAsia="NSimSun" w:cs="Arial" w:ascii="Courier New" w:hAnsi="Courier New"/>
+          <w:b/>
+          <w:bCs/>
+          <w:color w:val="000000"/>
+          <w:kern w:val="2"/>
+          <w:sz w:val="16"/>
+          <w:szCs w:val="16"/>
+          <w:lang w:val="es-MX" w:eastAsia="zh-CN" w:bidi="hi-IN"/>
+        </w:rPr>
+        <w:t>"activationAttempts": 9,</w:t>
+      </w:r>
+    </w:p>
+    <w:p>
+      <w:pPr>
+        <w:pStyle w:val="BodyText"/>
+        <w:widowControl/>
+        <w:suppressAutoHyphens w:val="true"/>
+        <w:overflowPunct w:val="false"/>
+        <w:bidi w:val="0"/>
+        <w:spacing w:lineRule="exact" w:line="198" w:before="0" w:after="0"/>
+        <w:ind w:hanging="0" w:start="0" w:end="0"/>
+        <w:jc w:val="start"/>
+        <w:rPr>
+          <w:rFonts w:ascii="Courier New" w:hAnsi="Courier New" w:eastAsia="NSimSun" w:cs="Arial"/>
+          <w:b/>
+          <w:bCs/>
+          <w:color w:val="000000"/>
+          <w:kern w:val="2"/>
+          <w:sz w:val="16"/>
+          <w:szCs w:val="16"/>
+          <w:lang w:val="es-MX" w:eastAsia="zh-CN" w:bidi="hi-IN"/>
+        </w:rPr>
+      </w:pPr>
+      <w:r>
+        <w:rPr>
+          <w:rFonts w:eastAsia="NSimSun" w:cs="Arial" w:ascii="Courier New" w:hAnsi="Courier New"/>
+          <w:b/>
+          <w:bCs/>
+          <w:color w:val="000000"/>
+          <w:kern w:val="2"/>
+          <w:sz w:val="16"/>
+          <w:szCs w:val="16"/>
+          <w:lang w:val="es-MX" w:eastAsia="zh-CN" w:bidi="hi-IN"/>
+        </w:rPr>
+        <w:t xml:space="preserve">            </w:t>
+      </w:r>
+      <w:r>
+        <w:rPr>
+          <w:rFonts w:eastAsia="NSimSun" w:cs="Arial" w:ascii="Courier New" w:hAnsi="Courier New"/>
+          <w:b/>
+          <w:bCs/>
+          <w:color w:val="000000"/>
+          <w:kern w:val="2"/>
+          <w:sz w:val="16"/>
+          <w:szCs w:val="16"/>
+          <w:lang w:val="es-MX" w:eastAsia="zh-CN" w:bidi="hi-IN"/>
+        </w:rPr>
+        <w:t>"decision": "APPROVED",</w:t>
+      </w:r>
+    </w:p>
+    <w:p>
+      <w:pPr>
+        <w:pStyle w:val="BodyText"/>
+        <w:widowControl/>
+        <w:suppressAutoHyphens w:val="true"/>
+        <w:overflowPunct w:val="false"/>
+        <w:bidi w:val="0"/>
+        <w:spacing w:lineRule="exact" w:line="198" w:before="0" w:after="0"/>
+        <w:ind w:hanging="0" w:start="0" w:end="0"/>
+        <w:jc w:val="start"/>
+        <w:rPr>
+          <w:rFonts w:ascii="Courier New" w:hAnsi="Courier New" w:eastAsia="NSimSun" w:cs="Arial"/>
+          <w:b/>
+          <w:bCs/>
+          <w:color w:val="000000"/>
+          <w:kern w:val="2"/>
+          <w:sz w:val="16"/>
+          <w:szCs w:val="16"/>
+          <w:lang w:val="es-MX" w:eastAsia="zh-CN" w:bidi="hi-IN"/>
+        </w:rPr>
+      </w:pPr>
+      <w:r>
+        <w:rPr>
+          <w:rFonts w:eastAsia="NSimSun" w:cs="Arial" w:ascii="Courier New" w:hAnsi="Courier New"/>
+          <w:b/>
+          <w:bCs/>
+          <w:color w:val="000000"/>
+          <w:kern w:val="2"/>
+          <w:sz w:val="16"/>
+          <w:szCs w:val="16"/>
+          <w:lang w:val="es-MX" w:eastAsia="zh-CN" w:bidi="hi-IN"/>
+        </w:rPr>
+        <w:t xml:space="preserve">            </w:t>
+      </w:r>
+      <w:r>
+        <w:rPr>
+          <w:rFonts w:eastAsia="NSimSun" w:cs="Arial" w:ascii="Courier New" w:hAnsi="Courier New"/>
+          <w:b/>
+          <w:bCs/>
+          <w:color w:val="000000"/>
+          <w:kern w:val="2"/>
+          <w:sz w:val="16"/>
+          <w:szCs w:val="16"/>
+          <w:lang w:val="es-MX" w:eastAsia="zh-CN" w:bidi="hi-IN"/>
+        </w:rPr>
+        <w:t>"decisionMadeBy": "ELIGIBILITY_REQUEST",</w:t>
+      </w:r>
+    </w:p>
+    <w:p>
+      <w:pPr>
+        <w:pStyle w:val="BodyText"/>
+        <w:widowControl/>
+        <w:suppressAutoHyphens w:val="true"/>
+        <w:overflowPunct w:val="false"/>
+        <w:bidi w:val="0"/>
+        <w:spacing w:lineRule="exact" w:line="198" w:before="0" w:after="0"/>
+        <w:ind w:hanging="0" w:start="0" w:end="0"/>
+        <w:jc w:val="start"/>
+        <w:rPr>
+          <w:rFonts w:ascii="Courier New" w:hAnsi="Courier New" w:eastAsia="NSimSun" w:cs="Arial"/>
+          <w:b/>
+          <w:bCs/>
+          <w:color w:val="000000"/>
+          <w:kern w:val="2"/>
+          <w:sz w:val="16"/>
+          <w:szCs w:val="16"/>
+          <w:lang w:val="es-MX" w:eastAsia="zh-CN" w:bidi="hi-IN"/>
+        </w:rPr>
+      </w:pPr>
+      <w:r>
+        <w:rPr>
+          <w:rFonts w:eastAsia="NSimSun" w:cs="Arial" w:ascii="Courier New" w:hAnsi="Courier New"/>
+          <w:b/>
+          <w:bCs/>
+          <w:color w:val="000000"/>
+          <w:kern w:val="2"/>
+          <w:sz w:val="16"/>
+          <w:szCs w:val="16"/>
+          <w:lang w:val="es-MX" w:eastAsia="zh-CN" w:bidi="hi-IN"/>
+        </w:rPr>
+        <w:t xml:space="preserve">            </w:t>
+      </w:r>
+      <w:r>
+        <w:rPr>
+          <w:rFonts w:eastAsia="NSimSun" w:cs="Arial" w:ascii="Courier New" w:hAnsi="Courier New"/>
+          <w:b/>
+          <w:bCs/>
+          <w:color w:val="000000"/>
+          <w:kern w:val="2"/>
+          <w:sz w:val="16"/>
+          <w:szCs w:val="16"/>
+          <w:lang w:val="es-MX" w:eastAsia="zh-CN" w:bidi="hi-IN"/>
+        </w:rPr>
+        <w:t>"tokenAssuranceLevel": "01"</w:t>
+      </w:r>
+    </w:p>
+    <w:p>
+      <w:pPr>
+        <w:pStyle w:val="BodyText"/>
+        <w:widowControl/>
+        <w:suppressAutoHyphens w:val="true"/>
+        <w:overflowPunct w:val="false"/>
+        <w:bidi w:val="0"/>
+        <w:spacing w:lineRule="exact" w:line="198" w:before="0" w:after="0"/>
+        <w:ind w:hanging="0" w:start="0" w:end="0"/>
+        <w:jc w:val="start"/>
+        <w:rPr>
+          <w:rFonts w:ascii="Courier New" w:hAnsi="Courier New" w:eastAsia="NSimSun" w:cs="Arial"/>
+          <w:b/>
+          <w:bCs/>
+          <w:color w:val="000000"/>
+          <w:kern w:val="2"/>
+          <w:sz w:val="16"/>
+          <w:szCs w:val="16"/>
+          <w:lang w:val="es-MX" w:eastAsia="zh-CN" w:bidi="hi-IN"/>
+        </w:rPr>
+      </w:pPr>
+      <w:r>
+        <w:rPr>
+          <w:rFonts w:eastAsia="NSimSun" w:cs="Arial" w:ascii="Courier New" w:hAnsi="Courier New"/>
+          <w:b/>
+          <w:bCs/>
+          <w:color w:val="000000"/>
+          <w:kern w:val="2"/>
+          <w:sz w:val="16"/>
+          <w:szCs w:val="16"/>
+          <w:lang w:val="es-MX" w:eastAsia="zh-CN" w:bidi="hi-IN"/>
+        </w:rPr>
+        <w:t xml:space="preserve">         </w:t>
+      </w:r>
+      <w:r>
+        <w:rPr>
+          <w:rFonts w:eastAsia="NSimSun" w:cs="Arial" w:ascii="Courier New" w:hAnsi="Courier New"/>
+          <w:b/>
+          <w:bCs/>
+          <w:color w:val="000000"/>
+          <w:kern w:val="2"/>
+          <w:sz w:val="16"/>
+          <w:szCs w:val="16"/>
+          <w:lang w:val="es-MX" w:eastAsia="zh-CN" w:bidi="hi-IN"/>
+        </w:rPr>
+        <w:t>},</w:t>
+      </w:r>
+    </w:p>
+    <w:p>
+      <w:pPr>
+        <w:pStyle w:val="BodyText"/>
+        <w:widowControl/>
+        <w:suppressAutoHyphens w:val="true"/>
+        <w:overflowPunct w:val="false"/>
+        <w:bidi w:val="0"/>
+        <w:spacing w:lineRule="exact" w:line="198" w:before="0" w:after="0"/>
+        <w:ind w:hanging="0" w:start="0" w:end="0"/>
+        <w:jc w:val="start"/>
+        <w:rPr>
+          <w:rFonts w:ascii="Courier New" w:hAnsi="Courier New" w:eastAsia="NSimSun" w:cs="Arial"/>
+          <w:b/>
+          <w:bCs/>
+          <w:color w:val="000000"/>
+          <w:kern w:val="2"/>
+          <w:sz w:val="16"/>
+          <w:szCs w:val="16"/>
+          <w:lang w:val="es-MX" w:eastAsia="zh-CN" w:bidi="hi-IN"/>
+        </w:rPr>
+      </w:pPr>
+      <w:r>
+        <w:rPr>
+          <w:rFonts w:eastAsia="NSimSun" w:cs="Arial" w:ascii="Courier New" w:hAnsi="Courier New"/>
+          <w:b/>
+          <w:bCs/>
+          <w:color w:val="000000"/>
+          <w:kern w:val="2"/>
+          <w:sz w:val="16"/>
+          <w:szCs w:val="16"/>
+          <w:lang w:val="es-MX" w:eastAsia="zh-CN" w:bidi="hi-IN"/>
+        </w:rPr>
+        <w:t xml:space="preserve">         </w:t>
+      </w:r>
+      <w:r>
+        <w:rPr>
+          <w:rFonts w:eastAsia="NSimSun" w:cs="Arial" w:ascii="Courier New" w:hAnsi="Courier New"/>
+          <w:b/>
+          <w:bCs/>
+          <w:color w:val="000000"/>
+          <w:kern w:val="2"/>
+          <w:sz w:val="16"/>
+          <w:szCs w:val="16"/>
+          <w:lang w:val="es-MX" w:eastAsia="zh-CN" w:bidi="hi-IN"/>
+        </w:rPr>
+        <w:t>"tokenReferenceId": "TRID-1f0a0d42-3c1d-4a58-a4af-11304b0a9cde",</w:t>
+      </w:r>
+    </w:p>
+    <w:p>
+      <w:pPr>
+        <w:pStyle w:val="BodyText"/>
+        <w:widowControl/>
+        <w:suppressAutoHyphens w:val="true"/>
+        <w:overflowPunct w:val="false"/>
+        <w:bidi w:val="0"/>
+        <w:spacing w:lineRule="exact" w:line="198" w:before="0" w:after="0"/>
+        <w:ind w:hanging="0" w:start="0" w:end="0"/>
+        <w:jc w:val="start"/>
+        <w:rPr>
+          <w:rFonts w:ascii="Courier New" w:hAnsi="Courier New" w:eastAsia="NSimSun" w:cs="Arial"/>
+          <w:b/>
+          <w:bCs/>
+          <w:color w:val="000000"/>
+          <w:kern w:val="2"/>
+          <w:sz w:val="16"/>
+          <w:szCs w:val="16"/>
+          <w:lang w:val="es-MX" w:eastAsia="zh-CN" w:bidi="hi-IN"/>
+        </w:rPr>
+      </w:pPr>
+      <w:r>
+        <w:rPr>
+          <w:rFonts w:eastAsia="NSimSun" w:cs="Arial" w:ascii="Courier New" w:hAnsi="Courier New"/>
+          <w:b/>
+          <w:bCs/>
+          <w:color w:val="000000"/>
+          <w:kern w:val="2"/>
+          <w:sz w:val="16"/>
+          <w:szCs w:val="16"/>
+          <w:lang w:val="es-MX" w:eastAsia="zh-CN" w:bidi="hi-IN"/>
+        </w:rPr>
+        <w:t xml:space="preserve">         </w:t>
+      </w:r>
+      <w:r>
+        <w:rPr>
+          <w:rFonts w:eastAsia="NSimSun" w:cs="Arial" w:ascii="Courier New" w:hAnsi="Courier New"/>
+          <w:b/>
+          <w:bCs/>
+          <w:color w:val="000000"/>
+          <w:kern w:val="2"/>
+          <w:sz w:val="16"/>
+          <w:szCs w:val="16"/>
+          <w:lang w:val="es-MX" w:eastAsia="zh-CN" w:bidi="hi-IN"/>
+        </w:rPr>
+        <w:t>"tokenRequestor": {</w:t>
+      </w:r>
+    </w:p>
+    <w:p>
+      <w:pPr>
+        <w:pStyle w:val="BodyText"/>
+        <w:widowControl/>
+        <w:suppressAutoHyphens w:val="true"/>
+        <w:overflowPunct w:val="false"/>
+        <w:bidi w:val="0"/>
+        <w:spacing w:lineRule="exact" w:line="198" w:before="0" w:after="0"/>
+        <w:ind w:hanging="0" w:start="0" w:end="0"/>
+        <w:jc w:val="start"/>
+        <w:rPr>
+          <w:rFonts w:ascii="Courier New" w:hAnsi="Courier New" w:eastAsia="NSimSun" w:cs="Arial"/>
+          <w:b/>
+          <w:bCs/>
+          <w:color w:val="000000"/>
+          <w:kern w:val="2"/>
+          <w:sz w:val="16"/>
+          <w:szCs w:val="16"/>
+          <w:lang w:val="es-MX" w:eastAsia="zh-CN" w:bidi="hi-IN"/>
+        </w:rPr>
+      </w:pPr>
+      <w:r>
+        <w:rPr>
+          <w:rFonts w:eastAsia="NSimSun" w:cs="Arial" w:ascii="Courier New" w:hAnsi="Courier New"/>
+          <w:b/>
+          <w:bCs/>
+          <w:color w:val="000000"/>
+          <w:kern w:val="2"/>
+          <w:sz w:val="16"/>
+          <w:szCs w:val="16"/>
+          <w:lang w:val="es-MX" w:eastAsia="zh-CN" w:bidi="hi-IN"/>
+        </w:rPr>
+        <w:t xml:space="preserve">            </w:t>
+      </w:r>
+      <w:r>
+        <w:rPr>
+          <w:rFonts w:eastAsia="NSimSun" w:cs="Arial" w:ascii="Courier New" w:hAnsi="Courier New"/>
+          <w:b/>
+          <w:bCs/>
+          <w:color w:val="000000"/>
+          <w:kern w:val="2"/>
+          <w:sz w:val="16"/>
+          <w:szCs w:val="16"/>
+          <w:lang w:val="es-MX" w:eastAsia="zh-CN" w:bidi="hi-IN"/>
+        </w:rPr>
+        <w:t>"tokenRequestorId": "A1B2C3D4E5F"</w:t>
+      </w:r>
+    </w:p>
+    <w:p>
+      <w:pPr>
+        <w:pStyle w:val="BodyText"/>
+        <w:widowControl/>
+        <w:suppressAutoHyphens w:val="true"/>
+        <w:overflowPunct w:val="false"/>
+        <w:bidi w:val="0"/>
+        <w:spacing w:lineRule="exact" w:line="198" w:before="0" w:after="0"/>
+        <w:ind w:hanging="0" w:start="0" w:end="0"/>
+        <w:jc w:val="start"/>
+        <w:rPr>
+          <w:rFonts w:ascii="Courier New" w:hAnsi="Courier New" w:eastAsia="NSimSun" w:cs="Arial"/>
+          <w:b/>
+          <w:bCs/>
+          <w:color w:val="000000"/>
+          <w:kern w:val="2"/>
+          <w:sz w:val="16"/>
+          <w:szCs w:val="16"/>
+          <w:lang w:val="es-MX" w:eastAsia="zh-CN" w:bidi="hi-IN"/>
+        </w:rPr>
+      </w:pPr>
+      <w:r>
+        <w:rPr>
+          <w:rFonts w:eastAsia="NSimSun" w:cs="Arial" w:ascii="Courier New" w:hAnsi="Courier New"/>
+          <w:b/>
+          <w:bCs/>
+          <w:color w:val="000000"/>
+          <w:kern w:val="2"/>
+          <w:sz w:val="16"/>
+          <w:szCs w:val="16"/>
+          <w:lang w:val="es-MX" w:eastAsia="zh-CN" w:bidi="hi-IN"/>
+        </w:rPr>
+        <w:t xml:space="preserve">         </w:t>
+      </w:r>
+      <w:r>
+        <w:rPr>
+          <w:rFonts w:eastAsia="NSimSun" w:cs="Arial" w:ascii="Courier New" w:hAnsi="Courier New"/>
+          <w:b/>
+          <w:bCs/>
+          <w:color w:val="000000"/>
+          <w:kern w:val="2"/>
+          <w:sz w:val="16"/>
+          <w:szCs w:val="16"/>
+          <w:lang w:val="es-MX" w:eastAsia="zh-CN" w:bidi="hi-IN"/>
+        </w:rPr>
+        <w:t>},</w:t>
+      </w:r>
+    </w:p>
+    <w:p>
+      <w:pPr>
+        <w:pStyle w:val="BodyText"/>
+        <w:widowControl/>
+        <w:suppressAutoHyphens w:val="true"/>
+        <w:overflowPunct w:val="false"/>
+        <w:bidi w:val="0"/>
+        <w:spacing w:lineRule="exact" w:line="198" w:before="0" w:after="0"/>
+        <w:ind w:hanging="0" w:start="0" w:end="0"/>
+        <w:jc w:val="start"/>
+        <w:rPr>
+          <w:rFonts w:ascii="Courier New" w:hAnsi="Courier New" w:eastAsia="NSimSun" w:cs="Arial"/>
+          <w:b/>
+          <w:bCs/>
+          <w:color w:val="000000"/>
+          <w:kern w:val="2"/>
+          <w:sz w:val="16"/>
+          <w:szCs w:val="16"/>
+          <w:lang w:val="es-MX" w:eastAsia="zh-CN" w:bidi="hi-IN"/>
+        </w:rPr>
+      </w:pPr>
+      <w:r>
+        <w:rPr>
+          <w:rFonts w:eastAsia="NSimSun" w:cs="Arial" w:ascii="Courier New" w:hAnsi="Courier New"/>
+          <w:b/>
+          <w:bCs/>
+          <w:color w:val="000000"/>
+          <w:kern w:val="2"/>
+          <w:sz w:val="16"/>
+          <w:szCs w:val="16"/>
+          <w:lang w:val="es-MX" w:eastAsia="zh-CN" w:bidi="hi-IN"/>
+        </w:rPr>
+        <w:t xml:space="preserve">         </w:t>
+      </w:r>
+      <w:r>
+        <w:rPr>
+          <w:rFonts w:eastAsia="NSimSun" w:cs="Arial" w:ascii="Courier New" w:hAnsi="Courier New"/>
+          <w:b/>
+          <w:bCs/>
+          <w:color w:val="000000"/>
+          <w:kern w:val="2"/>
+          <w:sz w:val="16"/>
+          <w:szCs w:val="16"/>
+          <w:lang w:val="es-MX" w:eastAsia="zh-CN" w:bidi="hi-IN"/>
+        </w:rPr>
+        <w:t>"tokenStorageLocation": "DEVICE_MEMORY",</w:t>
+      </w:r>
+    </w:p>
+    <w:p>
+      <w:pPr>
+        <w:pStyle w:val="BodyText"/>
+        <w:widowControl/>
+        <w:suppressAutoHyphens w:val="true"/>
+        <w:overflowPunct w:val="false"/>
+        <w:bidi w:val="0"/>
+        <w:spacing w:lineRule="exact" w:line="198" w:before="0" w:after="0"/>
+        <w:ind w:hanging="0" w:start="0" w:end="0"/>
+        <w:jc w:val="start"/>
+        <w:rPr>
+          <w:rFonts w:ascii="Courier New" w:hAnsi="Courier New" w:eastAsia="NSimSun" w:cs="Arial"/>
+          <w:b/>
+          <w:bCs/>
+          <w:color w:val="000000"/>
+          <w:kern w:val="2"/>
+          <w:sz w:val="16"/>
+          <w:szCs w:val="16"/>
+          <w:lang w:val="es-MX" w:eastAsia="zh-CN" w:bidi="hi-IN"/>
+        </w:rPr>
+      </w:pPr>
+      <w:r>
+        <w:rPr>
+          <w:rFonts w:eastAsia="NSimSun" w:cs="Arial" w:ascii="Courier New" w:hAnsi="Courier New"/>
+          <w:b/>
+          <w:bCs/>
+          <w:color w:val="000000"/>
+          <w:kern w:val="2"/>
+          <w:sz w:val="16"/>
+          <w:szCs w:val="16"/>
+          <w:lang w:val="es-MX" w:eastAsia="zh-CN" w:bidi="hi-IN"/>
+        </w:rPr>
+        <w:t xml:space="preserve">         </w:t>
+      </w:r>
+      <w:r>
+        <w:rPr>
+          <w:rFonts w:eastAsia="NSimSun" w:cs="Arial" w:ascii="Courier New" w:hAnsi="Courier New"/>
+          <w:b/>
+          <w:bCs/>
+          <w:color w:val="000000"/>
+          <w:kern w:val="2"/>
+          <w:sz w:val="16"/>
+          <w:szCs w:val="16"/>
+          <w:lang w:val="es-MX" w:eastAsia="zh-CN" w:bidi="hi-IN"/>
+        </w:rPr>
+        <w:t>"tokenServicesRequested": "CARD_DIGITIZATION"</w:t>
+      </w:r>
+    </w:p>
+    <w:p>
+      <w:pPr>
+        <w:pStyle w:val="BodyText"/>
+        <w:widowControl/>
+        <w:suppressAutoHyphens w:val="true"/>
+        <w:overflowPunct w:val="false"/>
+        <w:bidi w:val="0"/>
+        <w:spacing w:lineRule="exact" w:line="198" w:before="0" w:after="0"/>
+        <w:ind w:hanging="0" w:start="0" w:end="0"/>
+        <w:jc w:val="start"/>
+        <w:rPr>
+          <w:rFonts w:ascii="Courier New" w:hAnsi="Courier New" w:eastAsia="NSimSun" w:cs="Arial"/>
+          <w:b/>
+          <w:bCs/>
+          <w:color w:val="000000"/>
+          <w:kern w:val="2"/>
+          <w:sz w:val="16"/>
+          <w:szCs w:val="16"/>
+          <w:lang w:val="es-MX" w:eastAsia="zh-CN" w:bidi="hi-IN"/>
+        </w:rPr>
+      </w:pPr>
+      <w:r>
+        <w:rPr>
+          <w:rFonts w:eastAsia="NSimSun" w:cs="Arial" w:ascii="Courier New" w:hAnsi="Courier New"/>
+          <w:b/>
+          <w:bCs/>
+          <w:color w:val="000000"/>
+          <w:kern w:val="2"/>
+          <w:sz w:val="16"/>
+          <w:szCs w:val="16"/>
+          <w:lang w:val="es-MX" w:eastAsia="zh-CN" w:bidi="hi-IN"/>
+        </w:rPr>
+        <w:t xml:space="preserve">      </w:t>
+      </w:r>
+      <w:r>
+        <w:rPr>
+          <w:rFonts w:eastAsia="NSimSun" w:cs="Arial" w:ascii="Courier New" w:hAnsi="Courier New"/>
+          <w:b/>
+          <w:bCs/>
+          <w:color w:val="000000"/>
+          <w:kern w:val="2"/>
+          <w:sz w:val="16"/>
+          <w:szCs w:val="16"/>
+          <w:lang w:val="es-MX" w:eastAsia="zh-CN" w:bidi="hi-IN"/>
+        </w:rPr>
+        <w:t>}</w:t>
+      </w:r>
+    </w:p>
+    <w:p>
+      <w:pPr>
+        <w:pStyle w:val="BodyText"/>
+        <w:widowControl/>
+        <w:suppressAutoHyphens w:val="true"/>
+        <w:overflowPunct w:val="false"/>
+        <w:bidi w:val="0"/>
+        <w:spacing w:lineRule="exact" w:line="198" w:before="0" w:after="0"/>
+        <w:ind w:hanging="0" w:start="0" w:end="0"/>
+        <w:jc w:val="start"/>
+        <w:rPr>
+          <w:rFonts w:ascii="Courier New" w:hAnsi="Courier New" w:eastAsia="NSimSun" w:cs="Arial"/>
+          <w:b/>
+          <w:bCs/>
+          <w:color w:val="000000"/>
+          <w:kern w:val="2"/>
+          <w:sz w:val="16"/>
+          <w:szCs w:val="16"/>
+          <w:lang w:val="es-MX" w:eastAsia="zh-CN" w:bidi="hi-IN"/>
+        </w:rPr>
+      </w:pPr>
+      <w:r>
+        <w:rPr>
+          <w:rFonts w:eastAsia="NSimSun" w:cs="Arial" w:ascii="Courier New" w:hAnsi="Courier New"/>
+          <w:b/>
+          <w:bCs/>
+          <w:color w:val="000000"/>
+          <w:kern w:val="2"/>
+          <w:sz w:val="16"/>
+          <w:szCs w:val="16"/>
+          <w:lang w:val="es-MX" w:eastAsia="zh-CN" w:bidi="hi-IN"/>
+        </w:rPr>
+        <w:t xml:space="preserve">   </w:t>
+      </w:r>
+      <w:r>
+        <w:rPr>
+          <w:rFonts w:eastAsia="NSimSun" w:cs="Arial" w:ascii="Courier New" w:hAnsi="Courier New"/>
+          <w:b/>
+          <w:bCs/>
+          <w:color w:val="000000"/>
+          <w:kern w:val="2"/>
+          <w:sz w:val="16"/>
+          <w:szCs w:val="16"/>
+          <w:lang w:val="es-MX" w:eastAsia="zh-CN" w:bidi="hi-IN"/>
+        </w:rPr>
+        <w:t>}</w:t>
+      </w:r>
+    </w:p>
+    <w:p>
+      <w:pPr>
+        <w:pStyle w:val="BodyText"/>
+        <w:widowControl/>
+        <w:suppressAutoHyphens w:val="true"/>
+        <w:overflowPunct w:val="false"/>
+        <w:bidi w:val="0"/>
+        <w:spacing w:lineRule="exact" w:line="198" w:before="0" w:after="0"/>
+        <w:ind w:hanging="0" w:start="0" w:end="0"/>
+        <w:jc w:val="start"/>
+        <w:rPr>
+          <w:rFonts w:ascii="Courier New" w:hAnsi="Courier New" w:eastAsia="NSimSun" w:cs="Arial"/>
+          <w:b/>
+          <w:bCs/>
+          <w:color w:val="000000"/>
+          <w:kern w:val="2"/>
+          <w:sz w:val="16"/>
+          <w:szCs w:val="16"/>
+          <w:lang w:val="es-MX" w:eastAsia="zh-CN" w:bidi="hi-IN"/>
+        </w:rPr>
+      </w:pPr>
+      <w:r>
+        <w:rPr>
+          <w:rFonts w:eastAsia="NSimSun" w:cs="Arial" w:ascii="Courier New" w:hAnsi="Courier New"/>
+          <w:b/>
+          <w:bCs/>
+          <w:color w:val="000000"/>
+          <w:kern w:val="2"/>
+          <w:sz w:val="16"/>
+          <w:szCs w:val="16"/>
+          <w:lang w:val="es-MX" w:eastAsia="zh-CN" w:bidi="hi-IN"/>
+        </w:rPr>
+        <w:t>}</w:t>
+      </w:r>
+    </w:p>
+    <w:p>
+      <w:pPr>
+        <w:pStyle w:val="BodyText"/>
+        <w:widowControl/>
+        <w:suppressAutoHyphens w:val="true"/>
+        <w:overflowPunct w:val="false"/>
+        <w:bidi w:val="0"/>
+        <w:spacing w:lineRule="exact" w:line="198" w:before="0" w:after="0"/>
+        <w:ind w:hanging="0" w:start="0" w:end="0"/>
+        <w:jc w:val="start"/>
+        <w:rPr>
           <w:rStyle w:val="Strong"/>
-          <w:rFonts w:ascii="Calibri" w:hAnsi="Calibri"/>
-          <w:b w:val="false"/>
-          <w:bCs w:val="false"/>
-          <w:color w:val="000000"/>
-          <w:sz w:val="20"/>
-          <w:szCs w:val="20"/>
-          <w:shd w:fill="FFFFFE" w:val="clear"/>
-        </w:rPr>
-      </w:pPr>
-      <w:r>
-        <w:rPr>
-          <w:rFonts w:ascii="Calibri" w:hAnsi="Calibri"/>
-          <w:b w:val="false"/>
-          <w:bCs w:val="false"/>
-          <w:color w:val="000000"/>
-          <w:sz w:val="20"/>
-          <w:szCs w:val="20"/>
-          <w:shd w:fill="FFFFFE" w:val="clear"/>
-        </w:rPr>
-      </w:r>
-    </w:p>
-    <w:p>
-      <w:pPr>
-        <w:pStyle w:val="Normal"/>
-        <w:numPr>
-          <w:ilvl w:val="0"/>
-          <w:numId w:val="1"/>
-        </w:numPr>
-        <w:tabs>
-          <w:tab w:val="clear" w:pos="709"/>
-          <w:tab w:val="left" w:pos="0" w:leader="none"/>
-        </w:tabs>
-        <w:ind w:hanging="283" w:start="709" w:end="0"/>
-        <w:jc w:val="both"/>
-        <w:rPr>
-          <w:rFonts w:ascii="Calibri" w:hAnsi="Calibri"/>
-          <w:b/>
-          <w:bCs/>
-          <w:color w:val="0066CC"/>
-          <w:sz w:val="22"/>
-          <w:szCs w:val="22"/>
-          <w:shd w:fill="FFFFFE" w:val="clear"/>
-        </w:rPr>
-      </w:pPr>
-      <w:r>
-        <w:rPr>
-          <w:rFonts w:ascii="Calibri" w:hAnsi="Calibri"/>
-          <w:b/>
-          <w:bCs/>
-          <w:color w:val="0066CC"/>
-          <w:sz w:val="22"/>
-          <w:szCs w:val="22"/>
-          <w:shd w:fill="FFFFFE" w:val="clear"/>
-        </w:rPr>
-        <w:t xml:space="preserve">Para el </w:t>
-      </w:r>
-      <w:r>
-        <w:rPr>
-          <w:rFonts w:ascii="Calibri" w:hAnsi="Calibri"/>
-          <w:b/>
-          <w:bCs/>
-          <w:i/>
-          <w:iCs/>
-          <w:color w:val="0066CC"/>
-          <w:sz w:val="22"/>
-          <w:szCs w:val="22"/>
-          <w:u w:val="single"/>
-          <w:shd w:fill="FFFFFE" w:val="clear"/>
-        </w:rPr>
-        <w:t>RESPONSE:</w:t>
-      </w:r>
-    </w:p>
-    <w:p>
-      <w:pPr>
-        <w:pStyle w:val="Normal"/>
-        <w:numPr>
-          <w:ilvl w:val="6"/>
-          <w:numId w:val="1"/>
-        </w:numPr>
-        <w:tabs>
-          <w:tab w:val="clear" w:pos="709"/>
-          <w:tab w:val="left" w:pos="0" w:leader="none"/>
-        </w:tabs>
-        <w:ind w:hanging="283" w:start="1418"/>
-        <w:jc w:val="both"/>
-        <w:rPr/>
-      </w:pPr>
-      <w:r>
-        <w:rPr>
-          <w:rStyle w:val="Strong"/>
-          <w:rFonts w:ascii="Calibri" w:hAnsi="Calibri"/>
-          <w:b w:val="false"/>
-          <w:bCs w:val="false"/>
-          <w:color w:val="000000"/>
-          <w:sz w:val="20"/>
-          <w:szCs w:val="20"/>
-          <w:shd w:fill="FFFFFE" w:val="clear"/>
-        </w:rPr>
-        <w:t xml:space="preserve">No hay impedimentos ya que para </w:t>
-      </w:r>
-      <w:r>
-        <w:rPr>
-          <w:rStyle w:val="Strong"/>
-          <w:rFonts w:ascii="Calibri" w:hAnsi="Calibri"/>
-          <w:b/>
-          <w:bCs/>
-          <w:color w:val="0066CC"/>
-          <w:sz w:val="20"/>
-          <w:szCs w:val="20"/>
-          <w:shd w:fill="FFFFFE" w:val="clear"/>
-        </w:rPr>
-        <w:t>VISA</w:t>
-      </w:r>
-      <w:r>
-        <w:rPr>
-          <w:rStyle w:val="Strong"/>
-          <w:rFonts w:ascii="Calibri" w:hAnsi="Calibri"/>
-          <w:b w:val="false"/>
-          <w:bCs w:val="false"/>
-          <w:color w:val="000000"/>
-          <w:sz w:val="20"/>
-          <w:szCs w:val="20"/>
-          <w:shd w:fill="FFFFFE" w:val="clear"/>
-        </w:rPr>
-        <w:t xml:space="preserve"> como para </w:t>
-      </w:r>
-      <w:r>
-        <w:rPr>
-          <w:rStyle w:val="Strong"/>
-          <w:rFonts w:ascii="Calibri" w:hAnsi="Calibri"/>
-          <w:b/>
-          <w:bCs/>
-          <w:color w:val="0066CC"/>
-          <w:sz w:val="20"/>
-          <w:szCs w:val="20"/>
-          <w:shd w:fill="FFFFFE" w:val="clear"/>
-        </w:rPr>
-        <w:t>MASTERCARD</w:t>
-      </w:r>
-      <w:r>
-        <w:rPr>
-          <w:rStyle w:val="Strong"/>
-          <w:rFonts w:ascii="Calibri" w:hAnsi="Calibri"/>
-          <w:b w:val="false"/>
-          <w:bCs w:val="false"/>
-          <w:color w:val="000000"/>
-          <w:sz w:val="20"/>
-          <w:szCs w:val="20"/>
-          <w:shd w:fill="FFFFFE" w:val="clear"/>
-        </w:rPr>
-        <w:t xml:space="preserve"> el servicio de fiserv retorna lo mismo</w:t>
-      </w:r>
-    </w:p>
-    <w:p>
-      <w:pPr>
-        <w:pStyle w:val="Normal"/>
-        <w:numPr>
-          <w:ilvl w:val="2"/>
-          <w:numId w:val="1"/>
-        </w:numPr>
-        <w:tabs>
-          <w:tab w:val="clear" w:pos="709"/>
-          <w:tab w:val="left" w:pos="0" w:leader="none"/>
-        </w:tabs>
-        <w:jc w:val="both"/>
-        <w:rPr/>
-      </w:pPr>
-      <w:r>
-        <w:rPr>
-          <w:rStyle w:val="Strong"/>
-          <w:rFonts w:ascii="Calibri" w:hAnsi="Calibri"/>
-          <w:b w:val="false"/>
-          <w:bCs w:val="false"/>
-          <w:color w:val="000000"/>
-          <w:sz w:val="20"/>
-          <w:szCs w:val="20"/>
-          <w:shd w:fill="FFFFFE" w:val="clear"/>
-        </w:rPr>
-        <w:t>{}</w:t>
+          <w:rFonts w:ascii="Courier New" w:hAnsi="Courier New" w:eastAsia="NSimSun" w:cs="Arial"/>
+          <w:b/>
+          <w:bCs/>
+          <w:color w:val="000000"/>
+          <w:kern w:val="2"/>
+          <w:sz w:val="16"/>
+          <w:szCs w:val="16"/>
+          <w:lang w:val="es-MX" w:eastAsia="zh-CN" w:bidi="hi-IN"/>
+        </w:rPr>
+      </w:pPr>
+      <w:r>
+        <w:rPr>
+          <w:rFonts w:eastAsia="NSimSun" w:cs="Arial" w:ascii="Courier New" w:hAnsi="Courier New"/>
+          <w:b/>
+          <w:bCs/>
+          <w:color w:val="000000"/>
+          <w:kern w:val="2"/>
+          <w:sz w:val="16"/>
+          <w:szCs w:val="16"/>
+          <w:lang w:val="es-MX" w:eastAsia="zh-CN" w:bidi="hi-IN"/>
+        </w:rPr>
       </w:r>
     </w:p>
     <w:p>
@@ -1455,109 +5573,40 @@
     <w:p>
       <w:pPr>
         <w:pStyle w:val="Normal"/>
-        <w:numPr>
-          <w:ilvl w:val="0"/>
-          <w:numId w:val="1"/>
-        </w:numPr>
         <w:tabs>
           <w:tab w:val="clear" w:pos="709"/>
           <w:tab w:val="left" w:pos="0" w:leader="none"/>
         </w:tabs>
-        <w:ind w:hanging="283" w:start="709" w:end="0"/>
         <w:jc w:val="both"/>
         <w:rPr>
-          <w:i w:val="false"/>
-          <w:i w:val="false"/>
-          <w:iCs w:val="false"/>
-          <w:u w:val="none"/>
-        </w:rPr>
-      </w:pPr>
-      <w:r>
-        <w:rPr>
+          <w:rStyle w:val="Strong"/>
           <w:rFonts w:ascii="Calibri" w:hAnsi="Calibri"/>
-          <w:b/>
-          <w:bCs/>
-          <w:i w:val="false"/>
-          <w:iCs w:val="false"/>
-          <w:color w:val="0066CC"/>
-          <w:sz w:val="22"/>
-          <w:szCs w:val="22"/>
-          <w:u w:val="none"/>
-          <w:shd w:fill="FFFFFE" w:val="clear"/>
-        </w:rPr>
-        <w:t>Para el proceso de peticiones para VISA hacia fiserv se seguirá usando tanto el request proveniente de HST como la url actual:</w:t>
-      </w:r>
-    </w:p>
-    <w:p>
-      <w:pPr>
-        <w:pStyle w:val="Normal"/>
-        <w:bidi w:val="0"/>
-        <w:ind w:hanging="0" w:start="709" w:end="0"/>
-        <w:jc w:val="start"/>
-        <w:rPr/>
-      </w:pPr>
-      <w:r>
-        <w:rPr>
-          <w:rStyle w:val="Hyperlink"/>
-          <w:rFonts w:ascii="Calibri" w:hAnsi="Calibri"/>
-          <w:b/>
-          <w:bCs/>
+          <w:b w:val="false"/>
+          <w:bCs w:val="false"/>
           <w:color w:val="000000"/>
           <w:sz w:val="20"/>
           <w:szCs w:val="20"/>
           <w:shd w:fill="FFFFFE" w:val="clear"/>
         </w:rPr>
-        <w:t>https://cert.latam.api.fiservapps.com/firstvision/vts/vtis/v2/tokenRequestors/40010075001/tokens/DNITHE582429363095774431/tokenChanged?eventType=TOKEN_CREATED</w:t>
-      </w:r>
-    </w:p>
-    <w:p>
-      <w:pPr>
-        <w:pStyle w:val="Normal"/>
-        <w:bidi w:val="0"/>
-        <w:ind w:hanging="0" w:start="709" w:end="0"/>
-        <w:jc w:val="start"/>
-        <w:rPr>
-          <w:rStyle w:val="Strong"/>
+      </w:pPr>
+      <w:r>
+        <w:rPr>
           <w:rFonts w:ascii="Calibri" w:hAnsi="Calibri"/>
-          <w:b/>
-          <w:bCs/>
+          <w:b w:val="false"/>
+          <w:bCs w:val="false"/>
           <w:color w:val="000000"/>
           <w:sz w:val="20"/>
           <w:szCs w:val="20"/>
           <w:shd w:fill="FFFFFE" w:val="clear"/>
         </w:rPr>
-      </w:pPr>
-      <w:r>
-        <w:rPr>
-          <w:rFonts w:ascii="Calibri" w:hAnsi="Calibri"/>
-          <w:b/>
-          <w:bCs/>
-          <w:color w:val="000000"/>
-          <w:sz w:val="20"/>
-          <w:szCs w:val="20"/>
-          <w:shd w:fill="FFFFFE" w:val="clear"/>
-        </w:rPr>
       </w:r>
     </w:p>
     <w:p>
       <w:pPr>
         <w:pStyle w:val="Normal"/>
-        <w:numPr>
-          <w:ilvl w:val="0"/>
-          <w:numId w:val="1"/>
-        </w:numPr>
-        <w:tabs>
-          <w:tab w:val="clear" w:pos="709"/>
-          <w:tab w:val="left" w:pos="0" w:leader="none"/>
-        </w:tabs>
-        <w:ind w:hanging="283" w:start="709" w:end="0"/>
-        <w:jc w:val="both"/>
-        <w:rPr>
-          <w:i w:val="false"/>
-          <w:i w:val="false"/>
-          <w:iCs w:val="false"/>
-          <w:u w:val="none"/>
-        </w:rPr>
+        <w:ind w:hanging="0" w:start="0" w:end="0"/>
+        <w:jc w:val="center"/>
+        <w:rPr/>
       </w:pPr>
       <w:r>
         <w:rPr>
@@ -1565,69 +5614,11 @@
           <w:rFonts w:ascii="Calibri" w:hAnsi="Calibri"/>
           <w:b/>
           <w:bCs/>
-          <w:i w:val="false"/>
-          <w:iCs w:val="false"/>
           <w:color w:val="0066CC"/>
-          <w:sz w:val="22"/>
-          <w:szCs w:val="22"/>
-          <w:u w:val="none"/>
-          <w:shd w:fill="FFFFFE" w:val="clear"/>
-        </w:rPr>
-        <w:t>En cuanto a las peticiones que se manden a MASTERCARD, el resquet que manda actualmente HST no será funcional en su totalidad, ya que el request requerido para el consumo de la nueva url de fiserv:</w:t>
-      </w:r>
-    </w:p>
-    <w:p>
-      <w:pPr>
-        <w:pStyle w:val="Normal"/>
-        <w:ind w:hanging="0" w:start="709" w:end="0"/>
-        <w:rPr/>
-      </w:pPr>
-      <w:r>
-        <w:rPr>
-          <w:rStyle w:val="Hyperlink"/>
-          <w:rFonts w:ascii="Calibri" w:hAnsi="Calibri"/>
-          <w:b/>
-          <w:bCs/>
-          <w:color w:val="000000"/>
-          <w:sz w:val="20"/>
-          <w:szCs w:val="20"/>
-          <w:u w:val="single"/>
-          <w:shd w:fill="FFFFFE" w:val="clear"/>
-        </w:rPr>
-        <w:t>https://connect-cert.fiservapps.com/fv-gfs-apis-tsp-mc-ca/v1/card-tokenization/provisioning/initiate</w:t>
-      </w:r>
-    </w:p>
-    <w:p>
-      <w:pPr>
-        <w:pStyle w:val="Normal"/>
-        <w:tabs>
-          <w:tab w:val="clear" w:pos="709"/>
-          <w:tab w:val="left" w:pos="0" w:leader="none"/>
-        </w:tabs>
-        <w:ind w:hanging="0" w:start="709" w:end="0"/>
-        <w:jc w:val="both"/>
-        <w:rPr>
-          <w:i w:val="false"/>
-          <w:i w:val="false"/>
-          <w:iCs w:val="false"/>
-          <w:u w:val="none"/>
-        </w:rPr>
-      </w:pPr>
-      <w:r>
-        <w:rPr>
-          <w:rStyle w:val="Strong"/>
-          <w:rFonts w:ascii="Calibri" w:hAnsi="Calibri"/>
-          <w:b/>
-          <w:bCs/>
-          <w:i w:val="false"/>
-          <w:iCs w:val="false"/>
-          <w:color w:val="0066CC"/>
-          <w:sz w:val="22"/>
-          <w:szCs w:val="22"/>
-          <w:u w:val="none"/>
-          <w:shd w:fill="FFFFFE" w:val="clear"/>
-        </w:rPr>
-        <w:t>requiere mayor información y conocer como se realizará el mapeo de los siguientes campos:</w:t>
+          <w:sz w:val="26"/>
+          <w:szCs w:val="26"/>
+        </w:rPr>
+        <w:t>Se adiciona tabla con los campos adicionales que contiene el request para MasterCard así como dudas dentro de las observaciones de los mismos :</w:t>
       </w:r>
     </w:p>
     <w:p>
@@ -3057,8 +7048,8 @@
       <w:tblGrid>
         <w:gridCol w:w="2318"/>
         <w:gridCol w:w="3518"/>
-        <w:gridCol w:w="2665"/>
-        <w:gridCol w:w="1470"/>
+        <w:gridCol w:w="2667"/>
+        <w:gridCol w:w="1468"/>
       </w:tblGrid>
       <w:tr>
         <w:trPr/>
@@ -3138,7 +7129,7 @@
         </w:tc>
         <w:tc>
           <w:tcPr>
-            <w:tcW w:w="2665" w:type="dxa"/>
+            <w:tcW w:w="2667" w:type="dxa"/>
             <w:tcBorders>
               <w:top w:val="single" w:sz="4" w:space="0" w:color="000000"/>
               <w:start w:val="single" w:sz="4" w:space="0" w:color="000000"/>
@@ -3175,7 +7166,7 @@
         </w:tc>
         <w:tc>
           <w:tcPr>
-            <w:tcW w:w="1470" w:type="dxa"/>
+            <w:tcW w:w="1468" w:type="dxa"/>
             <w:tcBorders>
               <w:top w:val="single" w:sz="4" w:space="0" w:color="000000"/>
               <w:start w:val="single" w:sz="4" w:space="0" w:color="000000"/>
@@ -3302,7 +7293,7 @@
         </w:tc>
         <w:tc>
           <w:tcPr>
-            <w:tcW w:w="2665" w:type="dxa"/>
+            <w:tcW w:w="2667" w:type="dxa"/>
             <w:tcBorders>
               <w:start w:val="single" w:sz="4" w:space="0" w:color="000000"/>
               <w:bottom w:val="single" w:sz="4" w:space="0" w:color="000000"/>
@@ -3345,7 +7336,7 @@
         </w:tc>
         <w:tc>
           <w:tcPr>
-            <w:tcW w:w="1470" w:type="dxa"/>
+            <w:tcW w:w="1468" w:type="dxa"/>
             <w:tcBorders>
               <w:start w:val="single" w:sz="4" w:space="0" w:color="000000"/>
               <w:bottom w:val="single" w:sz="4" w:space="0" w:color="000000"/>
@@ -3477,7 +7468,7 @@
         </w:tc>
         <w:tc>
           <w:tcPr>
-            <w:tcW w:w="2665" w:type="dxa"/>
+            <w:tcW w:w="2667" w:type="dxa"/>
             <w:tcBorders>
               <w:start w:val="single" w:sz="4" w:space="0" w:color="000000"/>
               <w:bottom w:val="single" w:sz="4" w:space="0" w:color="000000"/>
@@ -3520,7 +7511,7 @@
         </w:tc>
         <w:tc>
           <w:tcPr>
-            <w:tcW w:w="1470" w:type="dxa"/>
+            <w:tcW w:w="1468" w:type="dxa"/>
             <w:tcBorders>
               <w:start w:val="single" w:sz="4" w:space="0" w:color="000000"/>
               <w:bottom w:val="single" w:sz="4" w:space="0" w:color="000000"/>
@@ -3653,7 +7644,7 @@
         </w:tc>
         <w:tc>
           <w:tcPr>
-            <w:tcW w:w="2665" w:type="dxa"/>
+            <w:tcW w:w="2667" w:type="dxa"/>
             <w:tcBorders>
               <w:start w:val="single" w:sz="4" w:space="0" w:color="000000"/>
               <w:bottom w:val="single" w:sz="4" w:space="0" w:color="000000"/>
@@ -3696,7 +7687,7 @@
         </w:tc>
         <w:tc>
           <w:tcPr>
-            <w:tcW w:w="1470" w:type="dxa"/>
+            <w:tcW w:w="1468" w:type="dxa"/>
             <w:tcBorders>
               <w:start w:val="single" w:sz="4" w:space="0" w:color="000000"/>
               <w:bottom w:val="single" w:sz="4" w:space="0" w:color="000000"/>
@@ -3828,7 +7819,7 @@
         </w:tc>
         <w:tc>
           <w:tcPr>
-            <w:tcW w:w="2665" w:type="dxa"/>
+            <w:tcW w:w="2667" w:type="dxa"/>
             <w:tcBorders>
               <w:start w:val="single" w:sz="4" w:space="0" w:color="000000"/>
               <w:bottom w:val="single" w:sz="4" w:space="0" w:color="000000"/>
@@ -3871,7 +7862,7 @@
         </w:tc>
         <w:tc>
           <w:tcPr>
-            <w:tcW w:w="1470" w:type="dxa"/>
+            <w:tcW w:w="1468" w:type="dxa"/>
             <w:tcBorders>
               <w:start w:val="single" w:sz="4" w:space="0" w:color="000000"/>
               <w:bottom w:val="single" w:sz="4" w:space="0" w:color="000000"/>
@@ -4004,7 +7995,7 @@
         </w:tc>
         <w:tc>
           <w:tcPr>
-            <w:tcW w:w="2665" w:type="dxa"/>
+            <w:tcW w:w="2667" w:type="dxa"/>
             <w:tcBorders>
               <w:start w:val="single" w:sz="4" w:space="0" w:color="000000"/>
               <w:bottom w:val="single" w:sz="4" w:space="0" w:color="000000"/>
@@ -4047,7 +8038,7 @@
         </w:tc>
         <w:tc>
           <w:tcPr>
-            <w:tcW w:w="1470" w:type="dxa"/>
+            <w:tcW w:w="1468" w:type="dxa"/>
             <w:tcBorders>
               <w:start w:val="single" w:sz="4" w:space="0" w:color="000000"/>
               <w:bottom w:val="single" w:sz="4" w:space="0" w:color="000000"/>
@@ -4180,7 +8171,7 @@
         </w:tc>
         <w:tc>
           <w:tcPr>
-            <w:tcW w:w="2665" w:type="dxa"/>
+            <w:tcW w:w="2667" w:type="dxa"/>
             <w:tcBorders>
               <w:start w:val="single" w:sz="4" w:space="0" w:color="000000"/>
               <w:bottom w:val="single" w:sz="4" w:space="0" w:color="000000"/>
@@ -4224,7 +8215,7 @@
         </w:tc>
         <w:tc>
           <w:tcPr>
-            <w:tcW w:w="1470" w:type="dxa"/>
+            <w:tcW w:w="1468" w:type="dxa"/>
             <w:tcBorders>
               <w:start w:val="single" w:sz="4" w:space="0" w:color="000000"/>
               <w:bottom w:val="single" w:sz="4" w:space="0" w:color="000000"/>
@@ -4357,7 +8348,7 @@
         </w:tc>
         <w:tc>
           <w:tcPr>
-            <w:tcW w:w="2665" w:type="dxa"/>
+            <w:tcW w:w="2667" w:type="dxa"/>
             <w:tcBorders>
               <w:start w:val="single" w:sz="4" w:space="0" w:color="000000"/>
               <w:bottom w:val="single" w:sz="4" w:space="0" w:color="000000"/>
@@ -4401,7 +8392,7 @@
         </w:tc>
         <w:tc>
           <w:tcPr>
-            <w:tcW w:w="1470" w:type="dxa"/>
+            <w:tcW w:w="1468" w:type="dxa"/>
             <w:tcBorders>
               <w:start w:val="single" w:sz="4" w:space="0" w:color="000000"/>
               <w:bottom w:val="single" w:sz="4" w:space="0" w:color="000000"/>
@@ -4533,7 +8524,7 @@
         </w:tc>
         <w:tc>
           <w:tcPr>
-            <w:tcW w:w="2665" w:type="dxa"/>
+            <w:tcW w:w="2667" w:type="dxa"/>
             <w:tcBorders>
               <w:start w:val="single" w:sz="4" w:space="0" w:color="000000"/>
               <w:bottom w:val="single" w:sz="4" w:space="0" w:color="000000"/>
@@ -4576,7 +8567,7 @@
         </w:tc>
         <w:tc>
           <w:tcPr>
-            <w:tcW w:w="1470" w:type="dxa"/>
+            <w:tcW w:w="1468" w:type="dxa"/>
             <w:tcBorders>
               <w:start w:val="single" w:sz="4" w:space="0" w:color="000000"/>
               <w:bottom w:val="single" w:sz="4" w:space="0" w:color="000000"/>
@@ -4708,7 +8699,7 @@
         </w:tc>
         <w:tc>
           <w:tcPr>
-            <w:tcW w:w="2665" w:type="dxa"/>
+            <w:tcW w:w="2667" w:type="dxa"/>
             <w:tcBorders>
               <w:start w:val="single" w:sz="4" w:space="0" w:color="000000"/>
               <w:bottom w:val="single" w:sz="4" w:space="0" w:color="000000"/>
@@ -4751,7 +8742,7 @@
         </w:tc>
         <w:tc>
           <w:tcPr>
-            <w:tcW w:w="1470" w:type="dxa"/>
+            <w:tcW w:w="1468" w:type="dxa"/>
             <w:tcBorders>
               <w:start w:val="single" w:sz="4" w:space="0" w:color="000000"/>
               <w:bottom w:val="single" w:sz="4" w:space="0" w:color="000000"/>
@@ -4883,7 +8874,7 @@
         </w:tc>
         <w:tc>
           <w:tcPr>
-            <w:tcW w:w="2665" w:type="dxa"/>
+            <w:tcW w:w="2667" w:type="dxa"/>
             <w:tcBorders>
               <w:start w:val="single" w:sz="4" w:space="0" w:color="000000"/>
               <w:bottom w:val="single" w:sz="4" w:space="0" w:color="000000"/>
@@ -4926,7 +8917,7 @@
         </w:tc>
         <w:tc>
           <w:tcPr>
-            <w:tcW w:w="1470" w:type="dxa"/>
+            <w:tcW w:w="1468" w:type="dxa"/>
             <w:tcBorders>
               <w:start w:val="single" w:sz="4" w:space="0" w:color="000000"/>
               <w:bottom w:val="single" w:sz="4" w:space="0" w:color="000000"/>
@@ -5058,7 +9049,7 @@
         </w:tc>
         <w:tc>
           <w:tcPr>
-            <w:tcW w:w="2665" w:type="dxa"/>
+            <w:tcW w:w="2667" w:type="dxa"/>
             <w:tcBorders>
               <w:start w:val="single" w:sz="4" w:space="0" w:color="000000"/>
               <w:bottom w:val="single" w:sz="4" w:space="0" w:color="000000"/>
@@ -5101,7 +9092,7 @@
         </w:tc>
         <w:tc>
           <w:tcPr>
-            <w:tcW w:w="1470" w:type="dxa"/>
+            <w:tcW w:w="1468" w:type="dxa"/>
             <w:tcBorders>
               <w:start w:val="single" w:sz="4" w:space="0" w:color="000000"/>
               <w:bottom w:val="single" w:sz="4" w:space="0" w:color="000000"/>
@@ -5233,7 +9224,7 @@
         </w:tc>
         <w:tc>
           <w:tcPr>
-            <w:tcW w:w="2665" w:type="dxa"/>
+            <w:tcW w:w="2667" w:type="dxa"/>
             <w:tcBorders>
               <w:start w:val="single" w:sz="4" w:space="0" w:color="000000"/>
               <w:bottom w:val="single" w:sz="4" w:space="0" w:color="000000"/>
@@ -5276,7 +9267,7 @@
         </w:tc>
         <w:tc>
           <w:tcPr>
-            <w:tcW w:w="1470" w:type="dxa"/>
+            <w:tcW w:w="1468" w:type="dxa"/>
             <w:tcBorders>
               <w:start w:val="single" w:sz="4" w:space="0" w:color="000000"/>
               <w:bottom w:val="single" w:sz="4" w:space="0" w:color="000000"/>
@@ -5408,7 +9399,7 @@
         </w:tc>
         <w:tc>
           <w:tcPr>
-            <w:tcW w:w="2665" w:type="dxa"/>
+            <w:tcW w:w="2667" w:type="dxa"/>
             <w:tcBorders>
               <w:start w:val="single" w:sz="4" w:space="0" w:color="000000"/>
               <w:bottom w:val="single" w:sz="4" w:space="0" w:color="000000"/>
@@ -5451,7 +9442,7 @@
         </w:tc>
         <w:tc>
           <w:tcPr>
-            <w:tcW w:w="1470" w:type="dxa"/>
+            <w:tcW w:w="1468" w:type="dxa"/>
             <w:tcBorders>
               <w:start w:val="single" w:sz="4" w:space="0" w:color="000000"/>
               <w:bottom w:val="single" w:sz="4" w:space="0" w:color="000000"/>
@@ -5583,7 +9574,7 @@
         </w:tc>
         <w:tc>
           <w:tcPr>
-            <w:tcW w:w="2665" w:type="dxa"/>
+            <w:tcW w:w="2667" w:type="dxa"/>
             <w:tcBorders>
               <w:start w:val="single" w:sz="4" w:space="0" w:color="000000"/>
               <w:bottom w:val="single" w:sz="4" w:space="0" w:color="000000"/>
@@ -5626,7 +9617,7 @@
         </w:tc>
         <w:tc>
           <w:tcPr>
-            <w:tcW w:w="1470" w:type="dxa"/>
+            <w:tcW w:w="1468" w:type="dxa"/>
             <w:tcBorders>
               <w:start w:val="single" w:sz="4" w:space="0" w:color="000000"/>
               <w:bottom w:val="single" w:sz="4" w:space="0" w:color="000000"/>
@@ -5758,7 +9749,7 @@
         </w:tc>
         <w:tc>
           <w:tcPr>
-            <w:tcW w:w="2665" w:type="dxa"/>
+            <w:tcW w:w="2667" w:type="dxa"/>
             <w:tcBorders>
               <w:start w:val="single" w:sz="4" w:space="0" w:color="000000"/>
               <w:bottom w:val="single" w:sz="4" w:space="0" w:color="000000"/>
@@ -5801,7 +9792,7 @@
         </w:tc>
         <w:tc>
           <w:tcPr>
-            <w:tcW w:w="1470" w:type="dxa"/>
+            <w:tcW w:w="1468" w:type="dxa"/>
             <w:tcBorders>
               <w:start w:val="single" w:sz="4" w:space="0" w:color="000000"/>
               <w:bottom w:val="single" w:sz="4" w:space="0" w:color="000000"/>
@@ -5964,8 +9955,8 @@
       <w:tblGrid>
         <w:gridCol w:w="2318"/>
         <w:gridCol w:w="3518"/>
-        <w:gridCol w:w="2665"/>
-        <w:gridCol w:w="1470"/>
+        <w:gridCol w:w="2667"/>
+        <w:gridCol w:w="1468"/>
       </w:tblGrid>
       <w:tr>
         <w:trPr/>
@@ -6045,7 +10036,7 @@
         </w:tc>
         <w:tc>
           <w:tcPr>
-            <w:tcW w:w="2665" w:type="dxa"/>
+            <w:tcW w:w="2667" w:type="dxa"/>
             <w:tcBorders>
               <w:top w:val="single" w:sz="4" w:space="0" w:color="000000"/>
               <w:start w:val="single" w:sz="4" w:space="0" w:color="000000"/>
@@ -6082,7 +10073,7 @@
         </w:tc>
         <w:tc>
           <w:tcPr>
-            <w:tcW w:w="1470" w:type="dxa"/>
+            <w:tcW w:w="1468" w:type="dxa"/>
             <w:tcBorders>
               <w:top w:val="single" w:sz="4" w:space="0" w:color="000000"/>
               <w:start w:val="single" w:sz="4" w:space="0" w:color="000000"/>
@@ -6209,7 +10200,7 @@
         </w:tc>
         <w:tc>
           <w:tcPr>
-            <w:tcW w:w="2665" w:type="dxa"/>
+            <w:tcW w:w="2667" w:type="dxa"/>
             <w:tcBorders>
               <w:start w:val="single" w:sz="4" w:space="0" w:color="000000"/>
               <w:bottom w:val="single" w:sz="4" w:space="0" w:color="000000"/>
@@ -6252,7 +10243,7 @@
         </w:tc>
         <w:tc>
           <w:tcPr>
-            <w:tcW w:w="1470" w:type="dxa"/>
+            <w:tcW w:w="1468" w:type="dxa"/>
             <w:tcBorders>
               <w:start w:val="single" w:sz="4" w:space="0" w:color="000000"/>
               <w:bottom w:val="single" w:sz="4" w:space="0" w:color="000000"/>
@@ -6384,7 +10375,7 @@
         </w:tc>
         <w:tc>
           <w:tcPr>
-            <w:tcW w:w="2665" w:type="dxa"/>
+            <w:tcW w:w="2667" w:type="dxa"/>
             <w:tcBorders>
               <w:start w:val="single" w:sz="4" w:space="0" w:color="000000"/>
               <w:bottom w:val="single" w:sz="4" w:space="0" w:color="000000"/>
@@ -6427,7 +10418,7 @@
         </w:tc>
         <w:tc>
           <w:tcPr>
-            <w:tcW w:w="1470" w:type="dxa"/>
+            <w:tcW w:w="1468" w:type="dxa"/>
             <w:tcBorders>
               <w:start w:val="single" w:sz="4" w:space="0" w:color="000000"/>
               <w:bottom w:val="single" w:sz="4" w:space="0" w:color="000000"/>
@@ -6559,7 +10550,7 @@
         </w:tc>
         <w:tc>
           <w:tcPr>
-            <w:tcW w:w="2665" w:type="dxa"/>
+            <w:tcW w:w="2667" w:type="dxa"/>
             <w:tcBorders>
               <w:start w:val="single" w:sz="4" w:space="0" w:color="000000"/>
               <w:bottom w:val="single" w:sz="4" w:space="0" w:color="000000"/>
@@ -6602,7 +10593,7 @@
         </w:tc>
         <w:tc>
           <w:tcPr>
-            <w:tcW w:w="1470" w:type="dxa"/>
+            <w:tcW w:w="1468" w:type="dxa"/>
             <w:tcBorders>
               <w:start w:val="single" w:sz="4" w:space="0" w:color="000000"/>
               <w:bottom w:val="single" w:sz="4" w:space="0" w:color="000000"/>
@@ -6734,7 +10725,7 @@
         </w:tc>
         <w:tc>
           <w:tcPr>
-            <w:tcW w:w="2665" w:type="dxa"/>
+            <w:tcW w:w="2667" w:type="dxa"/>
             <w:tcBorders>
               <w:start w:val="single" w:sz="4" w:space="0" w:color="000000"/>
               <w:bottom w:val="single" w:sz="4" w:space="0" w:color="000000"/>
@@ -6778,7 +10769,7 @@
         </w:tc>
         <w:tc>
           <w:tcPr>
-            <w:tcW w:w="1470" w:type="dxa"/>
+            <w:tcW w:w="1468" w:type="dxa"/>
             <w:tcBorders>
               <w:start w:val="single" w:sz="4" w:space="0" w:color="000000"/>
               <w:bottom w:val="single" w:sz="4" w:space="0" w:color="000000"/>
@@ -6910,7 +10901,7 @@
         </w:tc>
         <w:tc>
           <w:tcPr>
-            <w:tcW w:w="2665" w:type="dxa"/>
+            <w:tcW w:w="2667" w:type="dxa"/>
             <w:tcBorders>
               <w:start w:val="single" w:sz="4" w:space="0" w:color="000000"/>
               <w:bottom w:val="single" w:sz="4" w:space="0" w:color="000000"/>
@@ -6953,7 +10944,7 @@
         </w:tc>
         <w:tc>
           <w:tcPr>
-            <w:tcW w:w="1470" w:type="dxa"/>
+            <w:tcW w:w="1468" w:type="dxa"/>
             <w:tcBorders>
               <w:start w:val="single" w:sz="4" w:space="0" w:color="000000"/>
               <w:bottom w:val="single" w:sz="4" w:space="0" w:color="000000"/>
@@ -7086,7 +11077,7 @@
         </w:tc>
         <w:tc>
           <w:tcPr>
-            <w:tcW w:w="2665" w:type="dxa"/>
+            <w:tcW w:w="2667" w:type="dxa"/>
             <w:tcBorders>
               <w:start w:val="single" w:sz="4" w:space="0" w:color="000000"/>
               <w:bottom w:val="single" w:sz="4" w:space="0" w:color="000000"/>
@@ -7131,7 +11122,7 @@
         </w:tc>
         <w:tc>
           <w:tcPr>
-            <w:tcW w:w="1470" w:type="dxa"/>
+            <w:tcW w:w="1468" w:type="dxa"/>
             <w:tcBorders>
               <w:start w:val="single" w:sz="4" w:space="0" w:color="000000"/>
               <w:bottom w:val="single" w:sz="4" w:space="0" w:color="000000"/>
@@ -7299,7 +11290,7 @@
         </w:tc>
         <w:tc>
           <w:tcPr>
-            <w:tcW w:w="2665" w:type="dxa"/>
+            <w:tcW w:w="2667" w:type="dxa"/>
             <w:tcBorders>
               <w:start w:val="single" w:sz="4" w:space="0" w:color="000000"/>
               <w:bottom w:val="single" w:sz="4" w:space="0" w:color="000000"/>
@@ -7336,7 +11327,7 @@
         </w:tc>
         <w:tc>
           <w:tcPr>
-            <w:tcW w:w="1470" w:type="dxa"/>
+            <w:tcW w:w="1468" w:type="dxa"/>
             <w:tcBorders>
               <w:start w:val="single" w:sz="4" w:space="0" w:color="000000"/>
               <w:bottom w:val="single" w:sz="4" w:space="0" w:color="000000"/>
@@ -7539,7 +11530,7 @@
         </w:tc>
         <w:tc>
           <w:tcPr>
-            <w:tcW w:w="2665" w:type="dxa"/>
+            <w:tcW w:w="2667" w:type="dxa"/>
             <w:tcBorders>
               <w:start w:val="single" w:sz="4" w:space="0" w:color="000000"/>
               <w:bottom w:val="single" w:sz="4" w:space="0" w:color="000000"/>
@@ -7576,7 +11567,7 @@
         </w:tc>
         <w:tc>
           <w:tcPr>
-            <w:tcW w:w="1470" w:type="dxa"/>
+            <w:tcW w:w="1468" w:type="dxa"/>
             <w:tcBorders>
               <w:start w:val="single" w:sz="4" w:space="0" w:color="000000"/>
               <w:bottom w:val="single" w:sz="4" w:space="0" w:color="000000"/>
@@ -7709,7 +11700,7 @@
         </w:tc>
         <w:tc>
           <w:tcPr>
-            <w:tcW w:w="2665" w:type="dxa"/>
+            <w:tcW w:w="2667" w:type="dxa"/>
             <w:tcBorders>
               <w:start w:val="single" w:sz="4" w:space="0" w:color="000000"/>
               <w:bottom w:val="single" w:sz="4" w:space="0" w:color="000000"/>
@@ -7753,7 +11744,7 @@
         </w:tc>
         <w:tc>
           <w:tcPr>
-            <w:tcW w:w="1470" w:type="dxa"/>
+            <w:tcW w:w="1468" w:type="dxa"/>
             <w:tcBorders>
               <w:start w:val="single" w:sz="4" w:space="0" w:color="000000"/>
               <w:bottom w:val="single" w:sz="4" w:space="0" w:color="000000"/>
@@ -7888,7 +11879,7 @@
         </w:tc>
         <w:tc>
           <w:tcPr>
-            <w:tcW w:w="2665" w:type="dxa"/>
+            <w:tcW w:w="2667" w:type="dxa"/>
             <w:tcBorders>
               <w:start w:val="single" w:sz="4" w:space="0" w:color="000000"/>
               <w:bottom w:val="single" w:sz="4" w:space="0" w:color="000000"/>
@@ -7931,7 +11922,7 @@
         </w:tc>
         <w:tc>
           <w:tcPr>
-            <w:tcW w:w="1470" w:type="dxa"/>
+            <w:tcW w:w="1468" w:type="dxa"/>
             <w:tcBorders>
               <w:start w:val="single" w:sz="4" w:space="0" w:color="000000"/>
               <w:bottom w:val="single" w:sz="4" w:space="0" w:color="000000"/>
@@ -8066,7 +12057,7 @@
         </w:tc>
         <w:tc>
           <w:tcPr>
-            <w:tcW w:w="2665" w:type="dxa"/>
+            <w:tcW w:w="2667" w:type="dxa"/>
             <w:tcBorders>
               <w:start w:val="single" w:sz="4" w:space="0" w:color="000000"/>
               <w:bottom w:val="single" w:sz="4" w:space="0" w:color="000000"/>
@@ -8110,7 +12101,7 @@
         </w:tc>
         <w:tc>
           <w:tcPr>
-            <w:tcW w:w="1470" w:type="dxa"/>
+            <w:tcW w:w="1468" w:type="dxa"/>
             <w:tcBorders>
               <w:start w:val="single" w:sz="4" w:space="0" w:color="000000"/>
               <w:bottom w:val="single" w:sz="4" w:space="0" w:color="000000"/>
@@ -8414,7 +12405,7 @@
         </w:tc>
         <w:tc>
           <w:tcPr>
-            <w:tcW w:w="2665" w:type="dxa"/>
+            <w:tcW w:w="2667" w:type="dxa"/>
             <w:tcBorders>
               <w:start w:val="single" w:sz="4" w:space="0" w:color="000000"/>
               <w:bottom w:val="single" w:sz="4" w:space="0" w:color="000000"/>
@@ -8451,7 +12442,7 @@
         </w:tc>
         <w:tc>
           <w:tcPr>
-            <w:tcW w:w="1470" w:type="dxa"/>
+            <w:tcW w:w="1468" w:type="dxa"/>
             <w:tcBorders>
               <w:start w:val="single" w:sz="4" w:space="0" w:color="000000"/>
               <w:bottom w:val="single" w:sz="4" w:space="0" w:color="000000"/>
@@ -8585,7 +12576,7 @@
         </w:tc>
         <w:tc>
           <w:tcPr>
-            <w:tcW w:w="2665" w:type="dxa"/>
+            <w:tcW w:w="2667" w:type="dxa"/>
             <w:tcBorders>
               <w:start w:val="single" w:sz="4" w:space="0" w:color="000000"/>
               <w:bottom w:val="single" w:sz="4" w:space="0" w:color="000000"/>
@@ -8629,7 +12620,7 @@
         </w:tc>
         <w:tc>
           <w:tcPr>
-            <w:tcW w:w="1470" w:type="dxa"/>
+            <w:tcW w:w="1468" w:type="dxa"/>
             <w:tcBorders>
               <w:start w:val="single" w:sz="4" w:space="0" w:color="000000"/>
               <w:bottom w:val="single" w:sz="4" w:space="0" w:color="000000"/>
